--- a/codigo/word_templates/proposta_tecnica_template.docx
+++ b/codigo/word_templates/proposta_tecnica_template.docx
@@ -104,6 +104,7 @@
             <w:docPartGallery w:val="Watermarks"/>
           </w:docPartObj>
         </w:sdtPr>
+        <w:sdtEndPr/>
         <w:sdtContent>
           <w:r>
             <w:rPr>
@@ -112,7 +113,7 @@
               <w:color w:val="auto"/>
             </w:rPr>
             <w:drawing>
-              <wp:anchor distT="0" distB="0" distL="114300" distR="114300" simplePos="0" relativeHeight="251659264" behindDoc="1" locked="0" layoutInCell="0" allowOverlap="1" wp14:anchorId="09D026D2" wp14:editId="19CF1CFA">
+              <wp:anchor distT="0" distB="0" distL="114300" distR="114300" simplePos="0" relativeHeight="251659264" behindDoc="1" locked="0" layoutInCell="0" allowOverlap="1" wp14:anchorId="09D026D2" wp14:editId="0D1C0FEB">
                 <wp:simplePos x="0" y="0"/>
                 <wp:positionH relativeFrom="margin">
                   <wp:align>center</wp:align>
@@ -3978,6 +3979,7 @@
             <w14:uncheckedState w14:val="2610" w14:font="MS Gothic"/>
           </w14:checkbox>
         </w:sdtPr>
+        <w:sdtEndPr/>
         <w:sdtContent>
           <w:r>
             <w:rPr>
@@ -4014,6 +4016,7 @@
             <w14:uncheckedState w14:val="2610" w14:font="MS Gothic"/>
           </w14:checkbox>
         </w:sdtPr>
+        <w:sdtEndPr/>
         <w:sdtContent>
           <w:r>
             <w:rPr>
@@ -4478,6 +4481,7 @@
             <w14:uncheckedState w14:val="2610" w14:font="MS Gothic"/>
           </w14:checkbox>
         </w:sdtPr>
+        <w:sdtEndPr/>
         <w:sdtContent>
           <w:r>
             <w:rPr>
@@ -4514,6 +4518,7 @@
             <w14:uncheckedState w14:val="2610" w14:font="MS Gothic"/>
           </w14:checkbox>
         </w:sdtPr>
+        <w:sdtEndPr/>
         <w:sdtContent>
           <w:r>
             <w:rPr>
@@ -5140,6 +5145,7 @@
             <w14:uncheckedState w14:val="2610" w14:font="MS Gothic"/>
           </w14:checkbox>
         </w:sdtPr>
+        <w:sdtEndPr/>
         <w:sdtContent>
           <w:r>
             <w:rPr>
@@ -5177,6 +5183,7 @@
             <w14:uncheckedState w14:val="2610" w14:font="MS Gothic"/>
           </w14:checkbox>
         </w:sdtPr>
+        <w:sdtEndPr/>
         <w:sdtContent>
           <w:r>
             <w:rPr>
@@ -5214,6 +5221,7 @@
             <w14:uncheckedState w14:val="2610" w14:font="MS Gothic"/>
           </w14:checkbox>
         </w:sdtPr>
+        <w:sdtEndPr/>
         <w:sdtContent>
           <w:r>
             <w:rPr>
@@ -5251,6 +5259,7 @@
             <w14:uncheckedState w14:val="2610" w14:font="MS Gothic"/>
           </w14:checkbox>
         </w:sdtPr>
+        <w:sdtEndPr/>
         <w:sdtContent>
           <w:r>
             <w:rPr>
@@ -5288,6 +5297,7 @@
             <w14:uncheckedState w14:val="2610" w14:font="MS Gothic"/>
           </w14:checkbox>
         </w:sdtPr>
+        <w:sdtEndPr/>
         <w:sdtContent>
           <w:r>
             <w:rPr>
@@ -5325,6 +5335,7 @@
             <w14:uncheckedState w14:val="2610" w14:font="MS Gothic"/>
           </w14:checkbox>
         </w:sdtPr>
+        <w:sdtEndPr/>
         <w:sdtContent>
           <w:r>
             <w:rPr>
@@ -5380,6 +5391,7 @@
             <w14:uncheckedState w14:val="2610" w14:font="MS Gothic"/>
           </w14:checkbox>
         </w:sdtPr>
+        <w:sdtEndPr/>
         <w:sdtContent>
           <w:r>
             <w:rPr>
@@ -5415,6 +5427,7 @@
             <w14:uncheckedState w14:val="2610" w14:font="MS Gothic"/>
           </w14:checkbox>
         </w:sdtPr>
+        <w:sdtEndPr/>
         <w:sdtContent>
           <w:r>
             <w:rPr>
@@ -6113,6 +6126,7 @@
             <w14:uncheckedState w14:val="2610" w14:font="MS Gothic"/>
           </w14:checkbox>
         </w:sdtPr>
+        <w:sdtEndPr/>
         <w:sdtContent>
           <w:r>
             <w:rPr>
@@ -6148,6 +6162,7 @@
             <w14:uncheckedState w14:val="2610" w14:font="MS Gothic"/>
           </w14:checkbox>
         </w:sdtPr>
+        <w:sdtEndPr/>
         <w:sdtContent>
           <w:r>
             <w:rPr>
@@ -7241,6 +7256,7 @@
             <w14:uncheckedState w14:val="2610" w14:font="MS Gothic"/>
           </w14:checkbox>
         </w:sdtPr>
+        <w:sdtEndPr/>
         <w:sdtContent>
           <w:r>
             <w:rPr>
@@ -7276,6 +7292,7 @@
             <w14:uncheckedState w14:val="2610" w14:font="MS Gothic"/>
           </w14:checkbox>
         </w:sdtPr>
+        <w:sdtEndPr/>
         <w:sdtContent>
           <w:r>
             <w:rPr>
@@ -7941,6 +7958,7 @@
             <w14:uncheckedState w14:val="2610" w14:font="MS Gothic"/>
           </w14:checkbox>
         </w:sdtPr>
+        <w:sdtEndPr/>
         <w:sdtContent>
           <w:r>
             <w:rPr>
@@ -7976,6 +7994,7 @@
             <w14:uncheckedState w14:val="2610" w14:font="MS Gothic"/>
           </w14:checkbox>
         </w:sdtPr>
+        <w:sdtEndPr/>
         <w:sdtContent>
           <w:r>
             <w:rPr>
@@ -8640,6 +8659,7 @@
             <w14:uncheckedState w14:val="2610" w14:font="MS Gothic"/>
           </w14:checkbox>
         </w:sdtPr>
+        <w:sdtEndPr/>
         <w:sdtContent>
           <w:r>
             <w:rPr>
@@ -8675,6 +8695,7 @@
             <w14:uncheckedState w14:val="2610" w14:font="MS Gothic"/>
           </w14:checkbox>
         </w:sdtPr>
+        <w:sdtEndPr/>
         <w:sdtContent>
           <w:r>
             <w:rPr>
@@ -9552,6 +9573,7 @@
             <w14:uncheckedState w14:val="2610" w14:font="MS Gothic"/>
           </w14:checkbox>
         </w:sdtPr>
+        <w:sdtEndPr/>
         <w:sdtContent>
           <w:r>
             <w:rPr>
@@ -9587,6 +9609,7 @@
             <w14:uncheckedState w14:val="2610" w14:font="MS Gothic"/>
           </w14:checkbox>
         </w:sdtPr>
+        <w:sdtEndPr/>
         <w:sdtContent>
           <w:r>
             <w:rPr>
@@ -10501,6 +10524,7 @@
             <w14:uncheckedState w14:val="2610" w14:font="MS Gothic"/>
           </w14:checkbox>
         </w:sdtPr>
+        <w:sdtEndPr/>
         <w:sdtContent>
           <w:r>
             <w:rPr>
@@ -10536,6 +10560,7 @@
             <w14:uncheckedState w14:val="2610" w14:font="MS Gothic"/>
           </w14:checkbox>
         </w:sdtPr>
+        <w:sdtEndPr/>
         <w:sdtContent>
           <w:r>
             <w:rPr>
@@ -11237,6 +11262,7 @@
             <w14:uncheckedState w14:val="2610" w14:font="MS Gothic"/>
           </w14:checkbox>
         </w:sdtPr>
+        <w:sdtEndPr/>
         <w:sdtContent>
           <w:r>
             <w:rPr>
@@ -11272,6 +11298,7 @@
             <w14:uncheckedState w14:val="2610" w14:font="MS Gothic"/>
           </w14:checkbox>
         </w:sdtPr>
+        <w:sdtEndPr/>
         <w:sdtContent>
           <w:r>
             <w:rPr>
@@ -11774,6 +11801,7 @@
             <w14:uncheckedState w14:val="2610" w14:font="MS Gothic"/>
           </w14:checkbox>
         </w:sdtPr>
+        <w:sdtEndPr/>
         <w:sdtContent>
           <w:r>
             <w:rPr>
@@ -11809,6 +11837,7 @@
             <w14:uncheckedState w14:val="2610" w14:font="MS Gothic"/>
           </w14:checkbox>
         </w:sdtPr>
+        <w:sdtEndPr/>
         <w:sdtContent>
           <w:r>
             <w:rPr>
@@ -12580,6 +12609,7 @@
             <w14:uncheckedState w14:val="2610" w14:font="MS Gothic"/>
           </w14:checkbox>
         </w:sdtPr>
+        <w:sdtEndPr/>
         <w:sdtContent>
           <w:r>
             <w:rPr>
@@ -12615,6 +12645,7 @@
             <w14:uncheckedState w14:val="2610" w14:font="MS Gothic"/>
           </w14:checkbox>
         </w:sdtPr>
+        <w:sdtEndPr/>
         <w:sdtContent>
           <w:r>
             <w:rPr>
@@ -12798,6 +12829,7 @@
             <w14:uncheckedState w14:val="2610" w14:font="MS Gothic"/>
           </w14:checkbox>
         </w:sdtPr>
+        <w:sdtEndPr/>
         <w:sdtContent>
           <w:r>
             <w:rPr>
@@ -12833,6 +12865,7 @@
             <w14:uncheckedState w14:val="2610" w14:font="MS Gothic"/>
           </w14:checkbox>
         </w:sdtPr>
+        <w:sdtEndPr/>
         <w:sdtContent>
           <w:r>
             <w:rPr>
@@ -13296,6 +13329,7 @@
             <w14:uncheckedState w14:val="2610" w14:font="MS Gothic"/>
           </w14:checkbox>
         </w:sdtPr>
+        <w:sdtEndPr/>
         <w:sdtContent>
           <w:r>
             <w:rPr>
@@ -13331,6 +13365,7 @@
             <w14:uncheckedState w14:val="2610" w14:font="MS Gothic"/>
           </w14:checkbox>
         </w:sdtPr>
+        <w:sdtEndPr/>
         <w:sdtContent>
           <w:r>
             <w:rPr>
@@ -13520,6 +13555,7 @@
             <w14:uncheckedState w14:val="2610" w14:font="MS Gothic"/>
           </w14:checkbox>
         </w:sdtPr>
+        <w:sdtEndPr/>
         <w:sdtContent>
           <w:r>
             <w:rPr>
@@ -13555,6 +13591,7 @@
             <w14:uncheckedState w14:val="2610" w14:font="MS Gothic"/>
           </w14:checkbox>
         </w:sdtPr>
+        <w:sdtEndPr/>
         <w:sdtContent>
           <w:r>
             <w:rPr>
@@ -13992,6 +14029,7 @@
             <w14:uncheckedState w14:val="2610" w14:font="MS Gothic"/>
           </w14:checkbox>
         </w:sdtPr>
+        <w:sdtEndPr/>
         <w:sdtContent>
           <w:r>
             <w:rPr>
@@ -14027,6 +14065,7 @@
             <w14:uncheckedState w14:val="2610" w14:font="MS Gothic"/>
           </w14:checkbox>
         </w:sdtPr>
+        <w:sdtEndPr/>
         <w:sdtContent>
           <w:r>
             <w:rPr>
@@ -14217,6 +14256,7 @@
             <w14:uncheckedState w14:val="2610" w14:font="MS Gothic"/>
           </w14:checkbox>
         </w:sdtPr>
+        <w:sdtEndPr/>
         <w:sdtContent>
           <w:r>
             <w:rPr>
@@ -14252,6 +14292,7 @@
             <w14:uncheckedState w14:val="2610" w14:font="MS Gothic"/>
           </w14:checkbox>
         </w:sdtPr>
+        <w:sdtEndPr/>
         <w:sdtContent>
           <w:r>
             <w:rPr>
@@ -14641,6 +14682,7 @@
             <w14:uncheckedState w14:val="2610" w14:font="MS Gothic"/>
           </w14:checkbox>
         </w:sdtPr>
+        <w:sdtEndPr/>
         <w:sdtContent>
           <w:r>
             <w:rPr>
@@ -14676,6 +14718,7 @@
             <w14:uncheckedState w14:val="2610" w14:font="MS Gothic"/>
           </w14:checkbox>
         </w:sdtPr>
+        <w:sdtEndPr/>
         <w:sdtContent>
           <w:r>
             <w:rPr>
@@ -14878,6 +14921,7 @@
             <w14:uncheckedState w14:val="2610" w14:font="MS Gothic"/>
           </w14:checkbox>
         </w:sdtPr>
+        <w:sdtEndPr/>
         <w:sdtContent>
           <w:r>
             <w:rPr>
@@ -14913,6 +14957,7 @@
             <w14:uncheckedState w14:val="2610" w14:font="MS Gothic"/>
           </w14:checkbox>
         </w:sdtPr>
+        <w:sdtEndPr/>
         <w:sdtContent>
           <w:r>
             <w:rPr>
@@ -15304,6 +15349,7 @@
             <w14:uncheckedState w14:val="2610" w14:font="MS Gothic"/>
           </w14:checkbox>
         </w:sdtPr>
+        <w:sdtEndPr/>
         <w:sdtContent>
           <w:r>
             <w:rPr>
@@ -15339,6 +15385,7 @@
             <w14:uncheckedState w14:val="2610" w14:font="MS Gothic"/>
           </w14:checkbox>
         </w:sdtPr>
+        <w:sdtEndPr/>
         <w:sdtContent>
           <w:r>
             <w:rPr>
@@ -15502,27 +15549,8 @@
         <w:rPr>
           <w:color w:val="auto"/>
         </w:rPr>
-        <w:t xml:space="preserve">{% endfor </w:t>
-      </w:r>
-      <w:r>
-        <w:rPr>
-          <w:color w:val="auto"/>
-        </w:rPr>
-        <w:t>-</w:t>
-      </w:r>
-      <w:r>
-        <w:rPr>
-          <w:color w:val="auto"/>
-        </w:rPr>
-        <w:t>%}</w:t>
-      </w:r>
-    </w:p>
-    <w:p>
-      <w:pPr>
-        <w:rPr>
-          <w:color w:val="auto"/>
-        </w:rPr>
-      </w:pPr>
+        <w:t>{% endfor %}</w:t>
+      </w:r>
     </w:p>
     <w:p>
       <w:pPr>
@@ -15555,6 +15583,7 @@
             <w14:uncheckedState w14:val="2610" w14:font="MS Gothic"/>
           </w14:checkbox>
         </w:sdtPr>
+        <w:sdtEndPr/>
         <w:sdtContent>
           <w:r>
             <w:rPr>
@@ -15590,6 +15619,7 @@
             <w14:uncheckedState w14:val="2610" w14:font="MS Gothic"/>
           </w14:checkbox>
         </w:sdtPr>
+        <w:sdtEndPr/>
         <w:sdtContent>
           <w:r>
             <w:rPr>
@@ -15617,15 +15647,2061 @@
         <w:rPr>
           <w:color w:val="auto"/>
         </w:rPr>
-        <w:t>{% endif %}</w:t>
+        <w:t xml:space="preserve">{% endif </w:t>
+      </w:r>
+      <w:r>
+        <w:rPr>
+          <w:color w:val="auto"/>
+        </w:rPr>
+        <w:t>-</w:t>
+      </w:r>
+      <w:r>
+        <w:rPr>
+          <w:color w:val="auto"/>
+        </w:rPr>
+        <w:t>%}</w:t>
+      </w:r>
+    </w:p>
+    <w:p>
+      <w:pPr>
+        <w:rPr>
+          <w:color w:val="auto"/>
+        </w:rPr>
+      </w:pPr>
+      <w:r>
+        <w:rPr>
+          <w:color w:val="auto"/>
+        </w:rPr>
+        <w:t>{% for projeto in projetos -%}</w:t>
+      </w:r>
+    </w:p>
+    <w:p>
+      <w:r>
+        <w:t>{% if projeto.tem_dutos %}</w:t>
+      </w:r>
+    </w:p>
+    <w:p>
+      <w:pPr>
+        <w:keepNext/>
+        <w:keepLines/>
+        <w:shd w:val="clear" w:color="auto" w:fill="F2F2F2"/>
+        <w:ind w:firstLine="0"/>
+        <w:outlineLvl w:val="0"/>
+        <w:rPr>
+          <w:b/>
+          <w:bCs/>
+          <w:lang w:eastAsia="x-none"/>
+        </w:rPr>
+      </w:pPr>
+      <w:r>
+        <w:rPr>
+          <w:b/>
+          <w:bCs/>
+          <w:lang w:eastAsia="x-none"/>
+        </w:rPr>
+        <w:t>{{ ns.section }}</w:t>
+      </w:r>
+      <w:r>
+        <w:rPr>
+          <w:b/>
+          <w:bCs/>
+          <w:lang w:eastAsia="x-none"/>
+        </w:rPr>
+        <w:t xml:space="preserve"> </w:t>
+      </w:r>
+      <w:r>
+        <w:rPr>
+          <w:b/>
+          <w:bCs/>
+          <w:lang w:val="x-none" w:eastAsia="x-none"/>
+        </w:rPr>
+        <w:t xml:space="preserve">– </w:t>
+      </w:r>
+      <w:r>
+        <w:rPr>
+          <w:b/>
+          <w:bCs/>
+          <w:lang w:eastAsia="x-none"/>
+        </w:rPr>
+        <w:t>DUTOS DE AR</w:t>
+      </w:r>
+    </w:p>
+    <w:p>
+      <w:pPr>
+        <w:ind w:firstLine="0"/>
+        <w:rPr>
+          <w:lang w:eastAsia="x-none"/>
+        </w:rPr>
+      </w:pPr>
+      <w:r>
+        <w:rPr>
+          <w:lang w:eastAsia="x-none"/>
+        </w:rPr>
+        <w:t>{% set ns.section = ns.section + 1 %}</w:t>
+      </w:r>
+    </w:p>
+    <w:p>
+      <w:pPr>
+        <w:keepNext/>
+        <w:keepLines/>
+        <w:outlineLvl w:val="1"/>
+        <w:rPr>
+          <w:b/>
+          <w:bCs/>
+          <w:lang w:eastAsia="x-none"/>
+        </w:rPr>
+      </w:pPr>
+      <w:r>
+        <w:rPr>
+          <w:b/>
+          <w:bCs/>
+          <w:lang w:eastAsia="x-none"/>
+        </w:rPr>
+        <w:t>{</w:t>
+      </w:r>
+      <w:r>
+        <w:rPr>
+          <w:b/>
+          <w:bCs/>
+          <w:lang w:eastAsia="x-none"/>
+        </w:rPr>
+        <w:t>{ ns.section-1 }}</w:t>
+      </w:r>
+      <w:r>
+        <w:rPr>
+          <w:b/>
+          <w:bCs/>
+          <w:lang w:val="x-none" w:eastAsia="x-none"/>
+        </w:rPr>
+        <w:t xml:space="preserve">.1 – </w:t>
+      </w:r>
+      <w:r>
+        <w:rPr>
+          <w:b/>
+          <w:bCs/>
+          <w:lang w:eastAsia="x-none"/>
+        </w:rPr>
+        <w:t>DUTOS DE CLIMATIZAÇÃO</w:t>
+      </w:r>
+    </w:p>
+    <w:p>
+      <w:pPr>
+        <w:tabs>
+          <w:tab w:val="clear" w:pos="0"/>
+          <w:tab w:val="left" w:pos="567"/>
+        </w:tabs>
+        <w:ind w:left="426" w:firstLine="0"/>
+        <w:rPr>
+          <w:lang w:eastAsia="x-none"/>
+        </w:rPr>
+      </w:pPr>
+      <w:r>
+        <w:rPr>
+          <w:lang w:eastAsia="x-none"/>
+        </w:rPr>
+        <w:t>Os dutos serão fabricados em chapa de aço galvanizado ou MPU, sem pintura, isolados termicamente em trechos não climatizados que encaminham somente ar frio. Para trechos isolados termicamente, serão utilizados isolantes autoextinguíveis classe I.</w:t>
+      </w:r>
+    </w:p>
+    <w:p>
+      <w:sdt>
+        <w:sdtPr>
+          <w:id w:val="1486828392"/>
+          <w14:checkbox>
+            <w14:checked w14:val="0"/>
+            <w14:checkedState w14:val="2612" w14:font="MS Gothic"/>
+            <w14:uncheckedState w14:val="2610" w14:font="MS Gothic"/>
+          </w14:checkbox>
+        </w:sdtPr>
+        <w:sdtEndPr/>
+        <w:sdtContent>
+          <w:r>
+            <w:rPr>
+              <w:rFonts w:ascii="Segoe UI Symbol" w:hAnsi="Segoe UI Symbol" w:cs="Segoe UI Symbol"/>
+            </w:rPr>
+            <w:t>☐</w:t>
+          </w:r>
+        </w:sdtContent>
+      </w:sdt>
+      <w:r>
+        <w:t xml:space="preserve"> Pintura</w:t>
+      </w:r>
+    </w:p>
+    <w:p>
+      <w:sdt>
+        <w:sdtPr>
+          <w:id w:val="1943417619"/>
+          <w14:checkbox>
+            <w14:checked w14:val="0"/>
+            <w14:checkedState w14:val="2612" w14:font="MS Gothic"/>
+            <w14:uncheckedState w14:val="2610" w14:font="MS Gothic"/>
+          </w14:checkbox>
+        </w:sdtPr>
+        <w:sdtEndPr/>
+        <w:sdtContent>
+          <w:r>
+            <w:rPr>
+              <w:rFonts w:ascii="Segoe UI Symbol" w:hAnsi="Segoe UI Symbol" w:cs="Segoe UI Symbol"/>
+            </w:rPr>
+            <w:t>☐</w:t>
+          </w:r>
+        </w:sdtContent>
+      </w:sdt>
+      <w:r>
+        <w:t xml:space="preserve"> Rechapeamento</w:t>
+      </w:r>
+    </w:p>
+    <w:p>
+      <w:sdt>
+        <w:sdtPr>
+          <w:id w:val="-1462484675"/>
+          <w14:checkbox>
+            <w14:checked w14:val="0"/>
+            <w14:checkedState w14:val="2612" w14:font="MS Gothic"/>
+            <w14:uncheckedState w14:val="2610" w14:font="MS Gothic"/>
+          </w14:checkbox>
+        </w:sdtPr>
+        <w:sdtEndPr/>
+        <w:sdtContent>
+          <w:r>
+            <w:rPr>
+              <w:rFonts w:ascii="Segoe UI Symbol" w:hAnsi="Segoe UI Symbol" w:cs="Segoe UI Symbol"/>
+            </w:rPr>
+            <w:t>☐</w:t>
+          </w:r>
+        </w:sdtContent>
+      </w:sdt>
+      <w:r>
+        <w:t xml:space="preserve"> Miscelâneas de montagem</w:t>
+      </w:r>
+    </w:p>
+    <w:p>
+      <w:sdt>
+        <w:sdtPr>
+          <w:id w:val="11500762"/>
+          <w14:checkbox>
+            <w14:checked w14:val="0"/>
+            <w14:checkedState w14:val="2612" w14:font="MS Gothic"/>
+            <w14:uncheckedState w14:val="2610" w14:font="MS Gothic"/>
+          </w14:checkbox>
+        </w:sdtPr>
+        <w:sdtEndPr/>
+        <w:sdtContent>
+          <w:r>
+            <w:rPr>
+              <w:rFonts w:ascii="Segoe UI Symbol" w:hAnsi="Segoe UI Symbol" w:cs="Segoe UI Symbol"/>
+            </w:rPr>
+            <w:t>☐</w:t>
+          </w:r>
+        </w:sdtContent>
+      </w:sdt>
+      <w:r>
+        <w:t xml:space="preserve"> Mão de obra de montagem</w:t>
+      </w:r>
+    </w:p>
+    <w:p/>
+    <w:p>
+      <w:r>
+        <w:t>Legenda:</w:t>
+      </w:r>
+    </w:p>
+    <w:p>
+      <w:sdt>
+        <w:sdtPr>
+          <w:id w:val="602079511"/>
+          <w14:checkbox>
+            <w14:checked w14:val="1"/>
+            <w14:checkedState w14:val="2612" w14:font="MS Gothic"/>
+            <w14:uncheckedState w14:val="2610" w14:font="MS Gothic"/>
+          </w14:checkbox>
+        </w:sdtPr>
+        <w:sdtEndPr/>
+        <w:sdtContent>
+          <w:r>
+            <w:rPr>
+              <w:rFonts w:ascii="Segoe UI Symbol" w:hAnsi="Segoe UI Symbol" w:cs="Segoe UI Symbol"/>
+            </w:rPr>
+            <w:t>☒</w:t>
+          </w:r>
+        </w:sdtContent>
+      </w:sdt>
+      <w:r>
+        <w:t xml:space="preserve"> Incluso</w:t>
+      </w:r>
+    </w:p>
+    <w:p>
+      <w:sdt>
+        <w:sdtPr>
+          <w:id w:val="199597201"/>
+          <w14:checkbox>
+            <w14:checked w14:val="0"/>
+            <w14:checkedState w14:val="2612" w14:font="MS Gothic"/>
+            <w14:uncheckedState w14:val="2610" w14:font="MS Gothic"/>
+          </w14:checkbox>
+        </w:sdtPr>
+        <w:sdtEndPr/>
+        <w:sdtContent>
+          <w:r>
+            <w:rPr>
+              <w:rFonts w:ascii="Segoe UI Symbol" w:hAnsi="Segoe UI Symbol" w:cs="Segoe UI Symbol"/>
+            </w:rPr>
+            <w:t>☐</w:t>
+          </w:r>
+        </w:sdtContent>
+      </w:sdt>
+      <w:r>
+        <w:t xml:space="preserve"> Não incluso</w:t>
+      </w:r>
+    </w:p>
+    <w:p>
+      <w:pPr>
+        <w:rPr>
+          <w:lang w:eastAsia="x-none"/>
+        </w:rPr>
+      </w:pPr>
+      <w:r>
+        <w:rPr>
+          <w:lang w:eastAsia="x-none"/>
+        </w:rPr>
+        <w:t xml:space="preserve">{% endif </w:t>
+      </w:r>
+      <w:r>
+        <w:rPr>
+          <w:lang w:eastAsia="x-none"/>
+        </w:rPr>
+        <w:t>-</w:t>
+      </w:r>
+      <w:r>
+        <w:rPr>
+          <w:lang w:eastAsia="x-none"/>
+        </w:rPr>
+        <w:t>%}</w:t>
+      </w:r>
+    </w:p>
+    <w:p>
+      <w:pPr>
+        <w:keepNext/>
+        <w:keepLines/>
+        <w:shd w:val="clear" w:color="auto" w:fill="F2F2F2"/>
+        <w:outlineLvl w:val="0"/>
+        <w:rPr>
+          <w:lang w:eastAsia="x-none"/>
+        </w:rPr>
+      </w:pPr>
+      <w:bookmarkStart w:id="47" w:name="_Toc527033863"/>
+      <w:r>
+        <w:rPr>
+          <w:lang w:eastAsia="x-none"/>
+        </w:rPr>
+        <w:t>{% if projeto.acessorios.lista and projeto.acessorios.lista|length &gt; 0 %}</w:t>
+      </w:r>
+    </w:p>
+    <w:p>
+      <w:pPr>
+        <w:keepNext/>
+        <w:keepLines/>
+        <w:shd w:val="clear" w:color="auto" w:fill="F2F2F2"/>
+        <w:ind w:firstLine="0"/>
+        <w:outlineLvl w:val="0"/>
+        <w:rPr>
+          <w:b/>
+          <w:bCs/>
+          <w:lang w:eastAsia="x-none"/>
+        </w:rPr>
+      </w:pPr>
+      <w:r>
+        <w:rPr>
+          <w:b/>
+          <w:bCs/>
+          <w:lang w:eastAsia="x-none"/>
+        </w:rPr>
+        <w:t xml:space="preserve">{{ ns.section }} </w:t>
+      </w:r>
+      <w:r>
+        <w:rPr>
+          <w:b/>
+          <w:bCs/>
+          <w:lang w:val="x-none" w:eastAsia="x-none"/>
+        </w:rPr>
+        <w:t xml:space="preserve">– </w:t>
+      </w:r>
+      <w:r>
+        <w:rPr>
+          <w:b/>
+          <w:bCs/>
+          <w:lang w:eastAsia="x-none"/>
+        </w:rPr>
+        <w:t>ACESSÓRIOS</w:t>
+      </w:r>
+      <w:bookmarkEnd w:id="47"/>
+    </w:p>
+    <w:p>
+      <w:pPr>
+        <w:ind w:firstLine="0"/>
+        <w:rPr>
+          <w:lang w:val="en-US" w:eastAsia="x-none"/>
+        </w:rPr>
+      </w:pPr>
+      <w:r>
+        <w:rPr>
+          <w:lang w:val="en-US" w:eastAsia="x-none"/>
+        </w:rPr>
+        <w:t xml:space="preserve">{% set ns.section = ns.section + 1 </w:t>
+      </w:r>
+      <w:r>
+        <w:rPr>
+          <w:lang w:val="en-US" w:eastAsia="x-none"/>
+        </w:rPr>
+        <w:t>-</w:t>
+      </w:r>
+      <w:r>
+        <w:rPr>
+          <w:lang w:val="en-US" w:eastAsia="x-none"/>
+        </w:rPr>
+        <w:t>%}</w:t>
+      </w:r>
+    </w:p>
+    <w:p>
+      <w:pPr>
+        <w:ind w:firstLine="0"/>
+        <w:rPr>
+          <w:lang w:eastAsia="x-none"/>
+        </w:rPr>
+      </w:pPr>
+      <w:r>
+        <w:rPr>
+          <w:lang w:eastAsia="x-none"/>
+        </w:rPr>
+        <w:t xml:space="preserve">{% if projeto.acessorios.tem_dcf </w:t>
+      </w:r>
+      <w:r>
+        <w:rPr>
+          <w:lang w:eastAsia="x-none"/>
+        </w:rPr>
+        <w:t>-</w:t>
+      </w:r>
+      <w:r>
+        <w:rPr>
+          <w:lang w:eastAsia="x-none"/>
+        </w:rPr>
+        <w:t>%}</w:t>
+      </w:r>
+    </w:p>
+    <w:p>
+      <w:pPr>
+        <w:keepNext/>
+        <w:keepLines/>
+        <w:outlineLvl w:val="1"/>
+        <w:rPr>
+          <w:b/>
+          <w:bCs/>
+          <w:lang w:eastAsia="x-none"/>
+        </w:rPr>
+      </w:pPr>
+      <w:r>
+        <w:rPr>
+          <w:b/>
+          <w:bCs/>
+          <w:lang w:eastAsia="x-none"/>
+        </w:rPr>
+        <w:t>{{ ns.section-1 }</w:t>
+      </w:r>
+      <w:r>
+        <w:rPr>
+          <w:b/>
+          <w:bCs/>
+          <w:lang w:eastAsia="x-none"/>
+        </w:rPr>
+        <w:t>}</w:t>
+      </w:r>
+      <w:r>
+        <w:rPr>
+          <w:b/>
+          <w:bCs/>
+          <w:lang w:val="x-none" w:eastAsia="x-none"/>
+        </w:rPr>
+        <w:t xml:space="preserve">.1 – </w:t>
+      </w:r>
+      <w:r>
+        <w:rPr>
+          <w:b/>
+          <w:bCs/>
+          <w:lang w:eastAsia="x-none"/>
+        </w:rPr>
+        <w:t>DAMPER CORTA-FOGO (somente se tiver)</w:t>
+      </w:r>
+    </w:p>
+    <w:p>
+      <w:pPr>
+        <w:tabs>
+          <w:tab w:val="clear" w:pos="0"/>
+          <w:tab w:val="left" w:pos="426"/>
+        </w:tabs>
+        <w:ind w:left="426" w:firstLine="0"/>
+        <w:rPr>
+          <w:lang w:eastAsia="x-none"/>
+        </w:rPr>
+      </w:pPr>
+      <w:r>
+        <w:rPr>
+          <w:lang w:eastAsia="x-none"/>
+        </w:rPr>
+        <w:t>Os dampers corta-fogo são parte integrante do sistema de proteção contra incêndio, essenciais em sistemas onde o TRRF é mandatório. Disponível nas opções 90 e 120 minutos, a ser informado pelo cliente.</w:t>
+      </w:r>
+    </w:p>
+    <w:p>
+      <w:pPr>
+        <w:ind w:firstLine="0"/>
+        <w:jc w:val="center"/>
+        <w:rPr>
+          <w:lang w:eastAsia="x-none"/>
+        </w:rPr>
+      </w:pPr>
+      <w:r>
+        <w:rPr>
+          <w:noProof/>
+          <w:lang w:eastAsia="x-none"/>
+        </w:rPr>
+        <w:lastRenderedPageBreak/>
+        <w:drawing>
+          <wp:inline distT="0" distB="0" distL="0" distR="0" wp14:anchorId="2486C0C3" wp14:editId="609DCB7C">
+            <wp:extent cx="1905000" cy="1699277"/>
+            <wp:effectExtent l="0" t="0" r="0" b="0"/>
+            <wp:docPr id="1991609786" name="Imagem 1" descr="Porta de madeira com vidro&#10;&#10;Descrição gerada automaticamente com confiança baixa"/>
+            <wp:cNvGraphicFramePr>
+              <a:graphicFrameLocks xmlns:a="http://schemas.openxmlformats.org/drawingml/2006/main" noChangeAspect="1"/>
+            </wp:cNvGraphicFramePr>
+            <a:graphic xmlns:a="http://schemas.openxmlformats.org/drawingml/2006/main">
+              <a:graphicData uri="http://schemas.openxmlformats.org/drawingml/2006/picture">
+                <pic:pic xmlns:pic="http://schemas.openxmlformats.org/drawingml/2006/picture">
+                  <pic:nvPicPr>
+                    <pic:cNvPr id="2093361430" name="Imagem 1" descr="Porta de madeira com vidro&#10;&#10;Descrição gerada automaticamente com confiança baixa"/>
+                    <pic:cNvPicPr/>
+                  </pic:nvPicPr>
+                  <pic:blipFill>
+                    <a:blip r:embed="rId20"/>
+                    <a:stretch>
+                      <a:fillRect/>
+                    </a:stretch>
+                  </pic:blipFill>
+                  <pic:spPr>
+                    <a:xfrm>
+                      <a:off x="0" y="0"/>
+                      <a:ext cx="1915509" cy="1708651"/>
+                    </a:xfrm>
+                    <a:prstGeom prst="rect">
+                      <a:avLst/>
+                    </a:prstGeom>
+                  </pic:spPr>
+                </pic:pic>
+              </a:graphicData>
+            </a:graphic>
+          </wp:inline>
+        </w:drawing>
+      </w:r>
+    </w:p>
+    <w:p>
+      <w:r>
+        <w:t>{{ '</w:t>
+      </w:r>
+      <w:r>
+        <w:rPr>
+          <w:rFonts w:ascii="Segoe UI Symbol" w:hAnsi="Segoe UI Symbol" w:cs="Segoe UI Symbol"/>
+        </w:rPr>
+        <w:t>☒</w:t>
+      </w:r>
+      <w:r>
+        <w:t>' if projeto.acessorios.tem_dcf_90 else '</w:t>
+      </w:r>
+      <w:r>
+        <w:rPr>
+          <w:rFonts w:ascii="Segoe UI Symbol" w:hAnsi="Segoe UI Symbol" w:cs="Segoe UI Symbol"/>
+        </w:rPr>
+        <w:t>☐</w:t>
+      </w:r>
+      <w:r>
+        <w:t>' }} 90 minutos</w:t>
+      </w:r>
+    </w:p>
+    <w:p>
+      <w:r>
+        <w:t>{{ '</w:t>
+      </w:r>
+      <w:r>
+        <w:rPr>
+          <w:rFonts w:ascii="Segoe UI Symbol" w:hAnsi="Segoe UI Symbol" w:cs="Segoe UI Symbol"/>
+        </w:rPr>
+        <w:t>☒</w:t>
+      </w:r>
+      <w:r>
+        <w:t>' if projeto.acessorios.tem_dcf_120 else '</w:t>
+      </w:r>
+      <w:r>
+        <w:rPr>
+          <w:rFonts w:ascii="Segoe UI Symbol" w:hAnsi="Segoe UI Symbol" w:cs="Segoe UI Symbol"/>
+        </w:rPr>
+        <w:t>☐</w:t>
+      </w:r>
+      <w:r>
+        <w:t>' }} 120 minutos</w:t>
+      </w:r>
+    </w:p>
+    <w:p>
+      <w:sdt>
+        <w:sdtPr>
+          <w:id w:val="-1567480146"/>
+          <w14:checkbox>
+            <w14:checked w14:val="1"/>
+            <w14:checkedState w14:val="2612" w14:font="MS Gothic"/>
+            <w14:uncheckedState w14:val="2610" w14:font="MS Gothic"/>
+          </w14:checkbox>
+        </w:sdtPr>
+        <w:sdtEndPr/>
+        <w:sdtContent>
+          <w:r>
+            <w:rPr>
+              <w:rFonts w:ascii="MS Gothic" w:eastAsia="MS Gothic" w:hAnsi="MS Gothic" w:hint="eastAsia"/>
+            </w:rPr>
+            <w:t>☒</w:t>
+          </w:r>
+        </w:sdtContent>
+      </w:sdt>
+      <w:r>
+        <w:t xml:space="preserve"> Solenóide para fechamento automático por pulso elétrico e rearme manual</w:t>
+      </w:r>
+    </w:p>
+    <w:p>
+      <w:sdt>
+        <w:sdtPr>
+          <w:id w:val="5561281"/>
+          <w14:checkbox>
+            <w14:checked w14:val="1"/>
+            <w14:checkedState w14:val="2612" w14:font="MS Gothic"/>
+            <w14:uncheckedState w14:val="2610" w14:font="MS Gothic"/>
+          </w14:checkbox>
+        </w:sdtPr>
+        <w:sdtEndPr/>
+        <w:sdtContent>
+          <w:r>
+            <w:rPr>
+              <w:rFonts w:ascii="MS Gothic" w:eastAsia="MS Gothic" w:hAnsi="MS Gothic" w:hint="eastAsia"/>
+            </w:rPr>
+            <w:t>☒</w:t>
+          </w:r>
+        </w:sdtContent>
+      </w:sdt>
+      <w:r>
+        <w:t xml:space="preserve"> Chave fim de curso</w:t>
+      </w:r>
+    </w:p>
+    <w:p>
+      <w:sdt>
+        <w:sdtPr>
+          <w:id w:val="-1050602724"/>
+          <w14:checkbox>
+            <w14:checked w14:val="1"/>
+            <w14:checkedState w14:val="2612" w14:font="MS Gothic"/>
+            <w14:uncheckedState w14:val="2610" w14:font="MS Gothic"/>
+          </w14:checkbox>
+        </w:sdtPr>
+        <w:sdtEndPr/>
+        <w:sdtContent>
+          <w:r>
+            <w:rPr>
+              <w:rFonts w:ascii="MS Gothic" w:eastAsia="MS Gothic" w:hAnsi="MS Gothic" w:hint="eastAsia"/>
+            </w:rPr>
+            <w:t>☒</w:t>
+          </w:r>
+        </w:sdtContent>
+      </w:sdt>
+      <w:r>
+        <w:t xml:space="preserve"> Fusível de temperatura</w:t>
+      </w:r>
+    </w:p>
+    <w:p>
+      <w:sdt>
+        <w:sdtPr>
+          <w:id w:val="1802653693"/>
+          <w14:checkbox>
+            <w14:checked w14:val="0"/>
+            <w14:checkedState w14:val="2612" w14:font="MS Gothic"/>
+            <w14:uncheckedState w14:val="2610" w14:font="MS Gothic"/>
+          </w14:checkbox>
+        </w:sdtPr>
+        <w:sdtEndPr/>
+        <w:sdtContent>
+          <w:r>
+            <w:rPr>
+              <w:rFonts w:ascii="Segoe UI Symbol" w:hAnsi="Segoe UI Symbol" w:cs="Segoe UI Symbol"/>
+            </w:rPr>
+            <w:t>☐</w:t>
+          </w:r>
+        </w:sdtContent>
+      </w:sdt>
+      <w:r>
+        <w:t xml:space="preserve"> Atuador motorizado para fechamento e abertura automática</w:t>
+      </w:r>
+    </w:p>
+    <w:p/>
+    <w:p>
+      <w:r>
+        <w:t>Legenda:</w:t>
+      </w:r>
+    </w:p>
+    <w:p>
+      <w:sdt>
+        <w:sdtPr>
+          <w:id w:val="-105513108"/>
+          <w14:checkbox>
+            <w14:checked w14:val="1"/>
+            <w14:checkedState w14:val="2612" w14:font="MS Gothic"/>
+            <w14:uncheckedState w14:val="2610" w14:font="MS Gothic"/>
+          </w14:checkbox>
+        </w:sdtPr>
+        <w:sdtEndPr/>
+        <w:sdtContent>
+          <w:r>
+            <w:rPr>
+              <w:rFonts w:ascii="Segoe UI Symbol" w:hAnsi="Segoe UI Symbol" w:cs="Segoe UI Symbol"/>
+            </w:rPr>
+            <w:t>☒</w:t>
+          </w:r>
+        </w:sdtContent>
+      </w:sdt>
+      <w:r>
+        <w:t xml:space="preserve"> Incluso</w:t>
+      </w:r>
+    </w:p>
+    <w:p>
+      <w:sdt>
+        <w:sdtPr>
+          <w:id w:val="830880381"/>
+          <w14:checkbox>
+            <w14:checked w14:val="0"/>
+            <w14:checkedState w14:val="2612" w14:font="MS Gothic"/>
+            <w14:uncheckedState w14:val="2610" w14:font="MS Gothic"/>
+          </w14:checkbox>
+        </w:sdtPr>
+        <w:sdtEndPr/>
+        <w:sdtContent>
+          <w:r>
+            <w:rPr>
+              <w:rFonts w:ascii="Segoe UI Symbol" w:hAnsi="Segoe UI Symbol" w:cs="Segoe UI Symbol"/>
+            </w:rPr>
+            <w:t>☐</w:t>
+          </w:r>
+        </w:sdtContent>
+      </w:sdt>
+      <w:r>
+        <w:t xml:space="preserve"> Não incluso</w:t>
+      </w:r>
+    </w:p>
+    <w:p/>
+    <w:p>
+      <w:pPr>
+        <w:keepNext/>
+        <w:keepLines/>
+        <w:outlineLvl w:val="1"/>
+        <w:rPr>
+          <w:b/>
+          <w:bCs/>
+          <w:lang w:val="x-none" w:eastAsia="x-none"/>
+        </w:rPr>
+      </w:pPr>
+      <w:r>
+        <w:rPr>
+          <w:b/>
+          <w:bCs/>
+          <w:lang w:eastAsia="x-none"/>
+        </w:rPr>
+        <w:t>{{ ns.section-1 }</w:t>
+      </w:r>
+      <w:r>
+        <w:rPr>
+          <w:b/>
+          <w:bCs/>
+          <w:lang w:eastAsia="x-none"/>
+        </w:rPr>
+        <w:t>}</w:t>
+      </w:r>
+      <w:r>
+        <w:rPr>
+          <w:b/>
+          <w:bCs/>
+          <w:lang w:val="x-none" w:eastAsia="x-none"/>
+        </w:rPr>
+        <w:t>.</w:t>
+      </w:r>
+      <w:r>
+        <w:rPr>
+          <w:b/>
+          <w:bCs/>
+          <w:lang w:val="x-none" w:eastAsia="x-none"/>
+        </w:rPr>
+        <w:t>2</w:t>
+      </w:r>
+      <w:r>
+        <w:rPr>
+          <w:b/>
+          <w:bCs/>
+          <w:lang w:val="x-none" w:eastAsia="x-none"/>
+        </w:rPr>
+        <w:t xml:space="preserve"> – ALIMENTAÇÃO ELÉTRICA</w:t>
+      </w:r>
+    </w:p>
+    <w:p>
+      <w:pPr>
+        <w:rPr>
+          <w:lang w:val="x-none" w:eastAsia="x-none"/>
+        </w:rPr>
+      </w:pPr>
+      <w:r>
+        <w:rPr>
+          <w:lang w:val="x-none" w:eastAsia="x-none"/>
+        </w:rPr>
+        <w:t>Alimentação de força:</w:t>
+      </w:r>
+    </w:p>
+    <w:p>
+      <w:sdt>
+        <w:sdtPr>
+          <w:id w:val="1130285619"/>
+          <w14:checkbox>
+            <w14:checked w14:val="0"/>
+            <w14:checkedState w14:val="2612" w14:font="MS Gothic"/>
+            <w14:uncheckedState w14:val="2610" w14:font="MS Gothic"/>
+          </w14:checkbox>
+        </w:sdtPr>
+        <w:sdtEndPr/>
+        <w:sdtContent>
+          <w:r>
+            <w:rPr>
+              <w:rFonts w:ascii="Segoe UI Symbol" w:hAnsi="Segoe UI Symbol" w:cs="Segoe UI Symbol"/>
+            </w:rPr>
+            <w:t>☐</w:t>
+          </w:r>
+        </w:sdtContent>
+      </w:sdt>
+      <w:r>
+        <w:t xml:space="preserve"> 220V</w:t>
+      </w:r>
+    </w:p>
+    <w:p>
+      <w:sdt>
+        <w:sdtPr>
+          <w:id w:val="1770192609"/>
+          <w14:checkbox>
+            <w14:checked w14:val="0"/>
+            <w14:checkedState w14:val="2612" w14:font="MS Gothic"/>
+            <w14:uncheckedState w14:val="2610" w14:font="MS Gothic"/>
+          </w14:checkbox>
+        </w:sdtPr>
+        <w:sdtEndPr/>
+        <w:sdtContent>
+          <w:r>
+            <w:rPr>
+              <w:rFonts w:ascii="Segoe UI Symbol" w:hAnsi="Segoe UI Symbol" w:cs="Segoe UI Symbol"/>
+            </w:rPr>
+            <w:t>☐</w:t>
+          </w:r>
+        </w:sdtContent>
+      </w:sdt>
+      <w:r>
+        <w:t xml:space="preserve"> 24V</w:t>
+      </w:r>
+    </w:p>
+    <w:p/>
+    <w:p>
+      <w:r>
+        <w:t>Legenda:</w:t>
+      </w:r>
+    </w:p>
+    <w:p>
+      <w:pPr>
+        <w:rPr>
+          <w:lang w:val="en-US"/>
+        </w:rPr>
+      </w:pPr>
+      <w:sdt>
+        <w:sdtPr>
+          <w:rPr>
+            <w:lang w:val="en-US"/>
+          </w:rPr>
+          <w:id w:val="1797170315"/>
+          <w14:checkbox>
+            <w14:checked w14:val="1"/>
+            <w14:checkedState w14:val="2612" w14:font="MS Gothic"/>
+            <w14:uncheckedState w14:val="2610" w14:font="MS Gothic"/>
+          </w14:checkbox>
+        </w:sdtPr>
+        <w:sdtEndPr/>
+        <w:sdtContent>
+          <w:r>
+            <w:rPr>
+              <w:rFonts w:ascii="Segoe UI Symbol" w:hAnsi="Segoe UI Symbol" w:cs="Segoe UI Symbol"/>
+              <w:lang w:val="en-US"/>
+            </w:rPr>
+            <w:t>☒</w:t>
+          </w:r>
+        </w:sdtContent>
+      </w:sdt>
+      <w:r>
+        <w:rPr>
+          <w:lang w:val="en-US"/>
+        </w:rPr>
+        <w:t xml:space="preserve"> Incluso</w:t>
+      </w:r>
+    </w:p>
+    <w:p>
+      <w:pPr>
+        <w:rPr>
+          <w:lang w:val="en-US"/>
+        </w:rPr>
+      </w:pPr>
+      <w:sdt>
+        <w:sdtPr>
+          <w:rPr>
+            <w:lang w:val="en-US"/>
+          </w:rPr>
+          <w:id w:val="-718894747"/>
+          <w14:checkbox>
+            <w14:checked w14:val="0"/>
+            <w14:checkedState w14:val="2612" w14:font="MS Gothic"/>
+            <w14:uncheckedState w14:val="2610" w14:font="MS Gothic"/>
+          </w14:checkbox>
+        </w:sdtPr>
+        <w:sdtEndPr/>
+        <w:sdtContent>
+          <w:r>
+            <w:rPr>
+              <w:rFonts w:ascii="Segoe UI Symbol" w:hAnsi="Segoe UI Symbol" w:cs="Segoe UI Symbol"/>
+              <w:lang w:val="en-US"/>
+            </w:rPr>
+            <w:t>☐</w:t>
+          </w:r>
+        </w:sdtContent>
+      </w:sdt>
+      <w:r>
+        <w:rPr>
+          <w:lang w:val="en-US"/>
+        </w:rPr>
+        <w:t xml:space="preserve"> Não incluso</w:t>
+      </w:r>
+    </w:p>
+    <w:p>
+      <w:pPr>
+        <w:ind w:firstLine="0"/>
+        <w:jc w:val="left"/>
+        <w:rPr>
+          <w:lang w:val="en-US" w:eastAsia="x-none"/>
+        </w:rPr>
+      </w:pPr>
+      <w:r>
+        <w:rPr>
+          <w:lang w:val="en-US" w:eastAsia="x-none"/>
+        </w:rPr>
+        <w:t xml:space="preserve">{% set ns.section = ns.section + 1 </w:t>
+      </w:r>
+      <w:r>
+        <w:rPr>
+          <w:lang w:val="en-US" w:eastAsia="x-none"/>
+        </w:rPr>
+        <w:t>-</w:t>
+      </w:r>
+      <w:r>
+        <w:rPr>
+          <w:lang w:val="en-US" w:eastAsia="x-none"/>
+        </w:rPr>
+        <w:t>%}</w:t>
+      </w:r>
+    </w:p>
+    <w:p>
+      <w:pPr>
+        <w:ind w:firstLine="0"/>
+        <w:jc w:val="left"/>
+        <w:rPr>
+          <w:lang w:eastAsia="x-none"/>
+        </w:rPr>
+      </w:pPr>
+      <w:r>
+        <w:rPr>
+          <w:lang w:eastAsia="x-none"/>
+        </w:rPr>
+        <w:t xml:space="preserve">{% endif </w:t>
+      </w:r>
+      <w:r>
+        <w:rPr>
+          <w:lang w:eastAsia="x-none"/>
+        </w:rPr>
+        <w:t>-</w:t>
+      </w:r>
+      <w:r>
+        <w:rPr>
+          <w:lang w:eastAsia="x-none"/>
+        </w:rPr>
+        <w:t>%}</w:t>
+      </w:r>
+    </w:p>
+    <w:p>
+      <w:pPr>
+        <w:ind w:firstLine="0"/>
+        <w:rPr>
+          <w:lang w:eastAsia="x-none"/>
+        </w:rPr>
+      </w:pPr>
+      <w:r>
+        <w:rPr>
+          <w:lang w:eastAsia="x-none"/>
+        </w:rPr>
+        <w:t>{% if projeto.acessorios.tem_tae %}</w:t>
+      </w:r>
+    </w:p>
+    <w:p>
+      <w:pPr>
+        <w:keepNext/>
+        <w:keepLines/>
+        <w:outlineLvl w:val="1"/>
+        <w:rPr>
+          <w:b/>
+          <w:bCs/>
+          <w:lang w:eastAsia="x-none"/>
+        </w:rPr>
+      </w:pPr>
+      <w:bookmarkStart w:id="48" w:name="_Toc527033864"/>
+      <w:r>
+        <w:rPr>
+          <w:b/>
+          <w:bCs/>
+          <w:lang w:eastAsia="x-none"/>
+        </w:rPr>
+        <w:t>{{ ns.section-1 }}</w:t>
+      </w:r>
+      <w:r>
+        <w:rPr>
+          <w:b/>
+          <w:bCs/>
+          <w:lang w:val="x-none" w:eastAsia="x-none"/>
+        </w:rPr>
+        <w:t xml:space="preserve">.1 – </w:t>
+      </w:r>
+      <w:r>
+        <w:rPr>
+          <w:b/>
+          <w:bCs/>
+          <w:lang w:eastAsia="x-none"/>
+        </w:rPr>
+        <w:t>TOMADA DE AR EXTERNO</w:t>
+      </w:r>
+      <w:bookmarkEnd w:id="48"/>
+      <w:r>
+        <w:rPr>
+          <w:b/>
+          <w:bCs/>
+          <w:lang w:eastAsia="x-none"/>
+        </w:rPr>
+        <w:t xml:space="preserve"> </w:t>
+      </w:r>
+    </w:p>
+    <w:p>
+      <w:pPr>
+        <w:tabs>
+          <w:tab w:val="clear" w:pos="0"/>
+          <w:tab w:val="left" w:pos="426"/>
+        </w:tabs>
+        <w:ind w:left="426" w:firstLine="0"/>
+        <w:rPr>
+          <w:lang w:eastAsia="x-none"/>
+        </w:rPr>
+      </w:pPr>
+      <w:r>
+        <w:rPr>
+          <w:lang w:eastAsia="x-none"/>
+        </w:rPr>
+        <w:t xml:space="preserve">O conjunto de tomada de ar externo é composto por veneziana externa para proteção, registro de vazão com láminas convergentes pintadas com esmalte sintético preto fosco e filtro de fibra sintética </w:t>
+      </w:r>
+      <w:r>
+        <w:rPr>
+          <w:lang w:eastAsia="x-none"/>
+        </w:rPr>
+        <w:lastRenderedPageBreak/>
+        <w:t>descartável G4. Sua função é garantir a entrada de ar filtrado nas salas. Os acessórios são fabricados em alumínio extrudado, anodizado na cor natural e com tela de proteção em plástico.</w:t>
+      </w:r>
+    </w:p>
+    <w:p>
+      <w:pPr>
+        <w:ind w:firstLine="0"/>
+        <w:jc w:val="center"/>
+        <w:rPr>
+          <w:lang w:eastAsia="x-none"/>
+        </w:rPr>
+      </w:pPr>
+      <w:r>
+        <w:rPr>
+          <w:noProof/>
+          <w:lang w:eastAsia="x-none"/>
+        </w:rPr>
+        <w:drawing>
+          <wp:inline distT="0" distB="0" distL="0" distR="0" wp14:anchorId="20943B4D" wp14:editId="71B3B7FC">
+            <wp:extent cx="1973580" cy="1265675"/>
+            <wp:effectExtent l="0" t="0" r="7620" b="0"/>
+            <wp:docPr id="1485353427" name="Imagem 1485353427"/>
+            <wp:cNvGraphicFramePr>
+              <a:graphicFrameLocks xmlns:a="http://schemas.openxmlformats.org/drawingml/2006/main" noChangeAspect="1"/>
+            </wp:cNvGraphicFramePr>
+            <a:graphic xmlns:a="http://schemas.openxmlformats.org/drawingml/2006/main">
+              <a:graphicData uri="http://schemas.openxmlformats.org/drawingml/2006/picture">
+                <pic:pic xmlns:pic="http://schemas.openxmlformats.org/drawingml/2006/picture">
+                  <pic:nvPicPr>
+                    <pic:cNvPr id="0" name="Picture 13"/>
+                    <pic:cNvPicPr>
+                      <a:picLocks noChangeAspect="1" noChangeArrowheads="1"/>
+                    </pic:cNvPicPr>
+                  </pic:nvPicPr>
+                  <pic:blipFill>
+                    <a:blip r:embed="rId21" cstate="print">
+                      <a:extLst>
+                        <a:ext uri="{28A0092B-C50C-407E-A947-70E740481C1C}">
+                          <a14:useLocalDpi xmlns:a14="http://schemas.microsoft.com/office/drawing/2010/main" val="0"/>
+                        </a:ext>
+                      </a:extLst>
+                    </a:blip>
+                    <a:srcRect/>
+                    <a:stretch>
+                      <a:fillRect/>
+                    </a:stretch>
+                  </pic:blipFill>
+                  <pic:spPr bwMode="auto">
+                    <a:xfrm>
+                      <a:off x="0" y="0"/>
+                      <a:ext cx="1977320" cy="1268073"/>
+                    </a:xfrm>
+                    <a:prstGeom prst="rect">
+                      <a:avLst/>
+                    </a:prstGeom>
+                    <a:noFill/>
+                    <a:ln>
+                      <a:noFill/>
+                    </a:ln>
+                  </pic:spPr>
+                </pic:pic>
+              </a:graphicData>
+            </a:graphic>
+          </wp:inline>
+        </w:drawing>
+      </w:r>
+    </w:p>
+    <w:p>
+      <w:pPr>
+        <w:ind w:firstLine="0"/>
+        <w:jc w:val="left"/>
+        <w:rPr>
+          <w:lang w:val="en-US" w:eastAsia="x-none"/>
+        </w:rPr>
+      </w:pPr>
+      <w:r>
+        <w:rPr>
+          <w:lang w:val="en-US" w:eastAsia="x-none"/>
+        </w:rPr>
+        <w:t xml:space="preserve">{% set ns.section = ns.section + 1 </w:t>
+      </w:r>
+      <w:r>
+        <w:rPr>
+          <w:lang w:val="en-US" w:eastAsia="x-none"/>
+        </w:rPr>
+        <w:t>-</w:t>
+      </w:r>
+      <w:r>
+        <w:rPr>
+          <w:lang w:val="en-US" w:eastAsia="x-none"/>
+        </w:rPr>
+        <w:t>%}</w:t>
+      </w:r>
+    </w:p>
+    <w:p>
+      <w:pPr>
+        <w:ind w:firstLine="0"/>
+        <w:jc w:val="left"/>
+        <w:rPr>
+          <w:lang w:eastAsia="x-none"/>
+        </w:rPr>
+      </w:pPr>
+      <w:r>
+        <w:rPr>
+          <w:lang w:eastAsia="x-none"/>
+        </w:rPr>
+        <w:t xml:space="preserve">{% endif </w:t>
+      </w:r>
+      <w:r>
+        <w:rPr>
+          <w:lang w:eastAsia="x-none"/>
+        </w:rPr>
+        <w:t>-</w:t>
+      </w:r>
+      <w:r>
+        <w:rPr>
+          <w:lang w:eastAsia="x-none"/>
+        </w:rPr>
+        <w:t>%}</w:t>
+      </w:r>
+    </w:p>
+    <w:p>
+      <w:pPr>
+        <w:ind w:firstLine="0"/>
+        <w:jc w:val="left"/>
+        <w:rPr>
+          <w:lang w:eastAsia="x-none"/>
+        </w:rPr>
+      </w:pPr>
+      <w:r>
+        <w:rPr>
+          <w:lang w:eastAsia="x-none"/>
+        </w:rPr>
+        <w:t>{% if projeto.acessorios.tem_vz %}</w:t>
+      </w:r>
+    </w:p>
+    <w:p>
+      <w:pPr>
+        <w:keepNext/>
+        <w:keepLines/>
+        <w:outlineLvl w:val="1"/>
+        <w:rPr>
+          <w:b/>
+          <w:bCs/>
+          <w:lang w:eastAsia="x-none"/>
+        </w:rPr>
+      </w:pPr>
+      <w:r>
+        <w:rPr>
+          <w:b/>
+          <w:bCs/>
+          <w:lang w:eastAsia="x-none"/>
+        </w:rPr>
+        <w:t>{{ ns.section-1 }}</w:t>
+      </w:r>
+      <w:r>
+        <w:rPr>
+          <w:b/>
+          <w:bCs/>
+          <w:lang w:eastAsia="x-none"/>
+        </w:rPr>
+        <w:t>.</w:t>
+      </w:r>
+      <w:r>
+        <w:rPr>
+          <w:b/>
+          <w:bCs/>
+          <w:lang w:eastAsia="x-none"/>
+        </w:rPr>
+        <w:t>1</w:t>
+      </w:r>
+      <w:r>
+        <w:rPr>
+          <w:b/>
+          <w:bCs/>
+          <w:lang w:eastAsia="x-none"/>
+        </w:rPr>
+        <w:t xml:space="preserve"> – VENEZIANA EXTERNA DE PROTEÇÃO</w:t>
+      </w:r>
+    </w:p>
+    <w:p>
+      <w:pPr>
+        <w:tabs>
+          <w:tab w:val="clear" w:pos="0"/>
+          <w:tab w:val="left" w:pos="426"/>
+        </w:tabs>
+        <w:ind w:left="426" w:firstLine="0"/>
+        <w:rPr>
+          <w:lang w:eastAsia="x-none"/>
+        </w:rPr>
+      </w:pPr>
+      <w:r>
+        <w:rPr>
+          <w:lang w:eastAsia="x-none"/>
+        </w:rPr>
+        <w:t>O conjunto de tomada de ar externo é composto por veneziana externa para proteção, registro de vazão com láminas convergentes pintadas com esmalte sintético preto fosco e filtro de fibra sintética descartável G4. Sua função é garantir a entrada de ar filtrado nas salas. Os acessórios são fabricados em alumínio extrudado, anodizado na cor natural e com tela de proteção em plástico.</w:t>
+      </w:r>
+    </w:p>
+    <w:p>
+      <w:pPr>
+        <w:jc w:val="center"/>
+        <w:rPr>
+          <w:lang w:eastAsia="x-none"/>
+        </w:rPr>
+      </w:pPr>
+      <w:r>
+        <w:rPr>
+          <w:noProof/>
+          <w:lang w:eastAsia="x-none"/>
+        </w:rPr>
+        <w:drawing>
+          <wp:inline distT="0" distB="0" distL="0" distR="0" wp14:anchorId="16A63589" wp14:editId="01608D55">
+            <wp:extent cx="1973580" cy="1265675"/>
+            <wp:effectExtent l="0" t="0" r="7620" b="0"/>
+            <wp:docPr id="1724066962" name="Imagem 1724066962"/>
+            <wp:cNvGraphicFramePr>
+              <a:graphicFrameLocks xmlns:a="http://schemas.openxmlformats.org/drawingml/2006/main" noChangeAspect="1"/>
+            </wp:cNvGraphicFramePr>
+            <a:graphic xmlns:a="http://schemas.openxmlformats.org/drawingml/2006/main">
+              <a:graphicData uri="http://schemas.openxmlformats.org/drawingml/2006/picture">
+                <pic:pic xmlns:pic="http://schemas.openxmlformats.org/drawingml/2006/picture">
+                  <pic:nvPicPr>
+                    <pic:cNvPr id="0" name="Picture 13"/>
+                    <pic:cNvPicPr>
+                      <a:picLocks noChangeAspect="1" noChangeArrowheads="1"/>
+                    </pic:cNvPicPr>
+                  </pic:nvPicPr>
+                  <pic:blipFill>
+                    <a:blip r:embed="rId21" cstate="print">
+                      <a:extLst>
+                        <a:ext uri="{28A0092B-C50C-407E-A947-70E740481C1C}">
+                          <a14:useLocalDpi xmlns:a14="http://schemas.microsoft.com/office/drawing/2010/main" val="0"/>
+                        </a:ext>
+                      </a:extLst>
+                    </a:blip>
+                    <a:srcRect/>
+                    <a:stretch>
+                      <a:fillRect/>
+                    </a:stretch>
+                  </pic:blipFill>
+                  <pic:spPr bwMode="auto">
+                    <a:xfrm>
+                      <a:off x="0" y="0"/>
+                      <a:ext cx="1977320" cy="1268073"/>
+                    </a:xfrm>
+                    <a:prstGeom prst="rect">
+                      <a:avLst/>
+                    </a:prstGeom>
+                    <a:noFill/>
+                    <a:ln>
+                      <a:noFill/>
+                    </a:ln>
+                  </pic:spPr>
+                </pic:pic>
+              </a:graphicData>
+            </a:graphic>
+          </wp:inline>
+        </w:drawing>
+      </w:r>
+    </w:p>
+    <w:p>
+      <w:pPr>
+        <w:jc w:val="left"/>
+        <w:rPr>
+          <w:lang w:val="en-US" w:eastAsia="x-none"/>
+        </w:rPr>
+      </w:pPr>
+      <w:r>
+        <w:rPr>
+          <w:lang w:val="en-US" w:eastAsia="x-none"/>
+        </w:rPr>
+        <w:t xml:space="preserve">{% set ns.section = ns.section + 1 </w:t>
+      </w:r>
+      <w:r>
+        <w:rPr>
+          <w:lang w:val="en-US" w:eastAsia="x-none"/>
+        </w:rPr>
+        <w:t>-</w:t>
+      </w:r>
+      <w:r>
+        <w:rPr>
+          <w:lang w:val="en-US" w:eastAsia="x-none"/>
+        </w:rPr>
+        <w:t>%}</w:t>
+      </w:r>
+    </w:p>
+    <w:p>
+      <w:pPr>
+        <w:jc w:val="left"/>
+        <w:rPr>
+          <w:lang w:eastAsia="x-none"/>
+        </w:rPr>
+      </w:pPr>
+      <w:r>
+        <w:rPr>
+          <w:lang w:eastAsia="x-none"/>
+        </w:rPr>
+        <w:t xml:space="preserve">{% endif </w:t>
+      </w:r>
+      <w:r>
+        <w:rPr>
+          <w:lang w:eastAsia="x-none"/>
+        </w:rPr>
+        <w:t>-</w:t>
+      </w:r>
+      <w:r>
+        <w:rPr>
+          <w:lang w:eastAsia="x-none"/>
+        </w:rPr>
+        <w:t>%}</w:t>
+      </w:r>
+    </w:p>
+    <w:p>
+      <w:pPr>
+        <w:jc w:val="left"/>
+        <w:rPr>
+          <w:lang w:eastAsia="x-none"/>
+        </w:rPr>
+      </w:pPr>
+      <w:r>
+        <w:rPr>
+          <w:lang w:eastAsia="x-none"/>
+        </w:rPr>
+        <w:t xml:space="preserve">{% endif </w:t>
+      </w:r>
+      <w:r>
+        <w:rPr>
+          <w:lang w:eastAsia="x-none"/>
+        </w:rPr>
+        <w:t>-</w:t>
+      </w:r>
+      <w:r>
+        <w:rPr>
+          <w:lang w:eastAsia="x-none"/>
+        </w:rPr>
+        <w:t>%}</w:t>
+      </w:r>
+    </w:p>
+    <w:p>
+      <w:pPr>
+        <w:rPr>
+          <w:color w:val="auto"/>
+        </w:rPr>
+      </w:pPr>
+      <w:r>
+        <w:rPr>
+          <w:color w:val="auto"/>
+        </w:rPr>
+        <w:t>{% endfor %}</w:t>
+      </w:r>
+    </w:p>
+    <w:p>
+      <w:pPr>
+        <w:keepNext/>
+        <w:keepLines/>
+        <w:shd w:val="clear" w:color="auto" w:fill="F2F2F2"/>
+        <w:ind w:firstLine="0"/>
+        <w:outlineLvl w:val="0"/>
+        <w:rPr>
+          <w:b/>
+          <w:bCs/>
+          <w:lang w:eastAsia="x-none"/>
+        </w:rPr>
+      </w:pPr>
+      <w:bookmarkStart w:id="49" w:name="_Toc95916073"/>
+      <w:r>
+        <w:rPr>
+          <w:b/>
+          <w:bCs/>
+          <w:lang w:eastAsia="x-none"/>
+        </w:rPr>
+        <w:t>{{ ns.section }}</w:t>
+      </w:r>
+      <w:r>
+        <w:rPr>
+          <w:b/>
+          <w:bCs/>
+          <w:lang w:val="x-none" w:eastAsia="x-none"/>
+        </w:rPr>
+        <w:t xml:space="preserve">– </w:t>
+      </w:r>
+      <w:r>
+        <w:rPr>
+          <w:b/>
+          <w:bCs/>
+          <w:lang w:eastAsia="x-none"/>
+        </w:rPr>
+        <w:t>DOCUMENTAÇÃO DE PROJETO</w:t>
+      </w:r>
+      <w:bookmarkEnd w:id="49"/>
+      <w:r>
+        <w:rPr>
+          <w:b/>
+          <w:bCs/>
+          <w:lang w:eastAsia="x-none"/>
+        </w:rPr>
+        <w:t xml:space="preserve"> </w:t>
+      </w:r>
+    </w:p>
+    <w:p>
+      <w:pPr>
+        <w:rPr>
+          <w:lang w:val="en-US" w:eastAsia="x-none"/>
+        </w:rPr>
+      </w:pPr>
+      <w:r>
+        <w:rPr>
+          <w:lang w:val="en-US" w:eastAsia="x-none"/>
+        </w:rPr>
+        <w:t>{% set ns.section = ns.section + 1 %}</w:t>
+      </w:r>
+    </w:p>
+    <w:p>
+      <w:pPr>
+        <w:keepNext/>
+        <w:keepLines/>
+        <w:outlineLvl w:val="1"/>
+        <w:rPr>
+          <w:b/>
+          <w:bCs/>
+          <w:lang w:eastAsia="x-none"/>
+        </w:rPr>
+      </w:pPr>
+      <w:bookmarkStart w:id="50" w:name="_Toc95916074"/>
+      <w:r>
+        <w:rPr>
+          <w:b/>
+          <w:bCs/>
+          <w:lang w:eastAsia="x-none"/>
+        </w:rPr>
+        <w:t>{{ ns.section-1 }</w:t>
+      </w:r>
+      <w:r>
+        <w:rPr>
+          <w:b/>
+          <w:bCs/>
+          <w:lang w:eastAsia="x-none"/>
+        </w:rPr>
+        <w:t>}</w:t>
+      </w:r>
+      <w:r>
+        <w:rPr>
+          <w:b/>
+          <w:bCs/>
+          <w:lang w:val="x-none" w:eastAsia="x-none"/>
+        </w:rPr>
+        <w:t>.</w:t>
+      </w:r>
+      <w:r>
+        <w:rPr>
+          <w:b/>
+          <w:bCs/>
+          <w:lang w:eastAsia="x-none"/>
+        </w:rPr>
+        <w:t>1</w:t>
+      </w:r>
+      <w:r>
+        <w:rPr>
+          <w:b/>
+          <w:bCs/>
+          <w:lang w:val="x-none" w:eastAsia="x-none"/>
+        </w:rPr>
+        <w:t xml:space="preserve"> – </w:t>
+      </w:r>
+      <w:r>
+        <w:rPr>
+          <w:b/>
+          <w:bCs/>
+          <w:lang w:eastAsia="x-none"/>
+        </w:rPr>
+        <w:t>DESENHO .DWG</w:t>
+      </w:r>
+      <w:bookmarkEnd w:id="50"/>
+    </w:p>
+    <w:p>
+      <w:pPr>
+        <w:tabs>
+          <w:tab w:val="clear" w:pos="0"/>
+          <w:tab w:val="left" w:pos="567"/>
+        </w:tabs>
+        <w:ind w:left="426" w:firstLine="0"/>
+        <w:rPr>
+          <w:lang w:eastAsia="x-none"/>
+        </w:rPr>
+      </w:pPr>
+      <w:r>
+        <w:rPr>
+          <w:lang w:eastAsia="x-none"/>
+        </w:rPr>
+        <w:t>O projeto será registrado em desenho CAD, formato .DWG, de maneira a ilustrar as posições de cada equipamento, acessórios, dutos, tubulações e suas respectivas dimensões. O projeto comtemplará também as informações pertinentes de projeto, tais como capacidades, vazões, velocidades, graus de filtragem, bitolas de tubulação e chapas, limitações e distâncias mínimas requeridas, entre outras informações essenciais para correto funcionamento do sistema como um todo.</w:t>
+      </w:r>
+    </w:p>
+    <w:p>
+      <w:pPr>
+        <w:rPr>
+          <w:lang w:eastAsia="x-none"/>
+        </w:rPr>
+      </w:pPr>
+    </w:p>
+    <w:p>
+      <w:pPr>
+        <w:keepNext/>
+        <w:keepLines/>
+        <w:outlineLvl w:val="1"/>
+        <w:rPr>
+          <w:b/>
+          <w:bCs/>
+          <w:lang w:eastAsia="x-none"/>
+        </w:rPr>
+      </w:pPr>
+      <w:bookmarkStart w:id="51" w:name="_Toc95916075"/>
+      <w:r>
+        <w:rPr>
+          <w:b/>
+          <w:bCs/>
+          <w:lang w:eastAsia="x-none"/>
+        </w:rPr>
+        <w:t>{{ ns.section-1 }</w:t>
+      </w:r>
+      <w:r>
+        <w:rPr>
+          <w:b/>
+          <w:bCs/>
+          <w:lang w:eastAsia="x-none"/>
+        </w:rPr>
+        <w:t>}</w:t>
+      </w:r>
+      <w:r>
+        <w:rPr>
+          <w:b/>
+          <w:bCs/>
+          <w:lang w:val="x-none" w:eastAsia="x-none"/>
+        </w:rPr>
+        <w:t>.</w:t>
+      </w:r>
+      <w:r>
+        <w:rPr>
+          <w:b/>
+          <w:bCs/>
+          <w:lang w:eastAsia="x-none"/>
+        </w:rPr>
+        <w:t>2</w:t>
+      </w:r>
+      <w:r>
+        <w:rPr>
+          <w:b/>
+          <w:bCs/>
+          <w:lang w:val="x-none" w:eastAsia="x-none"/>
+        </w:rPr>
+        <w:t xml:space="preserve"> – </w:t>
+      </w:r>
+      <w:r>
+        <w:rPr>
+          <w:b/>
+          <w:bCs/>
+          <w:lang w:eastAsia="x-none"/>
+        </w:rPr>
+        <w:t>MEMORIAL DESCRITIVO</w:t>
+      </w:r>
+      <w:bookmarkEnd w:id="51"/>
+    </w:p>
+    <w:p>
+      <w:pPr>
+        <w:tabs>
+          <w:tab w:val="clear" w:pos="0"/>
+          <w:tab w:val="left" w:pos="426"/>
+        </w:tabs>
+        <w:ind w:left="426" w:firstLine="0"/>
+        <w:rPr>
+          <w:lang w:eastAsia="x-none"/>
+        </w:rPr>
+      </w:pPr>
+      <w:r>
+        <w:rPr>
+          <w:lang w:eastAsia="x-none"/>
+        </w:rPr>
+        <w:t>O memorial descritivo é o documento essencial para complementação dos desenhos CAD, de forma a esclarecer as considerações, resultados e seleções adotadas, bem como estabelecer boas práticas, restrições de instalação e procedimentos necessários para o bom funcionamento do sistema.</w:t>
+      </w:r>
+    </w:p>
+    <w:p>
+      <w:pPr>
+        <w:rPr>
+          <w:lang w:eastAsia="x-none"/>
+        </w:rPr>
+      </w:pPr>
+    </w:p>
+    <w:p>
+      <w:pPr>
+        <w:keepNext/>
+        <w:keepLines/>
+        <w:shd w:val="clear" w:color="auto" w:fill="F2F2F2"/>
+        <w:ind w:firstLine="0"/>
+        <w:outlineLvl w:val="0"/>
+        <w:rPr>
+          <w:b/>
+          <w:bCs/>
+          <w:lang w:eastAsia="x-none"/>
+        </w:rPr>
+      </w:pPr>
+      <w:r>
+        <w:rPr>
+          <w:b/>
+          <w:bCs/>
+          <w:lang w:eastAsia="x-none"/>
+        </w:rPr>
+        <w:t>{</w:t>
+      </w:r>
+      <w:r>
+        <w:rPr>
+          <w:b/>
+          <w:bCs/>
+          <w:lang w:eastAsia="x-none"/>
+        </w:rPr>
+        <w:t>{ ns.section }}</w:t>
+      </w:r>
+      <w:r>
+        <w:rPr>
+          <w:b/>
+          <w:bCs/>
+          <w:lang w:eastAsia="x-none"/>
+        </w:rPr>
+        <w:t xml:space="preserve"> </w:t>
+      </w:r>
+      <w:r>
+        <w:rPr>
+          <w:b/>
+          <w:bCs/>
+          <w:lang w:val="x-none" w:eastAsia="x-none"/>
+        </w:rPr>
+        <w:t xml:space="preserve">– </w:t>
+      </w:r>
+      <w:r>
+        <w:rPr>
+          <w:b/>
+          <w:bCs/>
+          <w:lang w:eastAsia="x-none"/>
+        </w:rPr>
+        <w:t xml:space="preserve">INFORMAÇÕES ADICIONAIS </w:t>
+      </w:r>
+    </w:p>
+    <w:p>
+      <w:pPr>
+        <w:rPr>
+          <w:lang w:val="en-US" w:eastAsia="x-none"/>
+        </w:rPr>
+      </w:pPr>
+      <w:r>
+        <w:rPr>
+          <w:lang w:val="en-US" w:eastAsia="x-none"/>
+        </w:rPr>
+        <w:t>{% set ns.section = ns.section + 1 %}</w:t>
+      </w:r>
+    </w:p>
+    <w:p>
+      <w:pPr>
+        <w:keepNext/>
+        <w:keepLines/>
+        <w:outlineLvl w:val="1"/>
+        <w:rPr>
+          <w:b/>
+          <w:bCs/>
+          <w:lang w:eastAsia="x-none"/>
+        </w:rPr>
+      </w:pPr>
+      <w:r>
+        <w:rPr>
+          <w:b/>
+          <w:bCs/>
+          <w:lang w:eastAsia="x-none"/>
+        </w:rPr>
+        <w:t>{{ ns.section-1 }}</w:t>
+      </w:r>
+      <w:r>
+        <w:rPr>
+          <w:b/>
+          <w:bCs/>
+          <w:lang w:val="x-none" w:eastAsia="x-none"/>
+        </w:rPr>
+        <w:t>.</w:t>
+      </w:r>
+      <w:r>
+        <w:rPr>
+          <w:b/>
+          <w:bCs/>
+          <w:lang w:eastAsia="x-none"/>
+        </w:rPr>
+        <w:t>1</w:t>
+      </w:r>
+      <w:r>
+        <w:rPr>
+          <w:b/>
+          <w:bCs/>
+          <w:lang w:val="x-none" w:eastAsia="x-none"/>
+        </w:rPr>
+        <w:t xml:space="preserve"> – </w:t>
+      </w:r>
+      <w:r>
+        <w:rPr>
+          <w:b/>
+          <w:bCs/>
+          <w:lang w:eastAsia="x-none"/>
+        </w:rPr>
+        <w:t>COMBATE A INCÊNDIO</w:t>
+      </w:r>
+    </w:p>
+    <w:p>
+      <w:pPr>
+        <w:tabs>
+          <w:tab w:val="clear" w:pos="0"/>
+          <w:tab w:val="left" w:pos="426"/>
+        </w:tabs>
+        <w:ind w:left="426" w:firstLine="0"/>
+        <w:rPr>
+          <w:lang w:eastAsia="x-none"/>
+        </w:rPr>
+      </w:pPr>
+      <w:r>
+        <w:rPr>
+          <w:lang w:eastAsia="x-none"/>
+        </w:rPr>
+        <w:t>O sistema de combate a incêndio influencia diretamente na solução HVAC. Em caso de sistemas de combate por inundação de gás, gentileza informar para adequação.</w:t>
+      </w:r>
+    </w:p>
+    <w:p>
+      <w:pPr>
+        <w:tabs>
+          <w:tab w:val="clear" w:pos="0"/>
+          <w:tab w:val="left" w:pos="426"/>
+        </w:tabs>
+        <w:ind w:left="426" w:firstLine="0"/>
+        <w:rPr>
+          <w:lang w:eastAsia="x-none"/>
+        </w:rPr>
+      </w:pPr>
+      <w:r>
+        <w:rPr>
+          <w:lang w:eastAsia="x-none"/>
+        </w:rPr>
+        <w:t>Em caso de sistemas de combate por névoa onde é requisitado sistema de exaustão de particulado após combate, gentileza informar para adequação.</w:t>
+      </w:r>
+    </w:p>
+    <w:p>
+      <w:pPr>
+        <w:tabs>
+          <w:tab w:val="clear" w:pos="0"/>
+          <w:tab w:val="left" w:pos="426"/>
+        </w:tabs>
+        <w:ind w:left="426" w:firstLine="0"/>
+        <w:rPr>
+          <w:lang w:eastAsia="x-none"/>
+        </w:rPr>
+      </w:pPr>
+      <w:r>
+        <w:rPr>
+          <w:lang w:eastAsia="x-none"/>
+        </w:rPr>
+        <w:t>Em caso de sistemas de combate com cilindros dedicados por ambiente, gentileza informar para adequação (o sistema de combate individualizado por área onera o sistema HVAC nos casos em que há duto de climatização).</w:t>
+      </w:r>
+    </w:p>
+    <w:p>
+      <w:pPr>
+        <w:rPr>
+          <w:lang w:eastAsia="x-none"/>
+        </w:rPr>
+      </w:pPr>
+    </w:p>
+    <w:p>
+      <w:pPr>
+        <w:keepNext/>
+        <w:keepLines/>
+        <w:outlineLvl w:val="1"/>
+        <w:rPr>
+          <w:b/>
+          <w:bCs/>
+          <w:lang w:eastAsia="x-none"/>
+        </w:rPr>
+      </w:pPr>
+      <w:r>
+        <w:rPr>
+          <w:b/>
+          <w:bCs/>
+          <w:lang w:eastAsia="x-none"/>
+        </w:rPr>
+        <w:t>{{ ns.section-1 }}</w:t>
+      </w:r>
+      <w:r>
+        <w:rPr>
+          <w:b/>
+          <w:bCs/>
+          <w:lang w:val="x-none" w:eastAsia="x-none"/>
+        </w:rPr>
+        <w:t>.</w:t>
+      </w:r>
+      <w:r>
+        <w:rPr>
+          <w:b/>
+          <w:bCs/>
+          <w:lang w:eastAsia="x-none"/>
+        </w:rPr>
+        <w:t>2</w:t>
+      </w:r>
+      <w:r>
+        <w:rPr>
+          <w:b/>
+          <w:bCs/>
+          <w:lang w:val="x-none" w:eastAsia="x-none"/>
+        </w:rPr>
+        <w:t xml:space="preserve"> – </w:t>
+      </w:r>
+      <w:r>
+        <w:rPr>
+          <w:b/>
+          <w:bCs/>
+          <w:lang w:eastAsia="x-none"/>
+        </w:rPr>
+        <w:t>RESISTÊNCIA A FOGO (TRRF)</w:t>
+      </w:r>
+    </w:p>
+    <w:p>
+      <w:pPr>
+        <w:tabs>
+          <w:tab w:val="clear" w:pos="0"/>
+          <w:tab w:val="left" w:pos="426"/>
+        </w:tabs>
+        <w:ind w:left="426" w:firstLine="0"/>
+        <w:rPr>
+          <w:lang w:eastAsia="x-none"/>
+        </w:rPr>
+      </w:pPr>
+      <w:r>
+        <w:rPr>
+          <w:lang w:eastAsia="x-none"/>
+        </w:rPr>
+        <w:t>Em salas com resistência a fogo, deve-se considerar uso de dampers adequados no sistema HVAC. Se aplicável, informar o Tempo Requerido para Resistencia a Fogo (TRRF) para adequação.</w:t>
+      </w:r>
+    </w:p>
+    <w:p>
+      <w:pPr>
+        <w:rPr>
+          <w:lang w:eastAsia="x-none"/>
+        </w:rPr>
+      </w:pPr>
+    </w:p>
+    <w:p>
+      <w:pPr>
+        <w:keepNext/>
+        <w:keepLines/>
+        <w:outlineLvl w:val="1"/>
+        <w:rPr>
+          <w:b/>
+          <w:bCs/>
+          <w:lang w:eastAsia="x-none"/>
+        </w:rPr>
+      </w:pPr>
+      <w:r>
+        <w:rPr>
+          <w:b/>
+          <w:bCs/>
+          <w:lang w:eastAsia="x-none"/>
+        </w:rPr>
+        <w:t>{{ ns.section-1 }}</w:t>
+      </w:r>
+      <w:r>
+        <w:rPr>
+          <w:b/>
+          <w:bCs/>
+          <w:lang w:val="x-none" w:eastAsia="x-none"/>
+        </w:rPr>
+        <w:t>.</w:t>
+      </w:r>
+      <w:r>
+        <w:rPr>
+          <w:b/>
+          <w:bCs/>
+          <w:lang w:eastAsia="x-none"/>
+        </w:rPr>
+        <w:t>3</w:t>
+      </w:r>
+      <w:r>
+        <w:rPr>
+          <w:b/>
+          <w:bCs/>
+          <w:lang w:val="x-none" w:eastAsia="x-none"/>
+        </w:rPr>
+        <w:t xml:space="preserve"> – DISSIPAÇÕES TÉRMICAS PROVENIENTES DE PAINÉIS</w:t>
+      </w:r>
+    </w:p>
+    <w:p>
+      <w:pPr>
+        <w:tabs>
+          <w:tab w:val="clear" w:pos="0"/>
+          <w:tab w:val="left" w:pos="426"/>
+        </w:tabs>
+        <w:ind w:left="426" w:firstLine="0"/>
+        <w:rPr>
+          <w:lang w:eastAsia="x-none"/>
+        </w:rPr>
+      </w:pPr>
+      <w:r>
+        <w:rPr>
+          <w:lang w:eastAsia="x-none"/>
+        </w:rPr>
+        <w:t>As dissipações afetam diretamente o dimensionamento do sistema. Em caso de alteração, gentileza informar para adequação.</w:t>
+      </w:r>
+    </w:p>
+    <w:p>
+      <w:pPr>
+        <w:rPr>
+          <w:lang w:eastAsia="x-none"/>
+        </w:rPr>
+      </w:pPr>
+    </w:p>
+    <w:p>
+      <w:pPr>
+        <w:keepNext/>
+        <w:keepLines/>
+        <w:outlineLvl w:val="1"/>
+        <w:rPr>
+          <w:b/>
+          <w:bCs/>
+          <w:lang w:eastAsia="x-none"/>
+        </w:rPr>
+      </w:pPr>
+      <w:r>
+        <w:rPr>
+          <w:b/>
+          <w:bCs/>
+          <w:lang w:eastAsia="x-none"/>
+        </w:rPr>
+        <w:t>{{ ns.section-1 }}</w:t>
+      </w:r>
+      <w:r>
+        <w:rPr>
+          <w:b/>
+          <w:bCs/>
+          <w:lang w:val="x-none" w:eastAsia="x-none"/>
+        </w:rPr>
+        <w:t>.</w:t>
+      </w:r>
+      <w:r>
+        <w:rPr>
+          <w:b/>
+          <w:bCs/>
+          <w:lang w:eastAsia="x-none"/>
+        </w:rPr>
+        <w:t>4</w:t>
+      </w:r>
+      <w:r>
+        <w:rPr>
+          <w:b/>
+          <w:bCs/>
+          <w:lang w:val="x-none" w:eastAsia="x-none"/>
+        </w:rPr>
+        <w:t xml:space="preserve"> – PRESSURIZAÇÃO</w:t>
+      </w:r>
+    </w:p>
+    <w:p>
+      <w:pPr>
+        <w:tabs>
+          <w:tab w:val="clear" w:pos="0"/>
+          <w:tab w:val="left" w:pos="567"/>
+        </w:tabs>
+        <w:ind w:left="426" w:firstLine="0"/>
+        <w:rPr>
+          <w:lang w:eastAsia="x-none"/>
+        </w:rPr>
+      </w:pPr>
+      <w:r>
+        <w:rPr>
+          <w:lang w:eastAsia="x-none"/>
+        </w:rPr>
+        <w:t>O cálculo de dissipação depende do número de portas existentes. Em caso de alteração na quantidade, modelo ou dimensão das portas, gentileza informar para adequação.</w:t>
       </w:r>
     </w:p>
     <w:sectPr>
-      <w:headerReference w:type="default" r:id="rId20"/>
-      <w:footerReference w:type="even" r:id="rId21"/>
-      <w:footerReference w:type="default" r:id="rId22"/>
-      <w:headerReference w:type="first" r:id="rId23"/>
-      <w:footerReference w:type="first" r:id="rId24"/>
+      <w:headerReference w:type="default" r:id="rId22"/>
+      <w:footerReference w:type="even" r:id="rId23"/>
+      <w:footerReference w:type="default" r:id="rId24"/>
+      <w:headerReference w:type="first" r:id="rId25"/>
+      <w:footerReference w:type="first" r:id="rId26"/>
       <w:footnotePr>
         <w:numRestart w:val="eachPage"/>
       </w:footnotePr>
@@ -20634,7 +22710,7 @@
     <w:name w:val="Normal"/>
     <w:aliases w:val="TEXTO NORMAL"/>
     <w:qFormat/>
-    <w:rsid w:val="000965BB"/>
+    <w:rsid w:val="0060457D"/>
     <w:pPr>
       <w:tabs>
         <w:tab w:val="left" w:pos="0"/>
@@ -20853,7 +22929,6 @@
   <w:style w:type="character" w:default="1" w:styleId="Fontepargpadro">
     <w:name w:val="Default Paragraph Font"/>
     <w:uiPriority w:val="1"/>
-    <w:semiHidden/>
     <w:unhideWhenUsed/>
   </w:style>
   <w:style w:type="table" w:default="1" w:styleId="Tabelanormal">

--- a/codigo/word_templates/proposta_tecnica_template.docx
+++ b/codigo/word_templates/proposta_tecnica_template.docx
@@ -105,7 +105,6 @@
             <w:docPartGallery w:val="Watermarks"/>
           </w:docPartObj>
         </w:sdtPr>
-        <w:sdtEndPr/>
         <w:sdtContent>
           <w:r>
             <w:rPr>
@@ -114,7 +113,7 @@
               <w:color w:val="auto"/>
             </w:rPr>
             <w:drawing>
-              <wp:anchor distT="0" distB="0" distL="114300" distR="114300" simplePos="0" relativeHeight="251659264" behindDoc="1" locked="0" layoutInCell="0" allowOverlap="1" wp14:anchorId="62021EAE" wp14:editId="4C243CB9">
+              <wp:anchor distT="0" distB="0" distL="114300" distR="114300" simplePos="0" relativeHeight="251659264" behindDoc="1" locked="0" layoutInCell="0" allowOverlap="1" wp14:anchorId="62021EAE" wp14:editId="4AF93253">
                 <wp:simplePos x="0" y="0"/>
                 <wp:positionH relativeFrom="margin">
                   <wp:align>center</wp:align>
@@ -1779,16 +1778,12 @@
         </w:tabs>
         <w:rPr>
           <w:b/>
-          <w:color w:val="auto"/>
-        </w:rPr>
-      </w:pPr>
-      <w:r>
-        <w:rPr>
-          <w:b/>
-          <w:color w:val="auto"/>
-        </w:rPr>
-        <w:t>1 -- GENERALIDADES DO SISTEMA</w:t>
-      </w:r>
+          <w:bCs/>
+          <w:color w:val="auto"/>
+          <w:sz w:val="20"/>
+          <w:szCs w:val="20"/>
+        </w:rPr>
+      </w:pPr>
     </w:p>
     <w:p>
       <w:pPr>
@@ -1808,7 +1803,7 @@
           <w:color w:val="auto"/>
         </w:rPr>
         <w:lastRenderedPageBreak/>
-        <w:t>{% set ns = namespace(section=2, page=4) %}</w:t>
+        <w:t>1 -- GENERALIDADES DO SISTEMA</w:t>
       </w:r>
     </w:p>
     <w:p>
@@ -1828,7 +1823,7 @@
           <w:b/>
           <w:color w:val="auto"/>
         </w:rPr>
-        <w:t>{% for projeto in projetos -%}</w:t>
+        <w:t>{% set ns = namespace(section=2, page=4) %}</w:t>
       </w:r>
     </w:p>
     <w:p>
@@ -1848,6 +1843,26 @@
           <w:b/>
           <w:color w:val="auto"/>
         </w:rPr>
+        <w:t>{% for projeto in projetos -%}</w:t>
+      </w:r>
+    </w:p>
+    <w:p>
+      <w:pPr>
+        <w:pStyle w:val="Rodap"/>
+        <w:tabs>
+          <w:tab w:val="left" w:pos="68"/>
+          <w:tab w:val="left" w:pos="4820"/>
+        </w:tabs>
+        <w:rPr>
+          <w:b/>
+          <w:color w:val="auto"/>
+        </w:rPr>
+      </w:pPr>
+      <w:r>
+        <w:rPr>
+          <w:b/>
+          <w:color w:val="auto"/>
+        </w:rPr>
         <w:t>{{ ns.section-1 }} -- GENERALIDADES DO SISTEMA - {{ projeto.nome }}</w:t>
       </w:r>
       <w:r>
@@ -1883,6 +1898,178 @@
           <w:b/>
           <w:color w:val="auto"/>
         </w:rPr>
+        <w:t xml:space="preserve">                       </w:t>
+      </w:r>
+      <w:r>
+        <w:rPr>
+          <w:b/>
+          <w:color w:val="auto"/>
+        </w:rPr>
+        <w:t>{{ ns.page + 1 }}</w:t>
+      </w:r>
+    </w:p>
+    <w:p>
+      <w:pPr>
+        <w:pStyle w:val="Rodap"/>
+        <w:tabs>
+          <w:tab w:val="left" w:pos="68"/>
+          <w:tab w:val="left" w:pos="4820"/>
+        </w:tabs>
+        <w:rPr>
+          <w:b/>
+          <w:color w:val="auto"/>
+          <w:lang w:val="en-US"/>
+        </w:rPr>
+      </w:pPr>
+      <w:r>
+        <w:rPr>
+          <w:b/>
+          <w:color w:val="auto"/>
+          <w:lang w:val="en-US"/>
+        </w:rPr>
+        <w:t xml:space="preserve">{% set ns.page = ns.page + 2 </w:t>
+      </w:r>
+      <w:r>
+        <w:rPr>
+          <w:b/>
+          <w:color w:val="auto"/>
+          <w:lang w:val="en-US"/>
+        </w:rPr>
+        <w:t>-</w:t>
+      </w:r>
+      <w:r>
+        <w:rPr>
+          <w:b/>
+          <w:color w:val="auto"/>
+          <w:lang w:val="en-US"/>
+        </w:rPr>
+        <w:t>%}</w:t>
+      </w:r>
+    </w:p>
+    <w:p>
+      <w:pPr>
+        <w:pStyle w:val="Rodap"/>
+        <w:tabs>
+          <w:tab w:val="left" w:pos="68"/>
+          <w:tab w:val="left" w:pos="4820"/>
+        </w:tabs>
+        <w:rPr>
+          <w:b/>
+          <w:color w:val="auto"/>
+          <w:lang w:val="en-US"/>
+        </w:rPr>
+      </w:pPr>
+      <w:r>
+        <w:rPr>
+          <w:b/>
+          <w:color w:val="auto"/>
+          <w:lang w:val="en-US"/>
+        </w:rPr>
+        <w:t>{% endfor -%}</w:t>
+      </w:r>
+    </w:p>
+    <w:p>
+      <w:pPr>
+        <w:pStyle w:val="Rodap"/>
+        <w:tabs>
+          <w:tab w:val="left" w:pos="68"/>
+          <w:tab w:val="left" w:pos="4820"/>
+        </w:tabs>
+        <w:rPr>
+          <w:b/>
+          <w:color w:val="auto"/>
+          <w:lang w:val="en-US"/>
+        </w:rPr>
+      </w:pPr>
+      <w:r>
+        <w:rPr>
+          <w:b/>
+          <w:color w:val="auto"/>
+          <w:lang w:val="en-US"/>
+        </w:rPr>
+        <w:t>{% set wall = equipamentos.por_tipo.get('Wall Mounted') -%}</w:t>
+      </w:r>
+    </w:p>
+    <w:p>
+      <w:pPr>
+        <w:pStyle w:val="Rodap"/>
+        <w:tabs>
+          <w:tab w:val="left" w:pos="68"/>
+          <w:tab w:val="left" w:pos="4820"/>
+        </w:tabs>
+        <w:rPr>
+          <w:b/>
+          <w:color w:val="auto"/>
+          <w:lang w:val="en-US"/>
+        </w:rPr>
+      </w:pPr>
+      <w:r>
+        <w:rPr>
+          <w:b/>
+          <w:color w:val="auto"/>
+          <w:lang w:val="en-US"/>
+        </w:rPr>
+        <w:t>{% if wall and wall.tem_equipamentos %}</w:t>
+      </w:r>
+    </w:p>
+    <w:p>
+      <w:pPr>
+        <w:pStyle w:val="Rodap"/>
+        <w:tabs>
+          <w:tab w:val="left" w:pos="68"/>
+          <w:tab w:val="left" w:pos="4820"/>
+        </w:tabs>
+        <w:rPr>
+          <w:b/>
+          <w:color w:val="auto"/>
+          <w:lang w:val="en-US"/>
+        </w:rPr>
+      </w:pPr>
+      <w:r>
+        <w:rPr>
+          <w:b/>
+          <w:color w:val="auto"/>
+          <w:lang w:val="en-US"/>
+        </w:rPr>
+        <w:t>{{ ns.section }} -- EQUIPAMENTOS DO TIPO WALL MOUNTED</w:t>
+      </w:r>
+      <w:r>
+        <w:rPr>
+          <w:b/>
+          <w:color w:val="auto"/>
+          <w:lang w:val="en-US"/>
+        </w:rPr>
+        <w:tab/>
+        <w:t>{{ ns.page }}</w:t>
+      </w:r>
+    </w:p>
+    <w:p>
+      <w:pPr>
+        <w:pStyle w:val="Rodap"/>
+        <w:tabs>
+          <w:tab w:val="left" w:pos="68"/>
+          <w:tab w:val="left" w:pos="4820"/>
+        </w:tabs>
+        <w:rPr>
+          <w:b/>
+          <w:color w:val="auto"/>
+          <w:lang w:val="en-US"/>
+        </w:rPr>
+      </w:pPr>
+      <w:r>
+        <w:rPr>
+          <w:b/>
+          <w:color w:val="auto"/>
+          <w:lang w:val="en-US"/>
+        </w:rPr>
+        <w:t>{{ ns.section }}.1 - GENERALIDADES</w:t>
+      </w:r>
+      <w:r>
+        <w:rPr>
+          <w:b/>
+          <w:color w:val="auto"/>
+          <w:lang w:val="en-US"/>
+        </w:rPr>
         <w:tab/>
         <w:t>{{ ns.page + 1 }}</w:t>
       </w:r>
@@ -1897,32 +2084,22 @@
         <w:rPr>
           <w:b/>
           <w:color w:val="auto"/>
-          <w:lang w:val="en-US"/>
-        </w:rPr>
-      </w:pPr>
-      <w:r>
-        <w:rPr>
-          <w:b/>
-          <w:color w:val="auto"/>
-          <w:lang w:val="en-US"/>
-        </w:rPr>
-        <w:t xml:space="preserve">{% set ns.page = ns.page + 2 </w:t>
-      </w:r>
-      <w:r>
-        <w:rPr>
-          <w:b/>
-          <w:color w:val="auto"/>
-          <w:lang w:val="en-US"/>
-        </w:rPr>
-        <w:t>-</w:t>
-      </w:r>
-      <w:r>
-        <w:rPr>
-          <w:b/>
-          <w:color w:val="auto"/>
-          <w:lang w:val="en-US"/>
-        </w:rPr>
-        <w:t>%}</w:t>
+        </w:rPr>
+      </w:pPr>
+      <w:r>
+        <w:rPr>
+          <w:b/>
+          <w:color w:val="auto"/>
+        </w:rPr>
+        <w:t>{{ ns.section }}.2 -- COMPRESSOR E CIRCUITO DE REFRIGERAÇÃO</w:t>
+      </w:r>
+      <w:r>
+        <w:rPr>
+          <w:b/>
+          <w:color w:val="auto"/>
+        </w:rPr>
+        <w:tab/>
+        <w:t>{{ ns.page + 1 }}</w:t>
       </w:r>
     </w:p>
     <w:p>
@@ -1935,16 +2112,22 @@
         <w:rPr>
           <w:b/>
           <w:color w:val="auto"/>
-          <w:lang w:val="en-US"/>
-        </w:rPr>
-      </w:pPr>
-      <w:r>
-        <w:rPr>
-          <w:b/>
-          <w:color w:val="auto"/>
-          <w:lang w:val="en-US"/>
-        </w:rPr>
-        <w:t>{% endfor -%}</w:t>
+        </w:rPr>
+      </w:pPr>
+      <w:r>
+        <w:rPr>
+          <w:b/>
+          <w:color w:val="auto"/>
+        </w:rPr>
+        <w:t>{{ ns.section }}.3 -- GABINETE</w:t>
+      </w:r>
+      <w:r>
+        <w:rPr>
+          <w:b/>
+          <w:color w:val="auto"/>
+        </w:rPr>
+        <w:tab/>
+        <w:t>{{ ns.page + 2 }}</w:t>
       </w:r>
     </w:p>
     <w:p>
@@ -1957,16 +2140,22 @@
         <w:rPr>
           <w:b/>
           <w:color w:val="auto"/>
-          <w:lang w:val="en-US"/>
-        </w:rPr>
-      </w:pPr>
-      <w:r>
-        <w:rPr>
-          <w:b/>
-          <w:color w:val="auto"/>
-          <w:lang w:val="en-US"/>
-        </w:rPr>
-        <w:t>{% set wall = equipamentos.por_tipo.get('Wall Mounted') -%}</w:t>
+        </w:rPr>
+      </w:pPr>
+      <w:r>
+        <w:rPr>
+          <w:b/>
+          <w:color w:val="auto"/>
+        </w:rPr>
+        <w:t>{{ ns.section }}.4 -- VENTILADORES</w:t>
+      </w:r>
+      <w:r>
+        <w:rPr>
+          <w:b/>
+          <w:color w:val="auto"/>
+        </w:rPr>
+        <w:tab/>
+        <w:t>{{ ns.page + 2 }}</w:t>
       </w:r>
     </w:p>
     <w:p>
@@ -1979,16 +2168,22 @@
         <w:rPr>
           <w:b/>
           <w:color w:val="auto"/>
-          <w:lang w:val="en-US"/>
-        </w:rPr>
-      </w:pPr>
-      <w:r>
-        <w:rPr>
-          <w:b/>
-          <w:color w:val="auto"/>
-          <w:lang w:val="en-US"/>
-        </w:rPr>
-        <w:t>{% if wall and wall.tem_equipamentos %}</w:t>
+        </w:rPr>
+      </w:pPr>
+      <w:r>
+        <w:rPr>
+          <w:b/>
+          <w:color w:val="auto"/>
+        </w:rPr>
+        <w:t>{{ ns.section }}.5 -- OPCIONAIS INCLUSOS</w:t>
+      </w:r>
+      <w:r>
+        <w:rPr>
+          <w:b/>
+          <w:color w:val="auto"/>
+        </w:rPr>
+        <w:tab/>
+        <w:t>{{ ns.page + 2 }}</w:t>
       </w:r>
     </w:p>
     <w:p>
@@ -2001,22 +2196,217 @@
         <w:rPr>
           <w:b/>
           <w:color w:val="auto"/>
-          <w:lang w:val="en-US"/>
-        </w:rPr>
-      </w:pPr>
-      <w:r>
-        <w:rPr>
-          <w:b/>
-          <w:color w:val="auto"/>
-          <w:lang w:val="en-US"/>
-        </w:rPr>
-        <w:t>{{ ns.section }} -- EQUIPAMENTOS DO TIPO WALL MOUNTED</w:t>
-      </w:r>
-      <w:r>
-        <w:rPr>
-          <w:b/>
-          <w:color w:val="auto"/>
-          <w:lang w:val="en-US"/>
+        </w:rPr>
+      </w:pPr>
+      <w:r>
+        <w:rPr>
+          <w:b/>
+          <w:color w:val="auto"/>
+        </w:rPr>
+        <w:t>{{ ns.section }}.6 -- DIMENSIONAIS</w:t>
+      </w:r>
+      <w:r>
+        <w:rPr>
+          <w:b/>
+          <w:color w:val="auto"/>
+        </w:rPr>
+        <w:tab/>
+        <w:t>{{ ns.page + 2 }}</w:t>
+      </w:r>
+    </w:p>
+    <w:p>
+      <w:pPr>
+        <w:pStyle w:val="Rodap"/>
+        <w:tabs>
+          <w:tab w:val="left" w:pos="68"/>
+          <w:tab w:val="left" w:pos="4820"/>
+        </w:tabs>
+        <w:rPr>
+          <w:b/>
+          <w:color w:val="auto"/>
+        </w:rPr>
+      </w:pPr>
+      <w:r>
+        <w:rPr>
+          <w:b/>
+          <w:color w:val="auto"/>
+        </w:rPr>
+        <w:t>{{ ns.section }}.7 -- ALIMENTAÇÃO ELÉTRICA</w:t>
+      </w:r>
+      <w:r>
+        <w:rPr>
+          <w:b/>
+          <w:color w:val="auto"/>
+        </w:rPr>
+        <w:tab/>
+        <w:t>{{ ns.page + 3 }}</w:t>
+      </w:r>
+    </w:p>
+    <w:p>
+      <w:pPr>
+        <w:pStyle w:val="Rodap"/>
+        <w:tabs>
+          <w:tab w:val="left" w:pos="68"/>
+          <w:tab w:val="left" w:pos="4820"/>
+        </w:tabs>
+        <w:rPr>
+          <w:b/>
+          <w:color w:val="auto"/>
+          <w:lang w:val="en-US"/>
+        </w:rPr>
+      </w:pPr>
+      <w:r>
+        <w:rPr>
+          <w:b/>
+          <w:color w:val="auto"/>
+          <w:lang w:val="en-US"/>
+        </w:rPr>
+        <w:t xml:space="preserve">{% set ns.section = ns.section + 1 </w:t>
+      </w:r>
+      <w:r>
+        <w:rPr>
+          <w:b/>
+          <w:color w:val="auto"/>
+          <w:lang w:val="en-US"/>
+        </w:rPr>
+        <w:t>-</w:t>
+      </w:r>
+      <w:r>
+        <w:rPr>
+          <w:b/>
+          <w:color w:val="auto"/>
+          <w:lang w:val="en-US"/>
+        </w:rPr>
+        <w:t>%}</w:t>
+      </w:r>
+    </w:p>
+    <w:p>
+      <w:pPr>
+        <w:pStyle w:val="Rodap"/>
+        <w:tabs>
+          <w:tab w:val="left" w:pos="68"/>
+          <w:tab w:val="left" w:pos="4820"/>
+        </w:tabs>
+        <w:rPr>
+          <w:b/>
+          <w:color w:val="auto"/>
+          <w:lang w:val="en-US"/>
+        </w:rPr>
+      </w:pPr>
+      <w:r>
+        <w:rPr>
+          <w:b/>
+          <w:color w:val="auto"/>
+          <w:lang w:val="en-US"/>
+        </w:rPr>
+        <w:t xml:space="preserve">{% set ns.page = ns.page + 5 </w:t>
+      </w:r>
+      <w:r>
+        <w:rPr>
+          <w:b/>
+          <w:color w:val="auto"/>
+          <w:lang w:val="en-US"/>
+        </w:rPr>
+        <w:t>-</w:t>
+      </w:r>
+      <w:r>
+        <w:rPr>
+          <w:b/>
+          <w:color w:val="auto"/>
+          <w:lang w:val="en-US"/>
+        </w:rPr>
+        <w:t>%}</w:t>
+      </w:r>
+    </w:p>
+    <w:p>
+      <w:pPr>
+        <w:pStyle w:val="Rodap"/>
+        <w:tabs>
+          <w:tab w:val="left" w:pos="68"/>
+          <w:tab w:val="left" w:pos="4820"/>
+        </w:tabs>
+        <w:rPr>
+          <w:b/>
+          <w:color w:val="auto"/>
+          <w:lang w:val="en-US"/>
+        </w:rPr>
+      </w:pPr>
+      <w:r>
+        <w:rPr>
+          <w:b/>
+          <w:color w:val="auto"/>
+          <w:lang w:val="en-US"/>
+        </w:rPr>
+        <w:t>{% endif -%}</w:t>
+      </w:r>
+    </w:p>
+    <w:p>
+      <w:pPr>
+        <w:pStyle w:val="Rodap"/>
+        <w:tabs>
+          <w:tab w:val="left" w:pos="68"/>
+          <w:tab w:val="left" w:pos="4820"/>
+        </w:tabs>
+        <w:rPr>
+          <w:b/>
+          <w:color w:val="auto"/>
+          <w:lang w:val="en-US"/>
+        </w:rPr>
+      </w:pPr>
+      <w:r>
+        <w:rPr>
+          <w:b/>
+          <w:color w:val="auto"/>
+          <w:lang w:val="en-US"/>
+        </w:rPr>
+        <w:t>{% set rooftop = equipamentos.por_tipo.get('Rooftop') -%}</w:t>
+      </w:r>
+    </w:p>
+    <w:p>
+      <w:pPr>
+        <w:pStyle w:val="Rodap"/>
+        <w:tabs>
+          <w:tab w:val="left" w:pos="68"/>
+          <w:tab w:val="left" w:pos="4820"/>
+        </w:tabs>
+        <w:rPr>
+          <w:b/>
+          <w:color w:val="auto"/>
+          <w:lang w:val="en-US"/>
+        </w:rPr>
+      </w:pPr>
+      <w:r>
+        <w:rPr>
+          <w:b/>
+          <w:color w:val="auto"/>
+          <w:lang w:val="en-US"/>
+        </w:rPr>
+        <w:t>{% if rooftop and rooftop.tem_equipamentos %}</w:t>
+      </w:r>
+    </w:p>
+    <w:p>
+      <w:pPr>
+        <w:pStyle w:val="Rodap"/>
+        <w:tabs>
+          <w:tab w:val="left" w:pos="68"/>
+          <w:tab w:val="left" w:pos="4820"/>
+        </w:tabs>
+        <w:rPr>
+          <w:b/>
+          <w:color w:val="auto"/>
+        </w:rPr>
+      </w:pPr>
+      <w:r>
+        <w:rPr>
+          <w:b/>
+          <w:color w:val="auto"/>
+        </w:rPr>
+        <w:t>{{ ns.section }} -- EQUIPAMENTOS DO TIPO ROOFTOP</w:t>
+      </w:r>
+      <w:r>
+        <w:rPr>
+          <w:b/>
+          <w:color w:val="auto"/>
         </w:rPr>
         <w:tab/>
         <w:t>{{ ns.page }}</w:t>
@@ -2032,14 +2422,12 @@
         <w:rPr>
           <w:b/>
           <w:color w:val="auto"/>
-          <w:lang w:val="en-US"/>
-        </w:rPr>
-      </w:pPr>
-      <w:r>
-        <w:rPr>
-          <w:b/>
-          <w:color w:val="auto"/>
-          <w:lang w:val="en-US"/>
+        </w:rPr>
+      </w:pPr>
+      <w:r>
+        <w:rPr>
+          <w:b/>
+          <w:color w:val="auto"/>
         </w:rPr>
         <w:t>{{ ns.section }}.1 - GENERALIDADES</w:t>
       </w:r>
@@ -2047,7 +2435,6 @@
         <w:rPr>
           <w:b/>
           <w:color w:val="auto"/>
-          <w:lang w:val="en-US"/>
         </w:rPr>
         <w:tab/>
         <w:t>{{ ns.page + 1 }}</w:t>
@@ -2338,7 +2725,7 @@
           <w:color w:val="auto"/>
           <w:lang w:val="en-US"/>
         </w:rPr>
-        <w:t>{% set rooftop = equipamentos.por_tipo.get('Rooftop') -%}</w:t>
+        <w:t>{% set acj = equipamentos.por_tipo.get('ACJ') -%}</w:t>
       </w:r>
     </w:p>
     <w:p>
@@ -2360,7 +2747,8 @@
           <w:color w:val="auto"/>
           <w:lang w:val="en-US"/>
         </w:rPr>
-        <w:t>{% if rooftop and rooftop.tem_equipamentos %}</w:t>
+        <w:lastRenderedPageBreak/>
+        <w:t>{% if acj and acj.tem_equipamentos %}</w:t>
       </w:r>
     </w:p>
     <w:p>
@@ -2380,7 +2768,7 @@
           <w:b/>
           <w:color w:val="auto"/>
         </w:rPr>
-        <w:t>{{ ns.section }} -- EQUIPAMENTOS DO TIPO ROOFTOP</w:t>
+        <w:t>{{ ns.section }} -- EQUIPAMENTOS DO TIPO ACJ</w:t>
       </w:r>
       <w:r>
         <w:rPr>
@@ -2436,7 +2824,285 @@
           <w:b/>
           <w:color w:val="auto"/>
         </w:rPr>
-        <w:t>{{ ns.section }}.2 -- COMPRESSOR E CIRCUITO DE REFRIGERAÇÃO</w:t>
+        <w:t>{{ ns.section }}.2 -- OPCIONAIS INCLUSOS</w:t>
+      </w:r>
+      <w:r>
+        <w:rPr>
+          <w:b/>
+          <w:color w:val="auto"/>
+        </w:rPr>
+        <w:tab/>
+        <w:t>{{ ns.page + 2 }}</w:t>
+      </w:r>
+    </w:p>
+    <w:p>
+      <w:pPr>
+        <w:pStyle w:val="Rodap"/>
+        <w:tabs>
+          <w:tab w:val="left" w:pos="68"/>
+          <w:tab w:val="left" w:pos="4820"/>
+        </w:tabs>
+        <w:rPr>
+          <w:b/>
+          <w:color w:val="auto"/>
+        </w:rPr>
+      </w:pPr>
+      <w:r>
+        <w:rPr>
+          <w:b/>
+          <w:color w:val="auto"/>
+        </w:rPr>
+        <w:t>{{ ns.section }}.3 -- DIMENSIONAIS</w:t>
+      </w:r>
+      <w:r>
+        <w:rPr>
+          <w:b/>
+          <w:color w:val="auto"/>
+        </w:rPr>
+        <w:tab/>
+        <w:t>{{ ns.page + 2 }}</w:t>
+      </w:r>
+    </w:p>
+    <w:p>
+      <w:pPr>
+        <w:pStyle w:val="Rodap"/>
+        <w:tabs>
+          <w:tab w:val="left" w:pos="68"/>
+          <w:tab w:val="left" w:pos="4820"/>
+        </w:tabs>
+        <w:rPr>
+          <w:b/>
+          <w:color w:val="auto"/>
+        </w:rPr>
+      </w:pPr>
+      <w:r>
+        <w:rPr>
+          <w:b/>
+          <w:color w:val="auto"/>
+        </w:rPr>
+        <w:t>{{ ns.section }}.4 -- ALIMENTAÇÃO ELÉTRICA</w:t>
+      </w:r>
+      <w:r>
+        <w:rPr>
+          <w:b/>
+          <w:color w:val="auto"/>
+        </w:rPr>
+        <w:tab/>
+        <w:t>{{ ns.page + 3 }}</w:t>
+      </w:r>
+    </w:p>
+    <w:p>
+      <w:pPr>
+        <w:pStyle w:val="Rodap"/>
+        <w:tabs>
+          <w:tab w:val="left" w:pos="68"/>
+          <w:tab w:val="left" w:pos="4820"/>
+        </w:tabs>
+        <w:rPr>
+          <w:b/>
+          <w:color w:val="auto"/>
+          <w:lang w:val="en-US"/>
+        </w:rPr>
+      </w:pPr>
+      <w:r>
+        <w:rPr>
+          <w:b/>
+          <w:color w:val="auto"/>
+          <w:lang w:val="en-US"/>
+        </w:rPr>
+        <w:t xml:space="preserve">{% set ns.section = ns.section + 1 </w:t>
+      </w:r>
+      <w:r>
+        <w:rPr>
+          <w:b/>
+          <w:color w:val="auto"/>
+          <w:lang w:val="en-US"/>
+        </w:rPr>
+        <w:t>-</w:t>
+      </w:r>
+      <w:r>
+        <w:rPr>
+          <w:b/>
+          <w:color w:val="auto"/>
+          <w:lang w:val="en-US"/>
+        </w:rPr>
+        <w:t>%}</w:t>
+      </w:r>
+    </w:p>
+    <w:p>
+      <w:pPr>
+        <w:pStyle w:val="Rodap"/>
+        <w:tabs>
+          <w:tab w:val="left" w:pos="68"/>
+          <w:tab w:val="left" w:pos="4820"/>
+        </w:tabs>
+        <w:rPr>
+          <w:b/>
+          <w:color w:val="auto"/>
+          <w:lang w:val="en-US"/>
+        </w:rPr>
+      </w:pPr>
+      <w:r>
+        <w:rPr>
+          <w:b/>
+          <w:color w:val="auto"/>
+          <w:lang w:val="en-US"/>
+        </w:rPr>
+        <w:t xml:space="preserve">{% set ns.page = ns.page + 4 </w:t>
+      </w:r>
+      <w:r>
+        <w:rPr>
+          <w:b/>
+          <w:color w:val="auto"/>
+          <w:lang w:val="en-US"/>
+        </w:rPr>
+        <w:t>-</w:t>
+      </w:r>
+      <w:r>
+        <w:rPr>
+          <w:b/>
+          <w:color w:val="auto"/>
+          <w:lang w:val="en-US"/>
+        </w:rPr>
+        <w:t>%}</w:t>
+      </w:r>
+    </w:p>
+    <w:p>
+      <w:pPr>
+        <w:pStyle w:val="Rodap"/>
+        <w:tabs>
+          <w:tab w:val="left" w:pos="68"/>
+          <w:tab w:val="left" w:pos="4820"/>
+        </w:tabs>
+        <w:rPr>
+          <w:b/>
+          <w:color w:val="auto"/>
+          <w:lang w:val="en-US"/>
+        </w:rPr>
+      </w:pPr>
+      <w:r>
+        <w:rPr>
+          <w:b/>
+          <w:color w:val="auto"/>
+          <w:lang w:val="en-US"/>
+        </w:rPr>
+        <w:t>{% endif -%}</w:t>
+      </w:r>
+    </w:p>
+    <w:p>
+      <w:pPr>
+        <w:pStyle w:val="Rodap"/>
+        <w:tabs>
+          <w:tab w:val="left" w:pos="68"/>
+          <w:tab w:val="left" w:pos="4820"/>
+        </w:tabs>
+        <w:rPr>
+          <w:b/>
+          <w:color w:val="auto"/>
+          <w:sz w:val="20"/>
+          <w:szCs w:val="20"/>
+          <w:lang w:val="en-US"/>
+        </w:rPr>
+      </w:pPr>
+      <w:r>
+        <w:rPr>
+          <w:b/>
+          <w:color w:val="auto"/>
+          <w:sz w:val="20"/>
+          <w:szCs w:val="20"/>
+          <w:lang w:val="en-US"/>
+        </w:rPr>
+        <w:t xml:space="preserve">{% set split_conforto = equipamentos.por_tipo.get('Split System/Self Contained (conforto)') </w:t>
+      </w:r>
+      <w:r>
+        <w:rPr>
+          <w:b/>
+          <w:color w:val="auto"/>
+          <w:sz w:val="20"/>
+          <w:szCs w:val="20"/>
+          <w:lang w:val="en-US"/>
+        </w:rPr>
+        <w:t>-</w:t>
+      </w:r>
+      <w:r>
+        <w:rPr>
+          <w:b/>
+          <w:color w:val="auto"/>
+          <w:sz w:val="20"/>
+          <w:szCs w:val="20"/>
+          <w:lang w:val="en-US"/>
+        </w:rPr>
+        <w:t>%}</w:t>
+      </w:r>
+    </w:p>
+    <w:p>
+      <w:pPr>
+        <w:pStyle w:val="Rodap"/>
+        <w:tabs>
+          <w:tab w:val="left" w:pos="68"/>
+          <w:tab w:val="left" w:pos="4820"/>
+        </w:tabs>
+        <w:rPr>
+          <w:b/>
+          <w:color w:val="auto"/>
+          <w:lang w:val="en-US"/>
+        </w:rPr>
+      </w:pPr>
+      <w:r>
+        <w:rPr>
+          <w:b/>
+          <w:color w:val="auto"/>
+          <w:lang w:val="en-US"/>
+        </w:rPr>
+        <w:t>{% if split_conforto and split_conforto.tem_equipamentos %}</w:t>
+      </w:r>
+    </w:p>
+    <w:p>
+      <w:pPr>
+        <w:pStyle w:val="Rodap"/>
+        <w:tabs>
+          <w:tab w:val="left" w:pos="68"/>
+          <w:tab w:val="left" w:pos="4820"/>
+        </w:tabs>
+        <w:rPr>
+          <w:b/>
+          <w:color w:val="auto"/>
+        </w:rPr>
+      </w:pPr>
+      <w:r>
+        <w:rPr>
+          <w:b/>
+          <w:color w:val="auto"/>
+        </w:rPr>
+        <w:t>{{ ns.section }} -- EQUIPAMENTOS DO TIPO SPLIT SIMPLES DE CONFORTO (LINHA BRANCA)</w:t>
+      </w:r>
+      <w:r>
+        <w:rPr>
+          <w:b/>
+          <w:color w:val="auto"/>
+        </w:rPr>
+        <w:tab/>
+        <w:t>{{ ns.page }}</w:t>
+      </w:r>
+    </w:p>
+    <w:p>
+      <w:pPr>
+        <w:pStyle w:val="Rodap"/>
+        <w:tabs>
+          <w:tab w:val="left" w:pos="68"/>
+          <w:tab w:val="left" w:pos="4820"/>
+        </w:tabs>
+        <w:rPr>
+          <w:b/>
+          <w:color w:val="auto"/>
+        </w:rPr>
+      </w:pPr>
+      <w:r>
+        <w:rPr>
+          <w:b/>
+          <w:color w:val="auto"/>
+        </w:rPr>
+        <w:t>{{ ns.section }}.1 - GENERALIDADES</w:t>
       </w:r>
       <w:r>
         <w:rPr>
@@ -2464,7 +3130,7 @@
           <w:b/>
           <w:color w:val="auto"/>
         </w:rPr>
-        <w:t>{{ ns.section }}.3 -- GABINETE</w:t>
+        <w:t>{{ ns.section }}.2 -- OPCIONAIS INCLUSOS</w:t>
       </w:r>
       <w:r>
         <w:rPr>
@@ -2492,7 +3158,7 @@
           <w:b/>
           <w:color w:val="auto"/>
         </w:rPr>
-        <w:t>{{ ns.section }}.4 -- VENTILADORES</w:t>
+        <w:t>{{ ns.section }}.3 -- DIMENSIONAIS</w:t>
       </w:r>
       <w:r>
         <w:rPr>
@@ -2520,7 +3186,271 @@
           <w:b/>
           <w:color w:val="auto"/>
         </w:rPr>
-        <w:t>{{ ns.section }}.5 -- OPCIONAIS INCLUSOS</w:t>
+        <w:t>{{ ns.section }}.4 -- ALIMENTAÇÃO ELÉTRICA</w:t>
+      </w:r>
+      <w:r>
+        <w:rPr>
+          <w:b/>
+          <w:color w:val="auto"/>
+        </w:rPr>
+        <w:tab/>
+        <w:t>{{ ns.page + 3 }}</w:t>
+      </w:r>
+    </w:p>
+    <w:p>
+      <w:pPr>
+        <w:pStyle w:val="Rodap"/>
+        <w:tabs>
+          <w:tab w:val="left" w:pos="68"/>
+          <w:tab w:val="left" w:pos="4820"/>
+        </w:tabs>
+        <w:rPr>
+          <w:b/>
+          <w:color w:val="auto"/>
+          <w:lang w:val="en-US"/>
+        </w:rPr>
+      </w:pPr>
+      <w:r>
+        <w:rPr>
+          <w:b/>
+          <w:color w:val="auto"/>
+          <w:lang w:val="en-US"/>
+        </w:rPr>
+        <w:t xml:space="preserve">{% set ns.section = ns.section + 1 </w:t>
+      </w:r>
+      <w:r>
+        <w:rPr>
+          <w:b/>
+          <w:color w:val="auto"/>
+          <w:lang w:val="en-US"/>
+        </w:rPr>
+        <w:t>-</w:t>
+      </w:r>
+      <w:r>
+        <w:rPr>
+          <w:b/>
+          <w:color w:val="auto"/>
+          <w:lang w:val="en-US"/>
+        </w:rPr>
+        <w:t>%}</w:t>
+      </w:r>
+    </w:p>
+    <w:p>
+      <w:pPr>
+        <w:pStyle w:val="Rodap"/>
+        <w:tabs>
+          <w:tab w:val="left" w:pos="68"/>
+          <w:tab w:val="left" w:pos="4820"/>
+        </w:tabs>
+        <w:rPr>
+          <w:b/>
+          <w:color w:val="auto"/>
+          <w:lang w:val="en-US"/>
+        </w:rPr>
+      </w:pPr>
+      <w:r>
+        <w:rPr>
+          <w:b/>
+          <w:color w:val="auto"/>
+          <w:lang w:val="en-US"/>
+        </w:rPr>
+        <w:t xml:space="preserve">{% set ns.page = ns.page + 4 </w:t>
+      </w:r>
+      <w:r>
+        <w:rPr>
+          <w:b/>
+          <w:color w:val="auto"/>
+          <w:lang w:val="en-US"/>
+        </w:rPr>
+        <w:t>-</w:t>
+      </w:r>
+      <w:r>
+        <w:rPr>
+          <w:b/>
+          <w:color w:val="auto"/>
+          <w:lang w:val="en-US"/>
+        </w:rPr>
+        <w:t>%}</w:t>
+      </w:r>
+    </w:p>
+    <w:p>
+      <w:pPr>
+        <w:pStyle w:val="Rodap"/>
+        <w:tabs>
+          <w:tab w:val="left" w:pos="68"/>
+          <w:tab w:val="left" w:pos="4820"/>
+        </w:tabs>
+        <w:rPr>
+          <w:b/>
+          <w:color w:val="auto"/>
+          <w:lang w:val="en-US"/>
+        </w:rPr>
+      </w:pPr>
+      <w:r>
+        <w:rPr>
+          <w:b/>
+          <w:color w:val="auto"/>
+          <w:lang w:val="en-US"/>
+        </w:rPr>
+        <w:t>{% endif -%}</w:t>
+      </w:r>
+    </w:p>
+    <w:p>
+      <w:pPr>
+        <w:pStyle w:val="Rodap"/>
+        <w:tabs>
+          <w:tab w:val="left" w:pos="68"/>
+          <w:tab w:val="left" w:pos="4820"/>
+        </w:tabs>
+        <w:rPr>
+          <w:b/>
+          <w:color w:val="auto"/>
+          <w:sz w:val="20"/>
+          <w:szCs w:val="20"/>
+          <w:lang w:val="en-US"/>
+        </w:rPr>
+      </w:pPr>
+      <w:r>
+        <w:rPr>
+          <w:b/>
+          <w:color w:val="auto"/>
+          <w:sz w:val="20"/>
+          <w:szCs w:val="20"/>
+          <w:lang w:val="en-US"/>
+        </w:rPr>
+        <w:t>{% set split_industrial = equipamentos.por_tipo.get('Split System/Self Contained (industrial)') -%}</w:t>
+      </w:r>
+    </w:p>
+    <w:p>
+      <w:pPr>
+        <w:pStyle w:val="Rodap"/>
+        <w:tabs>
+          <w:tab w:val="left" w:pos="68"/>
+          <w:tab w:val="left" w:pos="4820"/>
+        </w:tabs>
+        <w:rPr>
+          <w:b/>
+          <w:color w:val="auto"/>
+          <w:lang w:val="en-US"/>
+        </w:rPr>
+      </w:pPr>
+      <w:r>
+        <w:rPr>
+          <w:b/>
+          <w:color w:val="auto"/>
+          <w:lang w:val="en-US"/>
+        </w:rPr>
+        <w:t>{% if split_industrial and split_industrial.tem_equipamentos %}</w:t>
+      </w:r>
+    </w:p>
+    <w:p>
+      <w:pPr>
+        <w:pStyle w:val="Rodap"/>
+        <w:tabs>
+          <w:tab w:val="left" w:pos="68"/>
+          <w:tab w:val="left" w:pos="4820"/>
+        </w:tabs>
+        <w:rPr>
+          <w:b/>
+          <w:color w:val="auto"/>
+          <w:lang w:val="en-US"/>
+        </w:rPr>
+      </w:pPr>
+      <w:r>
+        <w:rPr>
+          <w:b/>
+          <w:color w:val="auto"/>
+          <w:lang w:val="en-US"/>
+        </w:rPr>
+        <w:t>{{ ns.section }} -- EQUIPAMENTOS DO TIPO SPLIT SYSTEM/SELF CONTAINED</w:t>
+      </w:r>
+      <w:r>
+        <w:rPr>
+          <w:b/>
+          <w:color w:val="auto"/>
+          <w:lang w:val="en-US"/>
+        </w:rPr>
+        <w:tab/>
+        <w:t>{{ ns.page }}</w:t>
+      </w:r>
+    </w:p>
+    <w:p>
+      <w:pPr>
+        <w:pStyle w:val="Rodap"/>
+        <w:tabs>
+          <w:tab w:val="left" w:pos="68"/>
+          <w:tab w:val="left" w:pos="4820"/>
+        </w:tabs>
+        <w:rPr>
+          <w:b/>
+          <w:color w:val="auto"/>
+          <w:lang w:val="en-US"/>
+        </w:rPr>
+      </w:pPr>
+      <w:r>
+        <w:rPr>
+          <w:b/>
+          <w:color w:val="auto"/>
+          <w:lang w:val="en-US"/>
+        </w:rPr>
+        <w:t>{{ ns.section }}.1 - GENERALIDADES</w:t>
+      </w:r>
+      <w:r>
+        <w:rPr>
+          <w:b/>
+          <w:color w:val="auto"/>
+          <w:lang w:val="en-US"/>
+        </w:rPr>
+        <w:tab/>
+        <w:t>{{ ns.page + 1 }}</w:t>
+      </w:r>
+    </w:p>
+    <w:p>
+      <w:pPr>
+        <w:pStyle w:val="Rodap"/>
+        <w:tabs>
+          <w:tab w:val="left" w:pos="68"/>
+          <w:tab w:val="left" w:pos="4820"/>
+        </w:tabs>
+        <w:rPr>
+          <w:b/>
+          <w:color w:val="auto"/>
+        </w:rPr>
+      </w:pPr>
+      <w:r>
+        <w:rPr>
+          <w:b/>
+          <w:color w:val="auto"/>
+        </w:rPr>
+        <w:t>{{ ns.section }}.2 -- COMPRESSOR E CIRCUITO DE REFRIGERAÇÃO</w:t>
+      </w:r>
+      <w:r>
+        <w:rPr>
+          <w:b/>
+          <w:color w:val="auto"/>
+        </w:rPr>
+        <w:tab/>
+        <w:t>{{ ns.page + 1 }}</w:t>
+      </w:r>
+    </w:p>
+    <w:p>
+      <w:pPr>
+        <w:pStyle w:val="Rodap"/>
+        <w:tabs>
+          <w:tab w:val="left" w:pos="68"/>
+          <w:tab w:val="left" w:pos="4820"/>
+        </w:tabs>
+        <w:rPr>
+          <w:b/>
+          <w:color w:val="auto"/>
+        </w:rPr>
+      </w:pPr>
+      <w:r>
+        <w:rPr>
+          <w:b/>
+          <w:color w:val="auto"/>
+        </w:rPr>
+        <w:t>{{ ns.section }}.3 -- GABINETES</w:t>
       </w:r>
       <w:r>
         <w:rPr>
@@ -2548,7 +3478,7 @@
           <w:b/>
           <w:color w:val="auto"/>
         </w:rPr>
-        <w:t>{{ ns.section }}.6 -- DIMENSIONAIS</w:t>
+        <w:t>{{ ns.section }}.4 -- VENTILADORES</w:t>
       </w:r>
       <w:r>
         <w:rPr>
@@ -2576,7 +3506,35 @@
           <w:b/>
           <w:color w:val="auto"/>
         </w:rPr>
-        <w:t>{{ ns.section }}.7 -- ALIMENTAÇÃO ELÉTRICA</w:t>
+        <w:t>{{ ns.section }}.5 -- OPCIONAIS INCLUSOS</w:t>
+      </w:r>
+      <w:r>
+        <w:rPr>
+          <w:b/>
+          <w:color w:val="auto"/>
+        </w:rPr>
+        <w:tab/>
+        <w:t>{{ ns.page + 2 }}</w:t>
+      </w:r>
+    </w:p>
+    <w:p>
+      <w:pPr>
+        <w:pStyle w:val="Rodap"/>
+        <w:tabs>
+          <w:tab w:val="left" w:pos="68"/>
+          <w:tab w:val="left" w:pos="4820"/>
+        </w:tabs>
+        <w:rPr>
+          <w:b/>
+          <w:color w:val="auto"/>
+        </w:rPr>
+      </w:pPr>
+      <w:r>
+        <w:rPr>
+          <w:b/>
+          <w:color w:val="auto"/>
+        </w:rPr>
+        <w:t>{{ ns.section }}.6 -- DIMENSIONAIS</w:t>
       </w:r>
       <w:r>
         <w:rPr>
@@ -2597,32 +3555,22 @@
         <w:rPr>
           <w:b/>
           <w:color w:val="auto"/>
-          <w:lang w:val="en-US"/>
-        </w:rPr>
-      </w:pPr>
-      <w:r>
-        <w:rPr>
-          <w:b/>
-          <w:color w:val="auto"/>
-          <w:lang w:val="en-US"/>
-        </w:rPr>
-        <w:t xml:space="preserve">{% set ns.section = ns.section + 1 </w:t>
-      </w:r>
-      <w:r>
-        <w:rPr>
-          <w:b/>
-          <w:color w:val="auto"/>
-          <w:lang w:val="en-US"/>
-        </w:rPr>
-        <w:t>-</w:t>
-      </w:r>
-      <w:r>
-        <w:rPr>
-          <w:b/>
-          <w:color w:val="auto"/>
-          <w:lang w:val="en-US"/>
-        </w:rPr>
-        <w:t>%}</w:t>
+        </w:rPr>
+      </w:pPr>
+      <w:r>
+        <w:rPr>
+          <w:b/>
+          <w:color w:val="auto"/>
+        </w:rPr>
+        <w:t>{{ ns.section }}.7 -- ALIMENTAÇÃO ELÉTRICA</w:t>
+      </w:r>
+      <w:r>
+        <w:rPr>
+          <w:b/>
+          <w:color w:val="auto"/>
+        </w:rPr>
+        <w:tab/>
+        <w:t>{{ ns.page + 3 }}</w:t>
       </w:r>
     </w:p>
     <w:p>
@@ -2644,23 +3592,15 @@
           <w:color w:val="auto"/>
           <w:lang w:val="en-US"/>
         </w:rPr>
-        <w:t xml:space="preserve">{% set ns.page = ns.page + 5 </w:t>
-      </w:r>
-      <w:r>
-        <w:rPr>
-          <w:b/>
-          <w:color w:val="auto"/>
-          <w:lang w:val="en-US"/>
-        </w:rPr>
-        <w:t>-</w:t>
-      </w:r>
-      <w:r>
-        <w:rPr>
-          <w:b/>
-          <w:color w:val="auto"/>
-          <w:lang w:val="en-US"/>
-        </w:rPr>
-        <w:t>%}</w:t>
+        <w:t xml:space="preserve">{% set ns.section = ns.section + 1 </w:t>
+      </w:r>
+      <w:r>
+        <w:rPr>
+          <w:b/>
+          <w:color w:val="auto"/>
+          <w:lang w:val="en-US"/>
+        </w:rPr>
+        <w:t>-%}</w:t>
       </w:r>
     </w:p>
     <w:p>
@@ -2682,7 +3622,23 @@
           <w:color w:val="auto"/>
           <w:lang w:val="en-US"/>
         </w:rPr>
-        <w:t>{% endif -%}</w:t>
+        <w:t xml:space="preserve">{% set ns.page = ns.page + 5 </w:t>
+      </w:r>
+      <w:r>
+        <w:rPr>
+          <w:b/>
+          <w:color w:val="auto"/>
+          <w:lang w:val="en-US"/>
+        </w:rPr>
+        <w:t>-</w:t>
+      </w:r>
+      <w:r>
+        <w:rPr>
+          <w:b/>
+          <w:color w:val="auto"/>
+          <w:lang w:val="en-US"/>
+        </w:rPr>
+        <w:t>%}</w:t>
       </w:r>
     </w:p>
     <w:p>
@@ -2704,7 +3660,7 @@
           <w:color w:val="auto"/>
           <w:lang w:val="en-US"/>
         </w:rPr>
-        <w:t>{% set acj = equipamentos.por_tipo.get('ACJ') -%}</w:t>
+        <w:t>{% endif -%}</w:t>
       </w:r>
     </w:p>
     <w:p>
@@ -2726,7 +3682,7 @@
           <w:color w:val="auto"/>
           <w:lang w:val="en-US"/>
         </w:rPr>
-        <w:t>{% if acj and acj.tem_equipamentos %}</w:t>
+        <w:t>{% set press_inline = equipamentos.por_tipo.get('Pressurizador Inline') -%}</w:t>
       </w:r>
     </w:p>
     <w:p>
@@ -2746,8 +3702,90 @@
           <w:b/>
           <w:color w:val="auto"/>
         </w:rPr>
+        <w:t>{% set press_externo = equipamentos.por_tipo.get('Pressurizador Externo') -%}</w:t>
+      </w:r>
+    </w:p>
+    <w:p>
+      <w:pPr>
+        <w:pStyle w:val="Rodap"/>
+        <w:tabs>
+          <w:tab w:val="left" w:pos="68"/>
+          <w:tab w:val="left" w:pos="4820"/>
+        </w:tabs>
+        <w:rPr>
+          <w:b/>
+          <w:color w:val="auto"/>
+          <w:sz w:val="20"/>
+          <w:szCs w:val="20"/>
+        </w:rPr>
+      </w:pPr>
+      <w:r>
+        <w:rPr>
+          <w:b/>
+          <w:color w:val="auto"/>
+          <w:sz w:val="20"/>
+          <w:szCs w:val="20"/>
+        </w:rPr>
         <w:lastRenderedPageBreak/>
-        <w:t>{{ ns.section }} -- EQUIPAMENTOS DO TIPO ACJ</w:t>
+        <w:t xml:space="preserve">{% set press_suspenso = equipamentos.por_tipo.get('Pressurizador Suspenso Horizontal') </w:t>
+      </w:r>
+      <w:r>
+        <w:rPr>
+          <w:b/>
+          <w:color w:val="auto"/>
+          <w:sz w:val="20"/>
+          <w:szCs w:val="20"/>
+        </w:rPr>
+        <w:t>-</w:t>
+      </w:r>
+      <w:r>
+        <w:rPr>
+          <w:b/>
+          <w:color w:val="auto"/>
+          <w:sz w:val="20"/>
+          <w:szCs w:val="20"/>
+        </w:rPr>
+        <w:t>%}</w:t>
+      </w:r>
+    </w:p>
+    <w:p>
+      <w:pPr>
+        <w:pStyle w:val="Rodap"/>
+        <w:tabs>
+          <w:tab w:val="left" w:pos="68"/>
+          <w:tab w:val="left" w:pos="4820"/>
+        </w:tabs>
+        <w:rPr>
+          <w:b/>
+          <w:color w:val="auto"/>
+        </w:rPr>
+      </w:pPr>
+      <w:r>
+        <w:rPr>
+          <w:b/>
+          <w:color w:val="auto"/>
+        </w:rPr>
+        <w:t>{% if press_inline.tem_equipamentos or press_externo.tem_equipamentos or press_suspenso.tem_equipamentos %}</w:t>
+      </w:r>
+    </w:p>
+    <w:p>
+      <w:pPr>
+        <w:pStyle w:val="Rodap"/>
+        <w:tabs>
+          <w:tab w:val="left" w:pos="68"/>
+          <w:tab w:val="left" w:pos="4820"/>
+        </w:tabs>
+        <w:rPr>
+          <w:b/>
+          <w:color w:val="auto"/>
+        </w:rPr>
+      </w:pPr>
+      <w:r>
+        <w:rPr>
+          <w:b/>
+          <w:color w:val="auto"/>
+        </w:rPr>
+        <w:t>{{ ns.section }} -- VENTILADOR DE PRESSÃO POSITIVA</w:t>
       </w:r>
       <w:r>
         <w:rPr>
@@ -2803,7 +3841,35 @@
           <w:b/>
           <w:color w:val="auto"/>
         </w:rPr>
-        <w:t>{{ ns.section }}.2 -- OPCIONAIS INCLUSOS</w:t>
+        <w:t>{{ ns.section }}.2 -- ROTOR E VOLUTA</w:t>
+      </w:r>
+      <w:r>
+        <w:rPr>
+          <w:b/>
+          <w:color w:val="auto"/>
+        </w:rPr>
+        <w:tab/>
+        <w:t>{{ ns.page + 1 }}</w:t>
+      </w:r>
+    </w:p>
+    <w:p>
+      <w:pPr>
+        <w:pStyle w:val="Rodap"/>
+        <w:tabs>
+          <w:tab w:val="left" w:pos="68"/>
+          <w:tab w:val="left" w:pos="4820"/>
+        </w:tabs>
+        <w:rPr>
+          <w:b/>
+          <w:color w:val="auto"/>
+        </w:rPr>
+      </w:pPr>
+      <w:r>
+        <w:rPr>
+          <w:b/>
+          <w:color w:val="auto"/>
+        </w:rPr>
+        <w:t>{{ ns.section }}.3 -- OPCIONAIS INCLUSOS</w:t>
       </w:r>
       <w:r>
         <w:rPr>
@@ -2831,7 +3897,7 @@
           <w:b/>
           <w:color w:val="auto"/>
         </w:rPr>
-        <w:t>{{ ns.section }}.3 -- DIMENSIONAIS</w:t>
+        <w:t>{{ ns.section }}.4 -- ALIMENTAÇÃO ELÉTRICA</w:t>
       </w:r>
       <w:r>
         <w:rPr>
@@ -2852,22 +3918,32 @@
         <w:rPr>
           <w:b/>
           <w:color w:val="auto"/>
-        </w:rPr>
-      </w:pPr>
-      <w:r>
-        <w:rPr>
-          <w:b/>
-          <w:color w:val="auto"/>
-        </w:rPr>
-        <w:t>{{ ns.section }}.4 -- ALIMENTAÇÃO ELÉTRICA</w:t>
-      </w:r>
-      <w:r>
-        <w:rPr>
-          <w:b/>
-          <w:color w:val="auto"/>
-        </w:rPr>
-        <w:tab/>
-        <w:t>{{ ns.page + 3 }}</w:t>
+          <w:lang w:val="en-US"/>
+        </w:rPr>
+      </w:pPr>
+      <w:r>
+        <w:rPr>
+          <w:b/>
+          <w:color w:val="auto"/>
+          <w:lang w:val="en-US"/>
+        </w:rPr>
+        <w:t xml:space="preserve">{% set ns.section = ns.section + 1 </w:t>
+      </w:r>
+      <w:r>
+        <w:rPr>
+          <w:b/>
+          <w:color w:val="auto"/>
+          <w:lang w:val="en-US"/>
+        </w:rPr>
+        <w:t>-</w:t>
+      </w:r>
+      <w:r>
+        <w:rPr>
+          <w:b/>
+          <w:color w:val="auto"/>
+          <w:lang w:val="en-US"/>
+        </w:rPr>
+        <w:t>%}</w:t>
       </w:r>
     </w:p>
     <w:p>
@@ -2889,7 +3965,7 @@
           <w:color w:val="auto"/>
           <w:lang w:val="en-US"/>
         </w:rPr>
-        <w:t xml:space="preserve">{% set ns.section = ns.section + 1 </w:t>
+        <w:t xml:space="preserve">{% set ns.page = ns.page + 3 </w:t>
       </w:r>
       <w:r>
         <w:rPr>
@@ -2927,23 +4003,7 @@
           <w:color w:val="auto"/>
           <w:lang w:val="en-US"/>
         </w:rPr>
-        <w:t xml:space="preserve">{% set ns.page = ns.page + 4 </w:t>
-      </w:r>
-      <w:r>
-        <w:rPr>
-          <w:b/>
-          <w:color w:val="auto"/>
-          <w:lang w:val="en-US"/>
-        </w:rPr>
-        <w:t>-</w:t>
-      </w:r>
-      <w:r>
-        <w:rPr>
-          <w:b/>
-          <w:color w:val="auto"/>
-          <w:lang w:val="en-US"/>
-        </w:rPr>
-        <w:t>%}</w:t>
+        <w:t>{% endif -%}</w:t>
       </w:r>
     </w:p>
     <w:p>
@@ -2965,7 +4025,7 @@
           <w:color w:val="auto"/>
           <w:lang w:val="en-US"/>
         </w:rPr>
-        <w:t>{% endif -%}</w:t>
+        <w:t>{% set cartucho = equipamentos.por_tipo.get('Filtro Cartucho') -%}</w:t>
       </w:r>
     </w:p>
     <w:p>
@@ -2978,40 +4038,16 @@
         <w:rPr>
           <w:b/>
           <w:color w:val="auto"/>
-          <w:sz w:val="20"/>
-          <w:szCs w:val="20"/>
-          <w:lang w:val="en-US"/>
-        </w:rPr>
-      </w:pPr>
-      <w:r>
-        <w:rPr>
-          <w:b/>
-          <w:color w:val="auto"/>
-          <w:sz w:val="20"/>
-          <w:szCs w:val="20"/>
-          <w:lang w:val="en-US"/>
-        </w:rPr>
-        <w:t xml:space="preserve">{% set split_conforto = equipamentos.por_tipo.get('Split System/Self Contained (conforto)') </w:t>
-      </w:r>
-      <w:r>
-        <w:rPr>
-          <w:b/>
-          <w:color w:val="auto"/>
-          <w:sz w:val="20"/>
-          <w:szCs w:val="20"/>
-          <w:lang w:val="en-US"/>
-        </w:rPr>
-        <w:t>-</w:t>
-      </w:r>
-      <w:r>
-        <w:rPr>
-          <w:b/>
-          <w:color w:val="auto"/>
-          <w:sz w:val="20"/>
-          <w:szCs w:val="20"/>
-          <w:lang w:val="en-US"/>
-        </w:rPr>
-        <w:t>%}</w:t>
+          <w:lang w:val="en-US"/>
+        </w:rPr>
+      </w:pPr>
+      <w:r>
+        <w:rPr>
+          <w:b/>
+          <w:color w:val="auto"/>
+          <w:lang w:val="en-US"/>
+        </w:rPr>
+        <w:t>{% if cartucho and cartucho.tem_equipamentos %}</w:t>
       </w:r>
     </w:p>
     <w:p>
@@ -3024,16 +4060,22 @@
         <w:rPr>
           <w:b/>
           <w:color w:val="auto"/>
-          <w:lang w:val="en-US"/>
-        </w:rPr>
-      </w:pPr>
-      <w:r>
-        <w:rPr>
-          <w:b/>
-          <w:color w:val="auto"/>
-          <w:lang w:val="en-US"/>
-        </w:rPr>
-        <w:t>{% if split_conforto and split_conforto.tem_equipamentos %}</w:t>
+        </w:rPr>
+      </w:pPr>
+      <w:r>
+        <w:rPr>
+          <w:b/>
+          <w:color w:val="auto"/>
+        </w:rPr>
+        <w:t>{{ ns.section }} -- VENTILADOR COM FILTRO CARTUCHO E FILTRAGEM AUTOMÁTICA</w:t>
+      </w:r>
+      <w:r>
+        <w:rPr>
+          <w:b/>
+          <w:color w:val="auto"/>
+        </w:rPr>
+        <w:tab/>
+        <w:t>{{ ns.page }}</w:t>
       </w:r>
     </w:p>
     <w:p>
@@ -3053,7 +4095,227 @@
           <w:b/>
           <w:color w:val="auto"/>
         </w:rPr>
-        <w:t>{{ ns.section }} -- EQUIPAMENTOS DO TIPO SPLIT SIMPLES DE CONFORTO (LINHA BRANCA)</w:t>
+        <w:t>{{ ns.section }}.1 - GENERALIDADES</w:t>
+      </w:r>
+      <w:r>
+        <w:rPr>
+          <w:b/>
+          <w:color w:val="auto"/>
+        </w:rPr>
+        <w:tab/>
+        <w:t>{{ ns.page + 1 }}</w:t>
+      </w:r>
+    </w:p>
+    <w:p>
+      <w:pPr>
+        <w:pStyle w:val="Rodap"/>
+        <w:tabs>
+          <w:tab w:val="left" w:pos="68"/>
+          <w:tab w:val="left" w:pos="4820"/>
+        </w:tabs>
+        <w:rPr>
+          <w:b/>
+          <w:color w:val="auto"/>
+        </w:rPr>
+      </w:pPr>
+      <w:r>
+        <w:rPr>
+          <w:b/>
+          <w:color w:val="auto"/>
+        </w:rPr>
+        <w:t>{{ ns.section }}.2 -- OPCIONAIS INCLUSOS</w:t>
+      </w:r>
+      <w:r>
+        <w:rPr>
+          <w:b/>
+          <w:color w:val="auto"/>
+        </w:rPr>
+        <w:tab/>
+        <w:t>{{ ns.page + 2 }}</w:t>
+      </w:r>
+    </w:p>
+    <w:p>
+      <w:pPr>
+        <w:pStyle w:val="Rodap"/>
+        <w:tabs>
+          <w:tab w:val="left" w:pos="68"/>
+          <w:tab w:val="left" w:pos="4820"/>
+        </w:tabs>
+        <w:rPr>
+          <w:b/>
+          <w:color w:val="auto"/>
+        </w:rPr>
+      </w:pPr>
+      <w:r>
+        <w:rPr>
+          <w:b/>
+          <w:color w:val="auto"/>
+        </w:rPr>
+        <w:t>{{ ns.section }}.3 -- ALIMENTAÇÃO ELÉTRICA</w:t>
+      </w:r>
+      <w:r>
+        <w:rPr>
+          <w:b/>
+          <w:color w:val="auto"/>
+        </w:rPr>
+        <w:tab/>
+        <w:t>{{ ns.page + 2 }}</w:t>
+      </w:r>
+    </w:p>
+    <w:p>
+      <w:pPr>
+        <w:pStyle w:val="Rodap"/>
+        <w:tabs>
+          <w:tab w:val="left" w:pos="68"/>
+          <w:tab w:val="left" w:pos="4820"/>
+        </w:tabs>
+        <w:rPr>
+          <w:b/>
+          <w:color w:val="auto"/>
+          <w:lang w:val="en-US"/>
+        </w:rPr>
+      </w:pPr>
+      <w:r>
+        <w:rPr>
+          <w:b/>
+          <w:color w:val="auto"/>
+          <w:lang w:val="en-US"/>
+        </w:rPr>
+        <w:t xml:space="preserve">{% set ns.section = ns.section + 1 </w:t>
+      </w:r>
+      <w:r>
+        <w:rPr>
+          <w:b/>
+          <w:color w:val="auto"/>
+          <w:lang w:val="en-US"/>
+        </w:rPr>
+        <w:t>-</w:t>
+      </w:r>
+      <w:r>
+        <w:rPr>
+          <w:b/>
+          <w:color w:val="auto"/>
+          <w:lang w:val="en-US"/>
+        </w:rPr>
+        <w:t>%}</w:t>
+      </w:r>
+    </w:p>
+    <w:p>
+      <w:pPr>
+        <w:pStyle w:val="Rodap"/>
+        <w:tabs>
+          <w:tab w:val="left" w:pos="68"/>
+          <w:tab w:val="left" w:pos="4820"/>
+        </w:tabs>
+        <w:rPr>
+          <w:b/>
+          <w:color w:val="auto"/>
+          <w:lang w:val="en-US"/>
+        </w:rPr>
+      </w:pPr>
+      <w:r>
+        <w:rPr>
+          <w:b/>
+          <w:color w:val="auto"/>
+          <w:lang w:val="en-US"/>
+        </w:rPr>
+        <w:t xml:space="preserve">{% set ns.page = ns.page + 3 </w:t>
+      </w:r>
+      <w:r>
+        <w:rPr>
+          <w:b/>
+          <w:color w:val="auto"/>
+          <w:lang w:val="en-US"/>
+        </w:rPr>
+        <w:t>-</w:t>
+      </w:r>
+      <w:r>
+        <w:rPr>
+          <w:b/>
+          <w:color w:val="auto"/>
+          <w:lang w:val="en-US"/>
+        </w:rPr>
+        <w:t>%}</w:t>
+      </w:r>
+    </w:p>
+    <w:p>
+      <w:pPr>
+        <w:pStyle w:val="Rodap"/>
+        <w:tabs>
+          <w:tab w:val="left" w:pos="68"/>
+          <w:tab w:val="left" w:pos="4820"/>
+        </w:tabs>
+        <w:rPr>
+          <w:b/>
+          <w:color w:val="auto"/>
+        </w:rPr>
+      </w:pPr>
+      <w:r>
+        <w:rPr>
+          <w:b/>
+          <w:color w:val="auto"/>
+        </w:rPr>
+        <w:t>{% endif -%}</w:t>
+      </w:r>
+    </w:p>
+    <w:p>
+      <w:pPr>
+        <w:pStyle w:val="Rodap"/>
+        <w:tabs>
+          <w:tab w:val="left" w:pos="68"/>
+          <w:tab w:val="left" w:pos="4820"/>
+        </w:tabs>
+        <w:rPr>
+          <w:b/>
+          <w:color w:val="auto"/>
+        </w:rPr>
+      </w:pPr>
+      <w:r>
+        <w:rPr>
+          <w:b/>
+          <w:color w:val="auto"/>
+        </w:rPr>
+        <w:t>{% set quimico = equipamentos.por_tipo.get('Filtro Quimico') -%}</w:t>
+      </w:r>
+    </w:p>
+    <w:p>
+      <w:pPr>
+        <w:pStyle w:val="Rodap"/>
+        <w:tabs>
+          <w:tab w:val="left" w:pos="68"/>
+          <w:tab w:val="left" w:pos="4820"/>
+        </w:tabs>
+        <w:rPr>
+          <w:b/>
+          <w:color w:val="auto"/>
+        </w:rPr>
+      </w:pPr>
+      <w:r>
+        <w:rPr>
+          <w:b/>
+          <w:color w:val="auto"/>
+        </w:rPr>
+        <w:t>{% if quimico and quimico.tem_equipamentos %}</w:t>
+      </w:r>
+    </w:p>
+    <w:p>
+      <w:pPr>
+        <w:pStyle w:val="Rodap"/>
+        <w:tabs>
+          <w:tab w:val="left" w:pos="68"/>
+          <w:tab w:val="left" w:pos="4820"/>
+        </w:tabs>
+        <w:rPr>
+          <w:b/>
+          <w:color w:val="auto"/>
+        </w:rPr>
+      </w:pPr>
+      <w:r>
+        <w:rPr>
+          <w:b/>
+          <w:color w:val="auto"/>
+        </w:rPr>
+        <w:t>{{ ns.section }} -- SISTEMA DE FILTRAGEM QUÍMICA</w:t>
       </w:r>
       <w:r>
         <w:rPr>
@@ -3137,7 +4399,7 @@
           <w:b/>
           <w:color w:val="auto"/>
         </w:rPr>
-        <w:t>{{ ns.section }}.3 -- DIMENSIONAIS</w:t>
+        <w:t>{{ ns.section }}.3 -- ALIMENTAÇÃO ELÉTRICA</w:t>
       </w:r>
       <w:r>
         <w:rPr>
@@ -3158,22 +4420,32 @@
         <w:rPr>
           <w:b/>
           <w:color w:val="auto"/>
-        </w:rPr>
-      </w:pPr>
-      <w:r>
-        <w:rPr>
-          <w:b/>
-          <w:color w:val="auto"/>
-        </w:rPr>
-        <w:t>{{ ns.section }}.4 -- ALIMENTAÇÃO ELÉTRICA</w:t>
-      </w:r>
-      <w:r>
-        <w:rPr>
-          <w:b/>
-          <w:color w:val="auto"/>
-        </w:rPr>
-        <w:tab/>
-        <w:t>{{ ns.page + 3 }}</w:t>
+          <w:lang w:val="en-US"/>
+        </w:rPr>
+      </w:pPr>
+      <w:r>
+        <w:rPr>
+          <w:b/>
+          <w:color w:val="auto"/>
+          <w:lang w:val="en-US"/>
+        </w:rPr>
+        <w:t xml:space="preserve">{% set ns.section = ns.section + 1 </w:t>
+      </w:r>
+      <w:r>
+        <w:rPr>
+          <w:b/>
+          <w:color w:val="auto"/>
+          <w:lang w:val="en-US"/>
+        </w:rPr>
+        <w:t>-</w:t>
+      </w:r>
+      <w:r>
+        <w:rPr>
+          <w:b/>
+          <w:color w:val="auto"/>
+          <w:lang w:val="en-US"/>
+        </w:rPr>
+        <w:t>%}</w:t>
       </w:r>
     </w:p>
     <w:p>
@@ -3195,7 +4467,7 @@
           <w:color w:val="auto"/>
           <w:lang w:val="en-US"/>
         </w:rPr>
-        <w:t xml:space="preserve">{% set ns.section = ns.section + 1 </w:t>
+        <w:t xml:space="preserve">{% set ns.page = ns.page + 3 </w:t>
       </w:r>
       <w:r>
         <w:rPr>
@@ -3233,23 +4505,7 @@
           <w:color w:val="auto"/>
           <w:lang w:val="en-US"/>
         </w:rPr>
-        <w:t xml:space="preserve">{% set ns.page = ns.page + 4 </w:t>
-      </w:r>
-      <w:r>
-        <w:rPr>
-          <w:b/>
-          <w:color w:val="auto"/>
-          <w:lang w:val="en-US"/>
-        </w:rPr>
-        <w:t>-</w:t>
-      </w:r>
-      <w:r>
-        <w:rPr>
-          <w:b/>
-          <w:color w:val="auto"/>
-          <w:lang w:val="en-US"/>
-        </w:rPr>
-        <w:t>%}</w:t>
+        <w:t>{% endif -%}</w:t>
       </w:r>
     </w:p>
     <w:p>
@@ -3271,7 +4527,7 @@
           <w:color w:val="auto"/>
           <w:lang w:val="en-US"/>
         </w:rPr>
-        <w:t>{% endif -%}</w:t>
+        <w:t>{% if exaustores and exaustores.trafo and exaustores.trafo.tem_equipamentos %}</w:t>
       </w:r>
     </w:p>
     <w:p>
@@ -3284,20 +4540,25 @@
         <w:rPr>
           <w:b/>
           <w:color w:val="auto"/>
-          <w:sz w:val="20"/>
-          <w:szCs w:val="20"/>
-          <w:lang w:val="en-US"/>
-        </w:rPr>
-      </w:pPr>
-      <w:r>
-        <w:rPr>
-          <w:b/>
-          <w:color w:val="auto"/>
-          <w:sz w:val="20"/>
-          <w:szCs w:val="20"/>
-          <w:lang w:val="en-US"/>
-        </w:rPr>
-        <w:t>{% set split_industrial = equipamentos.por_tipo.get('Split System/Self Contained (industrial)') -%}</w:t>
+          <w:lang w:val="en-US"/>
+        </w:rPr>
+      </w:pPr>
+      <w:r>
+        <w:rPr>
+          <w:b/>
+          <w:color w:val="auto"/>
+          <w:lang w:val="en-US"/>
+        </w:rPr>
+        <w:t>{{ ns.section }} -- EXAUSTORES DE ARREFECIMENTO - BAIA DE TRAFO</w:t>
+      </w:r>
+      <w:r>
+        <w:rPr>
+          <w:b/>
+          <w:color w:val="auto"/>
+          <w:lang w:val="en-US"/>
+        </w:rPr>
+        <w:tab/>
+        <w:t>{{ ns.page }}</w:t>
       </w:r>
     </w:p>
     <w:p>
@@ -3319,7 +4580,16 @@
           <w:color w:val="auto"/>
           <w:lang w:val="en-US"/>
         </w:rPr>
-        <w:t>{% if split_industrial and split_industrial.tem_equipamentos %}</w:t>
+        <w:t>{{ ns.section }}.1 - GENERALIDADES</w:t>
+      </w:r>
+      <w:r>
+        <w:rPr>
+          <w:b/>
+          <w:color w:val="auto"/>
+          <w:lang w:val="en-US"/>
+        </w:rPr>
+        <w:tab/>
+        <w:t>{{ ns.page + 1 }}</w:t>
       </w:r>
     </w:p>
     <w:p>
@@ -3341,7 +4611,187 @@
           <w:color w:val="auto"/>
           <w:lang w:val="en-US"/>
         </w:rPr>
-        <w:t>{{ ns.section }} -- EQUIPAMENTOS DO TIPO SPLIT SYSTEM/SELF CONTAINED</w:t>
+        <w:t>{{ ns.section }}.2 -- OPCIONAIS INCLUSOS</w:t>
+      </w:r>
+      <w:r>
+        <w:rPr>
+          <w:b/>
+          <w:color w:val="auto"/>
+          <w:lang w:val="en-US"/>
+        </w:rPr>
+        <w:tab/>
+        <w:t>{{ ns.page + 2 }}</w:t>
+      </w:r>
+    </w:p>
+    <w:p>
+      <w:pPr>
+        <w:pStyle w:val="Rodap"/>
+        <w:tabs>
+          <w:tab w:val="left" w:pos="68"/>
+          <w:tab w:val="left" w:pos="4820"/>
+        </w:tabs>
+        <w:rPr>
+          <w:b/>
+          <w:color w:val="auto"/>
+        </w:rPr>
+      </w:pPr>
+      <w:r>
+        <w:rPr>
+          <w:b/>
+          <w:color w:val="auto"/>
+        </w:rPr>
+        <w:lastRenderedPageBreak/>
+        <w:t>{{ ns.section }}.3 -- ALIMENTAÇÃO ELÉTRICA</w:t>
+      </w:r>
+      <w:r>
+        <w:rPr>
+          <w:b/>
+          <w:color w:val="auto"/>
+        </w:rPr>
+        <w:tab/>
+        <w:t>{{ ns.page + 2 }}</w:t>
+      </w:r>
+    </w:p>
+    <w:p>
+      <w:pPr>
+        <w:pStyle w:val="Rodap"/>
+        <w:tabs>
+          <w:tab w:val="left" w:pos="68"/>
+          <w:tab w:val="left" w:pos="4820"/>
+        </w:tabs>
+        <w:rPr>
+          <w:b/>
+          <w:color w:val="auto"/>
+          <w:lang w:val="en-US"/>
+        </w:rPr>
+      </w:pPr>
+      <w:r>
+        <w:rPr>
+          <w:b/>
+          <w:color w:val="auto"/>
+          <w:lang w:val="en-US"/>
+        </w:rPr>
+        <w:t xml:space="preserve">{% set ns.section = ns.section + 1 </w:t>
+      </w:r>
+      <w:r>
+        <w:rPr>
+          <w:b/>
+          <w:color w:val="auto"/>
+          <w:lang w:val="en-US"/>
+        </w:rPr>
+        <w:t>-</w:t>
+      </w:r>
+      <w:r>
+        <w:rPr>
+          <w:b/>
+          <w:color w:val="auto"/>
+          <w:lang w:val="en-US"/>
+        </w:rPr>
+        <w:t>%}</w:t>
+      </w:r>
+    </w:p>
+    <w:p>
+      <w:pPr>
+        <w:pStyle w:val="Rodap"/>
+        <w:tabs>
+          <w:tab w:val="left" w:pos="68"/>
+          <w:tab w:val="left" w:pos="4820"/>
+        </w:tabs>
+        <w:rPr>
+          <w:b/>
+          <w:color w:val="auto"/>
+          <w:lang w:val="en-US"/>
+        </w:rPr>
+      </w:pPr>
+      <w:r>
+        <w:rPr>
+          <w:b/>
+          <w:color w:val="auto"/>
+          <w:lang w:val="en-US"/>
+        </w:rPr>
+        <w:t xml:space="preserve">{% set ns.page = ns.page + 3 </w:t>
+      </w:r>
+      <w:r>
+        <w:rPr>
+          <w:b/>
+          <w:color w:val="auto"/>
+          <w:lang w:val="en-US"/>
+        </w:rPr>
+        <w:t>-</w:t>
+      </w:r>
+      <w:r>
+        <w:rPr>
+          <w:b/>
+          <w:color w:val="auto"/>
+          <w:lang w:val="en-US"/>
+        </w:rPr>
+        <w:t>%}</w:t>
+      </w:r>
+    </w:p>
+    <w:p>
+      <w:pPr>
+        <w:pStyle w:val="Rodap"/>
+        <w:tabs>
+          <w:tab w:val="left" w:pos="68"/>
+          <w:tab w:val="left" w:pos="4820"/>
+        </w:tabs>
+        <w:rPr>
+          <w:b/>
+          <w:color w:val="auto"/>
+          <w:lang w:val="en-US"/>
+        </w:rPr>
+      </w:pPr>
+      <w:r>
+        <w:rPr>
+          <w:b/>
+          <w:color w:val="auto"/>
+          <w:lang w:val="en-US"/>
+        </w:rPr>
+        <w:t>{% endif -%}</w:t>
+      </w:r>
+    </w:p>
+    <w:p>
+      <w:pPr>
+        <w:pStyle w:val="Rodap"/>
+        <w:tabs>
+          <w:tab w:val="left" w:pos="68"/>
+          <w:tab w:val="left" w:pos="4820"/>
+        </w:tabs>
+        <w:rPr>
+          <w:b/>
+          <w:color w:val="auto"/>
+          <w:lang w:val="en-US"/>
+        </w:rPr>
+      </w:pPr>
+      <w:r>
+        <w:rPr>
+          <w:b/>
+          <w:color w:val="auto"/>
+          <w:lang w:val="en-US"/>
+        </w:rPr>
+        <w:t>{% if exaustores and exaustores.bateria and exaustores.bateria.tem_equipamentos %}</w:t>
+      </w:r>
+    </w:p>
+    <w:p>
+      <w:pPr>
+        <w:pStyle w:val="Rodap"/>
+        <w:tabs>
+          <w:tab w:val="left" w:pos="68"/>
+          <w:tab w:val="left" w:pos="4820"/>
+        </w:tabs>
+        <w:rPr>
+          <w:b/>
+          <w:color w:val="auto"/>
+          <w:lang w:val="en-US"/>
+        </w:rPr>
+      </w:pPr>
+      <w:r>
+        <w:rPr>
+          <w:b/>
+          <w:color w:val="auto"/>
+          <w:lang w:val="en-US"/>
+        </w:rPr>
+        <w:t>{{ ns.section }} -- EXAUSTORES DE SALA DE BATERIAS</w:t>
       </w:r>
       <w:r>
         <w:rPr>
@@ -3394,14 +4844,237 @@
         <w:rPr>
           <w:b/>
           <w:color w:val="auto"/>
-        </w:rPr>
-      </w:pPr>
-      <w:r>
-        <w:rPr>
-          <w:b/>
-          <w:color w:val="auto"/>
-        </w:rPr>
-        <w:t>{{ ns.section }}.2 -- COMPRESSOR E CIRCUITO DE REFRIGERAÇÃO</w:t>
+          <w:lang w:val="en-US"/>
+        </w:rPr>
+      </w:pPr>
+      <w:r>
+        <w:rPr>
+          <w:b/>
+          <w:color w:val="auto"/>
+          <w:lang w:val="en-US"/>
+        </w:rPr>
+        <w:t>{{ ns.section }}.2 -- OPCIONAIS INCLUSOS</w:t>
+      </w:r>
+      <w:r>
+        <w:rPr>
+          <w:b/>
+          <w:color w:val="auto"/>
+          <w:lang w:val="en-US"/>
+        </w:rPr>
+        <w:tab/>
+        <w:t>{{ ns.page + 2 }}</w:t>
+      </w:r>
+    </w:p>
+    <w:p>
+      <w:pPr>
+        <w:pStyle w:val="Rodap"/>
+        <w:tabs>
+          <w:tab w:val="left" w:pos="68"/>
+          <w:tab w:val="left" w:pos="4820"/>
+        </w:tabs>
+        <w:rPr>
+          <w:b/>
+          <w:color w:val="auto"/>
+        </w:rPr>
+      </w:pPr>
+      <w:r>
+        <w:rPr>
+          <w:b/>
+          <w:color w:val="auto"/>
+        </w:rPr>
+        <w:t>{{ ns.section }}.3 -- ALIMENTAÇÃO ELÉTRICA</w:t>
+      </w:r>
+      <w:r>
+        <w:rPr>
+          <w:b/>
+          <w:color w:val="auto"/>
+        </w:rPr>
+        <w:tab/>
+        <w:t>{{ ns.page + 2 }}</w:t>
+      </w:r>
+    </w:p>
+    <w:p>
+      <w:pPr>
+        <w:pStyle w:val="Rodap"/>
+        <w:tabs>
+          <w:tab w:val="left" w:pos="68"/>
+          <w:tab w:val="left" w:pos="4820"/>
+        </w:tabs>
+        <w:rPr>
+          <w:b/>
+          <w:color w:val="auto"/>
+          <w:lang w:val="en-US"/>
+        </w:rPr>
+      </w:pPr>
+      <w:r>
+        <w:rPr>
+          <w:b/>
+          <w:color w:val="auto"/>
+          <w:lang w:val="en-US"/>
+        </w:rPr>
+        <w:t xml:space="preserve">{% set ns.section = ns.section + 1 </w:t>
+      </w:r>
+      <w:r>
+        <w:rPr>
+          <w:b/>
+          <w:color w:val="auto"/>
+          <w:lang w:val="en-US"/>
+        </w:rPr>
+        <w:t>-</w:t>
+      </w:r>
+      <w:r>
+        <w:rPr>
+          <w:b/>
+          <w:color w:val="auto"/>
+          <w:lang w:val="en-US"/>
+        </w:rPr>
+        <w:t>%}</w:t>
+      </w:r>
+    </w:p>
+    <w:p>
+      <w:pPr>
+        <w:pStyle w:val="Rodap"/>
+        <w:tabs>
+          <w:tab w:val="left" w:pos="68"/>
+          <w:tab w:val="left" w:pos="4820"/>
+        </w:tabs>
+        <w:rPr>
+          <w:b/>
+          <w:color w:val="auto"/>
+          <w:lang w:val="en-US"/>
+        </w:rPr>
+      </w:pPr>
+      <w:r>
+        <w:rPr>
+          <w:b/>
+          <w:color w:val="auto"/>
+          <w:lang w:val="en-US"/>
+        </w:rPr>
+        <w:t xml:space="preserve">{% set ns.page = ns.page + 3 </w:t>
+      </w:r>
+      <w:r>
+        <w:rPr>
+          <w:b/>
+          <w:color w:val="auto"/>
+          <w:lang w:val="en-US"/>
+        </w:rPr>
+        <w:t>-</w:t>
+      </w:r>
+      <w:r>
+        <w:rPr>
+          <w:b/>
+          <w:color w:val="auto"/>
+          <w:lang w:val="en-US"/>
+        </w:rPr>
+        <w:t>%}</w:t>
+      </w:r>
+    </w:p>
+    <w:p>
+      <w:pPr>
+        <w:pStyle w:val="Rodap"/>
+        <w:tabs>
+          <w:tab w:val="left" w:pos="68"/>
+          <w:tab w:val="left" w:pos="4820"/>
+        </w:tabs>
+        <w:rPr>
+          <w:b/>
+          <w:color w:val="auto"/>
+        </w:rPr>
+      </w:pPr>
+      <w:r>
+        <w:rPr>
+          <w:b/>
+          <w:color w:val="auto"/>
+        </w:rPr>
+        <w:t>{% endif -%}</w:t>
+      </w:r>
+    </w:p>
+    <w:p>
+      <w:pPr>
+        <w:pStyle w:val="Rodap"/>
+        <w:tabs>
+          <w:tab w:val="left" w:pos="68"/>
+          <w:tab w:val="left" w:pos="4820"/>
+        </w:tabs>
+        <w:rPr>
+          <w:b/>
+          <w:color w:val="auto"/>
+        </w:rPr>
+      </w:pPr>
+      <w:r>
+        <w:rPr>
+          <w:b/>
+          <w:color w:val="auto"/>
+        </w:rPr>
+        <w:t>{% set centrifugo = equipamentos.por_tipo.get('Gabinete Centrifugo') -%}</w:t>
+      </w:r>
+    </w:p>
+    <w:p>
+      <w:pPr>
+        <w:pStyle w:val="Rodap"/>
+        <w:tabs>
+          <w:tab w:val="left" w:pos="68"/>
+          <w:tab w:val="left" w:pos="4820"/>
+        </w:tabs>
+        <w:rPr>
+          <w:b/>
+          <w:color w:val="auto"/>
+        </w:rPr>
+      </w:pPr>
+      <w:r>
+        <w:rPr>
+          <w:b/>
+          <w:color w:val="auto"/>
+        </w:rPr>
+        <w:t>{% if centrifugo and centrifugo.tem_equipamentos %}</w:t>
+      </w:r>
+    </w:p>
+    <w:p>
+      <w:pPr>
+        <w:pStyle w:val="Rodap"/>
+        <w:tabs>
+          <w:tab w:val="left" w:pos="68"/>
+          <w:tab w:val="left" w:pos="4820"/>
+        </w:tabs>
+        <w:rPr>
+          <w:b/>
+          <w:color w:val="auto"/>
+        </w:rPr>
+      </w:pPr>
+      <w:r>
+        <w:rPr>
+          <w:b/>
+          <w:color w:val="auto"/>
+        </w:rPr>
+        <w:t>{{ ns.section }} -- GABINETES CENTRÍFUGOS</w:t>
+      </w:r>
+      <w:r>
+        <w:rPr>
+          <w:b/>
+          <w:color w:val="auto"/>
+        </w:rPr>
+        <w:tab/>
+        <w:t>{{ ns.page }}</w:t>
+      </w:r>
+    </w:p>
+    <w:p>
+      <w:pPr>
+        <w:pStyle w:val="Rodap"/>
+        <w:tabs>
+          <w:tab w:val="left" w:pos="68"/>
+          <w:tab w:val="left" w:pos="4820"/>
+        </w:tabs>
+        <w:rPr>
+          <w:b/>
+          <w:color w:val="auto"/>
+        </w:rPr>
+      </w:pPr>
+      <w:r>
+        <w:rPr>
+          <w:b/>
+          <w:color w:val="auto"/>
+        </w:rPr>
+        <w:t>{{ ns.section }}.1 - GENERALIDADES</w:t>
       </w:r>
       <w:r>
         <w:rPr>
@@ -3429,7 +5102,35 @@
           <w:b/>
           <w:color w:val="auto"/>
         </w:rPr>
-        <w:t>{{ ns.section }}.3 -- GABINETES</w:t>
+        <w:t>{{ ns.section }}.2 -- ROTOR E VOLUTA</w:t>
+      </w:r>
+      <w:r>
+        <w:rPr>
+          <w:b/>
+          <w:color w:val="auto"/>
+        </w:rPr>
+        <w:tab/>
+        <w:t>{{ ns.page + 1 }}</w:t>
+      </w:r>
+    </w:p>
+    <w:p>
+      <w:pPr>
+        <w:pStyle w:val="Rodap"/>
+        <w:tabs>
+          <w:tab w:val="left" w:pos="68"/>
+          <w:tab w:val="left" w:pos="4820"/>
+        </w:tabs>
+        <w:rPr>
+          <w:b/>
+          <w:color w:val="auto"/>
+        </w:rPr>
+      </w:pPr>
+      <w:r>
+        <w:rPr>
+          <w:b/>
+          <w:color w:val="auto"/>
+        </w:rPr>
+        <w:t>{{ ns.section }}.3 -- OPCIONAIS INCLUSOS</w:t>
       </w:r>
       <w:r>
         <w:rPr>
@@ -3457,7 +5158,7 @@
           <w:b/>
           <w:color w:val="auto"/>
         </w:rPr>
-        <w:t>{{ ns.section }}.4 -- VENTILADORES</w:t>
+        <w:t>{{ ns.section }}.4 -- ALIMENTAÇÃO ELÉTRICA</w:t>
       </w:r>
       <w:r>
         <w:rPr>
@@ -3478,22 +5179,32 @@
         <w:rPr>
           <w:b/>
           <w:color w:val="auto"/>
-        </w:rPr>
-      </w:pPr>
-      <w:r>
-        <w:rPr>
-          <w:b/>
-          <w:color w:val="auto"/>
-        </w:rPr>
-        <w:t>{{ ns.section }}.5 -- OPCIONAIS INCLUSOS</w:t>
-      </w:r>
-      <w:r>
-        <w:rPr>
-          <w:b/>
-          <w:color w:val="auto"/>
-        </w:rPr>
-        <w:tab/>
-        <w:t>{{ ns.page + 2 }}</w:t>
+          <w:lang w:val="en-US"/>
+        </w:rPr>
+      </w:pPr>
+      <w:r>
+        <w:rPr>
+          <w:b/>
+          <w:color w:val="auto"/>
+          <w:lang w:val="en-US"/>
+        </w:rPr>
+        <w:t xml:space="preserve">{% set ns.section = ns.section + 1 </w:t>
+      </w:r>
+      <w:r>
+        <w:rPr>
+          <w:b/>
+          <w:color w:val="auto"/>
+          <w:lang w:val="en-US"/>
+        </w:rPr>
+        <w:t>-</w:t>
+      </w:r>
+      <w:r>
+        <w:rPr>
+          <w:b/>
+          <w:color w:val="auto"/>
+          <w:lang w:val="en-US"/>
+        </w:rPr>
+        <w:t>%}</w:t>
       </w:r>
     </w:p>
     <w:p>
@@ -3506,22 +5217,32 @@
         <w:rPr>
           <w:b/>
           <w:color w:val="auto"/>
-        </w:rPr>
-      </w:pPr>
-      <w:r>
-        <w:rPr>
-          <w:b/>
-          <w:color w:val="auto"/>
-        </w:rPr>
-        <w:t>{{ ns.section }}.6 -- DIMENSIONAIS</w:t>
-      </w:r>
-      <w:r>
-        <w:rPr>
-          <w:b/>
-          <w:color w:val="auto"/>
-        </w:rPr>
-        <w:tab/>
-        <w:t>{{ ns.page + 3 }}</w:t>
+          <w:lang w:val="en-US"/>
+        </w:rPr>
+      </w:pPr>
+      <w:r>
+        <w:rPr>
+          <w:b/>
+          <w:color w:val="auto"/>
+          <w:lang w:val="en-US"/>
+        </w:rPr>
+        <w:t xml:space="preserve">{% set ns.page = ns.page + 3 </w:t>
+      </w:r>
+      <w:r>
+        <w:rPr>
+          <w:b/>
+          <w:color w:val="auto"/>
+          <w:lang w:val="en-US"/>
+        </w:rPr>
+        <w:t>-</w:t>
+      </w:r>
+      <w:r>
+        <w:rPr>
+          <w:b/>
+          <w:color w:val="auto"/>
+          <w:lang w:val="en-US"/>
+        </w:rPr>
+        <w:t>%}</w:t>
       </w:r>
     </w:p>
     <w:p>
@@ -3541,15 +5262,7 @@
           <w:b/>
           <w:color w:val="auto"/>
         </w:rPr>
-        <w:t>{{ ns.section }}.7 -- ALIMENTAÇÃO ELÉTRICA</w:t>
-      </w:r>
-      <w:r>
-        <w:rPr>
-          <w:b/>
-          <w:color w:val="auto"/>
-        </w:rPr>
-        <w:tab/>
-        <w:t>{{ ns.page + 3 }}</w:t>
+        <w:t>{% endif -%}</w:t>
       </w:r>
     </w:p>
     <w:p>
@@ -3562,24 +5275,14 @@
         <w:rPr>
           <w:b/>
           <w:color w:val="auto"/>
-          <w:lang w:val="en-US"/>
-        </w:rPr>
-      </w:pPr>
-      <w:r>
-        <w:rPr>
-          <w:b/>
-          <w:color w:val="auto"/>
-          <w:lang w:val="en-US"/>
-        </w:rPr>
-        <w:t xml:space="preserve">{% set ns.section = ns.section + 1 </w:t>
-      </w:r>
-      <w:r>
-        <w:rPr>
-          <w:b/>
-          <w:color w:val="auto"/>
-          <w:lang w:val="en-US"/>
-        </w:rPr>
-        <w:t>-%}</w:t>
+        </w:rPr>
+      </w:pPr>
+      <w:r>
+        <w:rPr>
+          <w:b/>
+          <w:color w:val="auto"/>
+        </w:rPr>
+        <w:t>{% for projeto in projetos -%}</w:t>
       </w:r>
     </w:p>
     <w:p>
@@ -3592,32 +5295,14 @@
         <w:rPr>
           <w:b/>
           <w:color w:val="auto"/>
-          <w:lang w:val="en-US"/>
-        </w:rPr>
-      </w:pPr>
-      <w:r>
-        <w:rPr>
-          <w:b/>
-          <w:color w:val="auto"/>
-          <w:lang w:val="en-US"/>
-        </w:rPr>
-        <w:t xml:space="preserve">{% set ns.page = ns.page + 5 </w:t>
-      </w:r>
-      <w:r>
-        <w:rPr>
-          <w:b/>
-          <w:color w:val="auto"/>
-          <w:lang w:val="en-US"/>
-        </w:rPr>
-        <w:t>-</w:t>
-      </w:r>
-      <w:r>
-        <w:rPr>
-          <w:b/>
-          <w:color w:val="auto"/>
-          <w:lang w:val="en-US"/>
-        </w:rPr>
-        <w:t>%}</w:t>
+        </w:rPr>
+      </w:pPr>
+      <w:r>
+        <w:rPr>
+          <w:b/>
+          <w:color w:val="auto"/>
+        </w:rPr>
+        <w:t>{% if projeto.tem_dutos %}</w:t>
       </w:r>
     </w:p>
     <w:p>
@@ -3630,16 +5315,22 @@
         <w:rPr>
           <w:b/>
           <w:color w:val="auto"/>
-          <w:lang w:val="en-US"/>
-        </w:rPr>
-      </w:pPr>
-      <w:r>
-        <w:rPr>
-          <w:b/>
-          <w:color w:val="auto"/>
-          <w:lang w:val="en-US"/>
-        </w:rPr>
-        <w:t>{% endif -%}</w:t>
+        </w:rPr>
+      </w:pPr>
+      <w:r>
+        <w:rPr>
+          <w:b/>
+          <w:color w:val="auto"/>
+        </w:rPr>
+        <w:t>{{ ns.section }} -- DUTOS DE AR</w:t>
+      </w:r>
+      <w:r>
+        <w:rPr>
+          <w:b/>
+          <w:color w:val="auto"/>
+        </w:rPr>
+        <w:tab/>
+        <w:t>{{ ns.page }}</w:t>
       </w:r>
     </w:p>
     <w:p>
@@ -3652,16 +5343,22 @@
         <w:rPr>
           <w:b/>
           <w:color w:val="auto"/>
-          <w:lang w:val="en-US"/>
-        </w:rPr>
-      </w:pPr>
-      <w:r>
-        <w:rPr>
-          <w:b/>
-          <w:color w:val="auto"/>
-          <w:lang w:val="en-US"/>
-        </w:rPr>
-        <w:t>{% set press_inline = equipamentos.por_tipo.get('Pressurizador Inline') -%}</w:t>
+        </w:rPr>
+      </w:pPr>
+      <w:r>
+        <w:rPr>
+          <w:b/>
+          <w:color w:val="auto"/>
+        </w:rPr>
+        <w:t>{{ ns.section }}.1 -- DUTOS DE CLIMATIZAÇÃO</w:t>
+      </w:r>
+      <w:r>
+        <w:rPr>
+          <w:b/>
+          <w:color w:val="auto"/>
+        </w:rPr>
+        <w:tab/>
+        <w:t>{{ ns.page + 1 }}</w:t>
       </w:r>
     </w:p>
     <w:p>
@@ -3674,14 +5371,32 @@
         <w:rPr>
           <w:b/>
           <w:color w:val="auto"/>
-        </w:rPr>
-      </w:pPr>
-      <w:r>
-        <w:rPr>
-          <w:b/>
-          <w:color w:val="auto"/>
-        </w:rPr>
-        <w:t>{% set press_externo = equipamentos.por_tipo.get('Pressurizador Externo') -%}</w:t>
+          <w:lang w:val="en-US"/>
+        </w:rPr>
+      </w:pPr>
+      <w:r>
+        <w:rPr>
+          <w:b/>
+          <w:color w:val="auto"/>
+          <w:lang w:val="en-US"/>
+        </w:rPr>
+        <w:t xml:space="preserve">{% set ns.section = ns.section + 1 </w:t>
+      </w:r>
+      <w:r>
+        <w:rPr>
+          <w:b/>
+          <w:color w:val="auto"/>
+          <w:lang w:val="en-US"/>
+        </w:rPr>
+        <w:t>-</w:t>
+      </w:r>
+      <w:r>
+        <w:rPr>
+          <w:b/>
+          <w:color w:val="auto"/>
+          <w:lang w:val="en-US"/>
+        </w:rPr>
+        <w:t>%}</w:t>
       </w:r>
     </w:p>
     <w:p>
@@ -3694,25 +5409,22 @@
         <w:rPr>
           <w:b/>
           <w:color w:val="auto"/>
-          <w:sz w:val="20"/>
-          <w:szCs w:val="20"/>
-        </w:rPr>
-      </w:pPr>
-      <w:r>
-        <w:rPr>
-          <w:b/>
-          <w:color w:val="auto"/>
-          <w:sz w:val="20"/>
-          <w:szCs w:val="20"/>
-        </w:rPr>
-        <w:t xml:space="preserve">{% set press_suspenso = equipamentos.por_tipo.get('Pressurizador Suspenso Horizontal') </w:t>
-      </w:r>
-      <w:r>
-        <w:rPr>
-          <w:b/>
-          <w:color w:val="auto"/>
-          <w:sz w:val="20"/>
-          <w:szCs w:val="20"/>
+          <w:lang w:val="en-US"/>
+        </w:rPr>
+      </w:pPr>
+      <w:r>
+        <w:rPr>
+          <w:b/>
+          <w:color w:val="auto"/>
+          <w:lang w:val="en-US"/>
+        </w:rPr>
+        <w:t xml:space="preserve">{% set ns.page = ns.page + 2 </w:t>
+      </w:r>
+      <w:r>
+        <w:rPr>
+          <w:b/>
+          <w:color w:val="auto"/>
+          <w:lang w:val="en-US"/>
         </w:rPr>
         <w:t>-</w:t>
       </w:r>
@@ -3720,8 +5432,7 @@
         <w:rPr>
           <w:b/>
           <w:color w:val="auto"/>
-          <w:sz w:val="20"/>
-          <w:szCs w:val="20"/>
+          <w:lang w:val="en-US"/>
         </w:rPr>
         <w:t>%}</w:t>
       </w:r>
@@ -3736,15 +5447,16 @@
         <w:rPr>
           <w:b/>
           <w:color w:val="auto"/>
-        </w:rPr>
-      </w:pPr>
-      <w:r>
-        <w:rPr>
-          <w:b/>
-          <w:color w:val="auto"/>
-        </w:rPr>
-        <w:lastRenderedPageBreak/>
-        <w:t>{% if press_inline.tem_equipamentos or press_externo.tem_equipamentos or press_suspenso.tem_equipamentos %}</w:t>
+          <w:lang w:val="en-US"/>
+        </w:rPr>
+      </w:pPr>
+      <w:r>
+        <w:rPr>
+          <w:b/>
+          <w:color w:val="auto"/>
+          <w:lang w:val="en-US"/>
+        </w:rPr>
+        <w:t>{% endif -%}</w:t>
       </w:r>
     </w:p>
     <w:p>
@@ -3757,19 +5469,44 @@
         <w:rPr>
           <w:b/>
           <w:color w:val="auto"/>
-        </w:rPr>
-      </w:pPr>
-      <w:r>
-        <w:rPr>
-          <w:b/>
-          <w:color w:val="auto"/>
-        </w:rPr>
-        <w:t>{{ ns.section }} -- VENTILADOR DE PRESSÃO POSITIVA</w:t>
-      </w:r>
-      <w:r>
-        <w:rPr>
-          <w:b/>
-          <w:color w:val="auto"/>
+          <w:lang w:val="en-US"/>
+        </w:rPr>
+      </w:pPr>
+      <w:r>
+        <w:rPr>
+          <w:b/>
+          <w:color w:val="auto"/>
+          <w:lang w:val="en-US"/>
+        </w:rPr>
+        <w:t>{% if projeto.acessorios.lista and projeto.acessorios.lista|length &gt; 0 %}</w:t>
+      </w:r>
+    </w:p>
+    <w:p>
+      <w:pPr>
+        <w:pStyle w:val="Rodap"/>
+        <w:tabs>
+          <w:tab w:val="left" w:pos="68"/>
+          <w:tab w:val="left" w:pos="4820"/>
+        </w:tabs>
+        <w:rPr>
+          <w:b/>
+          <w:color w:val="auto"/>
+          <w:lang w:val="en-US"/>
+        </w:rPr>
+      </w:pPr>
+      <w:r>
+        <w:rPr>
+          <w:b/>
+          <w:color w:val="auto"/>
+          <w:lang w:val="en-US"/>
+        </w:rPr>
+        <w:t>{{ ns.section }} -- ACESSÓRIOS</w:t>
+      </w:r>
+      <w:r>
+        <w:rPr>
+          <w:b/>
+          <w:color w:val="auto"/>
+          <w:lang w:val="en-US"/>
         </w:rPr>
         <w:tab/>
         <w:t>{{ ns.page }}</w:t>
@@ -3785,22 +5522,32 @@
         <w:rPr>
           <w:b/>
           <w:color w:val="auto"/>
-        </w:rPr>
-      </w:pPr>
-      <w:r>
-        <w:rPr>
-          <w:b/>
-          <w:color w:val="auto"/>
-        </w:rPr>
-        <w:t>{{ ns.section }}.1 - GENERALIDADES</w:t>
-      </w:r>
-      <w:r>
-        <w:rPr>
-          <w:b/>
-          <w:color w:val="auto"/>
-        </w:rPr>
-        <w:tab/>
-        <w:t>{{ ns.page + 1 }}</w:t>
+          <w:lang w:val="en-US"/>
+        </w:rPr>
+      </w:pPr>
+      <w:r>
+        <w:rPr>
+          <w:b/>
+          <w:color w:val="auto"/>
+          <w:lang w:val="en-US"/>
+        </w:rPr>
+        <w:t xml:space="preserve">{% set subpage = ns.page + 1 </w:t>
+      </w:r>
+      <w:r>
+        <w:rPr>
+          <w:b/>
+          <w:color w:val="auto"/>
+          <w:lang w:val="en-US"/>
+        </w:rPr>
+        <w:t>-</w:t>
+      </w:r>
+      <w:r>
+        <w:rPr>
+          <w:b/>
+          <w:color w:val="auto"/>
+          <w:lang w:val="en-US"/>
+        </w:rPr>
+        <w:t>%}</w:t>
       </w:r>
     </w:p>
     <w:p>
@@ -3813,22 +5560,16 @@
         <w:rPr>
           <w:b/>
           <w:color w:val="auto"/>
-        </w:rPr>
-      </w:pPr>
-      <w:r>
-        <w:rPr>
-          <w:b/>
-          <w:color w:val="auto"/>
-        </w:rPr>
-        <w:t>{{ ns.section }}.2 -- ROTOR E VOLUTA</w:t>
-      </w:r>
-      <w:r>
-        <w:rPr>
-          <w:b/>
-          <w:color w:val="auto"/>
-        </w:rPr>
-        <w:tab/>
-        <w:t>{{ ns.page + 1 }}</w:t>
+          <w:lang w:val="en-US"/>
+        </w:rPr>
+      </w:pPr>
+      <w:r>
+        <w:rPr>
+          <w:b/>
+          <w:color w:val="auto"/>
+          <w:lang w:val="en-US"/>
+        </w:rPr>
+        <w:t>{% if projeto.acessorios.tem_dcf %}</w:t>
       </w:r>
     </w:p>
     <w:p>
@@ -3848,7 +5589,7 @@
           <w:b/>
           <w:color w:val="auto"/>
         </w:rPr>
-        <w:t>{{ ns.section }}.3 -- OPCIONAIS INCLUSOS</w:t>
+        <w:t>{{ ns.section }}.1 -- DAMPER CORTA-FOGO (somente se tiver)</w:t>
       </w:r>
       <w:r>
         <w:rPr>
@@ -3856,7 +5597,7 @@
           <w:color w:val="auto"/>
         </w:rPr>
         <w:tab/>
-        <w:t>{{ ns.page + 2 }}</w:t>
+        <w:t>{{ subpage }}</w:t>
       </w:r>
     </w:p>
     <w:p>
@@ -3876,7 +5617,8 @@
           <w:b/>
           <w:color w:val="auto"/>
         </w:rPr>
-        <w:t>{{ ns.section }}.4 -- ALIMENTAÇÃO ELÉTRICA</w:t>
+        <w:lastRenderedPageBreak/>
+        <w:t>{{ ns.section }}.2 -- ALIMENTAÇÃO ELÉTRICA</w:t>
       </w:r>
       <w:r>
         <w:rPr>
@@ -3884,7 +5626,7 @@
           <w:color w:val="auto"/>
         </w:rPr>
         <w:tab/>
-        <w:t>{{ ns.page + 2 }}</w:t>
+        <w:t>{{ subpage + 1 }}</w:t>
       </w:r>
     </w:p>
     <w:p>
@@ -3897,1734 +5639,13 @@
         <w:rPr>
           <w:b/>
           <w:color w:val="auto"/>
-          <w:lang w:val="en-US"/>
-        </w:rPr>
-      </w:pPr>
-      <w:r>
-        <w:rPr>
-          <w:b/>
-          <w:color w:val="auto"/>
-          <w:lang w:val="en-US"/>
-        </w:rPr>
-        <w:t xml:space="preserve">{% set ns.section = ns.section + 1 </w:t>
-      </w:r>
-      <w:r>
-        <w:rPr>
-          <w:b/>
-          <w:color w:val="auto"/>
-          <w:lang w:val="en-US"/>
-        </w:rPr>
-        <w:t>-</w:t>
-      </w:r>
-      <w:r>
-        <w:rPr>
-          <w:b/>
-          <w:color w:val="auto"/>
-          <w:lang w:val="en-US"/>
-        </w:rPr>
-        <w:t>%}</w:t>
-      </w:r>
-    </w:p>
-    <w:p>
-      <w:pPr>
-        <w:pStyle w:val="Rodap"/>
-        <w:tabs>
-          <w:tab w:val="left" w:pos="68"/>
-          <w:tab w:val="left" w:pos="4820"/>
-        </w:tabs>
-        <w:rPr>
-          <w:b/>
-          <w:color w:val="auto"/>
-          <w:lang w:val="en-US"/>
-        </w:rPr>
-      </w:pPr>
-      <w:r>
-        <w:rPr>
-          <w:b/>
-          <w:color w:val="auto"/>
-          <w:lang w:val="en-US"/>
-        </w:rPr>
-        <w:t xml:space="preserve">{% set ns.page = ns.page + 3 </w:t>
-      </w:r>
-      <w:r>
-        <w:rPr>
-          <w:b/>
-          <w:color w:val="auto"/>
-          <w:lang w:val="en-US"/>
-        </w:rPr>
-        <w:t>-</w:t>
-      </w:r>
-      <w:r>
-        <w:rPr>
-          <w:b/>
-          <w:color w:val="auto"/>
-          <w:lang w:val="en-US"/>
-        </w:rPr>
-        <w:t>%}</w:t>
-      </w:r>
-    </w:p>
-    <w:p>
-      <w:pPr>
-        <w:pStyle w:val="Rodap"/>
-        <w:tabs>
-          <w:tab w:val="left" w:pos="68"/>
-          <w:tab w:val="left" w:pos="4820"/>
-        </w:tabs>
-        <w:rPr>
-          <w:b/>
-          <w:color w:val="auto"/>
-          <w:lang w:val="en-US"/>
-        </w:rPr>
-      </w:pPr>
-      <w:r>
-        <w:rPr>
-          <w:b/>
-          <w:color w:val="auto"/>
-          <w:lang w:val="en-US"/>
-        </w:rPr>
-        <w:t>{% endif -%}</w:t>
-      </w:r>
-    </w:p>
-    <w:p>
-      <w:pPr>
-        <w:pStyle w:val="Rodap"/>
-        <w:tabs>
-          <w:tab w:val="left" w:pos="68"/>
-          <w:tab w:val="left" w:pos="4820"/>
-        </w:tabs>
-        <w:rPr>
-          <w:b/>
-          <w:color w:val="auto"/>
-          <w:lang w:val="en-US"/>
-        </w:rPr>
-      </w:pPr>
-      <w:r>
-        <w:rPr>
-          <w:b/>
-          <w:color w:val="auto"/>
-          <w:lang w:val="en-US"/>
-        </w:rPr>
-        <w:t>{% set cartucho = equipamentos.por_tipo.get('Filtro Cartucho') -%}</w:t>
-      </w:r>
-    </w:p>
-    <w:p>
-      <w:pPr>
-        <w:pStyle w:val="Rodap"/>
-        <w:tabs>
-          <w:tab w:val="left" w:pos="68"/>
-          <w:tab w:val="left" w:pos="4820"/>
-        </w:tabs>
-        <w:rPr>
-          <w:b/>
-          <w:color w:val="auto"/>
-          <w:lang w:val="en-US"/>
-        </w:rPr>
-      </w:pPr>
-      <w:r>
-        <w:rPr>
-          <w:b/>
-          <w:color w:val="auto"/>
-          <w:lang w:val="en-US"/>
-        </w:rPr>
-        <w:t>{% if cartucho and cartucho.tem_equipamentos %}</w:t>
-      </w:r>
-    </w:p>
-    <w:p>
-      <w:pPr>
-        <w:pStyle w:val="Rodap"/>
-        <w:tabs>
-          <w:tab w:val="left" w:pos="68"/>
-          <w:tab w:val="left" w:pos="4820"/>
-        </w:tabs>
-        <w:rPr>
-          <w:b/>
-          <w:color w:val="auto"/>
-        </w:rPr>
-      </w:pPr>
-      <w:r>
-        <w:rPr>
-          <w:b/>
-          <w:color w:val="auto"/>
-        </w:rPr>
-        <w:t>{{ ns.section }} -- VENTILADOR COM FILTRO CARTUCHO E FILTRAGEM AUTOMÁTICA</w:t>
-      </w:r>
-      <w:r>
-        <w:rPr>
-          <w:b/>
-          <w:color w:val="auto"/>
-        </w:rPr>
-        <w:tab/>
-        <w:t>{{ ns.page }}</w:t>
-      </w:r>
-    </w:p>
-    <w:p>
-      <w:pPr>
-        <w:pStyle w:val="Rodap"/>
-        <w:tabs>
-          <w:tab w:val="left" w:pos="68"/>
-          <w:tab w:val="left" w:pos="4820"/>
-        </w:tabs>
-        <w:rPr>
-          <w:b/>
-          <w:color w:val="auto"/>
-        </w:rPr>
-      </w:pPr>
-      <w:r>
-        <w:rPr>
-          <w:b/>
-          <w:color w:val="auto"/>
-        </w:rPr>
-        <w:t>{{ ns.section }}.1 - GENERALIDADES</w:t>
-      </w:r>
-      <w:r>
-        <w:rPr>
-          <w:b/>
-          <w:color w:val="auto"/>
-        </w:rPr>
-        <w:tab/>
-        <w:t>{{ ns.page + 1 }}</w:t>
-      </w:r>
-    </w:p>
-    <w:p>
-      <w:pPr>
-        <w:pStyle w:val="Rodap"/>
-        <w:tabs>
-          <w:tab w:val="left" w:pos="68"/>
-          <w:tab w:val="left" w:pos="4820"/>
-        </w:tabs>
-        <w:rPr>
-          <w:b/>
-          <w:color w:val="auto"/>
-        </w:rPr>
-      </w:pPr>
-      <w:r>
-        <w:rPr>
-          <w:b/>
-          <w:color w:val="auto"/>
-        </w:rPr>
-        <w:t>{{ ns.section }}.2 -- OPCIONAIS INCLUSOS</w:t>
-      </w:r>
-      <w:r>
-        <w:rPr>
-          <w:b/>
-          <w:color w:val="auto"/>
-        </w:rPr>
-        <w:tab/>
-        <w:t>{{ ns.page + 2 }}</w:t>
-      </w:r>
-    </w:p>
-    <w:p>
-      <w:pPr>
-        <w:pStyle w:val="Rodap"/>
-        <w:tabs>
-          <w:tab w:val="left" w:pos="68"/>
-          <w:tab w:val="left" w:pos="4820"/>
-        </w:tabs>
-        <w:rPr>
-          <w:b/>
-          <w:color w:val="auto"/>
-        </w:rPr>
-      </w:pPr>
-      <w:r>
-        <w:rPr>
-          <w:b/>
-          <w:color w:val="auto"/>
-        </w:rPr>
-        <w:t>{{ ns.section }}.3 -- ALIMENTAÇÃO ELÉTRICA</w:t>
-      </w:r>
-      <w:r>
-        <w:rPr>
-          <w:b/>
-          <w:color w:val="auto"/>
-        </w:rPr>
-        <w:tab/>
-        <w:t>{{ ns.page + 2 }}</w:t>
-      </w:r>
-    </w:p>
-    <w:p>
-      <w:pPr>
-        <w:pStyle w:val="Rodap"/>
-        <w:tabs>
-          <w:tab w:val="left" w:pos="68"/>
-          <w:tab w:val="left" w:pos="4820"/>
-        </w:tabs>
-        <w:rPr>
-          <w:b/>
-          <w:color w:val="auto"/>
-          <w:lang w:val="en-US"/>
-        </w:rPr>
-      </w:pPr>
-      <w:r>
-        <w:rPr>
-          <w:b/>
-          <w:color w:val="auto"/>
-          <w:lang w:val="en-US"/>
-        </w:rPr>
-        <w:t xml:space="preserve">{% set ns.section = ns.section + 1 </w:t>
-      </w:r>
-      <w:r>
-        <w:rPr>
-          <w:b/>
-          <w:color w:val="auto"/>
-          <w:lang w:val="en-US"/>
-        </w:rPr>
-        <w:t>-</w:t>
-      </w:r>
-      <w:r>
-        <w:rPr>
-          <w:b/>
-          <w:color w:val="auto"/>
-          <w:lang w:val="en-US"/>
-        </w:rPr>
-        <w:t>%}</w:t>
-      </w:r>
-    </w:p>
-    <w:p>
-      <w:pPr>
-        <w:pStyle w:val="Rodap"/>
-        <w:tabs>
-          <w:tab w:val="left" w:pos="68"/>
-          <w:tab w:val="left" w:pos="4820"/>
-        </w:tabs>
-        <w:rPr>
-          <w:b/>
-          <w:color w:val="auto"/>
-          <w:lang w:val="en-US"/>
-        </w:rPr>
-      </w:pPr>
-      <w:r>
-        <w:rPr>
-          <w:b/>
-          <w:color w:val="auto"/>
-          <w:lang w:val="en-US"/>
-        </w:rPr>
-        <w:t xml:space="preserve">{% set ns.page = ns.page + 3 </w:t>
-      </w:r>
-      <w:r>
-        <w:rPr>
-          <w:b/>
-          <w:color w:val="auto"/>
-          <w:lang w:val="en-US"/>
-        </w:rPr>
-        <w:t>-</w:t>
-      </w:r>
-      <w:r>
-        <w:rPr>
-          <w:b/>
-          <w:color w:val="auto"/>
-          <w:lang w:val="en-US"/>
-        </w:rPr>
-        <w:t>%}</w:t>
-      </w:r>
-    </w:p>
-    <w:p>
-      <w:pPr>
-        <w:pStyle w:val="Rodap"/>
-        <w:tabs>
-          <w:tab w:val="left" w:pos="68"/>
-          <w:tab w:val="left" w:pos="4820"/>
-        </w:tabs>
-        <w:rPr>
-          <w:b/>
-          <w:color w:val="auto"/>
-        </w:rPr>
-      </w:pPr>
-      <w:r>
-        <w:rPr>
-          <w:b/>
-          <w:color w:val="auto"/>
-        </w:rPr>
-        <w:t>{% endif -%}</w:t>
-      </w:r>
-    </w:p>
-    <w:p>
-      <w:pPr>
-        <w:pStyle w:val="Rodap"/>
-        <w:tabs>
-          <w:tab w:val="left" w:pos="68"/>
-          <w:tab w:val="left" w:pos="4820"/>
-        </w:tabs>
-        <w:rPr>
-          <w:b/>
-          <w:color w:val="auto"/>
-        </w:rPr>
-      </w:pPr>
-      <w:r>
-        <w:rPr>
-          <w:b/>
-          <w:color w:val="auto"/>
-        </w:rPr>
-        <w:t>{% set quimico = equipamentos.por_tipo.get('Filtro Quimico') -%}</w:t>
-      </w:r>
-    </w:p>
-    <w:p>
-      <w:pPr>
-        <w:pStyle w:val="Rodap"/>
-        <w:tabs>
-          <w:tab w:val="left" w:pos="68"/>
-          <w:tab w:val="left" w:pos="4820"/>
-        </w:tabs>
-        <w:rPr>
-          <w:b/>
-          <w:color w:val="auto"/>
-        </w:rPr>
-      </w:pPr>
-      <w:r>
-        <w:rPr>
-          <w:b/>
-          <w:color w:val="auto"/>
-        </w:rPr>
-        <w:t>{% if quimico and quimico.tem_equipamentos %}</w:t>
-      </w:r>
-    </w:p>
-    <w:p>
-      <w:pPr>
-        <w:pStyle w:val="Rodap"/>
-        <w:tabs>
-          <w:tab w:val="left" w:pos="68"/>
-          <w:tab w:val="left" w:pos="4820"/>
-        </w:tabs>
-        <w:rPr>
-          <w:b/>
-          <w:color w:val="auto"/>
-        </w:rPr>
-      </w:pPr>
-      <w:r>
-        <w:rPr>
-          <w:b/>
-          <w:color w:val="auto"/>
-        </w:rPr>
-        <w:t>{{ ns.section }} -- SISTEMA DE FILTRAGEM QUÍMICA</w:t>
-      </w:r>
-      <w:r>
-        <w:rPr>
-          <w:b/>
-          <w:color w:val="auto"/>
-        </w:rPr>
-        <w:tab/>
-        <w:t>{{ ns.page }}</w:t>
-      </w:r>
-    </w:p>
-    <w:p>
-      <w:pPr>
-        <w:pStyle w:val="Rodap"/>
-        <w:tabs>
-          <w:tab w:val="left" w:pos="68"/>
-          <w:tab w:val="left" w:pos="4820"/>
-        </w:tabs>
-        <w:rPr>
-          <w:b/>
-          <w:color w:val="auto"/>
-        </w:rPr>
-      </w:pPr>
-      <w:r>
-        <w:rPr>
-          <w:b/>
-          <w:color w:val="auto"/>
-        </w:rPr>
-        <w:t>{{ ns.section }}.1 - GENERALIDADES</w:t>
-      </w:r>
-      <w:r>
-        <w:rPr>
-          <w:b/>
-          <w:color w:val="auto"/>
-        </w:rPr>
-        <w:tab/>
-        <w:t>{{ ns.page + 1 }}</w:t>
-      </w:r>
-    </w:p>
-    <w:p>
-      <w:pPr>
-        <w:pStyle w:val="Rodap"/>
-        <w:tabs>
-          <w:tab w:val="left" w:pos="68"/>
-          <w:tab w:val="left" w:pos="4820"/>
-        </w:tabs>
-        <w:rPr>
-          <w:b/>
-          <w:color w:val="auto"/>
-        </w:rPr>
-      </w:pPr>
-      <w:r>
-        <w:rPr>
-          <w:b/>
-          <w:color w:val="auto"/>
-        </w:rPr>
-        <w:t>{{ ns.section }}.2 -- OPCIONAIS INCLUSOS</w:t>
-      </w:r>
-      <w:r>
-        <w:rPr>
-          <w:b/>
-          <w:color w:val="auto"/>
-        </w:rPr>
-        <w:tab/>
-        <w:t>{{ ns.page + 2 }}</w:t>
-      </w:r>
-    </w:p>
-    <w:p>
-      <w:pPr>
-        <w:pStyle w:val="Rodap"/>
-        <w:tabs>
-          <w:tab w:val="left" w:pos="68"/>
-          <w:tab w:val="left" w:pos="4820"/>
-        </w:tabs>
-        <w:rPr>
-          <w:b/>
-          <w:color w:val="auto"/>
-        </w:rPr>
-      </w:pPr>
-      <w:r>
-        <w:rPr>
-          <w:b/>
-          <w:color w:val="auto"/>
-        </w:rPr>
-        <w:t>{{ ns.section }}.3 -- ALIMENTAÇÃO ELÉTRICA</w:t>
-      </w:r>
-      <w:r>
-        <w:rPr>
-          <w:b/>
-          <w:color w:val="auto"/>
-        </w:rPr>
-        <w:tab/>
-        <w:t>{{ ns.page + 2 }}</w:t>
-      </w:r>
-    </w:p>
-    <w:p>
-      <w:pPr>
-        <w:pStyle w:val="Rodap"/>
-        <w:tabs>
-          <w:tab w:val="left" w:pos="68"/>
-          <w:tab w:val="left" w:pos="4820"/>
-        </w:tabs>
-        <w:rPr>
-          <w:b/>
-          <w:color w:val="auto"/>
-          <w:lang w:val="en-US"/>
-        </w:rPr>
-      </w:pPr>
-      <w:r>
-        <w:rPr>
-          <w:b/>
-          <w:color w:val="auto"/>
-          <w:lang w:val="en-US"/>
-        </w:rPr>
-        <w:t xml:space="preserve">{% set ns.section = ns.section + 1 </w:t>
-      </w:r>
-      <w:r>
-        <w:rPr>
-          <w:b/>
-          <w:color w:val="auto"/>
-          <w:lang w:val="en-US"/>
-        </w:rPr>
-        <w:t>-</w:t>
-      </w:r>
-      <w:r>
-        <w:rPr>
-          <w:b/>
-          <w:color w:val="auto"/>
-          <w:lang w:val="en-US"/>
-        </w:rPr>
-        <w:t>%}</w:t>
-      </w:r>
-    </w:p>
-    <w:p>
-      <w:pPr>
-        <w:pStyle w:val="Rodap"/>
-        <w:tabs>
-          <w:tab w:val="left" w:pos="68"/>
-          <w:tab w:val="left" w:pos="4820"/>
-        </w:tabs>
-        <w:rPr>
-          <w:b/>
-          <w:color w:val="auto"/>
-          <w:lang w:val="en-US"/>
-        </w:rPr>
-      </w:pPr>
-      <w:r>
-        <w:rPr>
-          <w:b/>
-          <w:color w:val="auto"/>
-          <w:lang w:val="en-US"/>
-        </w:rPr>
-        <w:t xml:space="preserve">{% set ns.page = ns.page + 3 </w:t>
-      </w:r>
-      <w:r>
-        <w:rPr>
-          <w:b/>
-          <w:color w:val="auto"/>
-          <w:lang w:val="en-US"/>
-        </w:rPr>
-        <w:t>-</w:t>
-      </w:r>
-      <w:r>
-        <w:rPr>
-          <w:b/>
-          <w:color w:val="auto"/>
-          <w:lang w:val="en-US"/>
-        </w:rPr>
-        <w:t>%}</w:t>
-      </w:r>
-    </w:p>
-    <w:p>
-      <w:pPr>
-        <w:pStyle w:val="Rodap"/>
-        <w:tabs>
-          <w:tab w:val="left" w:pos="68"/>
-          <w:tab w:val="left" w:pos="4820"/>
-        </w:tabs>
-        <w:rPr>
-          <w:b/>
-          <w:color w:val="auto"/>
-          <w:lang w:val="en-US"/>
-        </w:rPr>
-      </w:pPr>
-      <w:r>
-        <w:rPr>
-          <w:b/>
-          <w:color w:val="auto"/>
-          <w:lang w:val="en-US"/>
-        </w:rPr>
-        <w:t>{% endif -%}</w:t>
-      </w:r>
-    </w:p>
-    <w:p>
-      <w:pPr>
-        <w:pStyle w:val="Rodap"/>
-        <w:tabs>
-          <w:tab w:val="left" w:pos="68"/>
-          <w:tab w:val="left" w:pos="4820"/>
-        </w:tabs>
-        <w:rPr>
-          <w:b/>
-          <w:color w:val="auto"/>
-          <w:lang w:val="en-US"/>
-        </w:rPr>
-      </w:pPr>
-      <w:r>
-        <w:rPr>
-          <w:b/>
-          <w:color w:val="auto"/>
-          <w:lang w:val="en-US"/>
-        </w:rPr>
-        <w:t>{% if exaustores and exaustores.trafo and exaustores.trafo.tem_equipamentos %}</w:t>
-      </w:r>
-    </w:p>
-    <w:p>
-      <w:pPr>
-        <w:pStyle w:val="Rodap"/>
-        <w:tabs>
-          <w:tab w:val="left" w:pos="68"/>
-          <w:tab w:val="left" w:pos="4820"/>
-        </w:tabs>
-        <w:rPr>
-          <w:b/>
-          <w:color w:val="auto"/>
-          <w:lang w:val="en-US"/>
-        </w:rPr>
-      </w:pPr>
-      <w:r>
-        <w:rPr>
-          <w:b/>
-          <w:color w:val="auto"/>
-          <w:lang w:val="en-US"/>
-        </w:rPr>
-        <w:t>{{ ns.section }} -- EXAUSTORES DE ARREFECIMENTO - BAIA DE TRAFO</w:t>
-      </w:r>
-      <w:r>
-        <w:rPr>
-          <w:b/>
-          <w:color w:val="auto"/>
-          <w:lang w:val="en-US"/>
-        </w:rPr>
-        <w:tab/>
-        <w:t>{{ ns.page }}</w:t>
-      </w:r>
-    </w:p>
-    <w:p>
-      <w:pPr>
-        <w:pStyle w:val="Rodap"/>
-        <w:tabs>
-          <w:tab w:val="left" w:pos="68"/>
-          <w:tab w:val="left" w:pos="4820"/>
-        </w:tabs>
-        <w:rPr>
-          <w:b/>
-          <w:color w:val="auto"/>
-          <w:lang w:val="en-US"/>
-        </w:rPr>
-      </w:pPr>
-      <w:r>
-        <w:rPr>
-          <w:b/>
-          <w:color w:val="auto"/>
-          <w:lang w:val="en-US"/>
-        </w:rPr>
-        <w:t>{{ ns.section }}.1 - GENERALIDADES</w:t>
-      </w:r>
-      <w:r>
-        <w:rPr>
-          <w:b/>
-          <w:color w:val="auto"/>
-          <w:lang w:val="en-US"/>
-        </w:rPr>
-        <w:tab/>
-        <w:t>{{ ns.page + 1 }}</w:t>
-      </w:r>
-    </w:p>
-    <w:p>
-      <w:pPr>
-        <w:pStyle w:val="Rodap"/>
-        <w:tabs>
-          <w:tab w:val="left" w:pos="68"/>
-          <w:tab w:val="left" w:pos="4820"/>
-        </w:tabs>
-        <w:rPr>
-          <w:b/>
-          <w:color w:val="auto"/>
-          <w:lang w:val="en-US"/>
-        </w:rPr>
-      </w:pPr>
-      <w:r>
-        <w:rPr>
-          <w:b/>
-          <w:color w:val="auto"/>
-          <w:lang w:val="en-US"/>
-        </w:rPr>
-        <w:t>{{ ns.section }}.2 -- OPCIONAIS INCLUSOS</w:t>
-      </w:r>
-      <w:r>
-        <w:rPr>
-          <w:b/>
-          <w:color w:val="auto"/>
-          <w:lang w:val="en-US"/>
-        </w:rPr>
-        <w:tab/>
-        <w:t>{{ ns.page + 2 }}</w:t>
-      </w:r>
-    </w:p>
-    <w:p>
-      <w:pPr>
-        <w:pStyle w:val="Rodap"/>
-        <w:tabs>
-          <w:tab w:val="left" w:pos="68"/>
-          <w:tab w:val="left" w:pos="4820"/>
-        </w:tabs>
-        <w:rPr>
-          <w:b/>
-          <w:color w:val="auto"/>
-        </w:rPr>
-      </w:pPr>
-      <w:r>
-        <w:rPr>
-          <w:b/>
-          <w:color w:val="auto"/>
-        </w:rPr>
-        <w:t>{{ ns.section }}.3 -- ALIMENTAÇÃO ELÉTRICA</w:t>
-      </w:r>
-      <w:r>
-        <w:rPr>
-          <w:b/>
-          <w:color w:val="auto"/>
-        </w:rPr>
-        <w:tab/>
-        <w:t>{{ ns.page + 2 }}</w:t>
-      </w:r>
-    </w:p>
-    <w:p>
-      <w:pPr>
-        <w:pStyle w:val="Rodap"/>
-        <w:tabs>
-          <w:tab w:val="left" w:pos="68"/>
-          <w:tab w:val="left" w:pos="4820"/>
-        </w:tabs>
-        <w:rPr>
-          <w:b/>
-          <w:color w:val="auto"/>
-          <w:lang w:val="en-US"/>
-        </w:rPr>
-      </w:pPr>
-      <w:r>
-        <w:rPr>
-          <w:b/>
-          <w:color w:val="auto"/>
-          <w:lang w:val="en-US"/>
-        </w:rPr>
-        <w:lastRenderedPageBreak/>
-        <w:t xml:space="preserve">{% set ns.section = ns.section + 1 </w:t>
-      </w:r>
-      <w:r>
-        <w:rPr>
-          <w:b/>
-          <w:color w:val="auto"/>
-          <w:lang w:val="en-US"/>
-        </w:rPr>
-        <w:t>-</w:t>
-      </w:r>
-      <w:r>
-        <w:rPr>
-          <w:b/>
-          <w:color w:val="auto"/>
-          <w:lang w:val="en-US"/>
-        </w:rPr>
-        <w:t>%}</w:t>
-      </w:r>
-    </w:p>
-    <w:p>
-      <w:pPr>
-        <w:pStyle w:val="Rodap"/>
-        <w:tabs>
-          <w:tab w:val="left" w:pos="68"/>
-          <w:tab w:val="left" w:pos="4820"/>
-        </w:tabs>
-        <w:rPr>
-          <w:b/>
-          <w:color w:val="auto"/>
-          <w:lang w:val="en-US"/>
-        </w:rPr>
-      </w:pPr>
-      <w:r>
-        <w:rPr>
-          <w:b/>
-          <w:color w:val="auto"/>
-          <w:lang w:val="en-US"/>
-        </w:rPr>
-        <w:t xml:space="preserve">{% set ns.page = ns.page + 3 </w:t>
-      </w:r>
-      <w:r>
-        <w:rPr>
-          <w:b/>
-          <w:color w:val="auto"/>
-          <w:lang w:val="en-US"/>
-        </w:rPr>
-        <w:t>-</w:t>
-      </w:r>
-      <w:r>
-        <w:rPr>
-          <w:b/>
-          <w:color w:val="auto"/>
-          <w:lang w:val="en-US"/>
-        </w:rPr>
-        <w:t>%}</w:t>
-      </w:r>
-    </w:p>
-    <w:p>
-      <w:pPr>
-        <w:pStyle w:val="Rodap"/>
-        <w:tabs>
-          <w:tab w:val="left" w:pos="68"/>
-          <w:tab w:val="left" w:pos="4820"/>
-        </w:tabs>
-        <w:rPr>
-          <w:b/>
-          <w:color w:val="auto"/>
-          <w:lang w:val="en-US"/>
-        </w:rPr>
-      </w:pPr>
-      <w:r>
-        <w:rPr>
-          <w:b/>
-          <w:color w:val="auto"/>
-          <w:lang w:val="en-US"/>
-        </w:rPr>
-        <w:t>{% endif -%}</w:t>
-      </w:r>
-    </w:p>
-    <w:p>
-      <w:pPr>
-        <w:pStyle w:val="Rodap"/>
-        <w:tabs>
-          <w:tab w:val="left" w:pos="68"/>
-          <w:tab w:val="left" w:pos="4820"/>
-        </w:tabs>
-        <w:rPr>
-          <w:b/>
-          <w:color w:val="auto"/>
-          <w:lang w:val="en-US"/>
-        </w:rPr>
-      </w:pPr>
-      <w:r>
-        <w:rPr>
-          <w:b/>
-          <w:color w:val="auto"/>
-          <w:lang w:val="en-US"/>
-        </w:rPr>
-        <w:t>{% if exaustores and exaustores.bateria and exaustores.bateria.tem_equipamentos %}</w:t>
-      </w:r>
-    </w:p>
-    <w:p>
-      <w:pPr>
-        <w:pStyle w:val="Rodap"/>
-        <w:tabs>
-          <w:tab w:val="left" w:pos="68"/>
-          <w:tab w:val="left" w:pos="4820"/>
-        </w:tabs>
-        <w:rPr>
-          <w:b/>
-          <w:color w:val="auto"/>
-          <w:lang w:val="en-US"/>
-        </w:rPr>
-      </w:pPr>
-      <w:r>
-        <w:rPr>
-          <w:b/>
-          <w:color w:val="auto"/>
-          <w:lang w:val="en-US"/>
-        </w:rPr>
-        <w:t>{{ ns.section }} -- EXAUSTORES DE SALA DE BATERIAS</w:t>
-      </w:r>
-      <w:r>
-        <w:rPr>
-          <w:b/>
-          <w:color w:val="auto"/>
-          <w:lang w:val="en-US"/>
-        </w:rPr>
-        <w:tab/>
-        <w:t>{{ ns.page }}</w:t>
-      </w:r>
-    </w:p>
-    <w:p>
-      <w:pPr>
-        <w:pStyle w:val="Rodap"/>
-        <w:tabs>
-          <w:tab w:val="left" w:pos="68"/>
-          <w:tab w:val="left" w:pos="4820"/>
-        </w:tabs>
-        <w:rPr>
-          <w:b/>
-          <w:color w:val="auto"/>
-          <w:lang w:val="en-US"/>
-        </w:rPr>
-      </w:pPr>
-      <w:r>
-        <w:rPr>
-          <w:b/>
-          <w:color w:val="auto"/>
-          <w:lang w:val="en-US"/>
-        </w:rPr>
-        <w:t>{{ ns.section }}.1 - GENERALIDADES</w:t>
-      </w:r>
-      <w:r>
-        <w:rPr>
-          <w:b/>
-          <w:color w:val="auto"/>
-          <w:lang w:val="en-US"/>
-        </w:rPr>
-        <w:tab/>
-        <w:t>{{ ns.page + 1 }}</w:t>
-      </w:r>
-    </w:p>
-    <w:p>
-      <w:pPr>
-        <w:pStyle w:val="Rodap"/>
-        <w:tabs>
-          <w:tab w:val="left" w:pos="68"/>
-          <w:tab w:val="left" w:pos="4820"/>
-        </w:tabs>
-        <w:rPr>
-          <w:b/>
-          <w:color w:val="auto"/>
-          <w:lang w:val="en-US"/>
-        </w:rPr>
-      </w:pPr>
-      <w:r>
-        <w:rPr>
-          <w:b/>
-          <w:color w:val="auto"/>
-          <w:lang w:val="en-US"/>
-        </w:rPr>
-        <w:t>{{ ns.section }}.2 -- OPCIONAIS INCLUSOS</w:t>
-      </w:r>
-      <w:r>
-        <w:rPr>
-          <w:b/>
-          <w:color w:val="auto"/>
-          <w:lang w:val="en-US"/>
-        </w:rPr>
-        <w:tab/>
-        <w:t>{{ ns.page + 2 }}</w:t>
-      </w:r>
-    </w:p>
-    <w:p>
-      <w:pPr>
-        <w:pStyle w:val="Rodap"/>
-        <w:tabs>
-          <w:tab w:val="left" w:pos="68"/>
-          <w:tab w:val="left" w:pos="4820"/>
-        </w:tabs>
-        <w:rPr>
-          <w:b/>
-          <w:color w:val="auto"/>
-        </w:rPr>
-      </w:pPr>
-      <w:r>
-        <w:rPr>
-          <w:b/>
-          <w:color w:val="auto"/>
-        </w:rPr>
-        <w:t>{{ ns.section }}.3 -- ALIMENTAÇÃO ELÉTRICA</w:t>
-      </w:r>
-      <w:r>
-        <w:rPr>
-          <w:b/>
-          <w:color w:val="auto"/>
-        </w:rPr>
-        <w:tab/>
-        <w:t>{{ ns.page + 2 }}</w:t>
-      </w:r>
-    </w:p>
-    <w:p>
-      <w:pPr>
-        <w:pStyle w:val="Rodap"/>
-        <w:tabs>
-          <w:tab w:val="left" w:pos="68"/>
-          <w:tab w:val="left" w:pos="4820"/>
-        </w:tabs>
-        <w:rPr>
-          <w:b/>
-          <w:color w:val="auto"/>
-          <w:lang w:val="en-US"/>
-        </w:rPr>
-      </w:pPr>
-      <w:r>
-        <w:rPr>
-          <w:b/>
-          <w:color w:val="auto"/>
-          <w:lang w:val="en-US"/>
-        </w:rPr>
-        <w:t xml:space="preserve">{% set ns.section = ns.section + 1 </w:t>
-      </w:r>
-      <w:r>
-        <w:rPr>
-          <w:b/>
-          <w:color w:val="auto"/>
-          <w:lang w:val="en-US"/>
-        </w:rPr>
-        <w:t>-</w:t>
-      </w:r>
-      <w:r>
-        <w:rPr>
-          <w:b/>
-          <w:color w:val="auto"/>
-          <w:lang w:val="en-US"/>
-        </w:rPr>
-        <w:t>%}</w:t>
-      </w:r>
-    </w:p>
-    <w:p>
-      <w:pPr>
-        <w:pStyle w:val="Rodap"/>
-        <w:tabs>
-          <w:tab w:val="left" w:pos="68"/>
-          <w:tab w:val="left" w:pos="4820"/>
-        </w:tabs>
-        <w:rPr>
-          <w:b/>
-          <w:color w:val="auto"/>
-          <w:lang w:val="en-US"/>
-        </w:rPr>
-      </w:pPr>
-      <w:r>
-        <w:rPr>
-          <w:b/>
-          <w:color w:val="auto"/>
-          <w:lang w:val="en-US"/>
-        </w:rPr>
-        <w:t xml:space="preserve">{% set ns.page = ns.page + 3 </w:t>
-      </w:r>
-      <w:r>
-        <w:rPr>
-          <w:b/>
-          <w:color w:val="auto"/>
-          <w:lang w:val="en-US"/>
-        </w:rPr>
-        <w:t>-</w:t>
-      </w:r>
-      <w:r>
-        <w:rPr>
-          <w:b/>
-          <w:color w:val="auto"/>
-          <w:lang w:val="en-US"/>
-        </w:rPr>
-        <w:t>%}</w:t>
-      </w:r>
-    </w:p>
-    <w:p>
-      <w:pPr>
-        <w:pStyle w:val="Rodap"/>
-        <w:tabs>
-          <w:tab w:val="left" w:pos="68"/>
-          <w:tab w:val="left" w:pos="4820"/>
-        </w:tabs>
-        <w:rPr>
-          <w:b/>
-          <w:color w:val="auto"/>
-        </w:rPr>
-      </w:pPr>
-      <w:r>
-        <w:rPr>
-          <w:b/>
-          <w:color w:val="auto"/>
-        </w:rPr>
-        <w:t>{% endif -%}</w:t>
-      </w:r>
-    </w:p>
-    <w:p>
-      <w:pPr>
-        <w:pStyle w:val="Rodap"/>
-        <w:tabs>
-          <w:tab w:val="left" w:pos="68"/>
-          <w:tab w:val="left" w:pos="4820"/>
-        </w:tabs>
-        <w:rPr>
-          <w:b/>
-          <w:color w:val="auto"/>
-        </w:rPr>
-      </w:pPr>
-      <w:r>
-        <w:rPr>
-          <w:b/>
-          <w:color w:val="auto"/>
-        </w:rPr>
-        <w:t>{% set centrifugo = equipamentos.por_tipo.get('Gabinete Centrifugo') -%}</w:t>
-      </w:r>
-    </w:p>
-    <w:p>
-      <w:pPr>
-        <w:pStyle w:val="Rodap"/>
-        <w:tabs>
-          <w:tab w:val="left" w:pos="68"/>
-          <w:tab w:val="left" w:pos="4820"/>
-        </w:tabs>
-        <w:rPr>
-          <w:b/>
-          <w:color w:val="auto"/>
-        </w:rPr>
-      </w:pPr>
-      <w:r>
-        <w:rPr>
-          <w:b/>
-          <w:color w:val="auto"/>
-        </w:rPr>
-        <w:t>{% if centrifugo and centrifugo.tem_equipamentos %}</w:t>
-      </w:r>
-    </w:p>
-    <w:p>
-      <w:pPr>
-        <w:pStyle w:val="Rodap"/>
-        <w:tabs>
-          <w:tab w:val="left" w:pos="68"/>
-          <w:tab w:val="left" w:pos="4820"/>
-        </w:tabs>
-        <w:rPr>
-          <w:b/>
-          <w:color w:val="auto"/>
-        </w:rPr>
-      </w:pPr>
-      <w:r>
-        <w:rPr>
-          <w:b/>
-          <w:color w:val="auto"/>
-        </w:rPr>
-        <w:t>{{ ns.section }} -- GABINETES CENTRÍFUGOS</w:t>
-      </w:r>
-      <w:r>
-        <w:rPr>
-          <w:b/>
-          <w:color w:val="auto"/>
-        </w:rPr>
-        <w:tab/>
-        <w:t>{{ ns.page }}</w:t>
-      </w:r>
-    </w:p>
-    <w:p>
-      <w:pPr>
-        <w:pStyle w:val="Rodap"/>
-        <w:tabs>
-          <w:tab w:val="left" w:pos="68"/>
-          <w:tab w:val="left" w:pos="4820"/>
-        </w:tabs>
-        <w:rPr>
-          <w:b/>
-          <w:color w:val="auto"/>
-        </w:rPr>
-      </w:pPr>
-      <w:r>
-        <w:rPr>
-          <w:b/>
-          <w:color w:val="auto"/>
-        </w:rPr>
-        <w:t>{{ ns.section }}.1 - GENERALIDADES</w:t>
-      </w:r>
-      <w:r>
-        <w:rPr>
-          <w:b/>
-          <w:color w:val="auto"/>
-        </w:rPr>
-        <w:tab/>
-        <w:t>{{ ns.page + 1 }}</w:t>
-      </w:r>
-    </w:p>
-    <w:p>
-      <w:pPr>
-        <w:pStyle w:val="Rodap"/>
-        <w:tabs>
-          <w:tab w:val="left" w:pos="68"/>
-          <w:tab w:val="left" w:pos="4820"/>
-        </w:tabs>
-        <w:rPr>
-          <w:b/>
-          <w:color w:val="auto"/>
-        </w:rPr>
-      </w:pPr>
-      <w:r>
-        <w:rPr>
-          <w:b/>
-          <w:color w:val="auto"/>
-        </w:rPr>
-        <w:t>{{ ns.section }}.2 -- ROTOR E VOLUTA</w:t>
-      </w:r>
-      <w:r>
-        <w:rPr>
-          <w:b/>
-          <w:color w:val="auto"/>
-        </w:rPr>
-        <w:tab/>
-        <w:t>{{ ns.page + 1 }}</w:t>
-      </w:r>
-    </w:p>
-    <w:p>
-      <w:pPr>
-        <w:pStyle w:val="Rodap"/>
-        <w:tabs>
-          <w:tab w:val="left" w:pos="68"/>
-          <w:tab w:val="left" w:pos="4820"/>
-        </w:tabs>
-        <w:rPr>
-          <w:b/>
-          <w:color w:val="auto"/>
-        </w:rPr>
-      </w:pPr>
-      <w:r>
-        <w:rPr>
-          <w:b/>
-          <w:color w:val="auto"/>
-        </w:rPr>
-        <w:t>{{ ns.section }}.3 -- OPCIONAIS INCLUSOS</w:t>
-      </w:r>
-      <w:r>
-        <w:rPr>
-          <w:b/>
-          <w:color w:val="auto"/>
-        </w:rPr>
-        <w:tab/>
-        <w:t>{{ ns.page + 2 }}</w:t>
-      </w:r>
-    </w:p>
-    <w:p>
-      <w:pPr>
-        <w:pStyle w:val="Rodap"/>
-        <w:tabs>
-          <w:tab w:val="left" w:pos="68"/>
-          <w:tab w:val="left" w:pos="4820"/>
-        </w:tabs>
-        <w:rPr>
-          <w:b/>
-          <w:color w:val="auto"/>
-        </w:rPr>
-      </w:pPr>
-      <w:r>
-        <w:rPr>
-          <w:b/>
-          <w:color w:val="auto"/>
-        </w:rPr>
-        <w:t>{{ ns.section }}.4 -- ALIMENTAÇÃO ELÉTRICA</w:t>
-      </w:r>
-      <w:r>
-        <w:rPr>
-          <w:b/>
-          <w:color w:val="auto"/>
-        </w:rPr>
-        <w:tab/>
-        <w:t>{{ ns.page + 2 }}</w:t>
-      </w:r>
-    </w:p>
-    <w:p>
-      <w:pPr>
-        <w:pStyle w:val="Rodap"/>
-        <w:tabs>
-          <w:tab w:val="left" w:pos="68"/>
-          <w:tab w:val="left" w:pos="4820"/>
-        </w:tabs>
-        <w:rPr>
-          <w:b/>
-          <w:color w:val="auto"/>
-          <w:lang w:val="en-US"/>
-        </w:rPr>
-      </w:pPr>
-      <w:r>
-        <w:rPr>
-          <w:b/>
-          <w:color w:val="auto"/>
-          <w:lang w:val="en-US"/>
-        </w:rPr>
-        <w:t xml:space="preserve">{% set ns.section = ns.section + 1 </w:t>
-      </w:r>
-      <w:r>
-        <w:rPr>
-          <w:b/>
-          <w:color w:val="auto"/>
-          <w:lang w:val="en-US"/>
-        </w:rPr>
-        <w:t>-</w:t>
-      </w:r>
-      <w:r>
-        <w:rPr>
-          <w:b/>
-          <w:color w:val="auto"/>
-          <w:lang w:val="en-US"/>
-        </w:rPr>
-        <w:t>%}</w:t>
-      </w:r>
-    </w:p>
-    <w:p>
-      <w:pPr>
-        <w:pStyle w:val="Rodap"/>
-        <w:tabs>
-          <w:tab w:val="left" w:pos="68"/>
-          <w:tab w:val="left" w:pos="4820"/>
-        </w:tabs>
-        <w:rPr>
-          <w:b/>
-          <w:color w:val="auto"/>
-          <w:lang w:val="en-US"/>
-        </w:rPr>
-      </w:pPr>
-      <w:r>
-        <w:rPr>
-          <w:b/>
-          <w:color w:val="auto"/>
-          <w:lang w:val="en-US"/>
-        </w:rPr>
-        <w:t xml:space="preserve">{% set ns.page = ns.page + 3 </w:t>
-      </w:r>
-      <w:r>
-        <w:rPr>
-          <w:b/>
-          <w:color w:val="auto"/>
-          <w:lang w:val="en-US"/>
-        </w:rPr>
-        <w:t>-</w:t>
-      </w:r>
-      <w:r>
-        <w:rPr>
-          <w:b/>
-          <w:color w:val="auto"/>
-          <w:lang w:val="en-US"/>
-        </w:rPr>
-        <w:t>%}</w:t>
-      </w:r>
-    </w:p>
-    <w:p>
-      <w:pPr>
-        <w:pStyle w:val="Rodap"/>
-        <w:tabs>
-          <w:tab w:val="left" w:pos="68"/>
-          <w:tab w:val="left" w:pos="4820"/>
-        </w:tabs>
-        <w:rPr>
-          <w:b/>
-          <w:color w:val="auto"/>
-        </w:rPr>
-      </w:pPr>
-      <w:r>
-        <w:rPr>
-          <w:b/>
-          <w:color w:val="auto"/>
-        </w:rPr>
-        <w:t>{% endif -%}</w:t>
-      </w:r>
-    </w:p>
-    <w:p>
-      <w:pPr>
-        <w:pStyle w:val="Rodap"/>
-        <w:tabs>
-          <w:tab w:val="left" w:pos="68"/>
-          <w:tab w:val="left" w:pos="4820"/>
-        </w:tabs>
-        <w:rPr>
-          <w:b/>
-          <w:color w:val="auto"/>
-        </w:rPr>
-      </w:pPr>
-      <w:r>
-        <w:rPr>
-          <w:b/>
-          <w:color w:val="auto"/>
-        </w:rPr>
-        <w:t>{% for projeto in projetos -%}</w:t>
-      </w:r>
-    </w:p>
-    <w:p>
-      <w:pPr>
-        <w:pStyle w:val="Rodap"/>
-        <w:tabs>
-          <w:tab w:val="left" w:pos="68"/>
-          <w:tab w:val="left" w:pos="4820"/>
-        </w:tabs>
-        <w:rPr>
-          <w:b/>
-          <w:color w:val="auto"/>
-        </w:rPr>
-      </w:pPr>
-      <w:r>
-        <w:rPr>
-          <w:b/>
-          <w:color w:val="auto"/>
-        </w:rPr>
-        <w:t>{% if projeto.tem_dutos %}</w:t>
-      </w:r>
-    </w:p>
-    <w:p>
-      <w:pPr>
-        <w:pStyle w:val="Rodap"/>
-        <w:tabs>
-          <w:tab w:val="left" w:pos="68"/>
-          <w:tab w:val="left" w:pos="4820"/>
-        </w:tabs>
-        <w:rPr>
-          <w:b/>
-          <w:color w:val="auto"/>
-        </w:rPr>
-      </w:pPr>
-      <w:r>
-        <w:rPr>
-          <w:b/>
-          <w:color w:val="auto"/>
-        </w:rPr>
-        <w:t>{{ ns.section }} -- DUTOS DE AR</w:t>
-      </w:r>
-      <w:r>
-        <w:rPr>
-          <w:b/>
-          <w:color w:val="auto"/>
-        </w:rPr>
-        <w:tab/>
-        <w:t>{{ ns.page }}</w:t>
-      </w:r>
-    </w:p>
-    <w:p>
-      <w:pPr>
-        <w:pStyle w:val="Rodap"/>
-        <w:tabs>
-          <w:tab w:val="left" w:pos="68"/>
-          <w:tab w:val="left" w:pos="4820"/>
-        </w:tabs>
-        <w:rPr>
-          <w:b/>
-          <w:color w:val="auto"/>
-        </w:rPr>
-      </w:pPr>
-      <w:r>
-        <w:rPr>
-          <w:b/>
-          <w:color w:val="auto"/>
-        </w:rPr>
-        <w:t>{{ ns.section }}.1 -- DUTOS DE CLIMATIZAÇÃO</w:t>
-      </w:r>
-      <w:r>
-        <w:rPr>
-          <w:b/>
-          <w:color w:val="auto"/>
-        </w:rPr>
-        <w:tab/>
-        <w:t>{{ ns.page + 1 }}</w:t>
-      </w:r>
-    </w:p>
-    <w:p>
-      <w:pPr>
-        <w:pStyle w:val="Rodap"/>
-        <w:tabs>
-          <w:tab w:val="left" w:pos="68"/>
-          <w:tab w:val="left" w:pos="4820"/>
-        </w:tabs>
-        <w:rPr>
-          <w:b/>
-          <w:color w:val="auto"/>
-          <w:lang w:val="en-US"/>
-        </w:rPr>
-      </w:pPr>
-      <w:r>
-        <w:rPr>
-          <w:b/>
-          <w:color w:val="auto"/>
-          <w:lang w:val="en-US"/>
-        </w:rPr>
-        <w:t xml:space="preserve">{% set ns.section = ns.section + 1 </w:t>
-      </w:r>
-      <w:r>
-        <w:rPr>
-          <w:b/>
-          <w:color w:val="auto"/>
-          <w:lang w:val="en-US"/>
-        </w:rPr>
-        <w:t>-</w:t>
-      </w:r>
-      <w:r>
-        <w:rPr>
-          <w:b/>
-          <w:color w:val="auto"/>
-          <w:lang w:val="en-US"/>
-        </w:rPr>
-        <w:t>%}</w:t>
-      </w:r>
-    </w:p>
-    <w:p>
-      <w:pPr>
-        <w:pStyle w:val="Rodap"/>
-        <w:tabs>
-          <w:tab w:val="left" w:pos="68"/>
-          <w:tab w:val="left" w:pos="4820"/>
-        </w:tabs>
-        <w:rPr>
-          <w:b/>
-          <w:color w:val="auto"/>
-          <w:lang w:val="en-US"/>
-        </w:rPr>
-      </w:pPr>
-      <w:r>
-        <w:rPr>
-          <w:b/>
-          <w:color w:val="auto"/>
-          <w:lang w:val="en-US"/>
-        </w:rPr>
-        <w:t xml:space="preserve">{% set ns.page = ns.page + 2 </w:t>
-      </w:r>
-      <w:r>
-        <w:rPr>
-          <w:b/>
-          <w:color w:val="auto"/>
-          <w:lang w:val="en-US"/>
-        </w:rPr>
-        <w:t>-</w:t>
-      </w:r>
-      <w:r>
-        <w:rPr>
-          <w:b/>
-          <w:color w:val="auto"/>
-          <w:lang w:val="en-US"/>
-        </w:rPr>
-        <w:t>%}</w:t>
-      </w:r>
-    </w:p>
-    <w:p>
-      <w:pPr>
-        <w:pStyle w:val="Rodap"/>
-        <w:tabs>
-          <w:tab w:val="left" w:pos="68"/>
-          <w:tab w:val="left" w:pos="4820"/>
-        </w:tabs>
-        <w:rPr>
-          <w:b/>
-          <w:color w:val="auto"/>
-          <w:lang w:val="en-US"/>
-        </w:rPr>
-      </w:pPr>
-      <w:r>
-        <w:rPr>
-          <w:b/>
-          <w:color w:val="auto"/>
-          <w:lang w:val="en-US"/>
-        </w:rPr>
-        <w:t>{% endif -%}</w:t>
-      </w:r>
-    </w:p>
-    <w:p>
-      <w:pPr>
-        <w:pStyle w:val="Rodap"/>
-        <w:tabs>
-          <w:tab w:val="left" w:pos="68"/>
-          <w:tab w:val="left" w:pos="4820"/>
-        </w:tabs>
-        <w:rPr>
-          <w:b/>
-          <w:color w:val="auto"/>
-          <w:lang w:val="en-US"/>
-        </w:rPr>
-      </w:pPr>
-      <w:r>
-        <w:rPr>
-          <w:b/>
-          <w:color w:val="auto"/>
-          <w:lang w:val="en-US"/>
-        </w:rPr>
-        <w:t>{% if projeto.acessorios.lista and projeto.acessorios.lista|length &gt; 0 %}</w:t>
-      </w:r>
-    </w:p>
-    <w:p>
-      <w:pPr>
-        <w:pStyle w:val="Rodap"/>
-        <w:tabs>
-          <w:tab w:val="left" w:pos="68"/>
-          <w:tab w:val="left" w:pos="4820"/>
-        </w:tabs>
-        <w:rPr>
-          <w:b/>
-          <w:color w:val="auto"/>
-          <w:lang w:val="en-US"/>
-        </w:rPr>
-      </w:pPr>
-      <w:r>
-        <w:rPr>
-          <w:b/>
-          <w:color w:val="auto"/>
-          <w:lang w:val="en-US"/>
-        </w:rPr>
-        <w:t>{{ ns.section }} -- ACESSÓRIOS</w:t>
-      </w:r>
-      <w:r>
-        <w:rPr>
-          <w:b/>
-          <w:color w:val="auto"/>
-          <w:lang w:val="en-US"/>
-        </w:rPr>
-        <w:tab/>
-        <w:t>{{ ns.page }}</w:t>
-      </w:r>
-    </w:p>
-    <w:p>
-      <w:pPr>
-        <w:pStyle w:val="Rodap"/>
-        <w:tabs>
-          <w:tab w:val="left" w:pos="68"/>
-          <w:tab w:val="left" w:pos="4820"/>
-        </w:tabs>
-        <w:rPr>
-          <w:b/>
-          <w:color w:val="auto"/>
-          <w:lang w:val="en-US"/>
-        </w:rPr>
-      </w:pPr>
-      <w:r>
-        <w:rPr>
-          <w:b/>
-          <w:color w:val="auto"/>
-          <w:lang w:val="en-US"/>
-        </w:rPr>
-        <w:t xml:space="preserve">{% set subpage = ns.page + 1 </w:t>
-      </w:r>
-      <w:r>
-        <w:rPr>
-          <w:b/>
-          <w:color w:val="auto"/>
-          <w:lang w:val="en-US"/>
-        </w:rPr>
-        <w:t>-</w:t>
-      </w:r>
-      <w:r>
-        <w:rPr>
-          <w:b/>
-          <w:color w:val="auto"/>
-          <w:lang w:val="en-US"/>
-        </w:rPr>
-        <w:t>%}</w:t>
-      </w:r>
-    </w:p>
-    <w:p>
-      <w:pPr>
-        <w:pStyle w:val="Rodap"/>
-        <w:tabs>
-          <w:tab w:val="left" w:pos="68"/>
-          <w:tab w:val="left" w:pos="4820"/>
-        </w:tabs>
-        <w:rPr>
-          <w:b/>
-          <w:color w:val="auto"/>
-          <w:lang w:val="en-US"/>
-        </w:rPr>
-      </w:pPr>
-      <w:r>
-        <w:rPr>
-          <w:b/>
-          <w:color w:val="auto"/>
-          <w:lang w:val="en-US"/>
-        </w:rPr>
-        <w:t>{% if projeto.acessorios.tem_dcf %}</w:t>
-      </w:r>
-    </w:p>
-    <w:p>
-      <w:pPr>
-        <w:pStyle w:val="Rodap"/>
-        <w:tabs>
-          <w:tab w:val="left" w:pos="68"/>
-          <w:tab w:val="left" w:pos="4820"/>
-        </w:tabs>
-        <w:rPr>
-          <w:b/>
-          <w:color w:val="auto"/>
-        </w:rPr>
-      </w:pPr>
-      <w:r>
-        <w:rPr>
-          <w:b/>
-          <w:color w:val="auto"/>
-        </w:rPr>
-        <w:t>{{ ns.section }}.1 -- DAMPER CORTA-FOGO (somente se tiver)</w:t>
-      </w:r>
-      <w:r>
-        <w:rPr>
-          <w:b/>
-          <w:color w:val="auto"/>
-        </w:rPr>
-        <w:tab/>
-        <w:t>{{ subpage }}</w:t>
-      </w:r>
-    </w:p>
-    <w:p>
-      <w:pPr>
-        <w:pStyle w:val="Rodap"/>
-        <w:tabs>
-          <w:tab w:val="left" w:pos="68"/>
-          <w:tab w:val="left" w:pos="4820"/>
-        </w:tabs>
-        <w:rPr>
-          <w:b/>
-          <w:color w:val="auto"/>
-        </w:rPr>
-      </w:pPr>
-      <w:r>
-        <w:rPr>
-          <w:b/>
-          <w:color w:val="auto"/>
-        </w:rPr>
-        <w:t>{{ ns.section }}.2 -- ALIMENTAÇÃO ELÉTRICA</w:t>
-      </w:r>
-      <w:r>
-        <w:rPr>
-          <w:b/>
-          <w:color w:val="auto"/>
-        </w:rPr>
-        <w:tab/>
-        <w:t>{{ subpage + 1 }}</w:t>
-      </w:r>
-    </w:p>
-    <w:p>
-      <w:pPr>
-        <w:pStyle w:val="Rodap"/>
-        <w:tabs>
-          <w:tab w:val="left" w:pos="68"/>
-          <w:tab w:val="left" w:pos="4820"/>
-        </w:tabs>
-        <w:rPr>
-          <w:b/>
-          <w:color w:val="auto"/>
-        </w:rPr>
-      </w:pPr>
-      <w:r>
-        <w:rPr>
-          <w:b/>
-          <w:color w:val="auto"/>
-        </w:rPr>
-        <w:lastRenderedPageBreak/>
+        </w:rPr>
+      </w:pPr>
+      <w:r>
+        <w:rPr>
+          <w:b/>
+          <w:color w:val="auto"/>
+        </w:rPr>
         <w:t xml:space="preserve">{% set subpage = subpage + 2 </w:t>
       </w:r>
       <w:r>
@@ -7069,7 +7090,6 @@
             <w14:uncheckedState w14:val="2610" w14:font="MS Gothic"/>
           </w14:checkbox>
         </w:sdtPr>
-        <w:sdtEndPr/>
         <w:sdtContent>
           <w:r>
             <w:rPr>
@@ -7106,7 +7126,6 @@
             <w14:uncheckedState w14:val="2610" w14:font="MS Gothic"/>
           </w14:checkbox>
         </w:sdtPr>
-        <w:sdtEndPr/>
         <w:sdtContent>
           <w:r>
             <w:rPr>
@@ -7459,7 +7478,6 @@
             <w14:uncheckedState w14:val="2610" w14:font="MS Gothic"/>
           </w14:checkbox>
         </w:sdtPr>
-        <w:sdtEndPr/>
         <w:sdtContent>
           <w:r>
             <w:rPr>
@@ -7496,7 +7514,6 @@
             <w14:uncheckedState w14:val="2610" w14:font="MS Gothic"/>
           </w14:checkbox>
         </w:sdtPr>
-        <w:sdtEndPr/>
         <w:sdtContent>
           <w:r>
             <w:rPr>
@@ -7808,7 +7825,7 @@
         <w:rPr>
           <w:color w:val="auto"/>
         </w:rPr>
-        <w:t>**Legenda:**</w:t>
+        <w:t>Legenda:</w:t>
       </w:r>
     </w:p>
     <w:p>
@@ -8039,7 +8056,6 @@
             <w14:uncheckedState w14:val="2610" w14:font="MS Gothic"/>
           </w14:checkbox>
         </w:sdtPr>
-        <w:sdtEndPr/>
         <w:sdtContent>
           <w:r>
             <w:rPr>
@@ -8077,7 +8093,6 @@
             <w14:uncheckedState w14:val="2610" w14:font="MS Gothic"/>
           </w14:checkbox>
         </w:sdtPr>
-        <w:sdtEndPr/>
         <w:sdtContent>
           <w:r>
             <w:rPr>
@@ -8115,7 +8130,6 @@
             <w14:uncheckedState w14:val="2610" w14:font="MS Gothic"/>
           </w14:checkbox>
         </w:sdtPr>
-        <w:sdtEndPr/>
         <w:sdtContent>
           <w:r>
             <w:rPr>
@@ -8153,7 +8167,6 @@
             <w14:uncheckedState w14:val="2610" w14:font="MS Gothic"/>
           </w14:checkbox>
         </w:sdtPr>
-        <w:sdtEndPr/>
         <w:sdtContent>
           <w:r>
             <w:rPr>
@@ -8191,7 +8204,6 @@
             <w14:uncheckedState w14:val="2610" w14:font="MS Gothic"/>
           </w14:checkbox>
         </w:sdtPr>
-        <w:sdtEndPr/>
         <w:sdtContent>
           <w:r>
             <w:rPr>
@@ -8229,7 +8241,6 @@
             <w14:uncheckedState w14:val="2610" w14:font="MS Gothic"/>
           </w14:checkbox>
         </w:sdtPr>
-        <w:sdtEndPr/>
         <w:sdtContent>
           <w:r>
             <w:rPr>
@@ -8285,7 +8296,6 @@
             <w14:uncheckedState w14:val="2610" w14:font="MS Gothic"/>
           </w14:checkbox>
         </w:sdtPr>
-        <w:sdtEndPr/>
         <w:sdtContent>
           <w:r>
             <w:rPr>
@@ -8321,7 +8331,6 @@
             <w14:uncheckedState w14:val="2610" w14:font="MS Gothic"/>
           </w14:checkbox>
         </w:sdtPr>
-        <w:sdtEndPr/>
         <w:sdtContent>
           <w:r>
             <w:rPr>
@@ -9001,7 +9010,6 @@
             <w14:uncheckedState w14:val="2610" w14:font="MS Gothic"/>
           </w14:checkbox>
         </w:sdtPr>
-        <w:sdtEndPr/>
         <w:sdtContent>
           <w:r>
             <w:rPr>
@@ -9037,7 +9045,6 @@
             <w14:uncheckedState w14:val="2610" w14:font="MS Gothic"/>
           </w14:checkbox>
         </w:sdtPr>
-        <w:sdtEndPr/>
         <w:sdtContent>
           <w:r>
             <w:rPr>
@@ -10119,7 +10126,6 @@
             <w14:uncheckedState w14:val="2610" w14:font="MS Gothic"/>
           </w14:checkbox>
         </w:sdtPr>
-        <w:sdtEndPr/>
         <w:sdtContent>
           <w:r>
             <w:rPr>
@@ -10155,7 +10161,6 @@
             <w14:uncheckedState w14:val="2610" w14:font="MS Gothic"/>
           </w14:checkbox>
         </w:sdtPr>
-        <w:sdtEndPr/>
         <w:sdtContent>
           <w:r>
             <w:rPr>
@@ -10785,7 +10790,6 @@
             <w14:uncheckedState w14:val="2610" w14:font="MS Gothic"/>
           </w14:checkbox>
         </w:sdtPr>
-        <w:sdtEndPr/>
         <w:sdtContent>
           <w:r>
             <w:rPr>
@@ -10821,7 +10825,6 @@
             <w14:uncheckedState w14:val="2610" w14:font="MS Gothic"/>
           </w14:checkbox>
         </w:sdtPr>
-        <w:sdtEndPr/>
         <w:sdtContent>
           <w:r>
             <w:rPr>
@@ -11472,7 +11475,6 @@
             <w14:uncheckedState w14:val="2610" w14:font="MS Gothic"/>
           </w14:checkbox>
         </w:sdtPr>
-        <w:sdtEndPr/>
         <w:sdtContent>
           <w:r>
             <w:rPr>
@@ -11508,7 +11510,6 @@
             <w14:uncheckedState w14:val="2610" w14:font="MS Gothic"/>
           </w14:checkbox>
         </w:sdtPr>
-        <w:sdtEndPr/>
         <w:sdtContent>
           <w:r>
             <w:rPr>
@@ -12356,7 +12357,6 @@
             <w14:uncheckedState w14:val="2610" w14:font="MS Gothic"/>
           </w14:checkbox>
         </w:sdtPr>
-        <w:sdtEndPr/>
         <w:sdtContent>
           <w:r>
             <w:rPr>
@@ -12392,7 +12392,6 @@
             <w14:uncheckedState w14:val="2610" w14:font="MS Gothic"/>
           </w14:checkbox>
         </w:sdtPr>
-        <w:sdtEndPr/>
         <w:sdtContent>
           <w:r>
             <w:rPr>
@@ -13281,7 +13280,6 @@
             <w14:uncheckedState w14:val="2610" w14:font="MS Gothic"/>
           </w14:checkbox>
         </w:sdtPr>
-        <w:sdtEndPr/>
         <w:sdtContent>
           <w:r>
             <w:rPr>
@@ -13317,7 +13315,6 @@
             <w14:uncheckedState w14:val="2610" w14:font="MS Gothic"/>
           </w14:checkbox>
         </w:sdtPr>
-        <w:sdtEndPr/>
         <w:sdtContent>
           <w:r>
             <w:rPr>
@@ -13981,7 +13978,6 @@
             <w14:uncheckedState w14:val="2610" w14:font="MS Gothic"/>
           </w14:checkbox>
         </w:sdtPr>
-        <w:sdtEndPr/>
         <w:sdtContent>
           <w:r>
             <w:rPr>
@@ -14017,7 +14013,6 @@
             <w14:uncheckedState w14:val="2610" w14:font="MS Gothic"/>
           </w14:checkbox>
         </w:sdtPr>
-        <w:sdtEndPr/>
         <w:sdtContent>
           <w:r>
             <w:rPr>
@@ -14513,7 +14508,6 @@
             <w14:uncheckedState w14:val="2610" w14:font="MS Gothic"/>
           </w14:checkbox>
         </w:sdtPr>
-        <w:sdtEndPr/>
         <w:sdtContent>
           <w:r>
             <w:rPr>
@@ -14549,7 +14543,6 @@
             <w14:uncheckedState w14:val="2610" w14:font="MS Gothic"/>
           </w14:checkbox>
         </w:sdtPr>
-        <w:sdtEndPr/>
         <w:sdtContent>
           <w:r>
             <w:rPr>
@@ -15304,7 +15297,6 @@
             <w14:uncheckedState w14:val="2610" w14:font="MS Gothic"/>
           </w14:checkbox>
         </w:sdtPr>
-        <w:sdtEndPr/>
         <w:sdtContent>
           <w:r>
             <w:rPr>
@@ -15340,7 +15332,6 @@
             <w14:uncheckedState w14:val="2610" w14:font="MS Gothic"/>
           </w14:checkbox>
         </w:sdtPr>
-        <w:sdtEndPr/>
         <w:sdtContent>
           <w:r>
             <w:rPr>
@@ -15513,7 +15504,6 @@
             <w14:uncheckedState w14:val="2610" w14:font="MS Gothic"/>
           </w14:checkbox>
         </w:sdtPr>
-        <w:sdtEndPr/>
         <w:sdtContent>
           <w:r>
             <w:rPr>
@@ -15549,7 +15539,6 @@
             <w14:uncheckedState w14:val="2610" w14:font="MS Gothic"/>
           </w14:checkbox>
         </w:sdtPr>
-        <w:sdtEndPr/>
         <w:sdtContent>
           <w:r>
             <w:rPr>
@@ -16010,7 +15999,6 @@
             <w14:uncheckedState w14:val="2610" w14:font="MS Gothic"/>
           </w14:checkbox>
         </w:sdtPr>
-        <w:sdtEndPr/>
         <w:sdtContent>
           <w:r>
             <w:rPr>
@@ -16046,7 +16034,6 @@
             <w14:uncheckedState w14:val="2610" w14:font="MS Gothic"/>
           </w14:checkbox>
         </w:sdtPr>
-        <w:sdtEndPr/>
         <w:sdtContent>
           <w:r>
             <w:rPr>
@@ -16224,7 +16211,6 @@
             <w14:uncheckedState w14:val="2610" w14:font="MS Gothic"/>
           </w14:checkbox>
         </w:sdtPr>
-        <w:sdtEndPr/>
         <w:sdtContent>
           <w:r>
             <w:rPr>
@@ -16260,7 +16246,6 @@
             <w14:uncheckedState w14:val="2610" w14:font="MS Gothic"/>
           </w14:checkbox>
         </w:sdtPr>
-        <w:sdtEndPr/>
         <w:sdtContent>
           <w:r>
             <w:rPr>
@@ -16680,7 +16665,6 @@
             <w14:uncheckedState w14:val="2610" w14:font="MS Gothic"/>
           </w14:checkbox>
         </w:sdtPr>
-        <w:sdtEndPr/>
         <w:sdtContent>
           <w:r>
             <w:rPr>
@@ -16716,7 +16700,6 @@
             <w14:uncheckedState w14:val="2610" w14:font="MS Gothic"/>
           </w14:checkbox>
         </w:sdtPr>
-        <w:sdtEndPr/>
         <w:sdtContent>
           <w:r>
             <w:rPr>
@@ -16906,7 +16889,6 @@
             <w14:uncheckedState w14:val="2610" w14:font="MS Gothic"/>
           </w14:checkbox>
         </w:sdtPr>
-        <w:sdtEndPr/>
         <w:sdtContent>
           <w:r>
             <w:rPr>
@@ -16942,7 +16924,6 @@
             <w14:uncheckedState w14:val="2610" w14:font="MS Gothic"/>
           </w14:checkbox>
         </w:sdtPr>
-        <w:sdtEndPr/>
         <w:sdtContent>
           <w:r>
             <w:rPr>
@@ -17324,7 +17305,6 @@
             <w14:uncheckedState w14:val="2610" w14:font="MS Gothic"/>
           </w14:checkbox>
         </w:sdtPr>
-        <w:sdtEndPr/>
         <w:sdtContent>
           <w:r>
             <w:rPr>
@@ -17360,7 +17340,6 @@
             <w14:uncheckedState w14:val="2610" w14:font="MS Gothic"/>
           </w14:checkbox>
         </w:sdtPr>
-        <w:sdtEndPr/>
         <w:sdtContent>
           <w:r>
             <w:rPr>
@@ -17516,7 +17495,6 @@
             <w14:uncheckedState w14:val="2610" w14:font="MS Gothic"/>
           </w14:checkbox>
         </w:sdtPr>
-        <w:sdtEndPr/>
         <w:sdtContent>
           <w:r>
             <w:rPr>
@@ -17552,7 +17530,6 @@
             <w14:uncheckedState w14:val="2610" w14:font="MS Gothic"/>
           </w14:checkbox>
         </w:sdtPr>
-        <w:sdtEndPr/>
         <w:sdtContent>
           <w:r>
             <w:rPr>
@@ -17932,7 +17909,6 @@
             <w14:uncheckedState w14:val="2610" w14:font="MS Gothic"/>
           </w14:checkbox>
         </w:sdtPr>
-        <w:sdtEndPr/>
         <w:sdtContent>
           <w:r>
             <w:rPr>
@@ -17968,7 +17944,6 @@
             <w14:uncheckedState w14:val="2610" w14:font="MS Gothic"/>
           </w14:checkbox>
         </w:sdtPr>
-        <w:sdtEndPr/>
         <w:sdtContent>
           <w:r>
             <w:rPr>
@@ -18135,7 +18110,6 @@
             <w14:uncheckedState w14:val="2610" w14:font="MS Gothic"/>
           </w14:checkbox>
         </w:sdtPr>
-        <w:sdtEndPr/>
         <w:sdtContent>
           <w:r>
             <w:rPr>
@@ -18171,7 +18145,6 @@
             <w14:uncheckedState w14:val="2610" w14:font="MS Gothic"/>
           </w14:checkbox>
         </w:sdtPr>
-        <w:sdtEndPr/>
         <w:sdtContent>
           <w:r>
             <w:rPr>
@@ -18839,7 +18812,6 @@
             <w14:uncheckedState w14:val="2610" w14:font="MS Gothic"/>
           </w14:checkbox>
         </w:sdtPr>
-        <w:sdtEndPr/>
         <w:sdtContent>
           <w:r>
             <w:rPr>
@@ -18863,7 +18835,6 @@
             <w14:uncheckedState w14:val="2610" w14:font="MS Gothic"/>
           </w14:checkbox>
         </w:sdtPr>
-        <w:sdtEndPr/>
         <w:sdtContent>
           <w:r>
             <w:rPr>
@@ -18887,7 +18858,6 @@
             <w14:uncheckedState w14:val="2610" w14:font="MS Gothic"/>
           </w14:checkbox>
         </w:sdtPr>
-        <w:sdtEndPr/>
         <w:sdtContent>
           <w:r>
             <w:rPr>
@@ -18911,7 +18881,6 @@
             <w14:uncheckedState w14:val="2610" w14:font="MS Gothic"/>
           </w14:checkbox>
         </w:sdtPr>
-        <w:sdtEndPr/>
         <w:sdtContent>
           <w:r>
             <w:rPr>
@@ -18941,7 +18910,6 @@
             <w14:uncheckedState w14:val="2610" w14:font="MS Gothic"/>
           </w14:checkbox>
         </w:sdtPr>
-        <w:sdtEndPr/>
         <w:sdtContent>
           <w:r>
             <w:rPr>
@@ -18965,7 +18933,6 @@
             <w14:uncheckedState w14:val="2610" w14:font="MS Gothic"/>
           </w14:checkbox>
         </w:sdtPr>
-        <w:sdtEndPr/>
         <w:sdtContent>
           <w:r>
             <w:rPr>
@@ -19262,7 +19229,6 @@
             <w14:uncheckedState w14:val="2610" w14:font="MS Gothic"/>
           </w14:checkbox>
         </w:sdtPr>
-        <w:sdtEndPr/>
         <w:sdtContent>
           <w:r>
             <w:rPr>
@@ -19286,7 +19252,6 @@
             <w14:uncheckedState w14:val="2610" w14:font="MS Gothic"/>
           </w14:checkbox>
         </w:sdtPr>
-        <w:sdtEndPr/>
         <w:sdtContent>
           <w:r>
             <w:rPr>
@@ -19310,7 +19275,6 @@
             <w14:uncheckedState w14:val="2610" w14:font="MS Gothic"/>
           </w14:checkbox>
         </w:sdtPr>
-        <w:sdtEndPr/>
         <w:sdtContent>
           <w:r>
             <w:rPr>
@@ -19334,7 +19298,6 @@
             <w14:uncheckedState w14:val="2610" w14:font="MS Gothic"/>
           </w14:checkbox>
         </w:sdtPr>
-        <w:sdtEndPr/>
         <w:sdtContent>
           <w:r>
             <w:rPr>
@@ -19364,7 +19327,6 @@
             <w14:uncheckedState w14:val="2610" w14:font="MS Gothic"/>
           </w14:checkbox>
         </w:sdtPr>
-        <w:sdtEndPr/>
         <w:sdtContent>
           <w:r>
             <w:rPr>
@@ -19388,7 +19350,6 @@
             <w14:uncheckedState w14:val="2610" w14:font="MS Gothic"/>
           </w14:checkbox>
         </w:sdtPr>
-        <w:sdtEndPr/>
         <w:sdtContent>
           <w:r>
             <w:rPr>
@@ -19478,7 +19439,6 @@
             <w14:uncheckedState w14:val="2610" w14:font="MS Gothic"/>
           </w14:checkbox>
         </w:sdtPr>
-        <w:sdtEndPr/>
         <w:sdtContent>
           <w:r>
             <w:rPr>
@@ -19502,7 +19462,6 @@
             <w14:uncheckedState w14:val="2610" w14:font="MS Gothic"/>
           </w14:checkbox>
         </w:sdtPr>
-        <w:sdtEndPr/>
         <w:sdtContent>
           <w:r>
             <w:rPr>
@@ -19540,7 +19499,6 @@
             <w14:uncheckedState w14:val="2610" w14:font="MS Gothic"/>
           </w14:checkbox>
         </w:sdtPr>
-        <w:sdtEndPr/>
         <w:sdtContent>
           <w:r>
             <w:rPr>
@@ -19576,7 +19534,6 @@
             <w14:uncheckedState w14:val="2610" w14:font="MS Gothic"/>
           </w14:checkbox>
         </w:sdtPr>
-        <w:sdtEndPr/>
         <w:sdtContent>
           <w:r>
             <w:rPr>

--- a/codigo/word_templates/proposta_tecnica_template.docx
+++ b/codigo/word_templates/proposta_tecnica_template.docx
@@ -105,6 +105,7 @@
             <w:docPartGallery w:val="Watermarks"/>
           </w:docPartObj>
         </w:sdtPr>
+        <w:sdtEndPr/>
         <w:sdtContent>
           <w:r>
             <w:rPr>
@@ -113,7 +114,7 @@
               <w:color w:val="auto"/>
             </w:rPr>
             <w:drawing>
-              <wp:anchor distT="0" distB="0" distL="114300" distR="114300" simplePos="0" relativeHeight="251659264" behindDoc="1" locked="0" layoutInCell="0" allowOverlap="1" wp14:anchorId="62021EAE" wp14:editId="4AF93253">
+              <wp:anchor distT="0" distB="0" distL="114300" distR="114300" simplePos="0" relativeHeight="251659264" behindDoc="1" locked="0" layoutInCell="0" allowOverlap="1" wp14:anchorId="62021EAE" wp14:editId="51E9BC32">
                 <wp:simplePos x="0" y="0"/>
                 <wp:positionH relativeFrom="margin">
                   <wp:align>center</wp:align>
@@ -1797,4474 +1798,2989 @@
           <w:color w:val="auto"/>
         </w:rPr>
       </w:pPr>
-      <w:r>
-        <w:rPr>
-          <w:b/>
-          <w:color w:val="auto"/>
-        </w:rPr>
-        <w:lastRenderedPageBreak/>
-        <w:t>1 -- GENERALIDADES DO SISTEMA</w:t>
-      </w:r>
-    </w:p>
-    <w:p>
-      <w:pPr>
-        <w:pStyle w:val="Rodap"/>
-        <w:tabs>
-          <w:tab w:val="left" w:pos="68"/>
-          <w:tab w:val="left" w:pos="4820"/>
-        </w:tabs>
-        <w:rPr>
-          <w:b/>
-          <w:color w:val="auto"/>
-        </w:rPr>
-      </w:pPr>
-      <w:r>
-        <w:rPr>
-          <w:b/>
-          <w:color w:val="auto"/>
-        </w:rPr>
-        <w:t>{% set ns = namespace(section=2, page=4) %}</w:t>
-      </w:r>
-    </w:p>
-    <w:p>
-      <w:pPr>
-        <w:pStyle w:val="Rodap"/>
-        <w:tabs>
-          <w:tab w:val="left" w:pos="68"/>
-          <w:tab w:val="left" w:pos="4820"/>
-        </w:tabs>
-        <w:rPr>
-          <w:b/>
-          <w:color w:val="auto"/>
-        </w:rPr>
-      </w:pPr>
-      <w:r>
-        <w:rPr>
-          <w:b/>
-          <w:color w:val="auto"/>
-        </w:rPr>
-        <w:t>{% for projeto in projetos -%}</w:t>
-      </w:r>
-    </w:p>
-    <w:p>
-      <w:pPr>
-        <w:pStyle w:val="Rodap"/>
-        <w:tabs>
-          <w:tab w:val="left" w:pos="68"/>
-          <w:tab w:val="left" w:pos="4820"/>
-        </w:tabs>
-        <w:rPr>
-          <w:b/>
-          <w:color w:val="auto"/>
-        </w:rPr>
-      </w:pPr>
-      <w:r>
-        <w:rPr>
-          <w:b/>
-          <w:color w:val="auto"/>
-        </w:rPr>
-        <w:t>{{ ns.section-1 }} -- GENERALIDADES DO SISTEMA - {{ projeto.nome }}</w:t>
-      </w:r>
-      <w:r>
-        <w:rPr>
-          <w:b/>
-          <w:color w:val="auto"/>
-        </w:rPr>
-        <w:tab/>
-        <w:t>{{ ns.page }}</w:t>
-      </w:r>
-    </w:p>
-    <w:p>
-      <w:pPr>
-        <w:pStyle w:val="Rodap"/>
-        <w:tabs>
-          <w:tab w:val="left" w:pos="68"/>
-          <w:tab w:val="left" w:pos="4820"/>
-        </w:tabs>
-        <w:rPr>
-          <w:b/>
-          <w:color w:val="auto"/>
-        </w:rPr>
-      </w:pPr>
-      <w:r>
-        <w:rPr>
-          <w:b/>
-          <w:color w:val="auto"/>
-        </w:rPr>
-        <w:t>{{ ns.section-1 }}.1 -- CONSIDERAÇÕES DA SOLUÇÃO</w:t>
-      </w:r>
-      <w:r>
-        <w:rPr>
-          <w:b/>
-          <w:color w:val="auto"/>
-        </w:rPr>
-        <w:t xml:space="preserve">                       </w:t>
-      </w:r>
-      <w:r>
-        <w:rPr>
-          <w:b/>
-          <w:color w:val="auto"/>
-        </w:rPr>
-        <w:t>{{ ns.page + 1 }}</w:t>
-      </w:r>
-    </w:p>
-    <w:p>
-      <w:pPr>
-        <w:pStyle w:val="Rodap"/>
-        <w:tabs>
-          <w:tab w:val="left" w:pos="68"/>
-          <w:tab w:val="left" w:pos="4820"/>
-        </w:tabs>
-        <w:rPr>
-          <w:b/>
-          <w:color w:val="auto"/>
+    </w:p>
+    <w:p>
+      <w:pPr>
+        <w:ind w:firstLine="0"/>
+        <w:outlineLvl w:val="0"/>
+        <w:rPr>
           <w:lang w:val="en-US"/>
         </w:rPr>
       </w:pPr>
       <w:r>
         <w:rPr>
-          <w:b/>
+          <w:rFonts w:cs="Times New Roman"/>
+          <w:b/>
+          <w:bCs/>
+          <w:color w:val="auto"/>
+          <w:lang w:val="x-none" w:eastAsia="x-none"/>
+        </w:rPr>
+        <w:t xml:space="preserve">0 </w:t>
+      </w:r>
+      <w:r>
+        <w:rPr>
+          <w:rFonts w:cs="Times New Roman"/>
+          <w:b/>
+          <w:bCs/>
+          <w:color w:val="auto"/>
+          <w:lang w:val="x-none" w:eastAsia="x-none"/>
+        </w:rPr>
+        <w:t>–</w:t>
+      </w:r>
+      <w:r>
+        <w:rPr>
+          <w:rFonts w:cs="Times New Roman"/>
+          <w:b/>
+          <w:bCs/>
+          <w:color w:val="auto"/>
+          <w:lang w:val="x-none" w:eastAsia="x-none"/>
+        </w:rPr>
+        <w:t xml:space="preserve"> SUMÁRIO</w:t>
+      </w:r>
+    </w:p>
+    <w:p>
+      <w:pPr>
+        <w:tabs>
+          <w:tab w:val="clear" w:pos="0"/>
+          <w:tab w:val="left" w:pos="1276"/>
+        </w:tabs>
+        <w:ind w:left="284" w:firstLine="0"/>
+        <w:rPr>
           <w:color w:val="auto"/>
           <w:lang w:val="en-US"/>
         </w:rPr>
-        <w:t xml:space="preserve">{% set ns.page = ns.page + 2 </w:t>
-      </w:r>
-      <w:r>
-        <w:rPr>
-          <w:b/>
-          <w:color w:val="auto"/>
-          <w:lang w:val="en-US"/>
-        </w:rPr>
-        <w:t>-</w:t>
-      </w:r>
-      <w:r>
-        <w:rPr>
-          <w:b/>
-          <w:color w:val="auto"/>
-          <w:lang w:val="en-US"/>
-        </w:rPr>
-        <w:t>%}</w:t>
-      </w:r>
-    </w:p>
-    <w:p>
-      <w:pPr>
-        <w:pStyle w:val="Rodap"/>
-        <w:tabs>
-          <w:tab w:val="left" w:pos="68"/>
-          <w:tab w:val="left" w:pos="4820"/>
-        </w:tabs>
-        <w:rPr>
-          <w:b/>
-          <w:color w:val="auto"/>
-          <w:lang w:val="en-US"/>
-        </w:rPr>
-      </w:pPr>
-      <w:r>
-        <w:rPr>
-          <w:b/>
-          <w:color w:val="auto"/>
-          <w:lang w:val="en-US"/>
-        </w:rPr>
-        <w:t>{% endfor -%}</w:t>
-      </w:r>
-    </w:p>
-    <w:p>
-      <w:pPr>
-        <w:pStyle w:val="Rodap"/>
-        <w:tabs>
-          <w:tab w:val="left" w:pos="68"/>
-          <w:tab w:val="left" w:pos="4820"/>
-        </w:tabs>
-        <w:rPr>
-          <w:b/>
-          <w:color w:val="auto"/>
-          <w:lang w:val="en-US"/>
-        </w:rPr>
-      </w:pPr>
-      <w:r>
-        <w:rPr>
-          <w:b/>
-          <w:color w:val="auto"/>
-          <w:lang w:val="en-US"/>
-        </w:rPr>
-        <w:t>{% set wall = equipamentos.por_tipo.get('Wall Mounted') -%}</w:t>
-      </w:r>
-    </w:p>
-    <w:p>
-      <w:pPr>
-        <w:pStyle w:val="Rodap"/>
-        <w:tabs>
-          <w:tab w:val="left" w:pos="68"/>
-          <w:tab w:val="left" w:pos="4820"/>
-        </w:tabs>
-        <w:rPr>
-          <w:b/>
-          <w:color w:val="auto"/>
-          <w:lang w:val="en-US"/>
-        </w:rPr>
-      </w:pPr>
-      <w:r>
-        <w:rPr>
-          <w:b/>
-          <w:color w:val="auto"/>
-          <w:lang w:val="en-US"/>
-        </w:rPr>
-        <w:t>{% if wall and wall.tem_equipamentos %}</w:t>
-      </w:r>
-    </w:p>
-    <w:p>
-      <w:pPr>
-        <w:pStyle w:val="Rodap"/>
-        <w:tabs>
-          <w:tab w:val="left" w:pos="68"/>
-          <w:tab w:val="left" w:pos="4820"/>
-        </w:tabs>
-        <w:rPr>
-          <w:b/>
-          <w:color w:val="auto"/>
-          <w:lang w:val="en-US"/>
-        </w:rPr>
-      </w:pPr>
-      <w:r>
-        <w:rPr>
-          <w:b/>
-          <w:color w:val="auto"/>
-          <w:lang w:val="en-US"/>
-        </w:rPr>
-        <w:t>{{ ns.section }} -- EQUIPAMENTOS DO TIPO WALL MOUNTED</w:t>
-      </w:r>
-      <w:r>
-        <w:rPr>
-          <w:b/>
-          <w:color w:val="auto"/>
-          <w:lang w:val="en-US"/>
-        </w:rPr>
-        <w:tab/>
-        <w:t>{{ ns.page }}</w:t>
-      </w:r>
-    </w:p>
-    <w:p>
-      <w:pPr>
-        <w:pStyle w:val="Rodap"/>
-        <w:tabs>
-          <w:tab w:val="left" w:pos="68"/>
-          <w:tab w:val="left" w:pos="4820"/>
-        </w:tabs>
-        <w:rPr>
-          <w:b/>
-          <w:color w:val="auto"/>
-          <w:lang w:val="en-US"/>
-        </w:rPr>
-      </w:pPr>
-      <w:r>
-        <w:rPr>
-          <w:b/>
-          <w:color w:val="auto"/>
-          <w:lang w:val="en-US"/>
-        </w:rPr>
-        <w:t>{{ ns.section }}.1 - GENERALIDADES</w:t>
-      </w:r>
-      <w:r>
-        <w:rPr>
-          <w:b/>
-          <w:color w:val="auto"/>
-          <w:lang w:val="en-US"/>
-        </w:rPr>
-        <w:tab/>
-        <w:t>{{ ns.page + 1 }}</w:t>
-      </w:r>
-    </w:p>
-    <w:p>
-      <w:pPr>
-        <w:pStyle w:val="Rodap"/>
-        <w:tabs>
-          <w:tab w:val="left" w:pos="68"/>
-          <w:tab w:val="left" w:pos="4820"/>
-        </w:tabs>
-        <w:rPr>
-          <w:b/>
-          <w:color w:val="auto"/>
-        </w:rPr>
-      </w:pPr>
-      <w:r>
-        <w:rPr>
-          <w:b/>
-          <w:color w:val="auto"/>
-        </w:rPr>
-        <w:t>{{ ns.section }}.2 -- COMPRESSOR E CIRCUITO DE REFRIGERAÇÃO</w:t>
-      </w:r>
-      <w:r>
-        <w:rPr>
-          <w:b/>
-          <w:color w:val="auto"/>
-        </w:rPr>
-        <w:tab/>
-        <w:t>{{ ns.page + 1 }}</w:t>
-      </w:r>
-    </w:p>
-    <w:p>
-      <w:pPr>
-        <w:pStyle w:val="Rodap"/>
-        <w:tabs>
-          <w:tab w:val="left" w:pos="68"/>
-          <w:tab w:val="left" w:pos="4820"/>
-        </w:tabs>
-        <w:rPr>
-          <w:b/>
-          <w:color w:val="auto"/>
-        </w:rPr>
-      </w:pPr>
-      <w:r>
-        <w:rPr>
-          <w:b/>
-          <w:color w:val="auto"/>
-        </w:rPr>
-        <w:t>{{ ns.section }}.3 -- GABINETE</w:t>
-      </w:r>
-      <w:r>
-        <w:rPr>
-          <w:b/>
-          <w:color w:val="auto"/>
-        </w:rPr>
-        <w:tab/>
-        <w:t>{{ ns.page + 2 }}</w:t>
-      </w:r>
-    </w:p>
-    <w:p>
-      <w:pPr>
-        <w:pStyle w:val="Rodap"/>
-        <w:tabs>
-          <w:tab w:val="left" w:pos="68"/>
-          <w:tab w:val="left" w:pos="4820"/>
-        </w:tabs>
-        <w:rPr>
-          <w:b/>
-          <w:color w:val="auto"/>
-        </w:rPr>
-      </w:pPr>
-      <w:r>
-        <w:rPr>
-          <w:b/>
-          <w:color w:val="auto"/>
-        </w:rPr>
-        <w:t>{{ ns.section }}.4 -- VENTILADORES</w:t>
-      </w:r>
-      <w:r>
-        <w:rPr>
-          <w:b/>
-          <w:color w:val="auto"/>
-        </w:rPr>
-        <w:tab/>
-        <w:t>{{ ns.page + 2 }}</w:t>
-      </w:r>
-    </w:p>
-    <w:p>
-      <w:pPr>
-        <w:pStyle w:val="Rodap"/>
-        <w:tabs>
-          <w:tab w:val="left" w:pos="68"/>
-          <w:tab w:val="left" w:pos="4820"/>
-        </w:tabs>
-        <w:rPr>
-          <w:b/>
-          <w:color w:val="auto"/>
-        </w:rPr>
-      </w:pPr>
-      <w:r>
-        <w:rPr>
-          <w:b/>
-          <w:color w:val="auto"/>
-        </w:rPr>
-        <w:t>{{ ns.section }}.5 -- OPCIONAIS INCLUSOS</w:t>
-      </w:r>
-      <w:r>
-        <w:rPr>
-          <w:b/>
-          <w:color w:val="auto"/>
-        </w:rPr>
-        <w:tab/>
-        <w:t>{{ ns.page + 2 }}</w:t>
-      </w:r>
-    </w:p>
-    <w:p>
-      <w:pPr>
-        <w:pStyle w:val="Rodap"/>
-        <w:tabs>
-          <w:tab w:val="left" w:pos="68"/>
-          <w:tab w:val="left" w:pos="4820"/>
-        </w:tabs>
-        <w:rPr>
-          <w:b/>
-          <w:color w:val="auto"/>
-        </w:rPr>
-      </w:pPr>
-      <w:r>
-        <w:rPr>
-          <w:b/>
-          <w:color w:val="auto"/>
-        </w:rPr>
-        <w:t>{{ ns.section }}.6 -- DIMENSIONAIS</w:t>
-      </w:r>
-      <w:r>
-        <w:rPr>
-          <w:b/>
-          <w:color w:val="auto"/>
-        </w:rPr>
-        <w:tab/>
-        <w:t>{{ ns.page + 2 }}</w:t>
-      </w:r>
-    </w:p>
-    <w:p>
-      <w:pPr>
-        <w:pStyle w:val="Rodap"/>
-        <w:tabs>
-          <w:tab w:val="left" w:pos="68"/>
-          <w:tab w:val="left" w:pos="4820"/>
-        </w:tabs>
-        <w:rPr>
-          <w:b/>
-          <w:color w:val="auto"/>
-        </w:rPr>
-      </w:pPr>
-      <w:r>
-        <w:rPr>
-          <w:b/>
-          <w:color w:val="auto"/>
-        </w:rPr>
-        <w:t>{{ ns.section }}.7 -- ALIMENTAÇÃO ELÉTRICA</w:t>
-      </w:r>
-      <w:r>
-        <w:rPr>
-          <w:b/>
-          <w:color w:val="auto"/>
-        </w:rPr>
-        <w:tab/>
-        <w:t>{{ ns.page + 3 }}</w:t>
-      </w:r>
-    </w:p>
-    <w:p>
-      <w:pPr>
-        <w:pStyle w:val="Rodap"/>
-        <w:tabs>
-          <w:tab w:val="left" w:pos="68"/>
-          <w:tab w:val="left" w:pos="4820"/>
-        </w:tabs>
-        <w:rPr>
-          <w:b/>
-          <w:color w:val="auto"/>
-          <w:lang w:val="en-US"/>
-        </w:rPr>
-      </w:pPr>
-      <w:r>
-        <w:rPr>
-          <w:b/>
-          <w:color w:val="auto"/>
-          <w:lang w:val="en-US"/>
-        </w:rPr>
-        <w:t xml:space="preserve">{% set ns.section = ns.section + 1 </w:t>
-      </w:r>
-      <w:r>
-        <w:rPr>
-          <w:b/>
-          <w:color w:val="auto"/>
-          <w:lang w:val="en-US"/>
-        </w:rPr>
-        <w:t>-</w:t>
-      </w:r>
-      <w:r>
-        <w:rPr>
-          <w:b/>
-          <w:color w:val="auto"/>
-          <w:lang w:val="en-US"/>
-        </w:rPr>
-        <w:t>%}</w:t>
-      </w:r>
-    </w:p>
-    <w:p>
-      <w:pPr>
-        <w:pStyle w:val="Rodap"/>
-        <w:tabs>
-          <w:tab w:val="left" w:pos="68"/>
-          <w:tab w:val="left" w:pos="4820"/>
-        </w:tabs>
-        <w:rPr>
-          <w:b/>
-          <w:color w:val="auto"/>
-          <w:lang w:val="en-US"/>
-        </w:rPr>
-      </w:pPr>
-      <w:r>
-        <w:rPr>
-          <w:b/>
-          <w:color w:val="auto"/>
-          <w:lang w:val="en-US"/>
-        </w:rPr>
-        <w:t xml:space="preserve">{% set ns.page = ns.page + 5 </w:t>
-      </w:r>
-      <w:r>
-        <w:rPr>
-          <w:b/>
-          <w:color w:val="auto"/>
-          <w:lang w:val="en-US"/>
-        </w:rPr>
-        <w:t>-</w:t>
-      </w:r>
-      <w:r>
-        <w:rPr>
-          <w:b/>
-          <w:color w:val="auto"/>
-          <w:lang w:val="en-US"/>
-        </w:rPr>
-        <w:t>%}</w:t>
-      </w:r>
-    </w:p>
-    <w:p>
-      <w:pPr>
-        <w:pStyle w:val="Rodap"/>
-        <w:tabs>
-          <w:tab w:val="left" w:pos="68"/>
-          <w:tab w:val="left" w:pos="4820"/>
-        </w:tabs>
-        <w:rPr>
-          <w:b/>
-          <w:color w:val="auto"/>
-          <w:lang w:val="en-US"/>
-        </w:rPr>
-      </w:pPr>
-      <w:r>
-        <w:rPr>
-          <w:b/>
-          <w:color w:val="auto"/>
-          <w:lang w:val="en-US"/>
-        </w:rPr>
-        <w:t>{% endif -%}</w:t>
-      </w:r>
-    </w:p>
-    <w:p>
-      <w:pPr>
-        <w:pStyle w:val="Rodap"/>
-        <w:tabs>
-          <w:tab w:val="left" w:pos="68"/>
-          <w:tab w:val="left" w:pos="4820"/>
-        </w:tabs>
-        <w:rPr>
-          <w:b/>
-          <w:color w:val="auto"/>
-          <w:lang w:val="en-US"/>
-        </w:rPr>
-      </w:pPr>
-      <w:r>
-        <w:rPr>
-          <w:b/>
-          <w:color w:val="auto"/>
-          <w:lang w:val="en-US"/>
-        </w:rPr>
-        <w:t>{% set rooftop = equipamentos.por_tipo.get('Rooftop') -%}</w:t>
-      </w:r>
-    </w:p>
-    <w:p>
-      <w:pPr>
-        <w:pStyle w:val="Rodap"/>
-        <w:tabs>
-          <w:tab w:val="left" w:pos="68"/>
-          <w:tab w:val="left" w:pos="4820"/>
-        </w:tabs>
-        <w:rPr>
-          <w:b/>
-          <w:color w:val="auto"/>
-          <w:lang w:val="en-US"/>
-        </w:rPr>
-      </w:pPr>
-      <w:r>
-        <w:rPr>
-          <w:b/>
-          <w:color w:val="auto"/>
-          <w:lang w:val="en-US"/>
-        </w:rPr>
-        <w:t>{% if rooftop and rooftop.tem_equipamentos %}</w:t>
-      </w:r>
-    </w:p>
-    <w:p>
-      <w:pPr>
-        <w:pStyle w:val="Rodap"/>
-        <w:tabs>
-          <w:tab w:val="left" w:pos="68"/>
-          <w:tab w:val="left" w:pos="4820"/>
-        </w:tabs>
-        <w:rPr>
-          <w:b/>
-          <w:color w:val="auto"/>
-        </w:rPr>
-      </w:pPr>
-      <w:r>
-        <w:rPr>
-          <w:b/>
-          <w:color w:val="auto"/>
-        </w:rPr>
-        <w:t>{{ ns.section }} -- EQUIPAMENTOS DO TIPO ROOFTOP</w:t>
-      </w:r>
-      <w:r>
-        <w:rPr>
-          <w:b/>
-          <w:color w:val="auto"/>
-        </w:rPr>
-        <w:tab/>
-        <w:t>{{ ns.page }}</w:t>
-      </w:r>
-    </w:p>
-    <w:p>
-      <w:pPr>
-        <w:pStyle w:val="Rodap"/>
-        <w:tabs>
-          <w:tab w:val="left" w:pos="68"/>
-          <w:tab w:val="left" w:pos="4820"/>
-        </w:tabs>
-        <w:rPr>
-          <w:b/>
-          <w:color w:val="auto"/>
-        </w:rPr>
-      </w:pPr>
-      <w:r>
-        <w:rPr>
-          <w:b/>
-          <w:color w:val="auto"/>
-        </w:rPr>
-        <w:t>{{ ns.section }}.1 - GENERALIDADES</w:t>
-      </w:r>
-      <w:r>
-        <w:rPr>
-          <w:b/>
-          <w:color w:val="auto"/>
-        </w:rPr>
-        <w:tab/>
-        <w:t>{{ ns.page + 1 }}</w:t>
-      </w:r>
-    </w:p>
-    <w:p>
-      <w:pPr>
-        <w:pStyle w:val="Rodap"/>
-        <w:tabs>
-          <w:tab w:val="left" w:pos="68"/>
-          <w:tab w:val="left" w:pos="4820"/>
-        </w:tabs>
-        <w:rPr>
-          <w:b/>
-          <w:color w:val="auto"/>
-        </w:rPr>
-      </w:pPr>
-      <w:r>
-        <w:rPr>
-          <w:b/>
-          <w:color w:val="auto"/>
-        </w:rPr>
-        <w:t>{{ ns.section }}.2 -- COMPRESSOR E CIRCUITO DE REFRIGERAÇÃO</w:t>
-      </w:r>
-      <w:r>
-        <w:rPr>
-          <w:b/>
-          <w:color w:val="auto"/>
-        </w:rPr>
-        <w:tab/>
-        <w:t>{{ ns.page + 1 }}</w:t>
-      </w:r>
-    </w:p>
-    <w:p>
-      <w:pPr>
-        <w:pStyle w:val="Rodap"/>
-        <w:tabs>
-          <w:tab w:val="left" w:pos="68"/>
-          <w:tab w:val="left" w:pos="4820"/>
-        </w:tabs>
-        <w:rPr>
-          <w:b/>
-          <w:color w:val="auto"/>
-        </w:rPr>
-      </w:pPr>
-      <w:r>
-        <w:rPr>
-          <w:b/>
-          <w:color w:val="auto"/>
-        </w:rPr>
-        <w:t>{{ ns.section }}.3 -- GABINETE</w:t>
-      </w:r>
-      <w:r>
-        <w:rPr>
-          <w:b/>
-          <w:color w:val="auto"/>
-        </w:rPr>
-        <w:tab/>
-        <w:t>{{ ns.page + 2 }}</w:t>
-      </w:r>
-    </w:p>
-    <w:p>
-      <w:pPr>
-        <w:pStyle w:val="Rodap"/>
-        <w:tabs>
-          <w:tab w:val="left" w:pos="68"/>
-          <w:tab w:val="left" w:pos="4820"/>
-        </w:tabs>
-        <w:rPr>
-          <w:b/>
-          <w:color w:val="auto"/>
-        </w:rPr>
-      </w:pPr>
-      <w:r>
-        <w:rPr>
-          <w:b/>
-          <w:color w:val="auto"/>
-        </w:rPr>
-        <w:t>{{ ns.section }}.4 -- VENTILADORES</w:t>
-      </w:r>
-      <w:r>
-        <w:rPr>
-          <w:b/>
-          <w:color w:val="auto"/>
-        </w:rPr>
-        <w:tab/>
-        <w:t>{{ ns.page + 2 }}</w:t>
-      </w:r>
-    </w:p>
-    <w:p>
-      <w:pPr>
-        <w:pStyle w:val="Rodap"/>
-        <w:tabs>
-          <w:tab w:val="left" w:pos="68"/>
-          <w:tab w:val="left" w:pos="4820"/>
-        </w:tabs>
-        <w:rPr>
-          <w:b/>
-          <w:color w:val="auto"/>
-        </w:rPr>
-      </w:pPr>
-      <w:r>
-        <w:rPr>
-          <w:b/>
-          <w:color w:val="auto"/>
-        </w:rPr>
-        <w:t>{{ ns.section }}.5 -- OPCIONAIS INCLUSOS</w:t>
-      </w:r>
-      <w:r>
-        <w:rPr>
-          <w:b/>
-          <w:color w:val="auto"/>
-        </w:rPr>
-        <w:tab/>
-        <w:t>{{ ns.page + 2 }}</w:t>
-      </w:r>
-    </w:p>
-    <w:p>
-      <w:pPr>
-        <w:pStyle w:val="Rodap"/>
-        <w:tabs>
-          <w:tab w:val="left" w:pos="68"/>
-          <w:tab w:val="left" w:pos="4820"/>
-        </w:tabs>
-        <w:rPr>
-          <w:b/>
-          <w:color w:val="auto"/>
-        </w:rPr>
-      </w:pPr>
-      <w:r>
-        <w:rPr>
-          <w:b/>
-          <w:color w:val="auto"/>
-        </w:rPr>
-        <w:t>{{ ns.section }}.6 -- DIMENSIONAIS</w:t>
-      </w:r>
-      <w:r>
-        <w:rPr>
-          <w:b/>
-          <w:color w:val="auto"/>
-        </w:rPr>
-        <w:tab/>
-        <w:t>{{ ns.page + 2 }}</w:t>
-      </w:r>
-    </w:p>
-    <w:p>
-      <w:pPr>
-        <w:pStyle w:val="Rodap"/>
-        <w:tabs>
-          <w:tab w:val="left" w:pos="68"/>
-          <w:tab w:val="left" w:pos="4820"/>
-        </w:tabs>
-        <w:rPr>
-          <w:b/>
-          <w:color w:val="auto"/>
-        </w:rPr>
-      </w:pPr>
-      <w:r>
-        <w:rPr>
-          <w:b/>
-          <w:color w:val="auto"/>
-        </w:rPr>
-        <w:t>{{ ns.section }}.7 -- ALIMENTAÇÃO ELÉTRICA</w:t>
-      </w:r>
-      <w:r>
-        <w:rPr>
-          <w:b/>
-          <w:color w:val="auto"/>
-        </w:rPr>
-        <w:tab/>
-        <w:t>{{ ns.page + 3 }}</w:t>
-      </w:r>
-    </w:p>
-    <w:p>
-      <w:pPr>
-        <w:pStyle w:val="Rodap"/>
-        <w:tabs>
-          <w:tab w:val="left" w:pos="68"/>
-          <w:tab w:val="left" w:pos="4820"/>
-        </w:tabs>
-        <w:rPr>
-          <w:b/>
-          <w:color w:val="auto"/>
-          <w:lang w:val="en-US"/>
-        </w:rPr>
-      </w:pPr>
-      <w:r>
-        <w:rPr>
-          <w:b/>
-          <w:color w:val="auto"/>
-          <w:lang w:val="en-US"/>
-        </w:rPr>
-        <w:t xml:space="preserve">{% set ns.section = ns.section + 1 </w:t>
-      </w:r>
-      <w:r>
-        <w:rPr>
-          <w:b/>
-          <w:color w:val="auto"/>
-          <w:lang w:val="en-US"/>
-        </w:rPr>
-        <w:t>-</w:t>
-      </w:r>
-      <w:r>
-        <w:rPr>
-          <w:b/>
-          <w:color w:val="auto"/>
-          <w:lang w:val="en-US"/>
-        </w:rPr>
-        <w:t>%}</w:t>
-      </w:r>
-    </w:p>
-    <w:p>
-      <w:pPr>
-        <w:pStyle w:val="Rodap"/>
-        <w:tabs>
-          <w:tab w:val="left" w:pos="68"/>
-          <w:tab w:val="left" w:pos="4820"/>
-        </w:tabs>
-        <w:rPr>
-          <w:b/>
-          <w:color w:val="auto"/>
-          <w:lang w:val="en-US"/>
-        </w:rPr>
-      </w:pPr>
-      <w:r>
-        <w:rPr>
-          <w:b/>
-          <w:color w:val="auto"/>
-          <w:lang w:val="en-US"/>
-        </w:rPr>
-        <w:t xml:space="preserve">{% set ns.page = ns.page + 5 </w:t>
-      </w:r>
-      <w:r>
-        <w:rPr>
-          <w:b/>
-          <w:color w:val="auto"/>
-          <w:lang w:val="en-US"/>
-        </w:rPr>
-        <w:t>-</w:t>
-      </w:r>
-      <w:r>
-        <w:rPr>
-          <w:b/>
-          <w:color w:val="auto"/>
-          <w:lang w:val="en-US"/>
-        </w:rPr>
-        <w:t>%}</w:t>
-      </w:r>
-    </w:p>
-    <w:p>
-      <w:pPr>
-        <w:pStyle w:val="Rodap"/>
-        <w:tabs>
-          <w:tab w:val="left" w:pos="68"/>
-          <w:tab w:val="left" w:pos="4820"/>
-        </w:tabs>
-        <w:rPr>
-          <w:b/>
-          <w:color w:val="auto"/>
-          <w:lang w:val="en-US"/>
-        </w:rPr>
-      </w:pPr>
-      <w:r>
-        <w:rPr>
-          <w:b/>
-          <w:color w:val="auto"/>
-          <w:lang w:val="en-US"/>
-        </w:rPr>
-        <w:t>{% endif -%}</w:t>
-      </w:r>
-    </w:p>
-    <w:p>
-      <w:pPr>
-        <w:pStyle w:val="Rodap"/>
-        <w:tabs>
-          <w:tab w:val="left" w:pos="68"/>
-          <w:tab w:val="left" w:pos="4820"/>
-        </w:tabs>
-        <w:rPr>
-          <w:b/>
-          <w:color w:val="auto"/>
-          <w:lang w:val="en-US"/>
-        </w:rPr>
-      </w:pPr>
-      <w:r>
-        <w:rPr>
-          <w:b/>
-          <w:color w:val="auto"/>
-          <w:lang w:val="en-US"/>
-        </w:rPr>
-        <w:t>{% set acj = equipamentos.por_tipo.get('ACJ') -%}</w:t>
-      </w:r>
-    </w:p>
-    <w:p>
-      <w:pPr>
-        <w:pStyle w:val="Rodap"/>
-        <w:tabs>
-          <w:tab w:val="left" w:pos="68"/>
-          <w:tab w:val="left" w:pos="4820"/>
-        </w:tabs>
-        <w:rPr>
-          <w:b/>
-          <w:color w:val="auto"/>
-          <w:lang w:val="en-US"/>
-        </w:rPr>
-      </w:pPr>
-      <w:r>
-        <w:rPr>
-          <w:b/>
-          <w:color w:val="auto"/>
-          <w:lang w:val="en-US"/>
-        </w:rPr>
-        <w:lastRenderedPageBreak/>
-        <w:t>{% if acj and acj.tem_equipamentos %}</w:t>
-      </w:r>
-    </w:p>
-    <w:p>
-      <w:pPr>
-        <w:pStyle w:val="Rodap"/>
-        <w:tabs>
-          <w:tab w:val="left" w:pos="68"/>
-          <w:tab w:val="left" w:pos="4820"/>
-        </w:tabs>
-        <w:rPr>
-          <w:b/>
-          <w:color w:val="auto"/>
-        </w:rPr>
-      </w:pPr>
-      <w:r>
-        <w:rPr>
-          <w:b/>
-          <w:color w:val="auto"/>
-        </w:rPr>
-        <w:t>{{ ns.section }} -- EQUIPAMENTOS DO TIPO ACJ</w:t>
-      </w:r>
-      <w:r>
-        <w:rPr>
-          <w:b/>
-          <w:color w:val="auto"/>
-        </w:rPr>
-        <w:tab/>
-        <w:t>{{ ns.page }}</w:t>
-      </w:r>
-    </w:p>
-    <w:p>
-      <w:pPr>
-        <w:pStyle w:val="Rodap"/>
-        <w:tabs>
-          <w:tab w:val="left" w:pos="68"/>
-          <w:tab w:val="left" w:pos="4820"/>
-        </w:tabs>
-        <w:rPr>
-          <w:b/>
-          <w:color w:val="auto"/>
-        </w:rPr>
-      </w:pPr>
-      <w:r>
-        <w:rPr>
-          <w:b/>
-          <w:color w:val="auto"/>
-        </w:rPr>
-        <w:t>{{ ns.section }}.1 - GENERALIDADES</w:t>
-      </w:r>
-      <w:r>
-        <w:rPr>
-          <w:b/>
-          <w:color w:val="auto"/>
-        </w:rPr>
-        <w:tab/>
-        <w:t>{{ ns.page + 1 }}</w:t>
-      </w:r>
-    </w:p>
-    <w:p>
-      <w:pPr>
-        <w:pStyle w:val="Rodap"/>
-        <w:tabs>
-          <w:tab w:val="left" w:pos="68"/>
-          <w:tab w:val="left" w:pos="4820"/>
-        </w:tabs>
-        <w:rPr>
-          <w:b/>
-          <w:color w:val="auto"/>
-        </w:rPr>
-      </w:pPr>
-      <w:r>
-        <w:rPr>
-          <w:b/>
-          <w:color w:val="auto"/>
-        </w:rPr>
-        <w:t>{{ ns.section }}.2 -- OPCIONAIS INCLUSOS</w:t>
-      </w:r>
-      <w:r>
-        <w:rPr>
-          <w:b/>
-          <w:color w:val="auto"/>
-        </w:rPr>
-        <w:tab/>
-        <w:t>{{ ns.page + 2 }}</w:t>
-      </w:r>
-    </w:p>
-    <w:p>
-      <w:pPr>
-        <w:pStyle w:val="Rodap"/>
-        <w:tabs>
-          <w:tab w:val="left" w:pos="68"/>
-          <w:tab w:val="left" w:pos="4820"/>
-        </w:tabs>
-        <w:rPr>
-          <w:b/>
-          <w:color w:val="auto"/>
-        </w:rPr>
-      </w:pPr>
-      <w:r>
-        <w:rPr>
-          <w:b/>
-          <w:color w:val="auto"/>
-        </w:rPr>
-        <w:t>{{ ns.section }}.3 -- DIMENSIONAIS</w:t>
-      </w:r>
-      <w:r>
-        <w:rPr>
-          <w:b/>
-          <w:color w:val="auto"/>
-        </w:rPr>
-        <w:tab/>
-        <w:t>{{ ns.page + 2 }}</w:t>
-      </w:r>
-    </w:p>
-    <w:p>
-      <w:pPr>
-        <w:pStyle w:val="Rodap"/>
-        <w:tabs>
-          <w:tab w:val="left" w:pos="68"/>
-          <w:tab w:val="left" w:pos="4820"/>
-        </w:tabs>
-        <w:rPr>
-          <w:b/>
-          <w:color w:val="auto"/>
-        </w:rPr>
-      </w:pPr>
-      <w:r>
-        <w:rPr>
-          <w:b/>
-          <w:color w:val="auto"/>
-        </w:rPr>
-        <w:t>{{ ns.section }}.4 -- ALIMENTAÇÃO ELÉTRICA</w:t>
-      </w:r>
-      <w:r>
-        <w:rPr>
-          <w:b/>
-          <w:color w:val="auto"/>
-        </w:rPr>
-        <w:tab/>
-        <w:t>{{ ns.page + 3 }}</w:t>
-      </w:r>
-    </w:p>
-    <w:p>
-      <w:pPr>
-        <w:pStyle w:val="Rodap"/>
-        <w:tabs>
-          <w:tab w:val="left" w:pos="68"/>
-          <w:tab w:val="left" w:pos="4820"/>
-        </w:tabs>
-        <w:rPr>
-          <w:b/>
-          <w:color w:val="auto"/>
-          <w:lang w:val="en-US"/>
-        </w:rPr>
-      </w:pPr>
-      <w:r>
-        <w:rPr>
-          <w:b/>
-          <w:color w:val="auto"/>
-          <w:lang w:val="en-US"/>
-        </w:rPr>
-        <w:t xml:space="preserve">{% set ns.section = ns.section + 1 </w:t>
-      </w:r>
-      <w:r>
-        <w:rPr>
-          <w:b/>
-          <w:color w:val="auto"/>
-          <w:lang w:val="en-US"/>
-        </w:rPr>
-        <w:t>-</w:t>
-      </w:r>
-      <w:r>
-        <w:rPr>
-          <w:b/>
-          <w:color w:val="auto"/>
-          <w:lang w:val="en-US"/>
-        </w:rPr>
-        <w:t>%}</w:t>
-      </w:r>
-    </w:p>
-    <w:p>
-      <w:pPr>
-        <w:pStyle w:val="Rodap"/>
-        <w:tabs>
-          <w:tab w:val="left" w:pos="68"/>
-          <w:tab w:val="left" w:pos="4820"/>
-        </w:tabs>
-        <w:rPr>
-          <w:b/>
-          <w:color w:val="auto"/>
-          <w:lang w:val="en-US"/>
-        </w:rPr>
-      </w:pPr>
-      <w:r>
-        <w:rPr>
-          <w:b/>
-          <w:color w:val="auto"/>
-          <w:lang w:val="en-US"/>
-        </w:rPr>
-        <w:t xml:space="preserve">{% set ns.page = ns.page + 4 </w:t>
-      </w:r>
-      <w:r>
-        <w:rPr>
-          <w:b/>
-          <w:color w:val="auto"/>
-          <w:lang w:val="en-US"/>
-        </w:rPr>
-        <w:t>-</w:t>
-      </w:r>
-      <w:r>
-        <w:rPr>
-          <w:b/>
-          <w:color w:val="auto"/>
-          <w:lang w:val="en-US"/>
-        </w:rPr>
-        <w:t>%}</w:t>
-      </w:r>
-    </w:p>
-    <w:p>
-      <w:pPr>
-        <w:pStyle w:val="Rodap"/>
-        <w:tabs>
-          <w:tab w:val="left" w:pos="68"/>
-          <w:tab w:val="left" w:pos="4820"/>
-        </w:tabs>
-        <w:rPr>
-          <w:b/>
-          <w:color w:val="auto"/>
-          <w:lang w:val="en-US"/>
-        </w:rPr>
-      </w:pPr>
-      <w:r>
-        <w:rPr>
-          <w:b/>
-          <w:color w:val="auto"/>
-          <w:lang w:val="en-US"/>
-        </w:rPr>
-        <w:t>{% endif -%}</w:t>
-      </w:r>
-    </w:p>
-    <w:p>
-      <w:pPr>
-        <w:pStyle w:val="Rodap"/>
-        <w:tabs>
-          <w:tab w:val="left" w:pos="68"/>
-          <w:tab w:val="left" w:pos="4820"/>
-        </w:tabs>
-        <w:rPr>
-          <w:b/>
-          <w:color w:val="auto"/>
-          <w:sz w:val="20"/>
-          <w:szCs w:val="20"/>
-          <w:lang w:val="en-US"/>
-        </w:rPr>
-      </w:pPr>
-      <w:r>
-        <w:rPr>
-          <w:b/>
-          <w:color w:val="auto"/>
-          <w:sz w:val="20"/>
-          <w:szCs w:val="20"/>
-          <w:lang w:val="en-US"/>
-        </w:rPr>
-        <w:t xml:space="preserve">{% set split_conforto = equipamentos.por_tipo.get('Split System/Self Contained (conforto)') </w:t>
-      </w:r>
-      <w:r>
-        <w:rPr>
-          <w:b/>
-          <w:color w:val="auto"/>
-          <w:sz w:val="20"/>
-          <w:szCs w:val="20"/>
-          <w:lang w:val="en-US"/>
-        </w:rPr>
-        <w:t>-</w:t>
-      </w:r>
-      <w:r>
-        <w:rPr>
-          <w:b/>
-          <w:color w:val="auto"/>
-          <w:sz w:val="20"/>
-          <w:szCs w:val="20"/>
-          <w:lang w:val="en-US"/>
-        </w:rPr>
-        <w:t>%}</w:t>
-      </w:r>
-    </w:p>
-    <w:p>
-      <w:pPr>
-        <w:pStyle w:val="Rodap"/>
-        <w:tabs>
-          <w:tab w:val="left" w:pos="68"/>
-          <w:tab w:val="left" w:pos="4820"/>
-        </w:tabs>
-        <w:rPr>
-          <w:b/>
-          <w:color w:val="auto"/>
-          <w:lang w:val="en-US"/>
-        </w:rPr>
-      </w:pPr>
-      <w:r>
-        <w:rPr>
-          <w:b/>
-          <w:color w:val="auto"/>
-          <w:lang w:val="en-US"/>
-        </w:rPr>
-        <w:t>{% if split_conforto and split_conforto.tem_equipamentos %}</w:t>
-      </w:r>
-    </w:p>
-    <w:p>
-      <w:pPr>
-        <w:pStyle w:val="Rodap"/>
-        <w:tabs>
-          <w:tab w:val="left" w:pos="68"/>
-          <w:tab w:val="left" w:pos="4820"/>
-        </w:tabs>
-        <w:rPr>
-          <w:b/>
-          <w:color w:val="auto"/>
-        </w:rPr>
-      </w:pPr>
-      <w:r>
-        <w:rPr>
-          <w:b/>
-          <w:color w:val="auto"/>
-        </w:rPr>
-        <w:t>{{ ns.section }} -- EQUIPAMENTOS DO TIPO SPLIT SIMPLES DE CONFORTO (LINHA BRANCA)</w:t>
-      </w:r>
-      <w:r>
-        <w:rPr>
-          <w:b/>
-          <w:color w:val="auto"/>
-        </w:rPr>
-        <w:tab/>
-        <w:t>{{ ns.page }}</w:t>
-      </w:r>
-    </w:p>
-    <w:p>
-      <w:pPr>
-        <w:pStyle w:val="Rodap"/>
-        <w:tabs>
-          <w:tab w:val="left" w:pos="68"/>
-          <w:tab w:val="left" w:pos="4820"/>
-        </w:tabs>
-        <w:rPr>
-          <w:b/>
-          <w:color w:val="auto"/>
-        </w:rPr>
-      </w:pPr>
-      <w:r>
-        <w:rPr>
-          <w:b/>
-          <w:color w:val="auto"/>
-        </w:rPr>
-        <w:t>{{ ns.section }}.1 - GENERALIDADES</w:t>
-      </w:r>
-      <w:r>
-        <w:rPr>
-          <w:b/>
-          <w:color w:val="auto"/>
-        </w:rPr>
-        <w:tab/>
-        <w:t>{{ ns.page + 1 }}</w:t>
-      </w:r>
-    </w:p>
-    <w:p>
-      <w:pPr>
-        <w:pStyle w:val="Rodap"/>
-        <w:tabs>
-          <w:tab w:val="left" w:pos="68"/>
-          <w:tab w:val="left" w:pos="4820"/>
-        </w:tabs>
-        <w:rPr>
-          <w:b/>
-          <w:color w:val="auto"/>
-        </w:rPr>
-      </w:pPr>
-      <w:r>
-        <w:rPr>
-          <w:b/>
-          <w:color w:val="auto"/>
-        </w:rPr>
-        <w:t>{{ ns.section }}.2 -- OPCIONAIS INCLUSOS</w:t>
-      </w:r>
-      <w:r>
-        <w:rPr>
-          <w:b/>
-          <w:color w:val="auto"/>
-        </w:rPr>
-        <w:tab/>
-        <w:t>{{ ns.page + 2 }}</w:t>
-      </w:r>
-    </w:p>
-    <w:p>
-      <w:pPr>
-        <w:pStyle w:val="Rodap"/>
-        <w:tabs>
-          <w:tab w:val="left" w:pos="68"/>
-          <w:tab w:val="left" w:pos="4820"/>
-        </w:tabs>
-        <w:rPr>
-          <w:b/>
-          <w:color w:val="auto"/>
-        </w:rPr>
-      </w:pPr>
-      <w:r>
-        <w:rPr>
-          <w:b/>
-          <w:color w:val="auto"/>
-        </w:rPr>
-        <w:t>{{ ns.section }}.3 -- DIMENSIONAIS</w:t>
-      </w:r>
-      <w:r>
-        <w:rPr>
-          <w:b/>
-          <w:color w:val="auto"/>
-        </w:rPr>
-        <w:tab/>
-        <w:t>{{ ns.page + 2 }}</w:t>
-      </w:r>
-    </w:p>
-    <w:p>
-      <w:pPr>
-        <w:pStyle w:val="Rodap"/>
-        <w:tabs>
-          <w:tab w:val="left" w:pos="68"/>
-          <w:tab w:val="left" w:pos="4820"/>
-        </w:tabs>
-        <w:rPr>
-          <w:b/>
-          <w:color w:val="auto"/>
-        </w:rPr>
-      </w:pPr>
-      <w:r>
-        <w:rPr>
-          <w:b/>
-          <w:color w:val="auto"/>
-        </w:rPr>
-        <w:t>{{ ns.section }}.4 -- ALIMENTAÇÃO ELÉTRICA</w:t>
-      </w:r>
-      <w:r>
-        <w:rPr>
-          <w:b/>
-          <w:color w:val="auto"/>
-        </w:rPr>
-        <w:tab/>
-        <w:t>{{ ns.page + 3 }}</w:t>
-      </w:r>
-    </w:p>
-    <w:p>
-      <w:pPr>
-        <w:pStyle w:val="Rodap"/>
-        <w:tabs>
-          <w:tab w:val="left" w:pos="68"/>
-          <w:tab w:val="left" w:pos="4820"/>
-        </w:tabs>
-        <w:rPr>
-          <w:b/>
-          <w:color w:val="auto"/>
-          <w:lang w:val="en-US"/>
-        </w:rPr>
-      </w:pPr>
-      <w:r>
-        <w:rPr>
-          <w:b/>
-          <w:color w:val="auto"/>
-          <w:lang w:val="en-US"/>
-        </w:rPr>
-        <w:t xml:space="preserve">{% set ns.section = ns.section + 1 </w:t>
-      </w:r>
-      <w:r>
-        <w:rPr>
-          <w:b/>
-          <w:color w:val="auto"/>
-          <w:lang w:val="en-US"/>
-        </w:rPr>
-        <w:t>-</w:t>
-      </w:r>
-      <w:r>
-        <w:rPr>
-          <w:b/>
-          <w:color w:val="auto"/>
-          <w:lang w:val="en-US"/>
-        </w:rPr>
-        <w:t>%}</w:t>
-      </w:r>
-    </w:p>
-    <w:p>
-      <w:pPr>
-        <w:pStyle w:val="Rodap"/>
-        <w:tabs>
-          <w:tab w:val="left" w:pos="68"/>
-          <w:tab w:val="left" w:pos="4820"/>
-        </w:tabs>
-        <w:rPr>
-          <w:b/>
-          <w:color w:val="auto"/>
-          <w:lang w:val="en-US"/>
-        </w:rPr>
-      </w:pPr>
-      <w:r>
-        <w:rPr>
-          <w:b/>
-          <w:color w:val="auto"/>
-          <w:lang w:val="en-US"/>
-        </w:rPr>
-        <w:t xml:space="preserve">{% set ns.page = ns.page + 4 </w:t>
-      </w:r>
-      <w:r>
-        <w:rPr>
-          <w:b/>
-          <w:color w:val="auto"/>
-          <w:lang w:val="en-US"/>
-        </w:rPr>
-        <w:t>-</w:t>
-      </w:r>
-      <w:r>
-        <w:rPr>
-          <w:b/>
-          <w:color w:val="auto"/>
-          <w:lang w:val="en-US"/>
-        </w:rPr>
-        <w:t>%}</w:t>
-      </w:r>
-    </w:p>
-    <w:p>
-      <w:pPr>
-        <w:pStyle w:val="Rodap"/>
-        <w:tabs>
-          <w:tab w:val="left" w:pos="68"/>
-          <w:tab w:val="left" w:pos="4820"/>
-        </w:tabs>
-        <w:rPr>
-          <w:b/>
-          <w:color w:val="auto"/>
-          <w:lang w:val="en-US"/>
-        </w:rPr>
-      </w:pPr>
-      <w:r>
-        <w:rPr>
-          <w:b/>
-          <w:color w:val="auto"/>
-          <w:lang w:val="en-US"/>
-        </w:rPr>
-        <w:t>{% endif -%}</w:t>
-      </w:r>
-    </w:p>
-    <w:p>
-      <w:pPr>
-        <w:pStyle w:val="Rodap"/>
-        <w:tabs>
-          <w:tab w:val="left" w:pos="68"/>
-          <w:tab w:val="left" w:pos="4820"/>
-        </w:tabs>
-        <w:rPr>
-          <w:b/>
-          <w:color w:val="auto"/>
-          <w:sz w:val="20"/>
-          <w:szCs w:val="20"/>
-          <w:lang w:val="en-US"/>
-        </w:rPr>
-      </w:pPr>
-      <w:r>
-        <w:rPr>
-          <w:b/>
-          <w:color w:val="auto"/>
-          <w:sz w:val="20"/>
-          <w:szCs w:val="20"/>
-          <w:lang w:val="en-US"/>
-        </w:rPr>
-        <w:t>{% set split_industrial = equipamentos.por_tipo.get('Split System/Self Contained (industrial)') -%}</w:t>
-      </w:r>
-    </w:p>
-    <w:p>
-      <w:pPr>
-        <w:pStyle w:val="Rodap"/>
-        <w:tabs>
-          <w:tab w:val="left" w:pos="68"/>
-          <w:tab w:val="left" w:pos="4820"/>
-        </w:tabs>
-        <w:rPr>
-          <w:b/>
-          <w:color w:val="auto"/>
-          <w:lang w:val="en-US"/>
-        </w:rPr>
-      </w:pPr>
-      <w:r>
-        <w:rPr>
-          <w:b/>
-          <w:color w:val="auto"/>
-          <w:lang w:val="en-US"/>
-        </w:rPr>
-        <w:t>{% if split_industrial and split_industrial.tem_equipamentos %}</w:t>
-      </w:r>
-    </w:p>
-    <w:p>
-      <w:pPr>
-        <w:pStyle w:val="Rodap"/>
-        <w:tabs>
-          <w:tab w:val="left" w:pos="68"/>
-          <w:tab w:val="left" w:pos="4820"/>
-        </w:tabs>
-        <w:rPr>
-          <w:b/>
-          <w:color w:val="auto"/>
-          <w:lang w:val="en-US"/>
-        </w:rPr>
-      </w:pPr>
-      <w:r>
-        <w:rPr>
-          <w:b/>
-          <w:color w:val="auto"/>
-          <w:lang w:val="en-US"/>
-        </w:rPr>
-        <w:t>{{ ns.section }} -- EQUIPAMENTOS DO TIPO SPLIT SYSTEM/SELF CONTAINED</w:t>
-      </w:r>
-      <w:r>
-        <w:rPr>
-          <w:b/>
-          <w:color w:val="auto"/>
-          <w:lang w:val="en-US"/>
-        </w:rPr>
-        <w:tab/>
-        <w:t>{{ ns.page }}</w:t>
-      </w:r>
-    </w:p>
-    <w:p>
-      <w:pPr>
-        <w:pStyle w:val="Rodap"/>
-        <w:tabs>
-          <w:tab w:val="left" w:pos="68"/>
-          <w:tab w:val="left" w:pos="4820"/>
-        </w:tabs>
-        <w:rPr>
-          <w:b/>
-          <w:color w:val="auto"/>
-          <w:lang w:val="en-US"/>
-        </w:rPr>
-      </w:pPr>
-      <w:r>
-        <w:rPr>
-          <w:b/>
-          <w:color w:val="auto"/>
-          <w:lang w:val="en-US"/>
-        </w:rPr>
-        <w:t>{{ ns.section }}.1 - GENERALIDADES</w:t>
-      </w:r>
-      <w:r>
-        <w:rPr>
-          <w:b/>
-          <w:color w:val="auto"/>
-          <w:lang w:val="en-US"/>
-        </w:rPr>
-        <w:tab/>
-        <w:t>{{ ns.page + 1 }}</w:t>
-      </w:r>
-    </w:p>
-    <w:p>
-      <w:pPr>
-        <w:pStyle w:val="Rodap"/>
-        <w:tabs>
-          <w:tab w:val="left" w:pos="68"/>
-          <w:tab w:val="left" w:pos="4820"/>
-        </w:tabs>
-        <w:rPr>
-          <w:b/>
-          <w:color w:val="auto"/>
-        </w:rPr>
-      </w:pPr>
-      <w:r>
-        <w:rPr>
-          <w:b/>
-          <w:color w:val="auto"/>
-        </w:rPr>
-        <w:t>{{ ns.section }}.2 -- COMPRESSOR E CIRCUITO DE REFRIGERAÇÃO</w:t>
-      </w:r>
-      <w:r>
-        <w:rPr>
-          <w:b/>
-          <w:color w:val="auto"/>
-        </w:rPr>
-        <w:tab/>
-        <w:t>{{ ns.page + 1 }}</w:t>
-      </w:r>
-    </w:p>
-    <w:p>
-      <w:pPr>
-        <w:pStyle w:val="Rodap"/>
-        <w:tabs>
-          <w:tab w:val="left" w:pos="68"/>
-          <w:tab w:val="left" w:pos="4820"/>
-        </w:tabs>
-        <w:rPr>
-          <w:b/>
-          <w:color w:val="auto"/>
-        </w:rPr>
-      </w:pPr>
-      <w:r>
-        <w:rPr>
-          <w:b/>
-          <w:color w:val="auto"/>
-        </w:rPr>
-        <w:t>{{ ns.section }}.3 -- GABINETES</w:t>
-      </w:r>
-      <w:r>
-        <w:rPr>
-          <w:b/>
-          <w:color w:val="auto"/>
-        </w:rPr>
-        <w:tab/>
-        <w:t>{{ ns.page + 2 }}</w:t>
-      </w:r>
-    </w:p>
-    <w:p>
-      <w:pPr>
-        <w:pStyle w:val="Rodap"/>
-        <w:tabs>
-          <w:tab w:val="left" w:pos="68"/>
-          <w:tab w:val="left" w:pos="4820"/>
-        </w:tabs>
-        <w:rPr>
-          <w:b/>
-          <w:color w:val="auto"/>
-        </w:rPr>
-      </w:pPr>
-      <w:r>
-        <w:rPr>
-          <w:b/>
-          <w:color w:val="auto"/>
-        </w:rPr>
-        <w:t>{{ ns.section }}.4 -- VENTILADORES</w:t>
-      </w:r>
-      <w:r>
-        <w:rPr>
-          <w:b/>
-          <w:color w:val="auto"/>
-        </w:rPr>
-        <w:tab/>
-        <w:t>{{ ns.page + 2 }}</w:t>
-      </w:r>
-    </w:p>
-    <w:p>
-      <w:pPr>
-        <w:pStyle w:val="Rodap"/>
-        <w:tabs>
-          <w:tab w:val="left" w:pos="68"/>
-          <w:tab w:val="left" w:pos="4820"/>
-        </w:tabs>
-        <w:rPr>
-          <w:b/>
-          <w:color w:val="auto"/>
-        </w:rPr>
-      </w:pPr>
-      <w:r>
-        <w:rPr>
-          <w:b/>
-          <w:color w:val="auto"/>
-        </w:rPr>
-        <w:t>{{ ns.section }}.5 -- OPCIONAIS INCLUSOS</w:t>
-      </w:r>
-      <w:r>
-        <w:rPr>
-          <w:b/>
-          <w:color w:val="auto"/>
-        </w:rPr>
-        <w:tab/>
-        <w:t>{{ ns.page + 2 }}</w:t>
-      </w:r>
-    </w:p>
-    <w:p>
-      <w:pPr>
-        <w:pStyle w:val="Rodap"/>
-        <w:tabs>
-          <w:tab w:val="left" w:pos="68"/>
-          <w:tab w:val="left" w:pos="4820"/>
-        </w:tabs>
-        <w:rPr>
-          <w:b/>
-          <w:color w:val="auto"/>
-        </w:rPr>
-      </w:pPr>
-      <w:r>
-        <w:rPr>
-          <w:b/>
-          <w:color w:val="auto"/>
-        </w:rPr>
-        <w:t>{{ ns.section }}.6 -- DIMENSIONAIS</w:t>
-      </w:r>
-      <w:r>
-        <w:rPr>
-          <w:b/>
-          <w:color w:val="auto"/>
-        </w:rPr>
-        <w:tab/>
-        <w:t>{{ ns.page + 3 }}</w:t>
-      </w:r>
-    </w:p>
-    <w:p>
-      <w:pPr>
-        <w:pStyle w:val="Rodap"/>
-        <w:tabs>
-          <w:tab w:val="left" w:pos="68"/>
-          <w:tab w:val="left" w:pos="4820"/>
-        </w:tabs>
-        <w:rPr>
-          <w:b/>
-          <w:color w:val="auto"/>
-        </w:rPr>
-      </w:pPr>
-      <w:r>
-        <w:rPr>
-          <w:b/>
-          <w:color w:val="auto"/>
-        </w:rPr>
-        <w:t>{{ ns.section }}.7 -- ALIMENTAÇÃO ELÉTRICA</w:t>
-      </w:r>
-      <w:r>
-        <w:rPr>
-          <w:b/>
-          <w:color w:val="auto"/>
-        </w:rPr>
-        <w:tab/>
-        <w:t>{{ ns.page + 3 }}</w:t>
-      </w:r>
-    </w:p>
-    <w:p>
-      <w:pPr>
-        <w:pStyle w:val="Rodap"/>
-        <w:tabs>
-          <w:tab w:val="left" w:pos="68"/>
-          <w:tab w:val="left" w:pos="4820"/>
-        </w:tabs>
-        <w:rPr>
-          <w:b/>
-          <w:color w:val="auto"/>
-          <w:lang w:val="en-US"/>
-        </w:rPr>
-      </w:pPr>
-      <w:r>
-        <w:rPr>
-          <w:b/>
-          <w:color w:val="auto"/>
-          <w:lang w:val="en-US"/>
-        </w:rPr>
-        <w:t xml:space="preserve">{% set ns.section = ns.section + 1 </w:t>
-      </w:r>
-      <w:r>
-        <w:rPr>
-          <w:b/>
-          <w:color w:val="auto"/>
-          <w:lang w:val="en-US"/>
-        </w:rPr>
-        <w:t>-%}</w:t>
-      </w:r>
-    </w:p>
-    <w:p>
-      <w:pPr>
-        <w:pStyle w:val="Rodap"/>
-        <w:tabs>
-          <w:tab w:val="left" w:pos="68"/>
-          <w:tab w:val="left" w:pos="4820"/>
-        </w:tabs>
-        <w:rPr>
-          <w:b/>
-          <w:color w:val="auto"/>
-          <w:lang w:val="en-US"/>
-        </w:rPr>
-      </w:pPr>
-      <w:r>
-        <w:rPr>
-          <w:b/>
-          <w:color w:val="auto"/>
-          <w:lang w:val="en-US"/>
-        </w:rPr>
-        <w:t xml:space="preserve">{% set ns.page = ns.page + 5 </w:t>
-      </w:r>
-      <w:r>
-        <w:rPr>
-          <w:b/>
-          <w:color w:val="auto"/>
-          <w:lang w:val="en-US"/>
-        </w:rPr>
-        <w:t>-</w:t>
-      </w:r>
-      <w:r>
-        <w:rPr>
-          <w:b/>
-          <w:color w:val="auto"/>
-          <w:lang w:val="en-US"/>
-        </w:rPr>
-        <w:t>%}</w:t>
-      </w:r>
-    </w:p>
-    <w:p>
-      <w:pPr>
-        <w:pStyle w:val="Rodap"/>
-        <w:tabs>
-          <w:tab w:val="left" w:pos="68"/>
-          <w:tab w:val="left" w:pos="4820"/>
-        </w:tabs>
-        <w:rPr>
-          <w:b/>
-          <w:color w:val="auto"/>
-          <w:lang w:val="en-US"/>
-        </w:rPr>
-      </w:pPr>
-      <w:r>
-        <w:rPr>
-          <w:b/>
-          <w:color w:val="auto"/>
-          <w:lang w:val="en-US"/>
-        </w:rPr>
-        <w:t>{% endif -%}</w:t>
-      </w:r>
-    </w:p>
-    <w:p>
-      <w:pPr>
-        <w:pStyle w:val="Rodap"/>
-        <w:tabs>
-          <w:tab w:val="left" w:pos="68"/>
-          <w:tab w:val="left" w:pos="4820"/>
-        </w:tabs>
-        <w:rPr>
-          <w:b/>
-          <w:color w:val="auto"/>
-          <w:lang w:val="en-US"/>
-        </w:rPr>
-      </w:pPr>
-      <w:r>
-        <w:rPr>
-          <w:b/>
-          <w:color w:val="auto"/>
-          <w:lang w:val="en-US"/>
-        </w:rPr>
-        <w:t>{% set press_inline = equipamentos.por_tipo.get('Pressurizador Inline') -%}</w:t>
-      </w:r>
-    </w:p>
-    <w:p>
-      <w:pPr>
-        <w:pStyle w:val="Rodap"/>
-        <w:tabs>
-          <w:tab w:val="left" w:pos="68"/>
-          <w:tab w:val="left" w:pos="4820"/>
-        </w:tabs>
-        <w:rPr>
-          <w:b/>
-          <w:color w:val="auto"/>
-        </w:rPr>
-      </w:pPr>
-      <w:r>
-        <w:rPr>
-          <w:b/>
-          <w:color w:val="auto"/>
-        </w:rPr>
-        <w:t>{% set press_externo = equipamentos.por_tipo.get('Pressurizador Externo') -%}</w:t>
-      </w:r>
-    </w:p>
-    <w:p>
-      <w:pPr>
-        <w:pStyle w:val="Rodap"/>
-        <w:tabs>
-          <w:tab w:val="left" w:pos="68"/>
-          <w:tab w:val="left" w:pos="4820"/>
-        </w:tabs>
-        <w:rPr>
-          <w:b/>
-          <w:color w:val="auto"/>
-          <w:sz w:val="20"/>
-          <w:szCs w:val="20"/>
-        </w:rPr>
-      </w:pPr>
-      <w:r>
-        <w:rPr>
-          <w:b/>
-          <w:color w:val="auto"/>
-          <w:sz w:val="20"/>
-          <w:szCs w:val="20"/>
-        </w:rPr>
-        <w:lastRenderedPageBreak/>
-        <w:t xml:space="preserve">{% set press_suspenso = equipamentos.por_tipo.get('Pressurizador Suspenso Horizontal') </w:t>
-      </w:r>
-      <w:r>
-        <w:rPr>
-          <w:b/>
-          <w:color w:val="auto"/>
-          <w:sz w:val="20"/>
-          <w:szCs w:val="20"/>
-        </w:rPr>
-        <w:t>-</w:t>
-      </w:r>
-      <w:r>
-        <w:rPr>
-          <w:b/>
-          <w:color w:val="auto"/>
-          <w:sz w:val="20"/>
-          <w:szCs w:val="20"/>
-        </w:rPr>
-        <w:t>%}</w:t>
-      </w:r>
-    </w:p>
-    <w:p>
-      <w:pPr>
-        <w:pStyle w:val="Rodap"/>
-        <w:tabs>
-          <w:tab w:val="left" w:pos="68"/>
-          <w:tab w:val="left" w:pos="4820"/>
-        </w:tabs>
-        <w:rPr>
-          <w:b/>
-          <w:color w:val="auto"/>
-        </w:rPr>
-      </w:pPr>
-      <w:r>
-        <w:rPr>
-          <w:b/>
-          <w:color w:val="auto"/>
-        </w:rPr>
-        <w:t>{% if press_inline.tem_equipamentos or press_externo.tem_equipamentos or press_suspenso.tem_equipamentos %}</w:t>
-      </w:r>
-    </w:p>
-    <w:p>
-      <w:pPr>
-        <w:pStyle w:val="Rodap"/>
-        <w:tabs>
-          <w:tab w:val="left" w:pos="68"/>
-          <w:tab w:val="left" w:pos="4820"/>
-        </w:tabs>
-        <w:rPr>
-          <w:b/>
-          <w:color w:val="auto"/>
-        </w:rPr>
-      </w:pPr>
-      <w:r>
-        <w:rPr>
-          <w:b/>
-          <w:color w:val="auto"/>
-        </w:rPr>
-        <w:t>{{ ns.section }} -- VENTILADOR DE PRESSÃO POSITIVA</w:t>
-      </w:r>
-      <w:r>
-        <w:rPr>
-          <w:b/>
-          <w:color w:val="auto"/>
-        </w:rPr>
-        <w:tab/>
-        <w:t>{{ ns.page }}</w:t>
-      </w:r>
-    </w:p>
-    <w:p>
-      <w:pPr>
-        <w:pStyle w:val="Rodap"/>
-        <w:tabs>
-          <w:tab w:val="left" w:pos="68"/>
-          <w:tab w:val="left" w:pos="4820"/>
-        </w:tabs>
-        <w:rPr>
-          <w:b/>
-          <w:color w:val="auto"/>
-        </w:rPr>
-      </w:pPr>
-      <w:r>
-        <w:rPr>
-          <w:b/>
-          <w:color w:val="auto"/>
-        </w:rPr>
-        <w:t>{{ ns.section }}.1 - GENERALIDADES</w:t>
-      </w:r>
-      <w:r>
-        <w:rPr>
-          <w:b/>
-          <w:color w:val="auto"/>
-        </w:rPr>
-        <w:tab/>
-        <w:t>{{ ns.page + 1 }}</w:t>
-      </w:r>
-    </w:p>
-    <w:p>
-      <w:pPr>
-        <w:pStyle w:val="Rodap"/>
-        <w:tabs>
-          <w:tab w:val="left" w:pos="68"/>
-          <w:tab w:val="left" w:pos="4820"/>
-        </w:tabs>
-        <w:rPr>
-          <w:b/>
-          <w:color w:val="auto"/>
-        </w:rPr>
-      </w:pPr>
-      <w:r>
-        <w:rPr>
-          <w:b/>
-          <w:color w:val="auto"/>
-        </w:rPr>
-        <w:t>{{ ns.section }}.2 -- ROTOR E VOLUTA</w:t>
-      </w:r>
-      <w:r>
-        <w:rPr>
-          <w:b/>
-          <w:color w:val="auto"/>
-        </w:rPr>
-        <w:tab/>
-        <w:t>{{ ns.page + 1 }}</w:t>
-      </w:r>
-    </w:p>
-    <w:p>
-      <w:pPr>
-        <w:pStyle w:val="Rodap"/>
-        <w:tabs>
-          <w:tab w:val="left" w:pos="68"/>
-          <w:tab w:val="left" w:pos="4820"/>
-        </w:tabs>
-        <w:rPr>
-          <w:b/>
-          <w:color w:val="auto"/>
-        </w:rPr>
-      </w:pPr>
-      <w:r>
-        <w:rPr>
-          <w:b/>
-          <w:color w:val="auto"/>
-        </w:rPr>
-        <w:t>{{ ns.section }}.3 -- OPCIONAIS INCLUSOS</w:t>
-      </w:r>
-      <w:r>
-        <w:rPr>
-          <w:b/>
-          <w:color w:val="auto"/>
-        </w:rPr>
-        <w:tab/>
-        <w:t>{{ ns.page + 2 }}</w:t>
-      </w:r>
-    </w:p>
-    <w:p>
-      <w:pPr>
-        <w:pStyle w:val="Rodap"/>
-        <w:tabs>
-          <w:tab w:val="left" w:pos="68"/>
-          <w:tab w:val="left" w:pos="4820"/>
-        </w:tabs>
-        <w:rPr>
-          <w:b/>
-          <w:color w:val="auto"/>
-        </w:rPr>
-      </w:pPr>
-      <w:r>
-        <w:rPr>
-          <w:b/>
-          <w:color w:val="auto"/>
-        </w:rPr>
-        <w:t>{{ ns.section }}.4 -- ALIMENTAÇÃO ELÉTRICA</w:t>
-      </w:r>
-      <w:r>
-        <w:rPr>
-          <w:b/>
-          <w:color w:val="auto"/>
-        </w:rPr>
-        <w:tab/>
-        <w:t>{{ ns.page + 2 }}</w:t>
-      </w:r>
-    </w:p>
-    <w:p>
-      <w:pPr>
-        <w:pStyle w:val="Rodap"/>
-        <w:tabs>
-          <w:tab w:val="left" w:pos="68"/>
-          <w:tab w:val="left" w:pos="4820"/>
-        </w:tabs>
-        <w:rPr>
-          <w:b/>
-          <w:color w:val="auto"/>
-          <w:lang w:val="en-US"/>
-        </w:rPr>
-      </w:pPr>
-      <w:r>
-        <w:rPr>
-          <w:b/>
-          <w:color w:val="auto"/>
-          <w:lang w:val="en-US"/>
-        </w:rPr>
-        <w:t xml:space="preserve">{% set ns.section = ns.section + 1 </w:t>
-      </w:r>
-      <w:r>
-        <w:rPr>
-          <w:b/>
-          <w:color w:val="auto"/>
-          <w:lang w:val="en-US"/>
-        </w:rPr>
-        <w:t>-</w:t>
-      </w:r>
-      <w:r>
-        <w:rPr>
-          <w:b/>
-          <w:color w:val="auto"/>
-          <w:lang w:val="en-US"/>
-        </w:rPr>
-        <w:t>%}</w:t>
-      </w:r>
-    </w:p>
-    <w:p>
-      <w:pPr>
-        <w:pStyle w:val="Rodap"/>
-        <w:tabs>
-          <w:tab w:val="left" w:pos="68"/>
-          <w:tab w:val="left" w:pos="4820"/>
-        </w:tabs>
-        <w:rPr>
-          <w:b/>
-          <w:color w:val="auto"/>
-          <w:lang w:val="en-US"/>
-        </w:rPr>
-      </w:pPr>
-      <w:r>
-        <w:rPr>
-          <w:b/>
-          <w:color w:val="auto"/>
-          <w:lang w:val="en-US"/>
-        </w:rPr>
-        <w:t xml:space="preserve">{% set ns.page = ns.page + 3 </w:t>
-      </w:r>
-      <w:r>
-        <w:rPr>
-          <w:b/>
-          <w:color w:val="auto"/>
-          <w:lang w:val="en-US"/>
-        </w:rPr>
-        <w:t>-</w:t>
-      </w:r>
-      <w:r>
-        <w:rPr>
-          <w:b/>
-          <w:color w:val="auto"/>
-          <w:lang w:val="en-US"/>
-        </w:rPr>
-        <w:t>%}</w:t>
-      </w:r>
-    </w:p>
-    <w:p>
-      <w:pPr>
-        <w:pStyle w:val="Rodap"/>
-        <w:tabs>
-          <w:tab w:val="left" w:pos="68"/>
-          <w:tab w:val="left" w:pos="4820"/>
-        </w:tabs>
-        <w:rPr>
-          <w:b/>
-          <w:color w:val="auto"/>
-          <w:lang w:val="en-US"/>
-        </w:rPr>
-      </w:pPr>
-      <w:r>
-        <w:rPr>
-          <w:b/>
-          <w:color w:val="auto"/>
-          <w:lang w:val="en-US"/>
-        </w:rPr>
-        <w:t>{% endif -%}</w:t>
-      </w:r>
-    </w:p>
-    <w:p>
-      <w:pPr>
-        <w:pStyle w:val="Rodap"/>
-        <w:tabs>
-          <w:tab w:val="left" w:pos="68"/>
-          <w:tab w:val="left" w:pos="4820"/>
-        </w:tabs>
-        <w:rPr>
-          <w:b/>
-          <w:color w:val="auto"/>
-          <w:lang w:val="en-US"/>
-        </w:rPr>
-      </w:pPr>
-      <w:r>
-        <w:rPr>
-          <w:b/>
-          <w:color w:val="auto"/>
-          <w:lang w:val="en-US"/>
-        </w:rPr>
-        <w:t>{% set cartucho = equipamentos.por_tipo.get('Filtro Cartucho') -%}</w:t>
-      </w:r>
-    </w:p>
-    <w:p>
-      <w:pPr>
-        <w:pStyle w:val="Rodap"/>
-        <w:tabs>
-          <w:tab w:val="left" w:pos="68"/>
-          <w:tab w:val="left" w:pos="4820"/>
-        </w:tabs>
-        <w:rPr>
-          <w:b/>
-          <w:color w:val="auto"/>
-          <w:lang w:val="en-US"/>
-        </w:rPr>
-      </w:pPr>
-      <w:r>
-        <w:rPr>
-          <w:b/>
-          <w:color w:val="auto"/>
-          <w:lang w:val="en-US"/>
-        </w:rPr>
-        <w:t>{% if cartucho and cartucho.tem_equipamentos %}</w:t>
-      </w:r>
-    </w:p>
-    <w:p>
-      <w:pPr>
-        <w:pStyle w:val="Rodap"/>
-        <w:tabs>
-          <w:tab w:val="left" w:pos="68"/>
-          <w:tab w:val="left" w:pos="4820"/>
-        </w:tabs>
-        <w:rPr>
-          <w:b/>
-          <w:color w:val="auto"/>
-        </w:rPr>
-      </w:pPr>
-      <w:r>
-        <w:rPr>
-          <w:b/>
-          <w:color w:val="auto"/>
-        </w:rPr>
-        <w:t>{{ ns.section }} -- VENTILADOR COM FILTRO CARTUCHO E FILTRAGEM AUTOMÁTICA</w:t>
-      </w:r>
-      <w:r>
-        <w:rPr>
-          <w:b/>
-          <w:color w:val="auto"/>
-        </w:rPr>
-        <w:tab/>
-        <w:t>{{ ns.page }}</w:t>
-      </w:r>
-    </w:p>
-    <w:p>
-      <w:pPr>
-        <w:pStyle w:val="Rodap"/>
-        <w:tabs>
-          <w:tab w:val="left" w:pos="68"/>
-          <w:tab w:val="left" w:pos="4820"/>
-        </w:tabs>
-        <w:rPr>
-          <w:b/>
-          <w:color w:val="auto"/>
-        </w:rPr>
-      </w:pPr>
-      <w:r>
-        <w:rPr>
-          <w:b/>
-          <w:color w:val="auto"/>
-        </w:rPr>
-        <w:t>{{ ns.section }}.1 - GENERALIDADES</w:t>
-      </w:r>
-      <w:r>
-        <w:rPr>
-          <w:b/>
-          <w:color w:val="auto"/>
-        </w:rPr>
-        <w:tab/>
-        <w:t>{{ ns.page + 1 }}</w:t>
-      </w:r>
-    </w:p>
-    <w:p>
-      <w:pPr>
-        <w:pStyle w:val="Rodap"/>
-        <w:tabs>
-          <w:tab w:val="left" w:pos="68"/>
-          <w:tab w:val="left" w:pos="4820"/>
-        </w:tabs>
-        <w:rPr>
-          <w:b/>
-          <w:color w:val="auto"/>
-        </w:rPr>
-      </w:pPr>
-      <w:r>
-        <w:rPr>
-          <w:b/>
-          <w:color w:val="auto"/>
-        </w:rPr>
-        <w:t>{{ ns.section }}.2 -- OPCIONAIS INCLUSOS</w:t>
-      </w:r>
-      <w:r>
-        <w:rPr>
-          <w:b/>
-          <w:color w:val="auto"/>
-        </w:rPr>
-        <w:tab/>
-        <w:t>{{ ns.page + 2 }}</w:t>
-      </w:r>
-    </w:p>
-    <w:p>
-      <w:pPr>
-        <w:pStyle w:val="Rodap"/>
-        <w:tabs>
-          <w:tab w:val="left" w:pos="68"/>
-          <w:tab w:val="left" w:pos="4820"/>
-        </w:tabs>
-        <w:rPr>
-          <w:b/>
-          <w:color w:val="auto"/>
-        </w:rPr>
-      </w:pPr>
-      <w:r>
-        <w:rPr>
-          <w:b/>
-          <w:color w:val="auto"/>
-        </w:rPr>
-        <w:t>{{ ns.section }}.3 -- ALIMENTAÇÃO ELÉTRICA</w:t>
-      </w:r>
-      <w:r>
-        <w:rPr>
-          <w:b/>
-          <w:color w:val="auto"/>
-        </w:rPr>
-        <w:tab/>
-        <w:t>{{ ns.page + 2 }}</w:t>
-      </w:r>
-    </w:p>
-    <w:p>
-      <w:pPr>
-        <w:pStyle w:val="Rodap"/>
-        <w:tabs>
-          <w:tab w:val="left" w:pos="68"/>
-          <w:tab w:val="left" w:pos="4820"/>
-        </w:tabs>
-        <w:rPr>
-          <w:b/>
-          <w:color w:val="auto"/>
-          <w:lang w:val="en-US"/>
-        </w:rPr>
-      </w:pPr>
-      <w:r>
-        <w:rPr>
-          <w:b/>
-          <w:color w:val="auto"/>
-          <w:lang w:val="en-US"/>
-        </w:rPr>
-        <w:t xml:space="preserve">{% set ns.section = ns.section + 1 </w:t>
-      </w:r>
-      <w:r>
-        <w:rPr>
-          <w:b/>
-          <w:color w:val="auto"/>
-          <w:lang w:val="en-US"/>
-        </w:rPr>
-        <w:t>-</w:t>
-      </w:r>
-      <w:r>
-        <w:rPr>
-          <w:b/>
-          <w:color w:val="auto"/>
-          <w:lang w:val="en-US"/>
-        </w:rPr>
-        <w:t>%}</w:t>
-      </w:r>
-    </w:p>
-    <w:p>
-      <w:pPr>
-        <w:pStyle w:val="Rodap"/>
-        <w:tabs>
-          <w:tab w:val="left" w:pos="68"/>
-          <w:tab w:val="left" w:pos="4820"/>
-        </w:tabs>
-        <w:rPr>
-          <w:b/>
-          <w:color w:val="auto"/>
-          <w:lang w:val="en-US"/>
-        </w:rPr>
-      </w:pPr>
-      <w:r>
-        <w:rPr>
-          <w:b/>
-          <w:color w:val="auto"/>
-          <w:lang w:val="en-US"/>
-        </w:rPr>
-        <w:t xml:space="preserve">{% set ns.page = ns.page + 3 </w:t>
-      </w:r>
-      <w:r>
-        <w:rPr>
-          <w:b/>
-          <w:color w:val="auto"/>
-          <w:lang w:val="en-US"/>
-        </w:rPr>
-        <w:t>-</w:t>
-      </w:r>
-      <w:r>
-        <w:rPr>
-          <w:b/>
-          <w:color w:val="auto"/>
-          <w:lang w:val="en-US"/>
-        </w:rPr>
-        <w:t>%}</w:t>
-      </w:r>
-    </w:p>
-    <w:p>
-      <w:pPr>
-        <w:pStyle w:val="Rodap"/>
-        <w:tabs>
-          <w:tab w:val="left" w:pos="68"/>
-          <w:tab w:val="left" w:pos="4820"/>
-        </w:tabs>
-        <w:rPr>
-          <w:b/>
-          <w:color w:val="auto"/>
-        </w:rPr>
-      </w:pPr>
-      <w:r>
-        <w:rPr>
-          <w:b/>
-          <w:color w:val="auto"/>
-        </w:rPr>
-        <w:t>{% endif -%}</w:t>
-      </w:r>
-    </w:p>
-    <w:p>
-      <w:pPr>
-        <w:pStyle w:val="Rodap"/>
-        <w:tabs>
-          <w:tab w:val="left" w:pos="68"/>
-          <w:tab w:val="left" w:pos="4820"/>
-        </w:tabs>
-        <w:rPr>
-          <w:b/>
-          <w:color w:val="auto"/>
-        </w:rPr>
-      </w:pPr>
-      <w:r>
-        <w:rPr>
-          <w:b/>
-          <w:color w:val="auto"/>
-        </w:rPr>
-        <w:t>{% set quimico = equipamentos.por_tipo.get('Filtro Quimico') -%}</w:t>
-      </w:r>
-    </w:p>
-    <w:p>
-      <w:pPr>
-        <w:pStyle w:val="Rodap"/>
-        <w:tabs>
-          <w:tab w:val="left" w:pos="68"/>
-          <w:tab w:val="left" w:pos="4820"/>
-        </w:tabs>
-        <w:rPr>
-          <w:b/>
-          <w:color w:val="auto"/>
-        </w:rPr>
-      </w:pPr>
-      <w:r>
-        <w:rPr>
-          <w:b/>
-          <w:color w:val="auto"/>
-        </w:rPr>
-        <w:t>{% if quimico and quimico.tem_equipamentos %}</w:t>
-      </w:r>
-    </w:p>
-    <w:p>
-      <w:pPr>
-        <w:pStyle w:val="Rodap"/>
-        <w:tabs>
-          <w:tab w:val="left" w:pos="68"/>
-          <w:tab w:val="left" w:pos="4820"/>
-        </w:tabs>
-        <w:rPr>
-          <w:b/>
-          <w:color w:val="auto"/>
-        </w:rPr>
-      </w:pPr>
-      <w:r>
-        <w:rPr>
-          <w:b/>
-          <w:color w:val="auto"/>
-        </w:rPr>
-        <w:t>{{ ns.section }} -- SISTEMA DE FILTRAGEM QUÍMICA</w:t>
-      </w:r>
-      <w:r>
-        <w:rPr>
-          <w:b/>
-          <w:color w:val="auto"/>
-        </w:rPr>
-        <w:tab/>
-        <w:t>{{ ns.page }}</w:t>
-      </w:r>
-    </w:p>
-    <w:p>
-      <w:pPr>
-        <w:pStyle w:val="Rodap"/>
-        <w:tabs>
-          <w:tab w:val="left" w:pos="68"/>
-          <w:tab w:val="left" w:pos="4820"/>
-        </w:tabs>
-        <w:rPr>
-          <w:b/>
-          <w:color w:val="auto"/>
-        </w:rPr>
-      </w:pPr>
-      <w:r>
-        <w:rPr>
-          <w:b/>
-          <w:color w:val="auto"/>
-        </w:rPr>
-        <w:t>{{ ns.section }}.1 - GENERALIDADES</w:t>
-      </w:r>
-      <w:r>
-        <w:rPr>
-          <w:b/>
-          <w:color w:val="auto"/>
-        </w:rPr>
-        <w:tab/>
-        <w:t>{{ ns.page + 1 }}</w:t>
-      </w:r>
-    </w:p>
-    <w:p>
-      <w:pPr>
-        <w:pStyle w:val="Rodap"/>
-        <w:tabs>
-          <w:tab w:val="left" w:pos="68"/>
-          <w:tab w:val="left" w:pos="4820"/>
-        </w:tabs>
-        <w:rPr>
-          <w:b/>
-          <w:color w:val="auto"/>
-        </w:rPr>
-      </w:pPr>
-      <w:r>
-        <w:rPr>
-          <w:b/>
-          <w:color w:val="auto"/>
-        </w:rPr>
-        <w:t>{{ ns.section }}.2 -- OPCIONAIS INCLUSOS</w:t>
-      </w:r>
-      <w:r>
-        <w:rPr>
-          <w:b/>
-          <w:color w:val="auto"/>
-        </w:rPr>
-        <w:tab/>
-        <w:t>{{ ns.page + 2 }}</w:t>
-      </w:r>
-    </w:p>
-    <w:p>
-      <w:pPr>
-        <w:pStyle w:val="Rodap"/>
-        <w:tabs>
-          <w:tab w:val="left" w:pos="68"/>
-          <w:tab w:val="left" w:pos="4820"/>
-        </w:tabs>
-        <w:rPr>
-          <w:b/>
-          <w:color w:val="auto"/>
-        </w:rPr>
-      </w:pPr>
-      <w:r>
-        <w:rPr>
-          <w:b/>
-          <w:color w:val="auto"/>
-        </w:rPr>
-        <w:t>{{ ns.section }}.3 -- ALIMENTAÇÃO ELÉTRICA</w:t>
-      </w:r>
-      <w:r>
-        <w:rPr>
-          <w:b/>
-          <w:color w:val="auto"/>
-        </w:rPr>
-        <w:tab/>
-        <w:t>{{ ns.page + 2 }}</w:t>
-      </w:r>
-    </w:p>
-    <w:p>
-      <w:pPr>
-        <w:pStyle w:val="Rodap"/>
-        <w:tabs>
-          <w:tab w:val="left" w:pos="68"/>
-          <w:tab w:val="left" w:pos="4820"/>
-        </w:tabs>
-        <w:rPr>
-          <w:b/>
-          <w:color w:val="auto"/>
-          <w:lang w:val="en-US"/>
-        </w:rPr>
-      </w:pPr>
-      <w:r>
-        <w:rPr>
-          <w:b/>
-          <w:color w:val="auto"/>
-          <w:lang w:val="en-US"/>
-        </w:rPr>
-        <w:t xml:space="preserve">{% set ns.section = ns.section + 1 </w:t>
-      </w:r>
-      <w:r>
-        <w:rPr>
-          <w:b/>
-          <w:color w:val="auto"/>
-          <w:lang w:val="en-US"/>
-        </w:rPr>
-        <w:t>-</w:t>
-      </w:r>
-      <w:r>
-        <w:rPr>
-          <w:b/>
-          <w:color w:val="auto"/>
-          <w:lang w:val="en-US"/>
-        </w:rPr>
-        <w:t>%}</w:t>
-      </w:r>
-    </w:p>
-    <w:p>
-      <w:pPr>
-        <w:pStyle w:val="Rodap"/>
-        <w:tabs>
-          <w:tab w:val="left" w:pos="68"/>
-          <w:tab w:val="left" w:pos="4820"/>
-        </w:tabs>
-        <w:rPr>
-          <w:b/>
-          <w:color w:val="auto"/>
-          <w:lang w:val="en-US"/>
-        </w:rPr>
-      </w:pPr>
-      <w:r>
-        <w:rPr>
-          <w:b/>
-          <w:color w:val="auto"/>
-          <w:lang w:val="en-US"/>
-        </w:rPr>
-        <w:t xml:space="preserve">{% set ns.page = ns.page + 3 </w:t>
-      </w:r>
-      <w:r>
-        <w:rPr>
-          <w:b/>
-          <w:color w:val="auto"/>
-          <w:lang w:val="en-US"/>
-        </w:rPr>
-        <w:t>-</w:t>
-      </w:r>
-      <w:r>
-        <w:rPr>
-          <w:b/>
-          <w:color w:val="auto"/>
-          <w:lang w:val="en-US"/>
-        </w:rPr>
-        <w:t>%}</w:t>
-      </w:r>
-    </w:p>
-    <w:p>
-      <w:pPr>
-        <w:pStyle w:val="Rodap"/>
-        <w:tabs>
-          <w:tab w:val="left" w:pos="68"/>
-          <w:tab w:val="left" w:pos="4820"/>
-        </w:tabs>
-        <w:rPr>
-          <w:b/>
-          <w:color w:val="auto"/>
-          <w:lang w:val="en-US"/>
-        </w:rPr>
-      </w:pPr>
-      <w:r>
-        <w:rPr>
-          <w:b/>
-          <w:color w:val="auto"/>
-          <w:lang w:val="en-US"/>
-        </w:rPr>
-        <w:t>{% endif -%}</w:t>
-      </w:r>
-    </w:p>
-    <w:p>
-      <w:pPr>
-        <w:pStyle w:val="Rodap"/>
-        <w:tabs>
-          <w:tab w:val="left" w:pos="68"/>
-          <w:tab w:val="left" w:pos="4820"/>
-        </w:tabs>
-        <w:rPr>
-          <w:b/>
-          <w:color w:val="auto"/>
-          <w:lang w:val="en-US"/>
-        </w:rPr>
-      </w:pPr>
-      <w:r>
-        <w:rPr>
-          <w:b/>
-          <w:color w:val="auto"/>
-          <w:lang w:val="en-US"/>
-        </w:rPr>
-        <w:t>{% if exaustores and exaustores.trafo and exaustores.trafo.tem_equipamentos %}</w:t>
-      </w:r>
-    </w:p>
-    <w:p>
-      <w:pPr>
-        <w:pStyle w:val="Rodap"/>
-        <w:tabs>
-          <w:tab w:val="left" w:pos="68"/>
-          <w:tab w:val="left" w:pos="4820"/>
-        </w:tabs>
-        <w:rPr>
-          <w:b/>
-          <w:color w:val="auto"/>
-          <w:lang w:val="en-US"/>
-        </w:rPr>
-      </w:pPr>
-      <w:r>
-        <w:rPr>
-          <w:b/>
-          <w:color w:val="auto"/>
-          <w:lang w:val="en-US"/>
-        </w:rPr>
-        <w:t>{{ ns.section }} -- EXAUSTORES DE ARREFECIMENTO - BAIA DE TRAFO</w:t>
-      </w:r>
-      <w:r>
-        <w:rPr>
-          <w:b/>
-          <w:color w:val="auto"/>
-          <w:lang w:val="en-US"/>
-        </w:rPr>
-        <w:tab/>
-        <w:t>{{ ns.page }}</w:t>
-      </w:r>
-    </w:p>
-    <w:p>
-      <w:pPr>
-        <w:pStyle w:val="Rodap"/>
-        <w:tabs>
-          <w:tab w:val="left" w:pos="68"/>
-          <w:tab w:val="left" w:pos="4820"/>
-        </w:tabs>
-        <w:rPr>
-          <w:b/>
-          <w:color w:val="auto"/>
-          <w:lang w:val="en-US"/>
-        </w:rPr>
-      </w:pPr>
-      <w:r>
-        <w:rPr>
-          <w:b/>
-          <w:color w:val="auto"/>
-          <w:lang w:val="en-US"/>
-        </w:rPr>
-        <w:t>{{ ns.section }}.1 - GENERALIDADES</w:t>
-      </w:r>
-      <w:r>
-        <w:rPr>
-          <w:b/>
-          <w:color w:val="auto"/>
-          <w:lang w:val="en-US"/>
-        </w:rPr>
-        <w:tab/>
-        <w:t>{{ ns.page + 1 }}</w:t>
-      </w:r>
-    </w:p>
-    <w:p>
-      <w:pPr>
-        <w:pStyle w:val="Rodap"/>
-        <w:tabs>
-          <w:tab w:val="left" w:pos="68"/>
-          <w:tab w:val="left" w:pos="4820"/>
-        </w:tabs>
-        <w:rPr>
-          <w:b/>
-          <w:color w:val="auto"/>
-          <w:lang w:val="en-US"/>
-        </w:rPr>
-      </w:pPr>
-      <w:r>
-        <w:rPr>
-          <w:b/>
-          <w:color w:val="auto"/>
-          <w:lang w:val="en-US"/>
-        </w:rPr>
-        <w:t>{{ ns.section }}.2 -- OPCIONAIS INCLUSOS</w:t>
-      </w:r>
-      <w:r>
-        <w:rPr>
-          <w:b/>
-          <w:color w:val="auto"/>
-          <w:lang w:val="en-US"/>
-        </w:rPr>
-        <w:tab/>
-        <w:t>{{ ns.page + 2 }}</w:t>
-      </w:r>
-    </w:p>
-    <w:p>
-      <w:pPr>
-        <w:pStyle w:val="Rodap"/>
-        <w:tabs>
-          <w:tab w:val="left" w:pos="68"/>
-          <w:tab w:val="left" w:pos="4820"/>
-        </w:tabs>
-        <w:rPr>
-          <w:b/>
-          <w:color w:val="auto"/>
-        </w:rPr>
-      </w:pPr>
-      <w:r>
-        <w:rPr>
-          <w:b/>
-          <w:color w:val="auto"/>
-        </w:rPr>
-        <w:lastRenderedPageBreak/>
-        <w:t>{{ ns.section }}.3 -- ALIMENTAÇÃO ELÉTRICA</w:t>
-      </w:r>
-      <w:r>
-        <w:rPr>
-          <w:b/>
-          <w:color w:val="auto"/>
-        </w:rPr>
-        <w:tab/>
-        <w:t>{{ ns.page + 2 }}</w:t>
-      </w:r>
-    </w:p>
-    <w:p>
-      <w:pPr>
-        <w:pStyle w:val="Rodap"/>
-        <w:tabs>
-          <w:tab w:val="left" w:pos="68"/>
-          <w:tab w:val="left" w:pos="4820"/>
-        </w:tabs>
-        <w:rPr>
-          <w:b/>
-          <w:color w:val="auto"/>
-          <w:lang w:val="en-US"/>
-        </w:rPr>
-      </w:pPr>
-      <w:r>
-        <w:rPr>
-          <w:b/>
-          <w:color w:val="auto"/>
-          <w:lang w:val="en-US"/>
-        </w:rPr>
-        <w:t xml:space="preserve">{% set ns.section = ns.section + 1 </w:t>
-      </w:r>
-      <w:r>
-        <w:rPr>
-          <w:b/>
-          <w:color w:val="auto"/>
-          <w:lang w:val="en-US"/>
-        </w:rPr>
-        <w:t>-</w:t>
-      </w:r>
-      <w:r>
-        <w:rPr>
-          <w:b/>
-          <w:color w:val="auto"/>
-          <w:lang w:val="en-US"/>
-        </w:rPr>
-        <w:t>%}</w:t>
-      </w:r>
-    </w:p>
-    <w:p>
-      <w:pPr>
-        <w:pStyle w:val="Rodap"/>
-        <w:tabs>
-          <w:tab w:val="left" w:pos="68"/>
-          <w:tab w:val="left" w:pos="4820"/>
-        </w:tabs>
-        <w:rPr>
-          <w:b/>
-          <w:color w:val="auto"/>
-          <w:lang w:val="en-US"/>
-        </w:rPr>
-      </w:pPr>
-      <w:r>
-        <w:rPr>
-          <w:b/>
-          <w:color w:val="auto"/>
-          <w:lang w:val="en-US"/>
-        </w:rPr>
-        <w:t xml:space="preserve">{% set ns.page = ns.page + 3 </w:t>
-      </w:r>
-      <w:r>
-        <w:rPr>
-          <w:b/>
-          <w:color w:val="auto"/>
-          <w:lang w:val="en-US"/>
-        </w:rPr>
-        <w:t>-</w:t>
-      </w:r>
-      <w:r>
-        <w:rPr>
-          <w:b/>
-          <w:color w:val="auto"/>
-          <w:lang w:val="en-US"/>
-        </w:rPr>
-        <w:t>%}</w:t>
-      </w:r>
-    </w:p>
-    <w:p>
-      <w:pPr>
-        <w:pStyle w:val="Rodap"/>
-        <w:tabs>
-          <w:tab w:val="left" w:pos="68"/>
-          <w:tab w:val="left" w:pos="4820"/>
-        </w:tabs>
-        <w:rPr>
-          <w:b/>
-          <w:color w:val="auto"/>
-          <w:lang w:val="en-US"/>
-        </w:rPr>
-      </w:pPr>
-      <w:r>
-        <w:rPr>
-          <w:b/>
-          <w:color w:val="auto"/>
-          <w:lang w:val="en-US"/>
-        </w:rPr>
-        <w:t>{% endif -%}</w:t>
-      </w:r>
-    </w:p>
-    <w:p>
-      <w:pPr>
-        <w:pStyle w:val="Rodap"/>
-        <w:tabs>
-          <w:tab w:val="left" w:pos="68"/>
-          <w:tab w:val="left" w:pos="4820"/>
-        </w:tabs>
-        <w:rPr>
-          <w:b/>
-          <w:color w:val="auto"/>
-          <w:lang w:val="en-US"/>
-        </w:rPr>
-      </w:pPr>
-      <w:r>
-        <w:rPr>
-          <w:b/>
-          <w:color w:val="auto"/>
-          <w:lang w:val="en-US"/>
-        </w:rPr>
-        <w:t>{% if exaustores and exaustores.bateria and exaustores.bateria.tem_equipamentos %}</w:t>
-      </w:r>
-    </w:p>
-    <w:p>
-      <w:pPr>
-        <w:pStyle w:val="Rodap"/>
-        <w:tabs>
-          <w:tab w:val="left" w:pos="68"/>
-          <w:tab w:val="left" w:pos="4820"/>
-        </w:tabs>
-        <w:rPr>
-          <w:b/>
-          <w:color w:val="auto"/>
-          <w:lang w:val="en-US"/>
-        </w:rPr>
-      </w:pPr>
-      <w:r>
-        <w:rPr>
-          <w:b/>
-          <w:color w:val="auto"/>
-          <w:lang w:val="en-US"/>
-        </w:rPr>
-        <w:t>{{ ns.section }} -- EXAUSTORES DE SALA DE BATERIAS</w:t>
-      </w:r>
-      <w:r>
-        <w:rPr>
-          <w:b/>
-          <w:color w:val="auto"/>
-          <w:lang w:val="en-US"/>
-        </w:rPr>
-        <w:tab/>
-        <w:t>{{ ns.page }}</w:t>
-      </w:r>
-    </w:p>
-    <w:p>
-      <w:pPr>
-        <w:pStyle w:val="Rodap"/>
-        <w:tabs>
-          <w:tab w:val="left" w:pos="68"/>
-          <w:tab w:val="left" w:pos="4820"/>
-        </w:tabs>
-        <w:rPr>
-          <w:b/>
-          <w:color w:val="auto"/>
-          <w:lang w:val="en-US"/>
-        </w:rPr>
-      </w:pPr>
-      <w:r>
-        <w:rPr>
-          <w:b/>
-          <w:color w:val="auto"/>
-          <w:lang w:val="en-US"/>
-        </w:rPr>
-        <w:t>{{ ns.section }}.1 - GENERALIDADES</w:t>
-      </w:r>
-      <w:r>
-        <w:rPr>
-          <w:b/>
-          <w:color w:val="auto"/>
-          <w:lang w:val="en-US"/>
-        </w:rPr>
-        <w:tab/>
-        <w:t>{{ ns.page + 1 }}</w:t>
-      </w:r>
-    </w:p>
-    <w:p>
-      <w:pPr>
-        <w:pStyle w:val="Rodap"/>
-        <w:tabs>
-          <w:tab w:val="left" w:pos="68"/>
-          <w:tab w:val="left" w:pos="4820"/>
-        </w:tabs>
-        <w:rPr>
-          <w:b/>
-          <w:color w:val="auto"/>
-          <w:lang w:val="en-US"/>
-        </w:rPr>
-      </w:pPr>
-      <w:r>
-        <w:rPr>
-          <w:b/>
-          <w:color w:val="auto"/>
-          <w:lang w:val="en-US"/>
-        </w:rPr>
-        <w:t>{{ ns.section }}.2 -- OPCIONAIS INCLUSOS</w:t>
-      </w:r>
-      <w:r>
-        <w:rPr>
-          <w:b/>
-          <w:color w:val="auto"/>
-          <w:lang w:val="en-US"/>
-        </w:rPr>
-        <w:tab/>
-        <w:t>{{ ns.page + 2 }}</w:t>
-      </w:r>
-    </w:p>
-    <w:p>
-      <w:pPr>
-        <w:pStyle w:val="Rodap"/>
-        <w:tabs>
-          <w:tab w:val="left" w:pos="68"/>
-          <w:tab w:val="left" w:pos="4820"/>
-        </w:tabs>
-        <w:rPr>
-          <w:b/>
-          <w:color w:val="auto"/>
-        </w:rPr>
-      </w:pPr>
-      <w:r>
-        <w:rPr>
-          <w:b/>
-          <w:color w:val="auto"/>
-        </w:rPr>
-        <w:t>{{ ns.section }}.3 -- ALIMENTAÇÃO ELÉTRICA</w:t>
-      </w:r>
-      <w:r>
-        <w:rPr>
-          <w:b/>
-          <w:color w:val="auto"/>
-        </w:rPr>
-        <w:tab/>
-        <w:t>{{ ns.page + 2 }}</w:t>
-      </w:r>
-    </w:p>
-    <w:p>
-      <w:pPr>
-        <w:pStyle w:val="Rodap"/>
-        <w:tabs>
-          <w:tab w:val="left" w:pos="68"/>
-          <w:tab w:val="left" w:pos="4820"/>
-        </w:tabs>
-        <w:rPr>
-          <w:b/>
-          <w:color w:val="auto"/>
-          <w:lang w:val="en-US"/>
-        </w:rPr>
-      </w:pPr>
-      <w:r>
-        <w:rPr>
-          <w:b/>
-          <w:color w:val="auto"/>
-          <w:lang w:val="en-US"/>
-        </w:rPr>
-        <w:t xml:space="preserve">{% set ns.section = ns.section + 1 </w:t>
-      </w:r>
-      <w:r>
-        <w:rPr>
-          <w:b/>
-          <w:color w:val="auto"/>
-          <w:lang w:val="en-US"/>
-        </w:rPr>
-        <w:t>-</w:t>
-      </w:r>
-      <w:r>
-        <w:rPr>
-          <w:b/>
-          <w:color w:val="auto"/>
-          <w:lang w:val="en-US"/>
-        </w:rPr>
-        <w:t>%}</w:t>
-      </w:r>
-    </w:p>
-    <w:p>
-      <w:pPr>
-        <w:pStyle w:val="Rodap"/>
-        <w:tabs>
-          <w:tab w:val="left" w:pos="68"/>
-          <w:tab w:val="left" w:pos="4820"/>
-        </w:tabs>
-        <w:rPr>
-          <w:b/>
-          <w:color w:val="auto"/>
-          <w:lang w:val="en-US"/>
-        </w:rPr>
-      </w:pPr>
-      <w:r>
-        <w:rPr>
-          <w:b/>
-          <w:color w:val="auto"/>
-          <w:lang w:val="en-US"/>
-        </w:rPr>
-        <w:t xml:space="preserve">{% set ns.page = ns.page + 3 </w:t>
-      </w:r>
-      <w:r>
-        <w:rPr>
-          <w:b/>
-          <w:color w:val="auto"/>
-          <w:lang w:val="en-US"/>
-        </w:rPr>
-        <w:t>-</w:t>
-      </w:r>
-      <w:r>
-        <w:rPr>
-          <w:b/>
-          <w:color w:val="auto"/>
-          <w:lang w:val="en-US"/>
-        </w:rPr>
-        <w:t>%}</w:t>
-      </w:r>
-    </w:p>
-    <w:p>
-      <w:pPr>
-        <w:pStyle w:val="Rodap"/>
-        <w:tabs>
-          <w:tab w:val="left" w:pos="68"/>
-          <w:tab w:val="left" w:pos="4820"/>
-        </w:tabs>
-        <w:rPr>
-          <w:b/>
-          <w:color w:val="auto"/>
-        </w:rPr>
-      </w:pPr>
-      <w:r>
-        <w:rPr>
-          <w:b/>
-          <w:color w:val="auto"/>
-        </w:rPr>
-        <w:t>{% endif -%}</w:t>
-      </w:r>
-    </w:p>
-    <w:p>
-      <w:pPr>
-        <w:pStyle w:val="Rodap"/>
-        <w:tabs>
-          <w:tab w:val="left" w:pos="68"/>
-          <w:tab w:val="left" w:pos="4820"/>
-        </w:tabs>
-        <w:rPr>
-          <w:b/>
-          <w:color w:val="auto"/>
-        </w:rPr>
-      </w:pPr>
-      <w:r>
-        <w:rPr>
-          <w:b/>
-          <w:color w:val="auto"/>
-        </w:rPr>
-        <w:t>{% set centrifugo = equipamentos.por_tipo.get('Gabinete Centrifugo') -%}</w:t>
-      </w:r>
-    </w:p>
-    <w:p>
-      <w:pPr>
-        <w:pStyle w:val="Rodap"/>
-        <w:tabs>
-          <w:tab w:val="left" w:pos="68"/>
-          <w:tab w:val="left" w:pos="4820"/>
-        </w:tabs>
-        <w:rPr>
-          <w:b/>
-          <w:color w:val="auto"/>
-        </w:rPr>
-      </w:pPr>
-      <w:r>
-        <w:rPr>
-          <w:b/>
-          <w:color w:val="auto"/>
-        </w:rPr>
-        <w:t>{% if centrifugo and centrifugo.tem_equipamentos %}</w:t>
-      </w:r>
-    </w:p>
-    <w:p>
-      <w:pPr>
-        <w:pStyle w:val="Rodap"/>
-        <w:tabs>
-          <w:tab w:val="left" w:pos="68"/>
-          <w:tab w:val="left" w:pos="4820"/>
-        </w:tabs>
-        <w:rPr>
-          <w:b/>
-          <w:color w:val="auto"/>
-        </w:rPr>
-      </w:pPr>
-      <w:r>
-        <w:rPr>
-          <w:b/>
-          <w:color w:val="auto"/>
-        </w:rPr>
-        <w:t>{{ ns.section }} -- GABINETES CENTRÍFUGOS</w:t>
-      </w:r>
-      <w:r>
-        <w:rPr>
-          <w:b/>
-          <w:color w:val="auto"/>
-        </w:rPr>
-        <w:tab/>
-        <w:t>{{ ns.page }}</w:t>
-      </w:r>
-    </w:p>
-    <w:p>
-      <w:pPr>
-        <w:pStyle w:val="Rodap"/>
-        <w:tabs>
-          <w:tab w:val="left" w:pos="68"/>
-          <w:tab w:val="left" w:pos="4820"/>
-        </w:tabs>
-        <w:rPr>
-          <w:b/>
-          <w:color w:val="auto"/>
-        </w:rPr>
-      </w:pPr>
-      <w:r>
-        <w:rPr>
-          <w:b/>
-          <w:color w:val="auto"/>
-        </w:rPr>
-        <w:t>{{ ns.section }}.1 - GENERALIDADES</w:t>
-      </w:r>
-      <w:r>
-        <w:rPr>
-          <w:b/>
-          <w:color w:val="auto"/>
-        </w:rPr>
-        <w:tab/>
-        <w:t>{{ ns.page + 1 }}</w:t>
-      </w:r>
-    </w:p>
-    <w:p>
-      <w:pPr>
-        <w:pStyle w:val="Rodap"/>
-        <w:tabs>
-          <w:tab w:val="left" w:pos="68"/>
-          <w:tab w:val="left" w:pos="4820"/>
-        </w:tabs>
-        <w:rPr>
-          <w:b/>
-          <w:color w:val="auto"/>
-        </w:rPr>
-      </w:pPr>
-      <w:r>
-        <w:rPr>
-          <w:b/>
-          <w:color w:val="auto"/>
-        </w:rPr>
-        <w:t>{{ ns.section }}.2 -- ROTOR E VOLUTA</w:t>
-      </w:r>
-      <w:r>
-        <w:rPr>
-          <w:b/>
-          <w:color w:val="auto"/>
-        </w:rPr>
-        <w:tab/>
-        <w:t>{{ ns.page + 1 }}</w:t>
-      </w:r>
-    </w:p>
-    <w:p>
-      <w:pPr>
-        <w:pStyle w:val="Rodap"/>
-        <w:tabs>
-          <w:tab w:val="left" w:pos="68"/>
-          <w:tab w:val="left" w:pos="4820"/>
-        </w:tabs>
-        <w:rPr>
-          <w:b/>
-          <w:color w:val="auto"/>
-        </w:rPr>
-      </w:pPr>
-      <w:r>
-        <w:rPr>
-          <w:b/>
-          <w:color w:val="auto"/>
-        </w:rPr>
-        <w:t>{{ ns.section }}.3 -- OPCIONAIS INCLUSOS</w:t>
-      </w:r>
-      <w:r>
-        <w:rPr>
-          <w:b/>
-          <w:color w:val="auto"/>
-        </w:rPr>
-        <w:tab/>
-        <w:t>{{ ns.page + 2 }}</w:t>
-      </w:r>
-    </w:p>
-    <w:p>
-      <w:pPr>
-        <w:pStyle w:val="Rodap"/>
-        <w:tabs>
-          <w:tab w:val="left" w:pos="68"/>
-          <w:tab w:val="left" w:pos="4820"/>
-        </w:tabs>
-        <w:rPr>
-          <w:b/>
-          <w:color w:val="auto"/>
-        </w:rPr>
-      </w:pPr>
-      <w:r>
-        <w:rPr>
-          <w:b/>
-          <w:color w:val="auto"/>
-        </w:rPr>
-        <w:t>{{ ns.section }}.4 -- ALIMENTAÇÃO ELÉTRICA</w:t>
-      </w:r>
-      <w:r>
-        <w:rPr>
-          <w:b/>
-          <w:color w:val="auto"/>
-        </w:rPr>
-        <w:tab/>
-        <w:t>{{ ns.page + 2 }}</w:t>
-      </w:r>
-    </w:p>
-    <w:p>
-      <w:pPr>
-        <w:pStyle w:val="Rodap"/>
-        <w:tabs>
-          <w:tab w:val="left" w:pos="68"/>
-          <w:tab w:val="left" w:pos="4820"/>
-        </w:tabs>
-        <w:rPr>
-          <w:b/>
-          <w:color w:val="auto"/>
-          <w:lang w:val="en-US"/>
-        </w:rPr>
-      </w:pPr>
-      <w:r>
-        <w:rPr>
-          <w:b/>
-          <w:color w:val="auto"/>
-          <w:lang w:val="en-US"/>
-        </w:rPr>
-        <w:t xml:space="preserve">{% set ns.section = ns.section + 1 </w:t>
-      </w:r>
-      <w:r>
-        <w:rPr>
-          <w:b/>
-          <w:color w:val="auto"/>
-          <w:lang w:val="en-US"/>
-        </w:rPr>
-        <w:t>-</w:t>
-      </w:r>
-      <w:r>
-        <w:rPr>
-          <w:b/>
-          <w:color w:val="auto"/>
-          <w:lang w:val="en-US"/>
-        </w:rPr>
-        <w:t>%}</w:t>
-      </w:r>
-    </w:p>
-    <w:p>
-      <w:pPr>
-        <w:pStyle w:val="Rodap"/>
-        <w:tabs>
-          <w:tab w:val="left" w:pos="68"/>
-          <w:tab w:val="left" w:pos="4820"/>
-        </w:tabs>
-        <w:rPr>
-          <w:b/>
-          <w:color w:val="auto"/>
-          <w:lang w:val="en-US"/>
-        </w:rPr>
-      </w:pPr>
-      <w:r>
-        <w:rPr>
-          <w:b/>
-          <w:color w:val="auto"/>
-          <w:lang w:val="en-US"/>
-        </w:rPr>
-        <w:t xml:space="preserve">{% set ns.page = ns.page + 3 </w:t>
-      </w:r>
-      <w:r>
-        <w:rPr>
-          <w:b/>
-          <w:color w:val="auto"/>
-          <w:lang w:val="en-US"/>
-        </w:rPr>
-        <w:t>-</w:t>
-      </w:r>
-      <w:r>
-        <w:rPr>
-          <w:b/>
-          <w:color w:val="auto"/>
-          <w:lang w:val="en-US"/>
-        </w:rPr>
-        <w:t>%}</w:t>
-      </w:r>
-    </w:p>
-    <w:p>
-      <w:pPr>
-        <w:pStyle w:val="Rodap"/>
-        <w:tabs>
-          <w:tab w:val="left" w:pos="68"/>
-          <w:tab w:val="left" w:pos="4820"/>
-        </w:tabs>
-        <w:rPr>
-          <w:b/>
-          <w:color w:val="auto"/>
-        </w:rPr>
-      </w:pPr>
-      <w:r>
-        <w:rPr>
-          <w:b/>
-          <w:color w:val="auto"/>
-        </w:rPr>
-        <w:t>{% endif -%}</w:t>
-      </w:r>
-    </w:p>
-    <w:p>
-      <w:pPr>
-        <w:pStyle w:val="Rodap"/>
-        <w:tabs>
-          <w:tab w:val="left" w:pos="68"/>
-          <w:tab w:val="left" w:pos="4820"/>
-        </w:tabs>
-        <w:rPr>
-          <w:b/>
-          <w:color w:val="auto"/>
-        </w:rPr>
-      </w:pPr>
-      <w:r>
-        <w:rPr>
-          <w:b/>
-          <w:color w:val="auto"/>
-        </w:rPr>
-        <w:t>{% for projeto in projetos -%}</w:t>
-      </w:r>
-    </w:p>
-    <w:p>
-      <w:pPr>
-        <w:pStyle w:val="Rodap"/>
-        <w:tabs>
-          <w:tab w:val="left" w:pos="68"/>
-          <w:tab w:val="left" w:pos="4820"/>
-        </w:tabs>
-        <w:rPr>
-          <w:b/>
-          <w:color w:val="auto"/>
-        </w:rPr>
-      </w:pPr>
-      <w:r>
-        <w:rPr>
-          <w:b/>
-          <w:color w:val="auto"/>
-        </w:rPr>
-        <w:t>{% if projeto.tem_dutos %}</w:t>
-      </w:r>
-    </w:p>
-    <w:p>
-      <w:pPr>
-        <w:pStyle w:val="Rodap"/>
-        <w:tabs>
-          <w:tab w:val="left" w:pos="68"/>
-          <w:tab w:val="left" w:pos="4820"/>
-        </w:tabs>
-        <w:rPr>
-          <w:b/>
-          <w:color w:val="auto"/>
-        </w:rPr>
-      </w:pPr>
-      <w:r>
-        <w:rPr>
-          <w:b/>
-          <w:color w:val="auto"/>
-        </w:rPr>
-        <w:t>{{ ns.section }} -- DUTOS DE AR</w:t>
-      </w:r>
-      <w:r>
-        <w:rPr>
-          <w:b/>
-          <w:color w:val="auto"/>
-        </w:rPr>
-        <w:tab/>
-        <w:t>{{ ns.page }}</w:t>
-      </w:r>
-    </w:p>
-    <w:p>
-      <w:pPr>
-        <w:pStyle w:val="Rodap"/>
-        <w:tabs>
-          <w:tab w:val="left" w:pos="68"/>
-          <w:tab w:val="left" w:pos="4820"/>
-        </w:tabs>
-        <w:rPr>
-          <w:b/>
-          <w:color w:val="auto"/>
-        </w:rPr>
-      </w:pPr>
-      <w:r>
-        <w:rPr>
-          <w:b/>
-          <w:color w:val="auto"/>
-        </w:rPr>
-        <w:t>{{ ns.section }}.1 -- DUTOS DE CLIMATIZAÇÃO</w:t>
-      </w:r>
-      <w:r>
-        <w:rPr>
-          <w:b/>
-          <w:color w:val="auto"/>
-        </w:rPr>
-        <w:tab/>
-        <w:t>{{ ns.page + 1 }}</w:t>
-      </w:r>
-    </w:p>
-    <w:p>
-      <w:pPr>
-        <w:pStyle w:val="Rodap"/>
-        <w:tabs>
-          <w:tab w:val="left" w:pos="68"/>
-          <w:tab w:val="left" w:pos="4820"/>
-        </w:tabs>
-        <w:rPr>
-          <w:b/>
-          <w:color w:val="auto"/>
-          <w:lang w:val="en-US"/>
-        </w:rPr>
-      </w:pPr>
-      <w:r>
-        <w:rPr>
-          <w:b/>
-          <w:color w:val="auto"/>
-          <w:lang w:val="en-US"/>
-        </w:rPr>
-        <w:t xml:space="preserve">{% set ns.section = ns.section + 1 </w:t>
-      </w:r>
-      <w:r>
-        <w:rPr>
-          <w:b/>
-          <w:color w:val="auto"/>
-          <w:lang w:val="en-US"/>
-        </w:rPr>
-        <w:t>-</w:t>
-      </w:r>
-      <w:r>
-        <w:rPr>
-          <w:b/>
-          <w:color w:val="auto"/>
-          <w:lang w:val="en-US"/>
-        </w:rPr>
-        <w:t>%}</w:t>
-      </w:r>
-    </w:p>
-    <w:p>
-      <w:pPr>
-        <w:pStyle w:val="Rodap"/>
-        <w:tabs>
-          <w:tab w:val="left" w:pos="68"/>
-          <w:tab w:val="left" w:pos="4820"/>
-        </w:tabs>
-        <w:rPr>
-          <w:b/>
-          <w:color w:val="auto"/>
-          <w:lang w:val="en-US"/>
-        </w:rPr>
-      </w:pPr>
-      <w:r>
-        <w:rPr>
-          <w:b/>
-          <w:color w:val="auto"/>
-          <w:lang w:val="en-US"/>
-        </w:rPr>
-        <w:t xml:space="preserve">{% set ns.page = ns.page + 2 </w:t>
-      </w:r>
-      <w:r>
-        <w:rPr>
-          <w:b/>
-          <w:color w:val="auto"/>
-          <w:lang w:val="en-US"/>
-        </w:rPr>
-        <w:t>-</w:t>
-      </w:r>
-      <w:r>
-        <w:rPr>
-          <w:b/>
-          <w:color w:val="auto"/>
-          <w:lang w:val="en-US"/>
-        </w:rPr>
-        <w:t>%}</w:t>
-      </w:r>
-    </w:p>
-    <w:p>
-      <w:pPr>
-        <w:pStyle w:val="Rodap"/>
-        <w:tabs>
-          <w:tab w:val="left" w:pos="68"/>
-          <w:tab w:val="left" w:pos="4820"/>
-        </w:tabs>
-        <w:rPr>
-          <w:b/>
-          <w:color w:val="auto"/>
-          <w:lang w:val="en-US"/>
-        </w:rPr>
-      </w:pPr>
-      <w:r>
-        <w:rPr>
-          <w:b/>
-          <w:color w:val="auto"/>
-          <w:lang w:val="en-US"/>
-        </w:rPr>
-        <w:t>{% endif -%}</w:t>
-      </w:r>
-    </w:p>
-    <w:p>
-      <w:pPr>
-        <w:pStyle w:val="Rodap"/>
-        <w:tabs>
-          <w:tab w:val="left" w:pos="68"/>
-          <w:tab w:val="left" w:pos="4820"/>
-        </w:tabs>
-        <w:rPr>
-          <w:b/>
-          <w:color w:val="auto"/>
-          <w:lang w:val="en-US"/>
-        </w:rPr>
-      </w:pPr>
-      <w:r>
-        <w:rPr>
-          <w:b/>
-          <w:color w:val="auto"/>
-          <w:lang w:val="en-US"/>
-        </w:rPr>
-        <w:t>{% if projeto.acessorios.lista and projeto.acessorios.lista|length &gt; 0 %}</w:t>
-      </w:r>
-    </w:p>
-    <w:p>
-      <w:pPr>
-        <w:pStyle w:val="Rodap"/>
-        <w:tabs>
-          <w:tab w:val="left" w:pos="68"/>
-          <w:tab w:val="left" w:pos="4820"/>
-        </w:tabs>
-        <w:rPr>
-          <w:b/>
-          <w:color w:val="auto"/>
-          <w:lang w:val="en-US"/>
-        </w:rPr>
-      </w:pPr>
-      <w:r>
-        <w:rPr>
-          <w:b/>
-          <w:color w:val="auto"/>
-          <w:lang w:val="en-US"/>
-        </w:rPr>
-        <w:t>{{ ns.section }} -- ACESSÓRIOS</w:t>
-      </w:r>
-      <w:r>
-        <w:rPr>
-          <w:b/>
-          <w:color w:val="auto"/>
-          <w:lang w:val="en-US"/>
-        </w:rPr>
-        <w:tab/>
-        <w:t>{{ ns.page }}</w:t>
-      </w:r>
-    </w:p>
-    <w:p>
-      <w:pPr>
-        <w:pStyle w:val="Rodap"/>
-        <w:tabs>
-          <w:tab w:val="left" w:pos="68"/>
-          <w:tab w:val="left" w:pos="4820"/>
-        </w:tabs>
-        <w:rPr>
-          <w:b/>
-          <w:color w:val="auto"/>
-          <w:lang w:val="en-US"/>
-        </w:rPr>
-      </w:pPr>
-      <w:r>
-        <w:rPr>
-          <w:b/>
-          <w:color w:val="auto"/>
-          <w:lang w:val="en-US"/>
-        </w:rPr>
-        <w:t xml:space="preserve">{% set subpage = ns.page + 1 </w:t>
-      </w:r>
-      <w:r>
-        <w:rPr>
-          <w:b/>
-          <w:color w:val="auto"/>
-          <w:lang w:val="en-US"/>
-        </w:rPr>
-        <w:t>-</w:t>
-      </w:r>
-      <w:r>
-        <w:rPr>
-          <w:b/>
-          <w:color w:val="auto"/>
-          <w:lang w:val="en-US"/>
-        </w:rPr>
-        <w:t>%}</w:t>
-      </w:r>
-    </w:p>
-    <w:p>
-      <w:pPr>
-        <w:pStyle w:val="Rodap"/>
-        <w:tabs>
-          <w:tab w:val="left" w:pos="68"/>
-          <w:tab w:val="left" w:pos="4820"/>
-        </w:tabs>
-        <w:rPr>
-          <w:b/>
-          <w:color w:val="auto"/>
-          <w:lang w:val="en-US"/>
-        </w:rPr>
-      </w:pPr>
-      <w:r>
-        <w:rPr>
-          <w:b/>
-          <w:color w:val="auto"/>
-          <w:lang w:val="en-US"/>
-        </w:rPr>
-        <w:t>{% if projeto.acessorios.tem_dcf %}</w:t>
-      </w:r>
-    </w:p>
-    <w:p>
-      <w:pPr>
-        <w:pStyle w:val="Rodap"/>
-        <w:tabs>
-          <w:tab w:val="left" w:pos="68"/>
-          <w:tab w:val="left" w:pos="4820"/>
-        </w:tabs>
-        <w:rPr>
-          <w:b/>
-          <w:color w:val="auto"/>
-        </w:rPr>
-      </w:pPr>
-      <w:r>
-        <w:rPr>
-          <w:b/>
-          <w:color w:val="auto"/>
-        </w:rPr>
-        <w:t>{{ ns.section }}.1 -- DAMPER CORTA-FOGO (somente se tiver)</w:t>
-      </w:r>
-      <w:r>
-        <w:rPr>
-          <w:b/>
-          <w:color w:val="auto"/>
-        </w:rPr>
-        <w:tab/>
-        <w:t>{{ subpage }}</w:t>
-      </w:r>
-    </w:p>
-    <w:p>
-      <w:pPr>
-        <w:pStyle w:val="Rodap"/>
-        <w:tabs>
-          <w:tab w:val="left" w:pos="68"/>
-          <w:tab w:val="left" w:pos="4820"/>
-        </w:tabs>
-        <w:rPr>
-          <w:b/>
-          <w:color w:val="auto"/>
-        </w:rPr>
-      </w:pPr>
-      <w:r>
-        <w:rPr>
-          <w:b/>
-          <w:color w:val="auto"/>
-        </w:rPr>
-        <w:lastRenderedPageBreak/>
-        <w:t>{{ ns.section }}.2 -- ALIMENTAÇÃO ELÉTRICA</w:t>
-      </w:r>
-      <w:r>
-        <w:rPr>
-          <w:b/>
-          <w:color w:val="auto"/>
-        </w:rPr>
-        <w:tab/>
-        <w:t>{{ subpage + 1 }}</w:t>
-      </w:r>
-    </w:p>
-    <w:p>
-      <w:pPr>
-        <w:pStyle w:val="Rodap"/>
-        <w:tabs>
-          <w:tab w:val="left" w:pos="68"/>
-          <w:tab w:val="left" w:pos="4820"/>
-        </w:tabs>
-        <w:rPr>
-          <w:b/>
-          <w:color w:val="auto"/>
-        </w:rPr>
-      </w:pPr>
-      <w:r>
-        <w:rPr>
-          <w:b/>
-          <w:color w:val="auto"/>
-        </w:rPr>
-        <w:t xml:space="preserve">{% set subpage = subpage + 2 </w:t>
-      </w:r>
-      <w:r>
-        <w:rPr>
-          <w:b/>
-          <w:color w:val="auto"/>
-        </w:rPr>
-        <w:t>-</w:t>
-      </w:r>
-      <w:r>
-        <w:rPr>
-          <w:b/>
-          <w:color w:val="auto"/>
-        </w:rPr>
-        <w:t>%}</w:t>
-      </w:r>
-    </w:p>
-    <w:p>
-      <w:pPr>
-        <w:pStyle w:val="Rodap"/>
-        <w:tabs>
-          <w:tab w:val="left" w:pos="68"/>
-          <w:tab w:val="left" w:pos="4820"/>
-        </w:tabs>
-        <w:rPr>
-          <w:b/>
-          <w:color w:val="auto"/>
-        </w:rPr>
-      </w:pPr>
-      <w:r>
-        <w:rPr>
-          <w:b/>
-          <w:color w:val="auto"/>
-        </w:rPr>
-        <w:t>{% endif -%}</w:t>
-      </w:r>
-    </w:p>
-    <w:p>
-      <w:pPr>
-        <w:pStyle w:val="Rodap"/>
-        <w:tabs>
-          <w:tab w:val="left" w:pos="68"/>
-          <w:tab w:val="left" w:pos="4820"/>
-        </w:tabs>
-        <w:rPr>
-          <w:b/>
-          <w:color w:val="auto"/>
-        </w:rPr>
-      </w:pPr>
-      <w:r>
-        <w:rPr>
-          <w:b/>
-          <w:color w:val="auto"/>
-        </w:rPr>
-        <w:t>{% if projeto.acessorios.tem_tae %}</w:t>
-      </w:r>
-    </w:p>
-    <w:p>
-      <w:pPr>
-        <w:pStyle w:val="Rodap"/>
-        <w:tabs>
-          <w:tab w:val="left" w:pos="68"/>
-          <w:tab w:val="left" w:pos="4820"/>
-        </w:tabs>
-        <w:rPr>
-          <w:b/>
-          <w:color w:val="auto"/>
-        </w:rPr>
-      </w:pPr>
-      <w:r>
-        <w:rPr>
-          <w:b/>
-          <w:color w:val="auto"/>
-        </w:rPr>
-        <w:t>{{ ns.section }}.{{ '3' if projeto.acessorios.tem_dcf else '1' }} -- TOMADA DE AR EXTERNO</w:t>
-      </w:r>
-      <w:r>
-        <w:rPr>
-          <w:b/>
-          <w:color w:val="auto"/>
-        </w:rPr>
-        <w:tab/>
-        <w:t>{{ subpage }}</w:t>
-      </w:r>
-    </w:p>
-    <w:p>
-      <w:pPr>
-        <w:pStyle w:val="Rodap"/>
-        <w:tabs>
-          <w:tab w:val="left" w:pos="68"/>
-          <w:tab w:val="left" w:pos="4820"/>
-        </w:tabs>
-        <w:rPr>
-          <w:b/>
-          <w:color w:val="auto"/>
-        </w:rPr>
-      </w:pPr>
-      <w:r>
-        <w:rPr>
-          <w:b/>
-          <w:color w:val="auto"/>
-        </w:rPr>
-        <w:t xml:space="preserve">{% set subpage = subpage + 1 </w:t>
-      </w:r>
-      <w:r>
-        <w:rPr>
-          <w:b/>
-          <w:color w:val="auto"/>
-        </w:rPr>
-        <w:t>-</w:t>
-      </w:r>
-      <w:r>
-        <w:rPr>
-          <w:b/>
-          <w:color w:val="auto"/>
-        </w:rPr>
-        <w:t>%}</w:t>
-      </w:r>
-    </w:p>
-    <w:p>
-      <w:pPr>
-        <w:pStyle w:val="Rodap"/>
-        <w:tabs>
-          <w:tab w:val="left" w:pos="68"/>
-          <w:tab w:val="left" w:pos="4820"/>
-        </w:tabs>
-        <w:rPr>
-          <w:b/>
-          <w:color w:val="auto"/>
-        </w:rPr>
-      </w:pPr>
-      <w:r>
-        <w:rPr>
-          <w:b/>
-          <w:color w:val="auto"/>
-        </w:rPr>
-        <w:t>{% endif -%}</w:t>
-      </w:r>
-    </w:p>
-    <w:p>
-      <w:pPr>
-        <w:pStyle w:val="Rodap"/>
-        <w:tabs>
-          <w:tab w:val="left" w:pos="68"/>
-          <w:tab w:val="left" w:pos="4820"/>
-        </w:tabs>
-        <w:rPr>
-          <w:b/>
-          <w:color w:val="auto"/>
-        </w:rPr>
-      </w:pPr>
-      <w:r>
-        <w:rPr>
-          <w:b/>
-          <w:color w:val="auto"/>
-        </w:rPr>
-        <w:t>{% if projeto.acessorios.tem_vz %}</w:t>
-      </w:r>
-    </w:p>
-    <w:p>
-      <w:pPr>
-        <w:pStyle w:val="Rodap"/>
-        <w:tabs>
-          <w:tab w:val="left" w:pos="68"/>
-          <w:tab w:val="left" w:pos="4820"/>
-        </w:tabs>
-        <w:rPr>
-          <w:b/>
-          <w:color w:val="auto"/>
-        </w:rPr>
-      </w:pPr>
-      <w:r>
-        <w:rPr>
-          <w:b/>
-          <w:color w:val="auto"/>
-        </w:rPr>
-        <w:t>{{ ns.section }}.{{ '4' if projeto.acessorios.tem_dcf and projeto.acessorios.tem_tae else ('3' if (projeto.acessorios.tem_dcf or projeto.acessorios.tem_tae) else '1') }} -- VENEZIANA EXTERNA DE PROTEÇÃO</w:t>
-      </w:r>
-      <w:r>
-        <w:rPr>
-          <w:b/>
-          <w:color w:val="auto"/>
-        </w:rPr>
-        <w:tab/>
-        <w:t>{{ subpage }}</w:t>
-      </w:r>
-    </w:p>
-    <w:p>
-      <w:pPr>
-        <w:pStyle w:val="Rodap"/>
-        <w:tabs>
-          <w:tab w:val="left" w:pos="68"/>
-          <w:tab w:val="left" w:pos="4820"/>
-        </w:tabs>
-        <w:rPr>
-          <w:b/>
-          <w:color w:val="auto"/>
-          <w:lang w:val="en-US"/>
-        </w:rPr>
-      </w:pPr>
-      <w:r>
-        <w:rPr>
-          <w:b/>
-          <w:color w:val="auto"/>
-          <w:lang w:val="en-US"/>
-        </w:rPr>
-        <w:t>{% endif -%}</w:t>
-      </w:r>
-    </w:p>
-    <w:p>
-      <w:pPr>
-        <w:pStyle w:val="Rodap"/>
-        <w:tabs>
-          <w:tab w:val="left" w:pos="68"/>
-          <w:tab w:val="left" w:pos="4820"/>
-        </w:tabs>
-        <w:rPr>
-          <w:b/>
-          <w:color w:val="auto"/>
-          <w:lang w:val="en-US"/>
-        </w:rPr>
-      </w:pPr>
-      <w:r>
-        <w:rPr>
-          <w:b/>
-          <w:color w:val="auto"/>
-          <w:lang w:val="en-US"/>
-        </w:rPr>
-        <w:t xml:space="preserve">{% set ns.section = ns.section + 1 </w:t>
-      </w:r>
-      <w:r>
-        <w:rPr>
-          <w:b/>
-          <w:color w:val="auto"/>
-          <w:lang w:val="en-US"/>
-        </w:rPr>
-        <w:t>-</w:t>
-      </w:r>
-      <w:r>
-        <w:rPr>
-          <w:b/>
-          <w:color w:val="auto"/>
-          <w:lang w:val="en-US"/>
-        </w:rPr>
-        <w:t>%}</w:t>
-      </w:r>
-    </w:p>
-    <w:p>
-      <w:pPr>
-        <w:pStyle w:val="Rodap"/>
-        <w:tabs>
-          <w:tab w:val="left" w:pos="68"/>
-          <w:tab w:val="left" w:pos="4820"/>
-        </w:tabs>
-        <w:rPr>
-          <w:b/>
-          <w:color w:val="auto"/>
-          <w:lang w:val="en-US"/>
-        </w:rPr>
-      </w:pPr>
-      <w:r>
-        <w:rPr>
-          <w:b/>
-          <w:color w:val="auto"/>
-          <w:lang w:val="en-US"/>
-        </w:rPr>
-        <w:t xml:space="preserve">{% set ns.page = subpage + 1 </w:t>
-      </w:r>
-      <w:r>
-        <w:rPr>
-          <w:b/>
-          <w:color w:val="auto"/>
-          <w:lang w:val="en-US"/>
-        </w:rPr>
-        <w:t>-</w:t>
-      </w:r>
-      <w:r>
-        <w:rPr>
-          <w:b/>
-          <w:color w:val="auto"/>
-          <w:lang w:val="en-US"/>
-        </w:rPr>
-        <w:t>%}</w:t>
-      </w:r>
-    </w:p>
-    <w:p>
-      <w:pPr>
-        <w:pStyle w:val="Rodap"/>
-        <w:tabs>
-          <w:tab w:val="left" w:pos="68"/>
-          <w:tab w:val="left" w:pos="4820"/>
-        </w:tabs>
-        <w:rPr>
-          <w:b/>
-          <w:color w:val="auto"/>
-          <w:lang w:val="en-US"/>
-        </w:rPr>
-      </w:pPr>
-      <w:r>
-        <w:rPr>
-          <w:b/>
-          <w:color w:val="auto"/>
-          <w:lang w:val="en-US"/>
-        </w:rPr>
-        <w:t>{% endif -%}</w:t>
-      </w:r>
-    </w:p>
-    <w:p>
-      <w:pPr>
-        <w:pStyle w:val="Rodap"/>
-        <w:tabs>
-          <w:tab w:val="left" w:pos="68"/>
-          <w:tab w:val="left" w:pos="4820"/>
-        </w:tabs>
-        <w:rPr>
-          <w:b/>
-          <w:color w:val="auto"/>
-        </w:rPr>
-      </w:pPr>
-      <w:r>
-        <w:rPr>
-          <w:b/>
-          <w:color w:val="auto"/>
-        </w:rPr>
-        <w:t>{% endfor %}</w:t>
-      </w:r>
-    </w:p>
-    <w:p>
-      <w:pPr>
-        <w:pStyle w:val="Rodap"/>
-        <w:tabs>
-          <w:tab w:val="left" w:pos="68"/>
-          <w:tab w:val="left" w:pos="4820"/>
-        </w:tabs>
-        <w:rPr>
-          <w:b/>
-          <w:color w:val="auto"/>
-        </w:rPr>
-      </w:pPr>
-      <w:r>
-        <w:rPr>
-          <w:b/>
-          <w:color w:val="auto"/>
-        </w:rPr>
-        <w:t>{{ ns.section }} -- DOCUMENTAÇÃO DE PROJETO</w:t>
-      </w:r>
-      <w:r>
-        <w:rPr>
-          <w:b/>
-          <w:color w:val="auto"/>
-        </w:rPr>
-        <w:tab/>
-        <w:t>{{ ns.page }}</w:t>
-      </w:r>
-    </w:p>
-    <w:p>
-      <w:pPr>
-        <w:pStyle w:val="Rodap"/>
-        <w:tabs>
-          <w:tab w:val="left" w:pos="68"/>
-          <w:tab w:val="left" w:pos="4820"/>
-        </w:tabs>
-        <w:rPr>
-          <w:b/>
-          <w:color w:val="auto"/>
-        </w:rPr>
-      </w:pPr>
-      <w:r>
-        <w:rPr>
-          <w:b/>
-          <w:color w:val="auto"/>
-        </w:rPr>
-        <w:t>{{ ns.section }}.1 -- DESENHO .DWG</w:t>
-      </w:r>
-      <w:r>
-        <w:rPr>
-          <w:b/>
-          <w:color w:val="auto"/>
-        </w:rPr>
-        <w:tab/>
-        <w:t>{{ ns.page + 1 }}</w:t>
-      </w:r>
-    </w:p>
-    <w:p>
-      <w:pPr>
-        <w:pStyle w:val="Rodap"/>
-        <w:tabs>
-          <w:tab w:val="left" w:pos="68"/>
-          <w:tab w:val="left" w:pos="4820"/>
-        </w:tabs>
-        <w:rPr>
-          <w:b/>
-          <w:color w:val="auto"/>
-        </w:rPr>
-      </w:pPr>
-      <w:r>
-        <w:rPr>
-          <w:b/>
-          <w:color w:val="auto"/>
-        </w:rPr>
-        <w:t>{{ ns.section }}.2 -- MEMORIAL DESCRITIVO</w:t>
-      </w:r>
-      <w:r>
-        <w:rPr>
-          <w:b/>
-          <w:color w:val="auto"/>
-        </w:rPr>
-        <w:tab/>
-        <w:t>{{ ns.page + 1 }}</w:t>
-      </w:r>
-    </w:p>
-    <w:p>
-      <w:pPr>
-        <w:pStyle w:val="Rodap"/>
-        <w:tabs>
-          <w:tab w:val="left" w:pos="68"/>
-          <w:tab w:val="left" w:pos="4820"/>
-        </w:tabs>
-        <w:rPr>
-          <w:b/>
-          <w:color w:val="auto"/>
-        </w:rPr>
-      </w:pPr>
-      <w:r>
-        <w:rPr>
-          <w:b/>
-          <w:color w:val="auto"/>
-        </w:rPr>
-        <w:t xml:space="preserve">{% set ns.section = ns.section + 1 </w:t>
-      </w:r>
-      <w:r>
-        <w:rPr>
-          <w:b/>
-          <w:color w:val="auto"/>
-        </w:rPr>
-        <w:t>-</w:t>
-      </w:r>
-      <w:r>
-        <w:rPr>
-          <w:b/>
-          <w:color w:val="auto"/>
-        </w:rPr>
-        <w:t>%}</w:t>
-      </w:r>
-    </w:p>
-    <w:p>
-      <w:pPr>
-        <w:pStyle w:val="Rodap"/>
-        <w:tabs>
-          <w:tab w:val="left" w:pos="68"/>
-          <w:tab w:val="left" w:pos="4820"/>
-        </w:tabs>
-        <w:rPr>
-          <w:b/>
-          <w:color w:val="auto"/>
-          <w:lang w:val="en-US"/>
-        </w:rPr>
-      </w:pPr>
-      <w:r>
-        <w:rPr>
-          <w:b/>
-          <w:color w:val="auto"/>
-          <w:lang w:val="en-US"/>
-        </w:rPr>
-        <w:t>{% set ns.page = ns.page + 2 %}</w:t>
-      </w:r>
-    </w:p>
-    <w:p>
-      <w:pPr>
-        <w:pStyle w:val="Rodap"/>
-        <w:tabs>
-          <w:tab w:val="left" w:pos="68"/>
-          <w:tab w:val="left" w:pos="4820"/>
-        </w:tabs>
-        <w:rPr>
-          <w:b/>
-          <w:color w:val="auto"/>
-        </w:rPr>
-      </w:pPr>
-      <w:r>
-        <w:rPr>
-          <w:b/>
-          <w:color w:val="auto"/>
-        </w:rPr>
-        <w:t>{{ ns.section }} -- INFORMAÇÕES ADICIONAIS</w:t>
-      </w:r>
-      <w:r>
-        <w:rPr>
-          <w:b/>
-          <w:color w:val="auto"/>
-        </w:rPr>
-        <w:tab/>
-        <w:t>{{ ns.page }}</w:t>
-      </w:r>
-    </w:p>
-    <w:p>
-      <w:pPr>
-        <w:pStyle w:val="Rodap"/>
-        <w:tabs>
-          <w:tab w:val="left" w:pos="68"/>
-          <w:tab w:val="left" w:pos="4820"/>
-        </w:tabs>
-        <w:rPr>
-          <w:b/>
-          <w:color w:val="auto"/>
-        </w:rPr>
-      </w:pPr>
-      <w:r>
-        <w:rPr>
-          <w:b/>
-          <w:color w:val="auto"/>
-        </w:rPr>
-        <w:t>{{ ns.section }}.1 -- COMBATE A INCÊNDIO</w:t>
-      </w:r>
-      <w:r>
-        <w:rPr>
-          <w:b/>
-          <w:color w:val="auto"/>
-        </w:rPr>
-        <w:tab/>
-        <w:t>{{ ns.page + 1 }}</w:t>
-      </w:r>
-    </w:p>
-    <w:p>
-      <w:pPr>
-        <w:pStyle w:val="Rodap"/>
-        <w:tabs>
-          <w:tab w:val="left" w:pos="68"/>
-          <w:tab w:val="left" w:pos="4820"/>
-        </w:tabs>
-        <w:rPr>
-          <w:b/>
-          <w:color w:val="auto"/>
-        </w:rPr>
-      </w:pPr>
-      <w:r>
-        <w:rPr>
-          <w:b/>
-          <w:color w:val="auto"/>
-        </w:rPr>
-        <w:t>{{ ns.section }}.2 -- RESISTÊNCIA A FOGO (TRRF)</w:t>
-      </w:r>
-      <w:r>
-        <w:rPr>
-          <w:b/>
-          <w:color w:val="auto"/>
-        </w:rPr>
-        <w:tab/>
-        <w:t>{{ ns.page + 1 }}</w:t>
-      </w:r>
-    </w:p>
-    <w:p>
-      <w:pPr>
-        <w:pStyle w:val="Rodap"/>
-        <w:tabs>
-          <w:tab w:val="left" w:pos="68"/>
-          <w:tab w:val="left" w:pos="4820"/>
-        </w:tabs>
-        <w:rPr>
-          <w:b/>
-          <w:color w:val="auto"/>
-        </w:rPr>
-      </w:pPr>
-      <w:r>
-        <w:rPr>
-          <w:b/>
-          <w:color w:val="auto"/>
-        </w:rPr>
-        <w:t>{{ ns.section }}.3 -- DISSIPAÇÕES TÉRMICAS PROVENIENTES DE PAINÉIS</w:t>
-      </w:r>
-      <w:r>
-        <w:rPr>
-          <w:b/>
-          <w:color w:val="auto"/>
-        </w:rPr>
-        <w:tab/>
-        <w:t>{{ ns.page + 2 }}</w:t>
-      </w:r>
-    </w:p>
-    <w:p>
-      <w:pPr>
-        <w:pStyle w:val="Rodap"/>
-        <w:tabs>
-          <w:tab w:val="left" w:pos="68"/>
-          <w:tab w:val="left" w:pos="4820"/>
-        </w:tabs>
-        <w:rPr>
-          <w:b/>
-          <w:bCs/>
-          <w:color w:val="auto"/>
-          <w:sz w:val="20"/>
-          <w:szCs w:val="20"/>
-        </w:rPr>
-      </w:pPr>
-      <w:r>
-        <w:rPr>
-          <w:b/>
-          <w:color w:val="auto"/>
-        </w:rPr>
-        <w:t>{{ ns.section }}.4 -- PRESSURIZAÇÃO</w:t>
-      </w:r>
-      <w:r>
-        <w:rPr>
-          <w:b/>
-          <w:color w:val="auto"/>
-        </w:rPr>
-        <w:tab/>
-        <w:t>{{ ns.page + 2 }}</w:t>
-      </w:r>
-      <w:r>
-        <w:rPr>
-          <w:b/>
-          <w:color w:val="auto"/>
-        </w:rPr>
-        <w:br w:type="page"/>
-      </w:r>
+      </w:pPr>
+      <w:bookmarkStart w:id="4" w:name="_Toc275424290"/>
+      <w:bookmarkStart w:id="5" w:name="_Toc275847515"/>
       <w:bookmarkEnd w:id="0"/>
       <w:bookmarkEnd w:id="1"/>
       <w:bookmarkEnd w:id="2"/>
+      <w:bookmarkEnd w:id="3"/>
+      <w:r>
+        <w:rPr>
+          <w:color w:val="auto"/>
+          <w:lang w:val="en-US"/>
+        </w:rPr>
+        <w:t>{% set ns = namespace(section=2, page=4) %}</w:t>
+      </w:r>
+    </w:p>
+    <w:p>
+      <w:pPr>
+        <w:tabs>
+          <w:tab w:val="clear" w:pos="0"/>
+          <w:tab w:val="left" w:pos="1134"/>
+        </w:tabs>
+        <w:ind w:left="284" w:firstLine="0"/>
+        <w:rPr>
+          <w:color w:val="auto"/>
+        </w:rPr>
+      </w:pPr>
+      <w:r>
+        <w:rPr>
+          <w:color w:val="auto"/>
+        </w:rPr>
+        <w:t>{% for projeto in projetos -%}</w:t>
+      </w:r>
+    </w:p>
+    <w:p>
+      <w:pPr>
+        <w:tabs>
+          <w:tab w:val="clear" w:pos="0"/>
+          <w:tab w:val="left" w:pos="1134"/>
+        </w:tabs>
+        <w:ind w:left="284" w:firstLine="0"/>
+        <w:rPr>
+          <w:color w:val="auto"/>
+        </w:rPr>
+      </w:pPr>
+      <w:r>
+        <w:rPr>
+          <w:color w:val="auto"/>
+        </w:rPr>
+        <w:t>{{ ns.section-1 }} -- GENERALIDADES DO SISTEMA - {{ projeto.nome }}</w:t>
+      </w:r>
+    </w:p>
+    <w:p>
+      <w:pPr>
+        <w:tabs>
+          <w:tab w:val="clear" w:pos="0"/>
+          <w:tab w:val="left" w:pos="1134"/>
+        </w:tabs>
+        <w:ind w:left="284" w:firstLine="0"/>
+        <w:rPr>
+          <w:color w:val="auto"/>
+        </w:rPr>
+      </w:pPr>
+      <w:r>
+        <w:rPr>
+          <w:color w:val="auto"/>
+        </w:rPr>
+        <w:t>{{ ns.section-1 }}.1 -- CONSIDERAÇÕES DA SOLUÇÃO</w:t>
+      </w:r>
+    </w:p>
+    <w:p>
+      <w:pPr>
+        <w:tabs>
+          <w:tab w:val="clear" w:pos="0"/>
+          <w:tab w:val="left" w:pos="1134"/>
+        </w:tabs>
+        <w:ind w:left="284" w:firstLine="0"/>
+        <w:rPr>
+          <w:color w:val="auto"/>
+        </w:rPr>
+      </w:pPr>
+      <w:r>
+        <w:rPr>
+          <w:color w:val="auto"/>
+        </w:rPr>
+        <w:t>{% set ns.page = ns.page + 2 -%}</w:t>
+      </w:r>
+    </w:p>
+    <w:p>
+      <w:pPr>
+        <w:tabs>
+          <w:tab w:val="clear" w:pos="0"/>
+          <w:tab w:val="left" w:pos="1134"/>
+        </w:tabs>
+        <w:ind w:left="284" w:firstLine="0"/>
+        <w:rPr>
+          <w:color w:val="auto"/>
+          <w:lang w:val="en-US"/>
+        </w:rPr>
+      </w:pPr>
+      <w:r>
+        <w:rPr>
+          <w:color w:val="auto"/>
+          <w:lang w:val="en-US"/>
+        </w:rPr>
+        <w:t>{% endfor -%}</w:t>
+      </w:r>
+    </w:p>
+    <w:p>
+      <w:pPr>
+        <w:tabs>
+          <w:tab w:val="clear" w:pos="0"/>
+          <w:tab w:val="left" w:pos="1134"/>
+        </w:tabs>
+        <w:ind w:left="284" w:firstLine="0"/>
+        <w:rPr>
+          <w:color w:val="auto"/>
+          <w:lang w:val="en-US"/>
+        </w:rPr>
+      </w:pPr>
+      <w:r>
+        <w:rPr>
+          <w:color w:val="auto"/>
+          <w:lang w:val="en-US"/>
+        </w:rPr>
+        <w:t>{% set wall = equipamentos.por_tipo.get('Wall Mounted') -%}</w:t>
+      </w:r>
+    </w:p>
+    <w:p>
+      <w:pPr>
+        <w:tabs>
+          <w:tab w:val="clear" w:pos="0"/>
+          <w:tab w:val="left" w:pos="1134"/>
+        </w:tabs>
+        <w:ind w:left="284" w:firstLine="0"/>
+        <w:rPr>
+          <w:color w:val="auto"/>
+          <w:lang w:val="en-US"/>
+        </w:rPr>
+      </w:pPr>
+      <w:r>
+        <w:rPr>
+          <w:color w:val="auto"/>
+          <w:lang w:val="en-US"/>
+        </w:rPr>
+        <w:t>{% if wall and wall.tem_equipamentos %}</w:t>
+      </w:r>
+    </w:p>
+    <w:p>
+      <w:pPr>
+        <w:tabs>
+          <w:tab w:val="clear" w:pos="0"/>
+          <w:tab w:val="left" w:pos="1134"/>
+        </w:tabs>
+        <w:ind w:left="284" w:firstLine="0"/>
+        <w:rPr>
+          <w:color w:val="auto"/>
+        </w:rPr>
+      </w:pPr>
+      <w:r>
+        <w:rPr>
+          <w:color w:val="auto"/>
+        </w:rPr>
+        <w:t>{{ ns.section }} -- EQUIPAMENTOS DO TIPO WALL MOUNTED</w:t>
+      </w:r>
+    </w:p>
+    <w:p>
+      <w:pPr>
+        <w:tabs>
+          <w:tab w:val="clear" w:pos="0"/>
+          <w:tab w:val="left" w:pos="1134"/>
+        </w:tabs>
+        <w:ind w:left="284" w:firstLine="0"/>
+        <w:rPr>
+          <w:color w:val="auto"/>
+        </w:rPr>
+      </w:pPr>
+      <w:r>
+        <w:rPr>
+          <w:color w:val="auto"/>
+        </w:rPr>
+        <w:t>{{ ns.section }}.1 - GENERALIDADES</w:t>
+      </w:r>
+    </w:p>
+    <w:p>
+      <w:pPr>
+        <w:tabs>
+          <w:tab w:val="clear" w:pos="0"/>
+          <w:tab w:val="left" w:pos="1134"/>
+        </w:tabs>
+        <w:ind w:left="284" w:firstLine="0"/>
+        <w:rPr>
+          <w:color w:val="auto"/>
+        </w:rPr>
+      </w:pPr>
+      <w:r>
+        <w:rPr>
+          <w:color w:val="auto"/>
+        </w:rPr>
+        <w:t>{{ ns.section }}.2 -- COMPRESSOR E CIRCUITO DE REFRIGERAÇÃO</w:t>
+      </w:r>
+    </w:p>
+    <w:p>
+      <w:pPr>
+        <w:tabs>
+          <w:tab w:val="clear" w:pos="0"/>
+          <w:tab w:val="left" w:pos="1134"/>
+        </w:tabs>
+        <w:ind w:left="284" w:firstLine="0"/>
+        <w:rPr>
+          <w:color w:val="auto"/>
+        </w:rPr>
+      </w:pPr>
+      <w:r>
+        <w:rPr>
+          <w:color w:val="auto"/>
+        </w:rPr>
+        <w:t>{{ ns.section }}.3 -- GABINETE</w:t>
+      </w:r>
+    </w:p>
+    <w:p>
+      <w:pPr>
+        <w:tabs>
+          <w:tab w:val="clear" w:pos="0"/>
+          <w:tab w:val="left" w:pos="1134"/>
+        </w:tabs>
+        <w:ind w:left="284" w:firstLine="0"/>
+        <w:rPr>
+          <w:color w:val="auto"/>
+        </w:rPr>
+      </w:pPr>
+      <w:r>
+        <w:rPr>
+          <w:color w:val="auto"/>
+        </w:rPr>
+        <w:t>{{ ns.section }}.4 -- VENTILADORES</w:t>
+      </w:r>
+    </w:p>
+    <w:p>
+      <w:pPr>
+        <w:tabs>
+          <w:tab w:val="clear" w:pos="0"/>
+          <w:tab w:val="left" w:pos="1134"/>
+        </w:tabs>
+        <w:ind w:left="284" w:firstLine="0"/>
+        <w:rPr>
+          <w:color w:val="auto"/>
+        </w:rPr>
+      </w:pPr>
+      <w:r>
+        <w:rPr>
+          <w:color w:val="auto"/>
+        </w:rPr>
+        <w:t>{{ ns.section }}.5 -- OPCIONAIS INCLUSOS</w:t>
+      </w:r>
+    </w:p>
+    <w:p>
+      <w:pPr>
+        <w:tabs>
+          <w:tab w:val="clear" w:pos="0"/>
+          <w:tab w:val="left" w:pos="1134"/>
+        </w:tabs>
+        <w:ind w:left="284" w:firstLine="0"/>
+        <w:rPr>
+          <w:color w:val="auto"/>
+        </w:rPr>
+      </w:pPr>
+      <w:r>
+        <w:rPr>
+          <w:color w:val="auto"/>
+        </w:rPr>
+        <w:t>{{ ns.section }}.6 -- DIMENSIONAIS</w:t>
+      </w:r>
+    </w:p>
+    <w:p>
+      <w:pPr>
+        <w:tabs>
+          <w:tab w:val="clear" w:pos="0"/>
+          <w:tab w:val="left" w:pos="1134"/>
+        </w:tabs>
+        <w:ind w:left="284" w:firstLine="0"/>
+        <w:rPr>
+          <w:color w:val="auto"/>
+        </w:rPr>
+      </w:pPr>
+      <w:r>
+        <w:rPr>
+          <w:color w:val="auto"/>
+        </w:rPr>
+        <w:t>{{ ns.section }}.7 -- ALIMENTAÇÃO ELÉTRICA</w:t>
+      </w:r>
+    </w:p>
+    <w:p>
+      <w:pPr>
+        <w:tabs>
+          <w:tab w:val="clear" w:pos="0"/>
+          <w:tab w:val="left" w:pos="1134"/>
+        </w:tabs>
+        <w:ind w:left="284" w:firstLine="0"/>
+        <w:rPr>
+          <w:color w:val="auto"/>
+          <w:lang w:val="en-US"/>
+        </w:rPr>
+      </w:pPr>
+      <w:r>
+        <w:rPr>
+          <w:color w:val="auto"/>
+          <w:lang w:val="en-US"/>
+        </w:rPr>
+        <w:t>{% set ns.section = ns.section + 1 -%}</w:t>
+      </w:r>
+    </w:p>
+    <w:p>
+      <w:pPr>
+        <w:tabs>
+          <w:tab w:val="clear" w:pos="0"/>
+          <w:tab w:val="left" w:pos="1134"/>
+        </w:tabs>
+        <w:ind w:left="284" w:firstLine="0"/>
+        <w:rPr>
+          <w:color w:val="auto"/>
+          <w:lang w:val="en-US"/>
+        </w:rPr>
+      </w:pPr>
+      <w:r>
+        <w:rPr>
+          <w:color w:val="auto"/>
+          <w:lang w:val="en-US"/>
+        </w:rPr>
+        <w:t>{% set ns.page = ns.page + 5 -%}</w:t>
+      </w:r>
+    </w:p>
+    <w:p>
+      <w:pPr>
+        <w:tabs>
+          <w:tab w:val="clear" w:pos="0"/>
+          <w:tab w:val="left" w:pos="1134"/>
+        </w:tabs>
+        <w:ind w:left="284" w:firstLine="0"/>
+        <w:rPr>
+          <w:color w:val="auto"/>
+          <w:lang w:val="en-US"/>
+        </w:rPr>
+      </w:pPr>
+      <w:r>
+        <w:rPr>
+          <w:color w:val="auto"/>
+          <w:lang w:val="en-US"/>
+        </w:rPr>
+        <w:t>{% endif -%}</w:t>
+      </w:r>
+    </w:p>
+    <w:p>
+      <w:pPr>
+        <w:tabs>
+          <w:tab w:val="clear" w:pos="0"/>
+          <w:tab w:val="left" w:pos="1134"/>
+        </w:tabs>
+        <w:ind w:left="284" w:firstLine="0"/>
+        <w:rPr>
+          <w:color w:val="auto"/>
+          <w:lang w:val="en-US"/>
+        </w:rPr>
+      </w:pPr>
+      <w:r>
+        <w:rPr>
+          <w:color w:val="auto"/>
+          <w:lang w:val="en-US"/>
+        </w:rPr>
+        <w:t>{% set rooftop = equipamentos.por_tipo.get('Rooftop') -%}</w:t>
+      </w:r>
+    </w:p>
+    <w:p>
+      <w:pPr>
+        <w:tabs>
+          <w:tab w:val="clear" w:pos="0"/>
+          <w:tab w:val="left" w:pos="1134"/>
+        </w:tabs>
+        <w:ind w:left="284" w:firstLine="0"/>
+        <w:rPr>
+          <w:color w:val="auto"/>
+          <w:lang w:val="en-US"/>
+        </w:rPr>
+      </w:pPr>
+      <w:r>
+        <w:rPr>
+          <w:color w:val="auto"/>
+          <w:lang w:val="en-US"/>
+        </w:rPr>
+        <w:t>{% if rooftop and rooftop.tem_equipamentos %}</w:t>
+      </w:r>
+    </w:p>
+    <w:p>
+      <w:pPr>
+        <w:tabs>
+          <w:tab w:val="clear" w:pos="0"/>
+          <w:tab w:val="left" w:pos="1134"/>
+        </w:tabs>
+        <w:ind w:left="284" w:firstLine="0"/>
+        <w:rPr>
+          <w:color w:val="auto"/>
+        </w:rPr>
+      </w:pPr>
+      <w:r>
+        <w:rPr>
+          <w:color w:val="auto"/>
+        </w:rPr>
+        <w:t>{{ ns.section }} -- EQUIPAMENTOS DO TIPO ROOFTOP</w:t>
+      </w:r>
+    </w:p>
+    <w:p>
+      <w:pPr>
+        <w:tabs>
+          <w:tab w:val="clear" w:pos="0"/>
+          <w:tab w:val="left" w:pos="1134"/>
+        </w:tabs>
+        <w:ind w:left="284" w:firstLine="0"/>
+        <w:rPr>
+          <w:color w:val="auto"/>
+        </w:rPr>
+      </w:pPr>
+      <w:r>
+        <w:rPr>
+          <w:color w:val="auto"/>
+        </w:rPr>
+        <w:t>{{ ns.section }}.1 - GENERALIDADES</w:t>
+      </w:r>
+    </w:p>
+    <w:p>
+      <w:pPr>
+        <w:tabs>
+          <w:tab w:val="clear" w:pos="0"/>
+          <w:tab w:val="left" w:pos="1134"/>
+        </w:tabs>
+        <w:ind w:left="284" w:firstLine="0"/>
+        <w:rPr>
+          <w:color w:val="auto"/>
+        </w:rPr>
+      </w:pPr>
+      <w:r>
+        <w:rPr>
+          <w:color w:val="auto"/>
+        </w:rPr>
+        <w:t>{{ ns.section }}.2 -- COMPRESSOR E CIRCUITO DE REFRIGERAÇÃO</w:t>
+      </w:r>
+    </w:p>
+    <w:p>
+      <w:pPr>
+        <w:tabs>
+          <w:tab w:val="clear" w:pos="0"/>
+          <w:tab w:val="left" w:pos="1134"/>
+        </w:tabs>
+        <w:ind w:left="284" w:firstLine="0"/>
+        <w:rPr>
+          <w:color w:val="auto"/>
+        </w:rPr>
+      </w:pPr>
+      <w:r>
+        <w:rPr>
+          <w:color w:val="auto"/>
+        </w:rPr>
+        <w:t>{{ ns.section }}.3 -- GABINETE</w:t>
+      </w:r>
+    </w:p>
+    <w:p>
+      <w:pPr>
+        <w:tabs>
+          <w:tab w:val="clear" w:pos="0"/>
+          <w:tab w:val="left" w:pos="1134"/>
+        </w:tabs>
+        <w:ind w:left="284" w:firstLine="0"/>
+        <w:rPr>
+          <w:color w:val="auto"/>
+        </w:rPr>
+      </w:pPr>
+      <w:r>
+        <w:rPr>
+          <w:color w:val="auto"/>
+        </w:rPr>
+        <w:t>{{ ns.section }}.4 -- VENTILADORES</w:t>
+      </w:r>
+    </w:p>
+    <w:p>
+      <w:pPr>
+        <w:tabs>
+          <w:tab w:val="clear" w:pos="0"/>
+          <w:tab w:val="left" w:pos="1134"/>
+        </w:tabs>
+        <w:ind w:left="284" w:firstLine="0"/>
+        <w:rPr>
+          <w:color w:val="auto"/>
+        </w:rPr>
+      </w:pPr>
+      <w:r>
+        <w:rPr>
+          <w:color w:val="auto"/>
+        </w:rPr>
+        <w:t>{{ ns.section }}.5 -- OPCIONAIS INCLUSOS</w:t>
+      </w:r>
+    </w:p>
+    <w:p>
+      <w:pPr>
+        <w:tabs>
+          <w:tab w:val="clear" w:pos="0"/>
+          <w:tab w:val="left" w:pos="1134"/>
+        </w:tabs>
+        <w:ind w:left="284" w:firstLine="0"/>
+        <w:rPr>
+          <w:color w:val="auto"/>
+        </w:rPr>
+      </w:pPr>
+      <w:r>
+        <w:rPr>
+          <w:color w:val="auto"/>
+        </w:rPr>
+        <w:t>{{ ns.section }}.6 -- DIMENSIONAIS</w:t>
+      </w:r>
+    </w:p>
+    <w:p>
+      <w:pPr>
+        <w:tabs>
+          <w:tab w:val="clear" w:pos="0"/>
+          <w:tab w:val="left" w:pos="1134"/>
+        </w:tabs>
+        <w:ind w:left="284" w:firstLine="0"/>
+        <w:rPr>
+          <w:color w:val="auto"/>
+        </w:rPr>
+      </w:pPr>
+      <w:r>
+        <w:rPr>
+          <w:color w:val="auto"/>
+        </w:rPr>
+        <w:t>{{ ns.section }}.7 -- ALIMENTAÇÃO ELÉTRICA</w:t>
+      </w:r>
+    </w:p>
+    <w:p>
+      <w:pPr>
+        <w:tabs>
+          <w:tab w:val="clear" w:pos="0"/>
+          <w:tab w:val="left" w:pos="1134"/>
+        </w:tabs>
+        <w:ind w:left="284" w:firstLine="0"/>
+        <w:rPr>
+          <w:color w:val="auto"/>
+          <w:lang w:val="en-US"/>
+        </w:rPr>
+      </w:pPr>
+      <w:r>
+        <w:rPr>
+          <w:color w:val="auto"/>
+          <w:lang w:val="en-US"/>
+        </w:rPr>
+        <w:t>{% set ns.section = ns.section + 1 -%}</w:t>
+      </w:r>
+    </w:p>
+    <w:p>
+      <w:pPr>
+        <w:tabs>
+          <w:tab w:val="clear" w:pos="0"/>
+          <w:tab w:val="left" w:pos="1134"/>
+        </w:tabs>
+        <w:ind w:left="284" w:firstLine="0"/>
+        <w:rPr>
+          <w:color w:val="auto"/>
+          <w:lang w:val="en-US"/>
+        </w:rPr>
+      </w:pPr>
+      <w:r>
+        <w:rPr>
+          <w:color w:val="auto"/>
+          <w:lang w:val="en-US"/>
+        </w:rPr>
+        <w:t>{% set ns.page = ns.page + 5 -%}</w:t>
+      </w:r>
+    </w:p>
+    <w:p>
+      <w:pPr>
+        <w:tabs>
+          <w:tab w:val="clear" w:pos="0"/>
+          <w:tab w:val="left" w:pos="1134"/>
+        </w:tabs>
+        <w:ind w:left="284" w:firstLine="0"/>
+        <w:rPr>
+          <w:color w:val="auto"/>
+          <w:lang w:val="en-US"/>
+        </w:rPr>
+      </w:pPr>
+      <w:r>
+        <w:rPr>
+          <w:color w:val="auto"/>
+          <w:lang w:val="en-US"/>
+        </w:rPr>
+        <w:t>{% endif -%}</w:t>
+      </w:r>
+    </w:p>
+    <w:p>
+      <w:pPr>
+        <w:tabs>
+          <w:tab w:val="clear" w:pos="0"/>
+          <w:tab w:val="left" w:pos="1134"/>
+        </w:tabs>
+        <w:ind w:left="284" w:firstLine="0"/>
+        <w:rPr>
+          <w:color w:val="auto"/>
+          <w:lang w:val="en-US"/>
+        </w:rPr>
+      </w:pPr>
+      <w:r>
+        <w:rPr>
+          <w:color w:val="auto"/>
+          <w:lang w:val="en-US"/>
+        </w:rPr>
+        <w:lastRenderedPageBreak/>
+        <w:t>{% set acj = equipamentos.por_tipo.get('ACJ') -%}</w:t>
+      </w:r>
+    </w:p>
+    <w:p>
+      <w:pPr>
+        <w:tabs>
+          <w:tab w:val="clear" w:pos="0"/>
+          <w:tab w:val="left" w:pos="1134"/>
+        </w:tabs>
+        <w:ind w:left="284" w:firstLine="0"/>
+        <w:rPr>
+          <w:color w:val="auto"/>
+          <w:lang w:val="en-US"/>
+        </w:rPr>
+      </w:pPr>
+      <w:r>
+        <w:rPr>
+          <w:color w:val="auto"/>
+          <w:lang w:val="en-US"/>
+        </w:rPr>
+        <w:t>{% if acj and acj.tem_equipamentos %}</w:t>
+      </w:r>
+    </w:p>
+    <w:p>
+      <w:pPr>
+        <w:tabs>
+          <w:tab w:val="clear" w:pos="0"/>
+          <w:tab w:val="left" w:pos="1134"/>
+        </w:tabs>
+        <w:ind w:left="284" w:firstLine="0"/>
+        <w:rPr>
+          <w:color w:val="auto"/>
+        </w:rPr>
+      </w:pPr>
+      <w:r>
+        <w:rPr>
+          <w:color w:val="auto"/>
+        </w:rPr>
+        <w:t>{{ ns.section }} -- EQUIPAMENTOS DO TIPO ACJ</w:t>
+      </w:r>
+    </w:p>
+    <w:p>
+      <w:pPr>
+        <w:tabs>
+          <w:tab w:val="clear" w:pos="0"/>
+          <w:tab w:val="left" w:pos="1134"/>
+        </w:tabs>
+        <w:ind w:left="284" w:firstLine="0"/>
+        <w:rPr>
+          <w:color w:val="auto"/>
+        </w:rPr>
+      </w:pPr>
+      <w:r>
+        <w:rPr>
+          <w:color w:val="auto"/>
+        </w:rPr>
+        <w:t>{{ ns.section }}.1 - GENERALIDADES</w:t>
+      </w:r>
+    </w:p>
+    <w:p>
+      <w:pPr>
+        <w:tabs>
+          <w:tab w:val="clear" w:pos="0"/>
+          <w:tab w:val="left" w:pos="1134"/>
+        </w:tabs>
+        <w:ind w:left="284" w:firstLine="0"/>
+        <w:rPr>
+          <w:color w:val="auto"/>
+        </w:rPr>
+      </w:pPr>
+      <w:r>
+        <w:rPr>
+          <w:color w:val="auto"/>
+        </w:rPr>
+        <w:t>{{ ns.section }}.2 -- OPCIONAIS INCLUSOS</w:t>
+      </w:r>
+    </w:p>
+    <w:p>
+      <w:pPr>
+        <w:tabs>
+          <w:tab w:val="clear" w:pos="0"/>
+          <w:tab w:val="left" w:pos="1134"/>
+        </w:tabs>
+        <w:ind w:left="284" w:firstLine="0"/>
+        <w:rPr>
+          <w:color w:val="auto"/>
+        </w:rPr>
+      </w:pPr>
+      <w:r>
+        <w:rPr>
+          <w:color w:val="auto"/>
+        </w:rPr>
+        <w:t>{{ ns.section }}.3 -- DIMENSIONAIS</w:t>
+      </w:r>
+    </w:p>
+    <w:p>
+      <w:pPr>
+        <w:tabs>
+          <w:tab w:val="clear" w:pos="0"/>
+          <w:tab w:val="left" w:pos="1134"/>
+        </w:tabs>
+        <w:ind w:left="284" w:firstLine="0"/>
+        <w:rPr>
+          <w:color w:val="auto"/>
+        </w:rPr>
+      </w:pPr>
+      <w:r>
+        <w:rPr>
+          <w:color w:val="auto"/>
+        </w:rPr>
+        <w:t>{{ ns.section }}.4 -- ALIMENTAÇÃO ELÉTRICA</w:t>
+      </w:r>
+    </w:p>
+    <w:p>
+      <w:pPr>
+        <w:tabs>
+          <w:tab w:val="clear" w:pos="0"/>
+          <w:tab w:val="left" w:pos="1134"/>
+        </w:tabs>
+        <w:ind w:left="284" w:firstLine="0"/>
+        <w:rPr>
+          <w:color w:val="auto"/>
+        </w:rPr>
+      </w:pPr>
+      <w:r>
+        <w:rPr>
+          <w:color w:val="auto"/>
+        </w:rPr>
+        <w:t>{% set ns.section = ns.section + 1 -%}</w:t>
+      </w:r>
+    </w:p>
+    <w:p>
+      <w:pPr>
+        <w:tabs>
+          <w:tab w:val="clear" w:pos="0"/>
+          <w:tab w:val="left" w:pos="1134"/>
+        </w:tabs>
+        <w:ind w:left="284" w:firstLine="0"/>
+        <w:rPr>
+          <w:color w:val="auto"/>
+          <w:lang w:val="en-US"/>
+        </w:rPr>
+      </w:pPr>
+      <w:r>
+        <w:rPr>
+          <w:color w:val="auto"/>
+          <w:lang w:val="en-US"/>
+        </w:rPr>
+        <w:t>{% set ns.page = ns.page + 4 -%}</w:t>
+      </w:r>
+    </w:p>
+    <w:p>
+      <w:pPr>
+        <w:tabs>
+          <w:tab w:val="clear" w:pos="0"/>
+          <w:tab w:val="left" w:pos="1134"/>
+        </w:tabs>
+        <w:ind w:left="284" w:firstLine="0"/>
+        <w:rPr>
+          <w:color w:val="auto"/>
+          <w:lang w:val="en-US"/>
+        </w:rPr>
+      </w:pPr>
+      <w:r>
+        <w:rPr>
+          <w:color w:val="auto"/>
+          <w:lang w:val="en-US"/>
+        </w:rPr>
+        <w:t>{% endif -%}</w:t>
+      </w:r>
+    </w:p>
+    <w:p>
+      <w:pPr>
+        <w:tabs>
+          <w:tab w:val="clear" w:pos="0"/>
+          <w:tab w:val="left" w:pos="1134"/>
+        </w:tabs>
+        <w:ind w:left="284" w:firstLine="0"/>
+        <w:rPr>
+          <w:color w:val="auto"/>
+          <w:lang w:val="en-US"/>
+        </w:rPr>
+      </w:pPr>
+      <w:r>
+        <w:rPr>
+          <w:color w:val="auto"/>
+          <w:lang w:val="en-US"/>
+        </w:rPr>
+        <w:t>{% set split_conforto = equipamentos.por_tipo.get('Split System/Self Contained (conforto)') -%}</w:t>
+      </w:r>
+    </w:p>
+    <w:p>
+      <w:pPr>
+        <w:tabs>
+          <w:tab w:val="clear" w:pos="0"/>
+          <w:tab w:val="left" w:pos="1134"/>
+        </w:tabs>
+        <w:ind w:left="284" w:firstLine="0"/>
+        <w:rPr>
+          <w:color w:val="auto"/>
+          <w:lang w:val="en-US"/>
+        </w:rPr>
+      </w:pPr>
+      <w:r>
+        <w:rPr>
+          <w:color w:val="auto"/>
+          <w:lang w:val="en-US"/>
+        </w:rPr>
+        <w:t>{% if split_conforto and split_conforto.tem_equipamentos %}</w:t>
+      </w:r>
+    </w:p>
+    <w:p>
+      <w:pPr>
+        <w:tabs>
+          <w:tab w:val="clear" w:pos="0"/>
+          <w:tab w:val="left" w:pos="1134"/>
+        </w:tabs>
+        <w:ind w:left="284" w:firstLine="0"/>
+        <w:rPr>
+          <w:color w:val="auto"/>
+        </w:rPr>
+      </w:pPr>
+      <w:r>
+        <w:rPr>
+          <w:color w:val="auto"/>
+        </w:rPr>
+        <w:t>{{ ns.section }} -- EQUIPAMENTOS DO TIPO SPLIT SIMPLES DE CONFORTO (LINHA BRANCA)</w:t>
+      </w:r>
+    </w:p>
+    <w:p>
+      <w:pPr>
+        <w:tabs>
+          <w:tab w:val="clear" w:pos="0"/>
+          <w:tab w:val="left" w:pos="1134"/>
+        </w:tabs>
+        <w:ind w:left="284" w:firstLine="0"/>
+        <w:rPr>
+          <w:color w:val="auto"/>
+        </w:rPr>
+      </w:pPr>
+      <w:r>
+        <w:rPr>
+          <w:color w:val="auto"/>
+        </w:rPr>
+        <w:t>{{ ns.section }}.1 - GENERALIDADES</w:t>
+      </w:r>
+    </w:p>
+    <w:p>
+      <w:pPr>
+        <w:tabs>
+          <w:tab w:val="clear" w:pos="0"/>
+          <w:tab w:val="left" w:pos="1134"/>
+        </w:tabs>
+        <w:ind w:left="284" w:firstLine="0"/>
+        <w:rPr>
+          <w:color w:val="auto"/>
+        </w:rPr>
+      </w:pPr>
+      <w:r>
+        <w:rPr>
+          <w:color w:val="auto"/>
+        </w:rPr>
+        <w:t>{{ ns.section }}.2 -- OPCIONAIS INCLUSOS</w:t>
+      </w:r>
+    </w:p>
+    <w:p>
+      <w:pPr>
+        <w:tabs>
+          <w:tab w:val="clear" w:pos="0"/>
+          <w:tab w:val="left" w:pos="1134"/>
+        </w:tabs>
+        <w:ind w:left="284" w:firstLine="0"/>
+        <w:rPr>
+          <w:color w:val="auto"/>
+        </w:rPr>
+      </w:pPr>
+      <w:r>
+        <w:rPr>
+          <w:color w:val="auto"/>
+        </w:rPr>
+        <w:t>{{ ns.section }}.3 -- DIMENSIONAIS</w:t>
+      </w:r>
+    </w:p>
+    <w:p>
+      <w:pPr>
+        <w:tabs>
+          <w:tab w:val="clear" w:pos="0"/>
+          <w:tab w:val="left" w:pos="1134"/>
+        </w:tabs>
+        <w:ind w:left="284" w:firstLine="0"/>
+        <w:rPr>
+          <w:color w:val="auto"/>
+        </w:rPr>
+      </w:pPr>
+      <w:r>
+        <w:rPr>
+          <w:color w:val="auto"/>
+        </w:rPr>
+        <w:t>{{ ns.section }}.4 -- ALIMENTAÇÃO ELÉTRICA</w:t>
+      </w:r>
+    </w:p>
+    <w:p>
+      <w:pPr>
+        <w:tabs>
+          <w:tab w:val="clear" w:pos="0"/>
+          <w:tab w:val="left" w:pos="1134"/>
+        </w:tabs>
+        <w:ind w:left="284" w:firstLine="0"/>
+        <w:rPr>
+          <w:color w:val="auto"/>
+        </w:rPr>
+      </w:pPr>
+      <w:r>
+        <w:rPr>
+          <w:color w:val="auto"/>
+        </w:rPr>
+        <w:t>{% set ns.section = ns.section + 1 -%}</w:t>
+      </w:r>
+    </w:p>
+    <w:p>
+      <w:pPr>
+        <w:tabs>
+          <w:tab w:val="clear" w:pos="0"/>
+          <w:tab w:val="left" w:pos="1134"/>
+        </w:tabs>
+        <w:ind w:left="284" w:firstLine="0"/>
+        <w:rPr>
+          <w:color w:val="auto"/>
+          <w:lang w:val="en-US"/>
+        </w:rPr>
+      </w:pPr>
+      <w:r>
+        <w:rPr>
+          <w:color w:val="auto"/>
+          <w:lang w:val="en-US"/>
+        </w:rPr>
+        <w:t>{% set ns.page = ns.page + 4 -%}</w:t>
+      </w:r>
+    </w:p>
+    <w:p>
+      <w:pPr>
+        <w:tabs>
+          <w:tab w:val="clear" w:pos="0"/>
+          <w:tab w:val="left" w:pos="1134"/>
+        </w:tabs>
+        <w:ind w:left="284" w:firstLine="0"/>
+        <w:rPr>
+          <w:color w:val="auto"/>
+          <w:lang w:val="en-US"/>
+        </w:rPr>
+      </w:pPr>
+      <w:r>
+        <w:rPr>
+          <w:color w:val="auto"/>
+          <w:lang w:val="en-US"/>
+        </w:rPr>
+        <w:t>{% endif -%}</w:t>
+      </w:r>
+    </w:p>
+    <w:p>
+      <w:pPr>
+        <w:tabs>
+          <w:tab w:val="clear" w:pos="0"/>
+          <w:tab w:val="left" w:pos="1134"/>
+        </w:tabs>
+        <w:ind w:left="284" w:firstLine="0"/>
+        <w:rPr>
+          <w:color w:val="auto"/>
+          <w:lang w:val="en-US"/>
+        </w:rPr>
+      </w:pPr>
+      <w:r>
+        <w:rPr>
+          <w:color w:val="auto"/>
+          <w:lang w:val="en-US"/>
+        </w:rPr>
+        <w:t>{% set split_industrial = equipamentos.por_tipo.get('Split System/Self Contained (industrial)') -%}</w:t>
+      </w:r>
+    </w:p>
+    <w:p>
+      <w:pPr>
+        <w:tabs>
+          <w:tab w:val="clear" w:pos="0"/>
+          <w:tab w:val="left" w:pos="1134"/>
+        </w:tabs>
+        <w:ind w:left="284" w:firstLine="0"/>
+        <w:rPr>
+          <w:color w:val="auto"/>
+          <w:lang w:val="en-US"/>
+        </w:rPr>
+      </w:pPr>
+      <w:r>
+        <w:rPr>
+          <w:color w:val="auto"/>
+          <w:lang w:val="en-US"/>
+        </w:rPr>
+        <w:t>{% if split_industrial and split_industrial.tem_equipamentos %}</w:t>
+      </w:r>
+    </w:p>
+    <w:p>
+      <w:pPr>
+        <w:tabs>
+          <w:tab w:val="clear" w:pos="0"/>
+          <w:tab w:val="left" w:pos="1134"/>
+        </w:tabs>
+        <w:ind w:left="284" w:firstLine="0"/>
+        <w:rPr>
+          <w:color w:val="auto"/>
+        </w:rPr>
+      </w:pPr>
+      <w:r>
+        <w:rPr>
+          <w:color w:val="auto"/>
+        </w:rPr>
+        <w:t>{{ ns.section }} -- EQUIPAMENTOS DO TIPO SPLIT SYSTEM/SELF CONTAINED</w:t>
+      </w:r>
+    </w:p>
+    <w:p>
+      <w:pPr>
+        <w:tabs>
+          <w:tab w:val="clear" w:pos="0"/>
+          <w:tab w:val="left" w:pos="1134"/>
+        </w:tabs>
+        <w:ind w:left="284" w:firstLine="0"/>
+        <w:rPr>
+          <w:color w:val="auto"/>
+        </w:rPr>
+      </w:pPr>
+      <w:r>
+        <w:rPr>
+          <w:color w:val="auto"/>
+        </w:rPr>
+        <w:t>{{ ns.section }}.1 - GENERALIDADES</w:t>
+      </w:r>
+    </w:p>
+    <w:p>
+      <w:pPr>
+        <w:tabs>
+          <w:tab w:val="clear" w:pos="0"/>
+          <w:tab w:val="left" w:pos="1134"/>
+        </w:tabs>
+        <w:ind w:left="284" w:firstLine="0"/>
+        <w:rPr>
+          <w:color w:val="auto"/>
+        </w:rPr>
+      </w:pPr>
+      <w:r>
+        <w:rPr>
+          <w:color w:val="auto"/>
+        </w:rPr>
+        <w:t>{{ ns.section }}.2 -- COMPRESSOR E CIRCUITO DE REFRIGERAÇÃO</w:t>
+      </w:r>
+    </w:p>
+    <w:p>
+      <w:pPr>
+        <w:tabs>
+          <w:tab w:val="clear" w:pos="0"/>
+          <w:tab w:val="left" w:pos="1134"/>
+        </w:tabs>
+        <w:ind w:left="284" w:firstLine="0"/>
+        <w:rPr>
+          <w:color w:val="auto"/>
+        </w:rPr>
+      </w:pPr>
+      <w:r>
+        <w:rPr>
+          <w:color w:val="auto"/>
+        </w:rPr>
+        <w:t>{{ ns.section }}.3 -- GABINETES</w:t>
+      </w:r>
+    </w:p>
+    <w:p>
+      <w:pPr>
+        <w:tabs>
+          <w:tab w:val="clear" w:pos="0"/>
+          <w:tab w:val="left" w:pos="1134"/>
+        </w:tabs>
+        <w:ind w:left="284" w:firstLine="0"/>
+        <w:rPr>
+          <w:color w:val="auto"/>
+        </w:rPr>
+      </w:pPr>
+      <w:r>
+        <w:rPr>
+          <w:color w:val="auto"/>
+        </w:rPr>
+        <w:t>{{ ns.section }}.4 -- VENTILADORES</w:t>
+      </w:r>
+    </w:p>
+    <w:p>
+      <w:pPr>
+        <w:tabs>
+          <w:tab w:val="clear" w:pos="0"/>
+          <w:tab w:val="left" w:pos="1134"/>
+        </w:tabs>
+        <w:ind w:left="284" w:firstLine="0"/>
+        <w:rPr>
+          <w:color w:val="auto"/>
+        </w:rPr>
+      </w:pPr>
+      <w:r>
+        <w:rPr>
+          <w:color w:val="auto"/>
+        </w:rPr>
+        <w:t>{{ ns.section }}.5 -- OPCIONAIS INCLUSOS</w:t>
+      </w:r>
+    </w:p>
+    <w:p>
+      <w:pPr>
+        <w:tabs>
+          <w:tab w:val="clear" w:pos="0"/>
+          <w:tab w:val="left" w:pos="1134"/>
+        </w:tabs>
+        <w:ind w:left="284" w:firstLine="0"/>
+        <w:rPr>
+          <w:color w:val="auto"/>
+        </w:rPr>
+      </w:pPr>
+      <w:r>
+        <w:rPr>
+          <w:color w:val="auto"/>
+        </w:rPr>
+        <w:t>{{ ns.section }}.6 -- DIMENSIONAIS</w:t>
+      </w:r>
+    </w:p>
+    <w:p>
+      <w:pPr>
+        <w:tabs>
+          <w:tab w:val="clear" w:pos="0"/>
+          <w:tab w:val="left" w:pos="1134"/>
+        </w:tabs>
+        <w:ind w:left="284" w:firstLine="0"/>
+        <w:rPr>
+          <w:color w:val="auto"/>
+        </w:rPr>
+      </w:pPr>
+      <w:r>
+        <w:rPr>
+          <w:color w:val="auto"/>
+        </w:rPr>
+        <w:t>{{ ns.section }}.7 -- ALIMENTAÇÃO ELÉTRICA</w:t>
+      </w:r>
+    </w:p>
+    <w:p>
+      <w:pPr>
+        <w:tabs>
+          <w:tab w:val="clear" w:pos="0"/>
+          <w:tab w:val="left" w:pos="1134"/>
+        </w:tabs>
+        <w:ind w:left="284" w:firstLine="0"/>
+        <w:rPr>
+          <w:color w:val="auto"/>
+          <w:lang w:val="en-US"/>
+        </w:rPr>
+      </w:pPr>
+      <w:r>
+        <w:rPr>
+          <w:color w:val="auto"/>
+          <w:lang w:val="en-US"/>
+        </w:rPr>
+        <w:t>{% set ns.section = ns.section + 1 -%}</w:t>
+      </w:r>
+    </w:p>
+    <w:p>
+      <w:pPr>
+        <w:tabs>
+          <w:tab w:val="clear" w:pos="0"/>
+          <w:tab w:val="left" w:pos="1134"/>
+        </w:tabs>
+        <w:ind w:left="284" w:firstLine="0"/>
+        <w:rPr>
+          <w:color w:val="auto"/>
+          <w:lang w:val="en-US"/>
+        </w:rPr>
+      </w:pPr>
+      <w:r>
+        <w:rPr>
+          <w:color w:val="auto"/>
+          <w:lang w:val="en-US"/>
+        </w:rPr>
+        <w:t>{% set ns.page = ns.page + 5 -%}</w:t>
+      </w:r>
+    </w:p>
+    <w:p>
+      <w:pPr>
+        <w:tabs>
+          <w:tab w:val="clear" w:pos="0"/>
+          <w:tab w:val="left" w:pos="1134"/>
+        </w:tabs>
+        <w:ind w:left="284" w:firstLine="0"/>
+        <w:rPr>
+          <w:color w:val="auto"/>
+          <w:lang w:val="en-US"/>
+        </w:rPr>
+      </w:pPr>
+      <w:r>
+        <w:rPr>
+          <w:color w:val="auto"/>
+          <w:lang w:val="en-US"/>
+        </w:rPr>
+        <w:t>{% endif -%}</w:t>
+      </w:r>
+    </w:p>
+    <w:p>
+      <w:pPr>
+        <w:tabs>
+          <w:tab w:val="clear" w:pos="0"/>
+          <w:tab w:val="left" w:pos="1134"/>
+        </w:tabs>
+        <w:ind w:left="284" w:firstLine="0"/>
+        <w:rPr>
+          <w:color w:val="auto"/>
+          <w:lang w:val="en-US"/>
+        </w:rPr>
+      </w:pPr>
+      <w:r>
+        <w:rPr>
+          <w:color w:val="auto"/>
+          <w:lang w:val="en-US"/>
+        </w:rPr>
+        <w:t>{% set press_inline = equipamentos.por_tipo.get('Pressurizador Inline') -%}</w:t>
+      </w:r>
+    </w:p>
+    <w:p>
+      <w:pPr>
+        <w:tabs>
+          <w:tab w:val="clear" w:pos="0"/>
+          <w:tab w:val="left" w:pos="1134"/>
+        </w:tabs>
+        <w:ind w:left="284" w:firstLine="0"/>
+        <w:rPr>
+          <w:color w:val="auto"/>
+        </w:rPr>
+      </w:pPr>
+      <w:r>
+        <w:rPr>
+          <w:color w:val="auto"/>
+        </w:rPr>
+        <w:lastRenderedPageBreak/>
+        <w:t>{% set press_externo = equipamentos.por_tipo.get('Pressurizador Externo') -%}</w:t>
+      </w:r>
+    </w:p>
+    <w:p>
+      <w:pPr>
+        <w:tabs>
+          <w:tab w:val="clear" w:pos="0"/>
+          <w:tab w:val="left" w:pos="1134"/>
+        </w:tabs>
+        <w:ind w:left="284" w:firstLine="0"/>
+        <w:rPr>
+          <w:color w:val="auto"/>
+        </w:rPr>
+      </w:pPr>
+      <w:r>
+        <w:rPr>
+          <w:color w:val="auto"/>
+        </w:rPr>
+        <w:t>{% set press_suspenso = equipamentos.por_tipo.get('Pressurizador Suspenso Horizontal') -%}</w:t>
+      </w:r>
+    </w:p>
+    <w:p>
+      <w:pPr>
+        <w:tabs>
+          <w:tab w:val="clear" w:pos="0"/>
+          <w:tab w:val="left" w:pos="1134"/>
+        </w:tabs>
+        <w:ind w:left="284" w:firstLine="0"/>
+        <w:rPr>
+          <w:color w:val="auto"/>
+        </w:rPr>
+      </w:pPr>
+      <w:r>
+        <w:rPr>
+          <w:color w:val="auto"/>
+        </w:rPr>
+        <w:t>{% if press_inline.tem_equipamentos or press_externo.tem_equipamentos or press_suspenso.tem_equipamentos %}</w:t>
+      </w:r>
+    </w:p>
+    <w:p>
+      <w:pPr>
+        <w:tabs>
+          <w:tab w:val="clear" w:pos="0"/>
+          <w:tab w:val="left" w:pos="1134"/>
+        </w:tabs>
+        <w:ind w:left="284" w:firstLine="0"/>
+        <w:rPr>
+          <w:color w:val="auto"/>
+        </w:rPr>
+      </w:pPr>
+      <w:r>
+        <w:rPr>
+          <w:color w:val="auto"/>
+        </w:rPr>
+        <w:t>{{ ns.section }} -- VENTILADOR DE PRESSÃO POSITIVA</w:t>
+      </w:r>
+    </w:p>
+    <w:p>
+      <w:pPr>
+        <w:tabs>
+          <w:tab w:val="clear" w:pos="0"/>
+          <w:tab w:val="left" w:pos="1134"/>
+        </w:tabs>
+        <w:ind w:left="284" w:firstLine="0"/>
+        <w:rPr>
+          <w:color w:val="auto"/>
+        </w:rPr>
+      </w:pPr>
+      <w:r>
+        <w:rPr>
+          <w:color w:val="auto"/>
+        </w:rPr>
+        <w:t>{{ ns.section }}.1 - GENERALIDADES</w:t>
+      </w:r>
+    </w:p>
+    <w:p>
+      <w:pPr>
+        <w:tabs>
+          <w:tab w:val="clear" w:pos="0"/>
+          <w:tab w:val="left" w:pos="1134"/>
+        </w:tabs>
+        <w:ind w:left="284" w:firstLine="0"/>
+        <w:rPr>
+          <w:color w:val="auto"/>
+        </w:rPr>
+      </w:pPr>
+      <w:r>
+        <w:rPr>
+          <w:color w:val="auto"/>
+        </w:rPr>
+        <w:t>{{ ns.section }}.2 -- ROTOR E VOLUTA</w:t>
+      </w:r>
+    </w:p>
+    <w:p>
+      <w:pPr>
+        <w:tabs>
+          <w:tab w:val="clear" w:pos="0"/>
+          <w:tab w:val="left" w:pos="1134"/>
+        </w:tabs>
+        <w:ind w:left="284" w:firstLine="0"/>
+        <w:rPr>
+          <w:color w:val="auto"/>
+        </w:rPr>
+      </w:pPr>
+      <w:r>
+        <w:rPr>
+          <w:color w:val="auto"/>
+        </w:rPr>
+        <w:t>{{ ns.section }}.3 -- OPCIONAIS INCLUSOS</w:t>
+      </w:r>
+    </w:p>
+    <w:p>
+      <w:pPr>
+        <w:tabs>
+          <w:tab w:val="clear" w:pos="0"/>
+          <w:tab w:val="left" w:pos="1134"/>
+        </w:tabs>
+        <w:ind w:left="284" w:firstLine="0"/>
+        <w:rPr>
+          <w:color w:val="auto"/>
+        </w:rPr>
+      </w:pPr>
+      <w:r>
+        <w:rPr>
+          <w:color w:val="auto"/>
+        </w:rPr>
+        <w:t>{{ ns.section }}.4 -- ALIMENTAÇÃO ELÉTRICA</w:t>
+      </w:r>
+    </w:p>
+    <w:p>
+      <w:pPr>
+        <w:tabs>
+          <w:tab w:val="clear" w:pos="0"/>
+          <w:tab w:val="left" w:pos="1134"/>
+        </w:tabs>
+        <w:ind w:left="284" w:firstLine="0"/>
+        <w:rPr>
+          <w:color w:val="auto"/>
+          <w:lang w:val="en-US"/>
+        </w:rPr>
+      </w:pPr>
+      <w:r>
+        <w:rPr>
+          <w:color w:val="auto"/>
+          <w:lang w:val="en-US"/>
+        </w:rPr>
+        <w:t>{% set ns.section = ns.section + 1 -%}</w:t>
+      </w:r>
+    </w:p>
+    <w:p>
+      <w:pPr>
+        <w:tabs>
+          <w:tab w:val="clear" w:pos="0"/>
+          <w:tab w:val="left" w:pos="1134"/>
+        </w:tabs>
+        <w:ind w:left="284" w:firstLine="0"/>
+        <w:rPr>
+          <w:color w:val="auto"/>
+          <w:lang w:val="en-US"/>
+        </w:rPr>
+      </w:pPr>
+      <w:r>
+        <w:rPr>
+          <w:color w:val="auto"/>
+          <w:lang w:val="en-US"/>
+        </w:rPr>
+        <w:t>{% set ns.page = ns.page + 3 -%}</w:t>
+      </w:r>
+    </w:p>
+    <w:p>
+      <w:pPr>
+        <w:tabs>
+          <w:tab w:val="clear" w:pos="0"/>
+          <w:tab w:val="left" w:pos="1134"/>
+        </w:tabs>
+        <w:ind w:left="284" w:firstLine="0"/>
+        <w:rPr>
+          <w:color w:val="auto"/>
+          <w:lang w:val="en-US"/>
+        </w:rPr>
+      </w:pPr>
+      <w:r>
+        <w:rPr>
+          <w:color w:val="auto"/>
+          <w:lang w:val="en-US"/>
+        </w:rPr>
+        <w:t>{% endif -%}</w:t>
+      </w:r>
+    </w:p>
+    <w:p>
+      <w:pPr>
+        <w:tabs>
+          <w:tab w:val="clear" w:pos="0"/>
+          <w:tab w:val="left" w:pos="1134"/>
+        </w:tabs>
+        <w:ind w:left="284" w:firstLine="0"/>
+        <w:rPr>
+          <w:color w:val="auto"/>
+          <w:lang w:val="en-US"/>
+        </w:rPr>
+      </w:pPr>
+      <w:r>
+        <w:rPr>
+          <w:color w:val="auto"/>
+          <w:lang w:val="en-US"/>
+        </w:rPr>
+        <w:t>{% set cartucho = equipamentos.por_tipo.get('Filtro Cartucho') -%}</w:t>
+      </w:r>
+    </w:p>
+    <w:p>
+      <w:pPr>
+        <w:tabs>
+          <w:tab w:val="clear" w:pos="0"/>
+          <w:tab w:val="left" w:pos="1134"/>
+        </w:tabs>
+        <w:ind w:left="284" w:firstLine="0"/>
+        <w:rPr>
+          <w:color w:val="auto"/>
+          <w:lang w:val="en-US"/>
+        </w:rPr>
+      </w:pPr>
+      <w:r>
+        <w:rPr>
+          <w:color w:val="auto"/>
+          <w:lang w:val="en-US"/>
+        </w:rPr>
+        <w:t>{% if cartucho and cartucho.tem_equipamentos %}</w:t>
+      </w:r>
+    </w:p>
+    <w:p>
+      <w:pPr>
+        <w:tabs>
+          <w:tab w:val="clear" w:pos="0"/>
+          <w:tab w:val="left" w:pos="1134"/>
+        </w:tabs>
+        <w:ind w:left="284" w:firstLine="0"/>
+        <w:rPr>
+          <w:color w:val="auto"/>
+        </w:rPr>
+      </w:pPr>
+      <w:r>
+        <w:rPr>
+          <w:color w:val="auto"/>
+        </w:rPr>
+        <w:t>{{ ns.section }} -- VENTILADOR COM FILTRO CARTUCHO E FILTRAGEM AUTOMÁTICA</w:t>
+      </w:r>
+    </w:p>
+    <w:p>
+      <w:pPr>
+        <w:tabs>
+          <w:tab w:val="clear" w:pos="0"/>
+          <w:tab w:val="left" w:pos="1134"/>
+        </w:tabs>
+        <w:ind w:left="284" w:firstLine="0"/>
+        <w:rPr>
+          <w:color w:val="auto"/>
+        </w:rPr>
+      </w:pPr>
+      <w:r>
+        <w:rPr>
+          <w:color w:val="auto"/>
+        </w:rPr>
+        <w:t>{{ ns.section }}.1 - GENERALIDADES</w:t>
+      </w:r>
+    </w:p>
+    <w:p>
+      <w:pPr>
+        <w:tabs>
+          <w:tab w:val="clear" w:pos="0"/>
+          <w:tab w:val="left" w:pos="1134"/>
+        </w:tabs>
+        <w:ind w:left="284" w:firstLine="0"/>
+        <w:rPr>
+          <w:color w:val="auto"/>
+        </w:rPr>
+      </w:pPr>
+      <w:r>
+        <w:rPr>
+          <w:color w:val="auto"/>
+        </w:rPr>
+        <w:t>{{ ns.section }}.2 -- OPCIONAIS INCLUSOS</w:t>
+      </w:r>
+    </w:p>
+    <w:p>
+      <w:pPr>
+        <w:tabs>
+          <w:tab w:val="clear" w:pos="0"/>
+          <w:tab w:val="left" w:pos="1134"/>
+        </w:tabs>
+        <w:ind w:left="284" w:firstLine="0"/>
+        <w:rPr>
+          <w:color w:val="auto"/>
+        </w:rPr>
+      </w:pPr>
+      <w:r>
+        <w:rPr>
+          <w:color w:val="auto"/>
+        </w:rPr>
+        <w:t>{{ ns.section }}.3 -- ALIMENTAÇÃO ELÉTRICA</w:t>
+      </w:r>
+    </w:p>
+    <w:p>
+      <w:pPr>
+        <w:tabs>
+          <w:tab w:val="clear" w:pos="0"/>
+          <w:tab w:val="left" w:pos="1134"/>
+        </w:tabs>
+        <w:ind w:left="284" w:firstLine="0"/>
+        <w:rPr>
+          <w:color w:val="auto"/>
+          <w:lang w:val="en-US"/>
+        </w:rPr>
+      </w:pPr>
+      <w:r>
+        <w:rPr>
+          <w:color w:val="auto"/>
+          <w:lang w:val="en-US"/>
+        </w:rPr>
+        <w:t>{% set ns.section = ns.section + 1 -%}</w:t>
+      </w:r>
+    </w:p>
+    <w:p>
+      <w:pPr>
+        <w:tabs>
+          <w:tab w:val="clear" w:pos="0"/>
+          <w:tab w:val="left" w:pos="1134"/>
+        </w:tabs>
+        <w:ind w:left="284" w:firstLine="0"/>
+        <w:rPr>
+          <w:color w:val="auto"/>
+          <w:lang w:val="en-US"/>
+        </w:rPr>
+      </w:pPr>
+      <w:r>
+        <w:rPr>
+          <w:color w:val="auto"/>
+          <w:lang w:val="en-US"/>
+        </w:rPr>
+        <w:t>{% set ns.page = ns.page + 3 -%}</w:t>
+      </w:r>
+    </w:p>
+    <w:p>
+      <w:pPr>
+        <w:tabs>
+          <w:tab w:val="clear" w:pos="0"/>
+          <w:tab w:val="left" w:pos="1134"/>
+        </w:tabs>
+        <w:ind w:left="284" w:firstLine="0"/>
+        <w:rPr>
+          <w:color w:val="auto"/>
+        </w:rPr>
+      </w:pPr>
+      <w:r>
+        <w:rPr>
+          <w:color w:val="auto"/>
+        </w:rPr>
+        <w:t>{% endif -%}</w:t>
+      </w:r>
+    </w:p>
+    <w:p>
+      <w:pPr>
+        <w:tabs>
+          <w:tab w:val="clear" w:pos="0"/>
+          <w:tab w:val="left" w:pos="1134"/>
+        </w:tabs>
+        <w:ind w:left="284" w:firstLine="0"/>
+        <w:rPr>
+          <w:color w:val="auto"/>
+        </w:rPr>
+      </w:pPr>
+      <w:r>
+        <w:rPr>
+          <w:color w:val="auto"/>
+        </w:rPr>
+        <w:t>{% set quimico = equipamentos.por_tipo.get('Filtro Quimico') -%}</w:t>
+      </w:r>
+    </w:p>
+    <w:p>
+      <w:pPr>
+        <w:tabs>
+          <w:tab w:val="clear" w:pos="0"/>
+          <w:tab w:val="left" w:pos="1134"/>
+        </w:tabs>
+        <w:ind w:left="284" w:firstLine="0"/>
+        <w:rPr>
+          <w:color w:val="auto"/>
+        </w:rPr>
+      </w:pPr>
+      <w:r>
+        <w:rPr>
+          <w:color w:val="auto"/>
+        </w:rPr>
+        <w:t>{% if quimico and quimico.tem_equipamentos %}</w:t>
+      </w:r>
+    </w:p>
+    <w:p>
+      <w:pPr>
+        <w:tabs>
+          <w:tab w:val="clear" w:pos="0"/>
+          <w:tab w:val="left" w:pos="1134"/>
+        </w:tabs>
+        <w:ind w:left="284" w:firstLine="0"/>
+        <w:rPr>
+          <w:color w:val="auto"/>
+        </w:rPr>
+      </w:pPr>
+      <w:r>
+        <w:rPr>
+          <w:color w:val="auto"/>
+        </w:rPr>
+        <w:t>{{ ns.section }} -- SISTEMA DE FILTRAGEM QUÍMICA</w:t>
+      </w:r>
+    </w:p>
+    <w:p>
+      <w:pPr>
+        <w:tabs>
+          <w:tab w:val="clear" w:pos="0"/>
+          <w:tab w:val="left" w:pos="1134"/>
+        </w:tabs>
+        <w:ind w:left="284" w:firstLine="0"/>
+        <w:rPr>
+          <w:color w:val="auto"/>
+        </w:rPr>
+      </w:pPr>
+      <w:r>
+        <w:rPr>
+          <w:color w:val="auto"/>
+        </w:rPr>
+        <w:t>{{ ns.section }}.1 - GENERALIDADES</w:t>
+      </w:r>
+    </w:p>
+    <w:p>
+      <w:pPr>
+        <w:tabs>
+          <w:tab w:val="clear" w:pos="0"/>
+          <w:tab w:val="left" w:pos="1134"/>
+        </w:tabs>
+        <w:ind w:left="284" w:firstLine="0"/>
+        <w:rPr>
+          <w:color w:val="auto"/>
+        </w:rPr>
+      </w:pPr>
+      <w:r>
+        <w:rPr>
+          <w:color w:val="auto"/>
+        </w:rPr>
+        <w:t>{{ ns.section }}.2 -- OPCIONAIS INCLUSOS</w:t>
+      </w:r>
+    </w:p>
+    <w:p>
+      <w:pPr>
+        <w:tabs>
+          <w:tab w:val="clear" w:pos="0"/>
+          <w:tab w:val="left" w:pos="1134"/>
+        </w:tabs>
+        <w:ind w:left="284" w:firstLine="0"/>
+        <w:rPr>
+          <w:color w:val="auto"/>
+        </w:rPr>
+      </w:pPr>
+      <w:r>
+        <w:rPr>
+          <w:color w:val="auto"/>
+        </w:rPr>
+        <w:t>{{ ns.section }}.3 -- ALIMENTAÇÃO ELÉTRICA</w:t>
+      </w:r>
+    </w:p>
+    <w:p>
+      <w:pPr>
+        <w:tabs>
+          <w:tab w:val="clear" w:pos="0"/>
+          <w:tab w:val="left" w:pos="1134"/>
+        </w:tabs>
+        <w:ind w:left="284" w:firstLine="0"/>
+        <w:rPr>
+          <w:color w:val="auto"/>
+          <w:lang w:val="en-US"/>
+        </w:rPr>
+      </w:pPr>
+      <w:r>
+        <w:rPr>
+          <w:color w:val="auto"/>
+          <w:lang w:val="en-US"/>
+        </w:rPr>
+        <w:t>{% set ns.section = ns.section + 1 -%}</w:t>
+      </w:r>
+    </w:p>
+    <w:p>
+      <w:pPr>
+        <w:tabs>
+          <w:tab w:val="clear" w:pos="0"/>
+          <w:tab w:val="left" w:pos="1134"/>
+        </w:tabs>
+        <w:ind w:left="284" w:firstLine="0"/>
+        <w:rPr>
+          <w:color w:val="auto"/>
+          <w:lang w:val="en-US"/>
+        </w:rPr>
+      </w:pPr>
+      <w:r>
+        <w:rPr>
+          <w:color w:val="auto"/>
+          <w:lang w:val="en-US"/>
+        </w:rPr>
+        <w:t>{% set ns.page = ns.page + 3 -%}</w:t>
+      </w:r>
+    </w:p>
+    <w:p>
+      <w:pPr>
+        <w:tabs>
+          <w:tab w:val="clear" w:pos="0"/>
+          <w:tab w:val="left" w:pos="1134"/>
+        </w:tabs>
+        <w:ind w:left="284" w:firstLine="0"/>
+        <w:rPr>
+          <w:color w:val="auto"/>
+        </w:rPr>
+      </w:pPr>
+      <w:r>
+        <w:rPr>
+          <w:color w:val="auto"/>
+        </w:rPr>
+        <w:t>{% endif -%}</w:t>
+      </w:r>
+    </w:p>
+    <w:p>
+      <w:pPr>
+        <w:tabs>
+          <w:tab w:val="clear" w:pos="0"/>
+          <w:tab w:val="left" w:pos="1134"/>
+        </w:tabs>
+        <w:ind w:left="284" w:firstLine="0"/>
+        <w:rPr>
+          <w:color w:val="auto"/>
+        </w:rPr>
+      </w:pPr>
+      <w:r>
+        <w:rPr>
+          <w:color w:val="auto"/>
+        </w:rPr>
+        <w:t>{% if exaustores and exaustores.trafo and exaustores.trafo.tem_equipamentos %}</w:t>
+      </w:r>
+    </w:p>
+    <w:p>
+      <w:pPr>
+        <w:tabs>
+          <w:tab w:val="clear" w:pos="0"/>
+          <w:tab w:val="left" w:pos="1134"/>
+        </w:tabs>
+        <w:ind w:left="284" w:firstLine="0"/>
+        <w:rPr>
+          <w:color w:val="auto"/>
+        </w:rPr>
+      </w:pPr>
+      <w:r>
+        <w:rPr>
+          <w:color w:val="auto"/>
+        </w:rPr>
+        <w:t>{{ ns.section }} -- EXAUSTORES DE ARREFECIMENTO - BAIA DE TRAFO</w:t>
+      </w:r>
+    </w:p>
+    <w:p>
+      <w:pPr>
+        <w:tabs>
+          <w:tab w:val="clear" w:pos="0"/>
+          <w:tab w:val="left" w:pos="1134"/>
+        </w:tabs>
+        <w:ind w:left="284" w:firstLine="0"/>
+        <w:rPr>
+          <w:color w:val="auto"/>
+        </w:rPr>
+      </w:pPr>
+      <w:r>
+        <w:rPr>
+          <w:color w:val="auto"/>
+        </w:rPr>
+        <w:t>{{ ns.section }}.1 - GENERALIDADES</w:t>
+      </w:r>
+    </w:p>
+    <w:p>
+      <w:pPr>
+        <w:tabs>
+          <w:tab w:val="clear" w:pos="0"/>
+          <w:tab w:val="left" w:pos="1134"/>
+        </w:tabs>
+        <w:ind w:left="284" w:firstLine="0"/>
+        <w:rPr>
+          <w:color w:val="auto"/>
+        </w:rPr>
+      </w:pPr>
+      <w:r>
+        <w:rPr>
+          <w:color w:val="auto"/>
+        </w:rPr>
+        <w:t>{{ ns.section }}.2 -- OPCIONAIS INCLUSOS</w:t>
+      </w:r>
+    </w:p>
+    <w:p>
+      <w:pPr>
+        <w:tabs>
+          <w:tab w:val="clear" w:pos="0"/>
+          <w:tab w:val="left" w:pos="1134"/>
+        </w:tabs>
+        <w:ind w:left="284" w:firstLine="0"/>
+        <w:rPr>
+          <w:color w:val="auto"/>
+        </w:rPr>
+      </w:pPr>
+      <w:r>
+        <w:rPr>
+          <w:color w:val="auto"/>
+        </w:rPr>
+        <w:lastRenderedPageBreak/>
+        <w:t>{{ ns.section }}.3 -- ALIMENTAÇÃO ELÉTRICA</w:t>
+      </w:r>
+    </w:p>
+    <w:p>
+      <w:pPr>
+        <w:tabs>
+          <w:tab w:val="clear" w:pos="0"/>
+          <w:tab w:val="left" w:pos="1134"/>
+        </w:tabs>
+        <w:ind w:left="284" w:firstLine="0"/>
+        <w:rPr>
+          <w:color w:val="auto"/>
+          <w:lang w:val="en-US"/>
+        </w:rPr>
+      </w:pPr>
+      <w:r>
+        <w:rPr>
+          <w:color w:val="auto"/>
+          <w:lang w:val="en-US"/>
+        </w:rPr>
+        <w:t>{% set ns.section = ns.section + 1 -%}</w:t>
+      </w:r>
+    </w:p>
+    <w:p>
+      <w:pPr>
+        <w:tabs>
+          <w:tab w:val="clear" w:pos="0"/>
+          <w:tab w:val="left" w:pos="1134"/>
+        </w:tabs>
+        <w:ind w:left="284" w:firstLine="0"/>
+        <w:rPr>
+          <w:color w:val="auto"/>
+          <w:lang w:val="en-US"/>
+        </w:rPr>
+      </w:pPr>
+      <w:r>
+        <w:rPr>
+          <w:color w:val="auto"/>
+          <w:lang w:val="en-US"/>
+        </w:rPr>
+        <w:t>{% set ns.page = ns.page + 3 -%}</w:t>
+      </w:r>
+    </w:p>
+    <w:p>
+      <w:pPr>
+        <w:tabs>
+          <w:tab w:val="clear" w:pos="0"/>
+          <w:tab w:val="left" w:pos="1134"/>
+        </w:tabs>
+        <w:ind w:left="284" w:firstLine="0"/>
+        <w:rPr>
+          <w:color w:val="auto"/>
+        </w:rPr>
+      </w:pPr>
+      <w:r>
+        <w:rPr>
+          <w:color w:val="auto"/>
+        </w:rPr>
+        <w:t>{% endif -%}</w:t>
+      </w:r>
+    </w:p>
+    <w:p>
+      <w:pPr>
+        <w:tabs>
+          <w:tab w:val="clear" w:pos="0"/>
+          <w:tab w:val="left" w:pos="1134"/>
+        </w:tabs>
+        <w:ind w:left="284" w:firstLine="0"/>
+        <w:rPr>
+          <w:color w:val="auto"/>
+        </w:rPr>
+      </w:pPr>
+      <w:r>
+        <w:rPr>
+          <w:color w:val="auto"/>
+        </w:rPr>
+        <w:t>{% if exaustores and exaustores.bateria and exaustores.bateria.tem_equipamentos %}</w:t>
+      </w:r>
+    </w:p>
+    <w:p>
+      <w:pPr>
+        <w:tabs>
+          <w:tab w:val="clear" w:pos="0"/>
+          <w:tab w:val="left" w:pos="1134"/>
+        </w:tabs>
+        <w:ind w:left="284" w:firstLine="0"/>
+        <w:rPr>
+          <w:color w:val="auto"/>
+        </w:rPr>
+      </w:pPr>
+      <w:r>
+        <w:rPr>
+          <w:color w:val="auto"/>
+        </w:rPr>
+        <w:t>{{ ns.section }} -- EXAUSTORES DE SALA DE BATERIAS</w:t>
+      </w:r>
+    </w:p>
+    <w:p>
+      <w:pPr>
+        <w:tabs>
+          <w:tab w:val="clear" w:pos="0"/>
+          <w:tab w:val="left" w:pos="1134"/>
+        </w:tabs>
+        <w:ind w:left="284" w:firstLine="0"/>
+        <w:rPr>
+          <w:color w:val="auto"/>
+        </w:rPr>
+      </w:pPr>
+      <w:r>
+        <w:rPr>
+          <w:color w:val="auto"/>
+        </w:rPr>
+        <w:t>{{ ns.section }}.1 - GENERALIDADES</w:t>
+      </w:r>
+    </w:p>
+    <w:p>
+      <w:pPr>
+        <w:tabs>
+          <w:tab w:val="clear" w:pos="0"/>
+          <w:tab w:val="left" w:pos="1134"/>
+        </w:tabs>
+        <w:ind w:left="284" w:firstLine="0"/>
+        <w:rPr>
+          <w:color w:val="auto"/>
+        </w:rPr>
+      </w:pPr>
+      <w:r>
+        <w:rPr>
+          <w:color w:val="auto"/>
+        </w:rPr>
+        <w:t>{{ ns.section }}.2 -- OPCIONAIS INCLUSOS</w:t>
+      </w:r>
+    </w:p>
+    <w:p>
+      <w:pPr>
+        <w:tabs>
+          <w:tab w:val="clear" w:pos="0"/>
+          <w:tab w:val="left" w:pos="1134"/>
+        </w:tabs>
+        <w:ind w:left="284" w:firstLine="0"/>
+        <w:rPr>
+          <w:color w:val="auto"/>
+        </w:rPr>
+      </w:pPr>
+      <w:r>
+        <w:rPr>
+          <w:color w:val="auto"/>
+        </w:rPr>
+        <w:t>{{ ns.section }}.3 -- ALIMENTAÇÃO ELÉTRICA</w:t>
+      </w:r>
+    </w:p>
+    <w:p>
+      <w:pPr>
+        <w:tabs>
+          <w:tab w:val="clear" w:pos="0"/>
+          <w:tab w:val="left" w:pos="1134"/>
+        </w:tabs>
+        <w:ind w:left="284" w:firstLine="0"/>
+        <w:rPr>
+          <w:color w:val="auto"/>
+          <w:lang w:val="en-US"/>
+        </w:rPr>
+      </w:pPr>
+      <w:r>
+        <w:rPr>
+          <w:color w:val="auto"/>
+          <w:lang w:val="en-US"/>
+        </w:rPr>
+        <w:t>{% set ns.section = ns.section + 1 -%}</w:t>
+      </w:r>
+    </w:p>
+    <w:p>
+      <w:pPr>
+        <w:tabs>
+          <w:tab w:val="clear" w:pos="0"/>
+          <w:tab w:val="left" w:pos="1134"/>
+        </w:tabs>
+        <w:ind w:left="284" w:firstLine="0"/>
+        <w:rPr>
+          <w:color w:val="auto"/>
+          <w:lang w:val="en-US"/>
+        </w:rPr>
+      </w:pPr>
+      <w:r>
+        <w:rPr>
+          <w:color w:val="auto"/>
+          <w:lang w:val="en-US"/>
+        </w:rPr>
+        <w:t>{% set ns.page = ns.page + 3 -%}</w:t>
+      </w:r>
+    </w:p>
+    <w:p>
+      <w:pPr>
+        <w:tabs>
+          <w:tab w:val="clear" w:pos="0"/>
+          <w:tab w:val="left" w:pos="1134"/>
+        </w:tabs>
+        <w:ind w:left="284" w:firstLine="0"/>
+        <w:rPr>
+          <w:color w:val="auto"/>
+        </w:rPr>
+      </w:pPr>
+      <w:r>
+        <w:rPr>
+          <w:color w:val="auto"/>
+        </w:rPr>
+        <w:t>{% endif -%}</w:t>
+      </w:r>
+    </w:p>
+    <w:p>
+      <w:pPr>
+        <w:tabs>
+          <w:tab w:val="clear" w:pos="0"/>
+          <w:tab w:val="left" w:pos="1134"/>
+        </w:tabs>
+        <w:ind w:left="284" w:firstLine="0"/>
+        <w:rPr>
+          <w:color w:val="auto"/>
+        </w:rPr>
+      </w:pPr>
+      <w:r>
+        <w:rPr>
+          <w:color w:val="auto"/>
+        </w:rPr>
+        <w:t>{% set centrifugo = equipamentos.por_tipo.get('Gabinete Centrifugo') -%}</w:t>
+      </w:r>
+    </w:p>
+    <w:p>
+      <w:pPr>
+        <w:tabs>
+          <w:tab w:val="clear" w:pos="0"/>
+          <w:tab w:val="left" w:pos="1134"/>
+        </w:tabs>
+        <w:ind w:left="284" w:firstLine="0"/>
+        <w:rPr>
+          <w:color w:val="auto"/>
+        </w:rPr>
+      </w:pPr>
+      <w:r>
+        <w:rPr>
+          <w:color w:val="auto"/>
+        </w:rPr>
+        <w:t>{% if centrifugo and centrifugo.tem_equipamentos %}</w:t>
+      </w:r>
+    </w:p>
+    <w:p>
+      <w:pPr>
+        <w:tabs>
+          <w:tab w:val="clear" w:pos="0"/>
+          <w:tab w:val="left" w:pos="1134"/>
+        </w:tabs>
+        <w:ind w:left="284" w:firstLine="0"/>
+        <w:rPr>
+          <w:color w:val="auto"/>
+        </w:rPr>
+      </w:pPr>
+      <w:r>
+        <w:rPr>
+          <w:color w:val="auto"/>
+        </w:rPr>
+        <w:t>{{ ns.section }} -- GABINETES CENTRÍFUGOS</w:t>
+      </w:r>
+    </w:p>
+    <w:p>
+      <w:pPr>
+        <w:tabs>
+          <w:tab w:val="clear" w:pos="0"/>
+          <w:tab w:val="left" w:pos="1134"/>
+        </w:tabs>
+        <w:ind w:left="284" w:firstLine="0"/>
+        <w:rPr>
+          <w:color w:val="auto"/>
+        </w:rPr>
+      </w:pPr>
+      <w:r>
+        <w:rPr>
+          <w:color w:val="auto"/>
+        </w:rPr>
+        <w:t>{{ ns.section }}.1 - GENERALIDADES</w:t>
+      </w:r>
+    </w:p>
+    <w:p>
+      <w:pPr>
+        <w:tabs>
+          <w:tab w:val="clear" w:pos="0"/>
+          <w:tab w:val="left" w:pos="1134"/>
+        </w:tabs>
+        <w:ind w:left="284" w:firstLine="0"/>
+        <w:rPr>
+          <w:color w:val="auto"/>
+        </w:rPr>
+      </w:pPr>
+      <w:r>
+        <w:rPr>
+          <w:color w:val="auto"/>
+        </w:rPr>
+        <w:t>{{ ns.section }}.2 -- ROTOR E VOLUTA</w:t>
+      </w:r>
+    </w:p>
+    <w:p>
+      <w:pPr>
+        <w:tabs>
+          <w:tab w:val="clear" w:pos="0"/>
+          <w:tab w:val="left" w:pos="1134"/>
+        </w:tabs>
+        <w:ind w:left="284" w:firstLine="0"/>
+        <w:rPr>
+          <w:color w:val="auto"/>
+        </w:rPr>
+      </w:pPr>
+      <w:r>
+        <w:rPr>
+          <w:color w:val="auto"/>
+        </w:rPr>
+        <w:t>{{ ns.section }}.3 -- OPCIONAIS INCLUSOS</w:t>
+      </w:r>
+    </w:p>
+    <w:p>
+      <w:pPr>
+        <w:tabs>
+          <w:tab w:val="clear" w:pos="0"/>
+          <w:tab w:val="left" w:pos="1134"/>
+        </w:tabs>
+        <w:ind w:left="284" w:firstLine="0"/>
+        <w:rPr>
+          <w:color w:val="auto"/>
+        </w:rPr>
+      </w:pPr>
+      <w:r>
+        <w:rPr>
+          <w:color w:val="auto"/>
+        </w:rPr>
+        <w:t>{{ ns.section }}.4 -- ALIMENTAÇÃO ELÉTRICA</w:t>
+      </w:r>
+    </w:p>
+    <w:p>
+      <w:pPr>
+        <w:tabs>
+          <w:tab w:val="clear" w:pos="0"/>
+          <w:tab w:val="left" w:pos="1134"/>
+        </w:tabs>
+        <w:ind w:left="284" w:firstLine="0"/>
+        <w:rPr>
+          <w:color w:val="auto"/>
+          <w:lang w:val="en-US"/>
+        </w:rPr>
+      </w:pPr>
+      <w:r>
+        <w:rPr>
+          <w:color w:val="auto"/>
+          <w:lang w:val="en-US"/>
+        </w:rPr>
+        <w:t>{% set ns.section = ns.section + 1 -%}</w:t>
+      </w:r>
+    </w:p>
+    <w:p>
+      <w:pPr>
+        <w:tabs>
+          <w:tab w:val="clear" w:pos="0"/>
+          <w:tab w:val="left" w:pos="1134"/>
+        </w:tabs>
+        <w:ind w:left="284" w:firstLine="0"/>
+        <w:rPr>
+          <w:color w:val="auto"/>
+          <w:lang w:val="en-US"/>
+        </w:rPr>
+      </w:pPr>
+      <w:r>
+        <w:rPr>
+          <w:color w:val="auto"/>
+          <w:lang w:val="en-US"/>
+        </w:rPr>
+        <w:t>{% set ns.page = ns.page + 3 -%}</w:t>
+      </w:r>
+    </w:p>
+    <w:p>
+      <w:pPr>
+        <w:tabs>
+          <w:tab w:val="clear" w:pos="0"/>
+          <w:tab w:val="left" w:pos="1134"/>
+        </w:tabs>
+        <w:ind w:left="284" w:firstLine="0"/>
+        <w:rPr>
+          <w:color w:val="auto"/>
+        </w:rPr>
+      </w:pPr>
+      <w:r>
+        <w:rPr>
+          <w:color w:val="auto"/>
+        </w:rPr>
+        <w:t>{% endif -%}</w:t>
+      </w:r>
+    </w:p>
+    <w:p>
+      <w:pPr>
+        <w:tabs>
+          <w:tab w:val="clear" w:pos="0"/>
+          <w:tab w:val="left" w:pos="1134"/>
+        </w:tabs>
+        <w:ind w:left="284" w:firstLine="0"/>
+        <w:rPr>
+          <w:color w:val="auto"/>
+        </w:rPr>
+      </w:pPr>
+      <w:r>
+        <w:rPr>
+          <w:color w:val="auto"/>
+        </w:rPr>
+        <w:t>{% for projeto in projetos -%}</w:t>
+      </w:r>
+    </w:p>
+    <w:p>
+      <w:pPr>
+        <w:tabs>
+          <w:tab w:val="clear" w:pos="0"/>
+          <w:tab w:val="left" w:pos="1134"/>
+        </w:tabs>
+        <w:ind w:left="284" w:firstLine="0"/>
+        <w:rPr>
+          <w:color w:val="auto"/>
+        </w:rPr>
+      </w:pPr>
+      <w:r>
+        <w:rPr>
+          <w:color w:val="auto"/>
+        </w:rPr>
+        <w:t>{% if projeto.tem_dutos %}</w:t>
+      </w:r>
+    </w:p>
+    <w:p>
+      <w:pPr>
+        <w:tabs>
+          <w:tab w:val="clear" w:pos="0"/>
+          <w:tab w:val="left" w:pos="1134"/>
+        </w:tabs>
+        <w:ind w:left="284" w:firstLine="0"/>
+        <w:rPr>
+          <w:color w:val="auto"/>
+        </w:rPr>
+      </w:pPr>
+      <w:r>
+        <w:rPr>
+          <w:color w:val="auto"/>
+        </w:rPr>
+        <w:t>{{ ns.section }} -- DUTOS DE AR</w:t>
+      </w:r>
+    </w:p>
+    <w:p>
+      <w:pPr>
+        <w:tabs>
+          <w:tab w:val="clear" w:pos="0"/>
+          <w:tab w:val="left" w:pos="1134"/>
+        </w:tabs>
+        <w:ind w:left="284" w:firstLine="0"/>
+        <w:rPr>
+          <w:color w:val="auto"/>
+        </w:rPr>
+      </w:pPr>
+      <w:r>
+        <w:rPr>
+          <w:color w:val="auto"/>
+        </w:rPr>
+        <w:t>{{ ns.section }}.1 -- DUTOS DE CLIMATIZAÇÃO</w:t>
+      </w:r>
+    </w:p>
+    <w:p>
+      <w:pPr>
+        <w:tabs>
+          <w:tab w:val="clear" w:pos="0"/>
+          <w:tab w:val="left" w:pos="1134"/>
+        </w:tabs>
+        <w:ind w:left="284" w:firstLine="0"/>
+        <w:rPr>
+          <w:color w:val="auto"/>
+          <w:lang w:val="en-US"/>
+        </w:rPr>
+      </w:pPr>
+      <w:r>
+        <w:rPr>
+          <w:color w:val="auto"/>
+          <w:lang w:val="en-US"/>
+        </w:rPr>
+        <w:t>{% set ns.section = ns.section + 1 -%}</w:t>
+      </w:r>
+    </w:p>
+    <w:p>
+      <w:pPr>
+        <w:tabs>
+          <w:tab w:val="clear" w:pos="0"/>
+          <w:tab w:val="left" w:pos="1134"/>
+        </w:tabs>
+        <w:ind w:left="284" w:firstLine="0"/>
+        <w:rPr>
+          <w:color w:val="auto"/>
+          <w:lang w:val="en-US"/>
+        </w:rPr>
+      </w:pPr>
+      <w:r>
+        <w:rPr>
+          <w:color w:val="auto"/>
+          <w:lang w:val="en-US"/>
+        </w:rPr>
+        <w:t>{% set ns.page = ns.page + 2 -%}</w:t>
+      </w:r>
+    </w:p>
+    <w:p>
+      <w:pPr>
+        <w:tabs>
+          <w:tab w:val="clear" w:pos="0"/>
+          <w:tab w:val="left" w:pos="1134"/>
+        </w:tabs>
+        <w:ind w:left="284" w:firstLine="0"/>
+        <w:rPr>
+          <w:color w:val="auto"/>
+          <w:lang w:val="en-US"/>
+        </w:rPr>
+      </w:pPr>
+      <w:r>
+        <w:rPr>
+          <w:color w:val="auto"/>
+          <w:lang w:val="en-US"/>
+        </w:rPr>
+        <w:t>{% endif -%}</w:t>
+      </w:r>
+    </w:p>
+    <w:p>
+      <w:pPr>
+        <w:tabs>
+          <w:tab w:val="clear" w:pos="0"/>
+          <w:tab w:val="left" w:pos="1134"/>
+        </w:tabs>
+        <w:ind w:left="284" w:firstLine="0"/>
+        <w:rPr>
+          <w:color w:val="auto"/>
+          <w:lang w:val="en-US"/>
+        </w:rPr>
+      </w:pPr>
+      <w:r>
+        <w:rPr>
+          <w:color w:val="auto"/>
+          <w:lang w:val="en-US"/>
+        </w:rPr>
+        <w:t>{% if projeto.acessorios.lista and projeto.acessorios.lista|length &gt; 0 %}</w:t>
+      </w:r>
+    </w:p>
+    <w:p>
+      <w:pPr>
+        <w:tabs>
+          <w:tab w:val="clear" w:pos="0"/>
+          <w:tab w:val="left" w:pos="1134"/>
+        </w:tabs>
+        <w:ind w:left="284" w:firstLine="0"/>
+        <w:rPr>
+          <w:color w:val="auto"/>
+          <w:lang w:val="en-US"/>
+        </w:rPr>
+      </w:pPr>
+      <w:r>
+        <w:rPr>
+          <w:color w:val="auto"/>
+          <w:lang w:val="en-US"/>
+        </w:rPr>
+        <w:t>{{ ns.section }} -- ACESSÓRIOS</w:t>
+      </w:r>
+    </w:p>
+    <w:p>
+      <w:pPr>
+        <w:tabs>
+          <w:tab w:val="clear" w:pos="0"/>
+          <w:tab w:val="left" w:pos="1134"/>
+        </w:tabs>
+        <w:ind w:left="284" w:firstLine="0"/>
+        <w:rPr>
+          <w:color w:val="auto"/>
+          <w:lang w:val="en-US"/>
+        </w:rPr>
+      </w:pPr>
+      <w:r>
+        <w:rPr>
+          <w:color w:val="auto"/>
+          <w:lang w:val="en-US"/>
+        </w:rPr>
+        <w:t>{% set subpage = ns.page + 1 -%}</w:t>
+      </w:r>
+    </w:p>
+    <w:p>
+      <w:pPr>
+        <w:tabs>
+          <w:tab w:val="clear" w:pos="0"/>
+          <w:tab w:val="left" w:pos="1134"/>
+        </w:tabs>
+        <w:ind w:left="284" w:firstLine="0"/>
+        <w:rPr>
+          <w:color w:val="auto"/>
+          <w:lang w:val="en-US"/>
+        </w:rPr>
+      </w:pPr>
+      <w:r>
+        <w:rPr>
+          <w:color w:val="auto"/>
+          <w:lang w:val="en-US"/>
+        </w:rPr>
+        <w:t>{% if projeto.acessorios.tem_dcf %}</w:t>
+      </w:r>
+    </w:p>
+    <w:p>
+      <w:pPr>
+        <w:tabs>
+          <w:tab w:val="clear" w:pos="0"/>
+          <w:tab w:val="left" w:pos="1134"/>
+        </w:tabs>
+        <w:ind w:left="284" w:firstLine="0"/>
+        <w:rPr>
+          <w:color w:val="auto"/>
+        </w:rPr>
+      </w:pPr>
+      <w:r>
+        <w:rPr>
+          <w:color w:val="auto"/>
+        </w:rPr>
+        <w:t>{{ ns.section }}.1 -- DAMPER CORTA-FOGO (somente se tiver)</w:t>
+      </w:r>
+    </w:p>
+    <w:p>
+      <w:pPr>
+        <w:tabs>
+          <w:tab w:val="clear" w:pos="0"/>
+          <w:tab w:val="left" w:pos="1134"/>
+        </w:tabs>
+        <w:ind w:left="284" w:firstLine="0"/>
+        <w:rPr>
+          <w:color w:val="auto"/>
+        </w:rPr>
+      </w:pPr>
+      <w:r>
+        <w:rPr>
+          <w:color w:val="auto"/>
+        </w:rPr>
+        <w:lastRenderedPageBreak/>
+        <w:t>{{ ns.section }}.2 -- ALIMENTAÇÃO ELÉTRICA</w:t>
+      </w:r>
+    </w:p>
+    <w:p>
+      <w:pPr>
+        <w:tabs>
+          <w:tab w:val="clear" w:pos="0"/>
+          <w:tab w:val="left" w:pos="1134"/>
+        </w:tabs>
+        <w:ind w:left="284" w:firstLine="0"/>
+        <w:rPr>
+          <w:color w:val="auto"/>
+        </w:rPr>
+      </w:pPr>
+      <w:r>
+        <w:rPr>
+          <w:color w:val="auto"/>
+        </w:rPr>
+        <w:t>{% set subpage = subpage + 2 -%}</w:t>
+      </w:r>
+    </w:p>
+    <w:p>
+      <w:pPr>
+        <w:tabs>
+          <w:tab w:val="clear" w:pos="0"/>
+          <w:tab w:val="left" w:pos="1134"/>
+        </w:tabs>
+        <w:ind w:left="284" w:firstLine="0"/>
+        <w:rPr>
+          <w:color w:val="auto"/>
+        </w:rPr>
+      </w:pPr>
+      <w:r>
+        <w:rPr>
+          <w:color w:val="auto"/>
+        </w:rPr>
+        <w:t>{% endif -%}</w:t>
+      </w:r>
+    </w:p>
+    <w:p>
+      <w:pPr>
+        <w:tabs>
+          <w:tab w:val="clear" w:pos="0"/>
+          <w:tab w:val="left" w:pos="1134"/>
+        </w:tabs>
+        <w:ind w:left="284" w:firstLine="0"/>
+        <w:rPr>
+          <w:color w:val="auto"/>
+        </w:rPr>
+      </w:pPr>
+      <w:r>
+        <w:rPr>
+          <w:color w:val="auto"/>
+        </w:rPr>
+        <w:t>{% if projeto.acessorios.tem_tae %}</w:t>
+      </w:r>
+    </w:p>
+    <w:p>
+      <w:pPr>
+        <w:tabs>
+          <w:tab w:val="clear" w:pos="0"/>
+          <w:tab w:val="left" w:pos="1134"/>
+        </w:tabs>
+        <w:ind w:left="284" w:firstLine="0"/>
+        <w:rPr>
+          <w:color w:val="auto"/>
+        </w:rPr>
+      </w:pPr>
+      <w:r>
+        <w:rPr>
+          <w:color w:val="auto"/>
+        </w:rPr>
+        <w:t>{{ ns.section }}.{{ '3' if projeto.acessorios.tem_dcf else '1' }} -- TOMADA DE AR EXTERNO</w:t>
+      </w:r>
+    </w:p>
+    <w:p>
+      <w:pPr>
+        <w:tabs>
+          <w:tab w:val="clear" w:pos="0"/>
+          <w:tab w:val="left" w:pos="1134"/>
+        </w:tabs>
+        <w:ind w:left="284" w:firstLine="0"/>
+        <w:rPr>
+          <w:color w:val="auto"/>
+        </w:rPr>
+      </w:pPr>
+      <w:r>
+        <w:rPr>
+          <w:color w:val="auto"/>
+        </w:rPr>
+        <w:t>{% set subpage = subpage + 1 -%}</w:t>
+      </w:r>
+    </w:p>
+    <w:p>
+      <w:pPr>
+        <w:tabs>
+          <w:tab w:val="clear" w:pos="0"/>
+          <w:tab w:val="left" w:pos="1134"/>
+        </w:tabs>
+        <w:ind w:left="284" w:firstLine="0"/>
+        <w:rPr>
+          <w:color w:val="auto"/>
+        </w:rPr>
+      </w:pPr>
+      <w:r>
+        <w:rPr>
+          <w:color w:val="auto"/>
+        </w:rPr>
+        <w:t>{% endif -%}</w:t>
+      </w:r>
+    </w:p>
+    <w:p>
+      <w:pPr>
+        <w:tabs>
+          <w:tab w:val="clear" w:pos="0"/>
+          <w:tab w:val="left" w:pos="1134"/>
+        </w:tabs>
+        <w:ind w:left="284" w:firstLine="0"/>
+        <w:rPr>
+          <w:color w:val="auto"/>
+        </w:rPr>
+      </w:pPr>
+      <w:r>
+        <w:rPr>
+          <w:color w:val="auto"/>
+        </w:rPr>
+        <w:t>{% if projeto.acessorios.tem_vz %}</w:t>
+      </w:r>
+    </w:p>
+    <w:p>
+      <w:pPr>
+        <w:tabs>
+          <w:tab w:val="clear" w:pos="0"/>
+          <w:tab w:val="left" w:pos="1134"/>
+        </w:tabs>
+        <w:ind w:left="284" w:firstLine="0"/>
+        <w:rPr>
+          <w:color w:val="auto"/>
+        </w:rPr>
+      </w:pPr>
+      <w:r>
+        <w:rPr>
+          <w:color w:val="auto"/>
+        </w:rPr>
+        <w:t>{{ ns.section }}.{{ '4' if projeto.acessorios.tem_dcf and projeto.acessorios.tem_tae else ('3' if (projeto.acessorios.tem_dcf or projeto.acessorios.tem_tae) else '1') }} -- VENEZIANA EXTERNA DE PROTEÇÃO</w:t>
+      </w:r>
+    </w:p>
+    <w:p>
+      <w:pPr>
+        <w:tabs>
+          <w:tab w:val="clear" w:pos="0"/>
+          <w:tab w:val="left" w:pos="1134"/>
+        </w:tabs>
+        <w:ind w:left="284" w:firstLine="0"/>
+        <w:rPr>
+          <w:color w:val="auto"/>
+          <w:lang w:val="en-US"/>
+        </w:rPr>
+      </w:pPr>
+      <w:r>
+        <w:rPr>
+          <w:color w:val="auto"/>
+          <w:lang w:val="en-US"/>
+        </w:rPr>
+        <w:t>{% endif -%}</w:t>
+      </w:r>
+    </w:p>
+    <w:p>
+      <w:pPr>
+        <w:tabs>
+          <w:tab w:val="clear" w:pos="0"/>
+          <w:tab w:val="left" w:pos="1134"/>
+        </w:tabs>
+        <w:ind w:left="284" w:firstLine="0"/>
+        <w:rPr>
+          <w:color w:val="auto"/>
+          <w:lang w:val="en-US"/>
+        </w:rPr>
+      </w:pPr>
+      <w:r>
+        <w:rPr>
+          <w:color w:val="auto"/>
+          <w:lang w:val="en-US"/>
+        </w:rPr>
+        <w:t>{% set ns.section = ns.section + 1 -%}</w:t>
+      </w:r>
+    </w:p>
+    <w:p>
+      <w:pPr>
+        <w:tabs>
+          <w:tab w:val="clear" w:pos="0"/>
+          <w:tab w:val="left" w:pos="1134"/>
+        </w:tabs>
+        <w:ind w:left="284" w:firstLine="0"/>
+        <w:rPr>
+          <w:color w:val="auto"/>
+          <w:lang w:val="en-US"/>
+        </w:rPr>
+      </w:pPr>
+      <w:r>
+        <w:rPr>
+          <w:color w:val="auto"/>
+          <w:lang w:val="en-US"/>
+        </w:rPr>
+        <w:t>{% set ns.page = subpage + 1 -%}</w:t>
+      </w:r>
+    </w:p>
+    <w:p>
+      <w:pPr>
+        <w:tabs>
+          <w:tab w:val="clear" w:pos="0"/>
+          <w:tab w:val="left" w:pos="1134"/>
+        </w:tabs>
+        <w:ind w:left="284" w:firstLine="0"/>
+        <w:rPr>
+          <w:color w:val="auto"/>
+          <w:lang w:val="en-US"/>
+        </w:rPr>
+      </w:pPr>
+      <w:r>
+        <w:rPr>
+          <w:color w:val="auto"/>
+          <w:lang w:val="en-US"/>
+        </w:rPr>
+        <w:t>{% endif -%}</w:t>
+      </w:r>
+    </w:p>
+    <w:p>
+      <w:pPr>
+        <w:tabs>
+          <w:tab w:val="clear" w:pos="0"/>
+          <w:tab w:val="left" w:pos="1134"/>
+        </w:tabs>
+        <w:ind w:left="284" w:firstLine="0"/>
+        <w:rPr>
+          <w:color w:val="auto"/>
+        </w:rPr>
+      </w:pPr>
+      <w:r>
+        <w:rPr>
+          <w:color w:val="auto"/>
+        </w:rPr>
+        <w:t>{% endfor %}</w:t>
+      </w:r>
+    </w:p>
+    <w:p>
+      <w:pPr>
+        <w:tabs>
+          <w:tab w:val="clear" w:pos="0"/>
+          <w:tab w:val="left" w:pos="1134"/>
+        </w:tabs>
+        <w:ind w:left="284" w:firstLine="0"/>
+        <w:rPr>
+          <w:color w:val="auto"/>
+        </w:rPr>
+      </w:pPr>
+      <w:r>
+        <w:rPr>
+          <w:color w:val="auto"/>
+        </w:rPr>
+        <w:t>{{ ns.section }} -- DOCUMENTAÇÃO DE PROJETO</w:t>
+      </w:r>
+    </w:p>
+    <w:p>
+      <w:pPr>
+        <w:tabs>
+          <w:tab w:val="clear" w:pos="0"/>
+          <w:tab w:val="left" w:pos="1134"/>
+        </w:tabs>
+        <w:ind w:left="284" w:firstLine="0"/>
+        <w:rPr>
+          <w:color w:val="auto"/>
+        </w:rPr>
+      </w:pPr>
+      <w:r>
+        <w:rPr>
+          <w:color w:val="auto"/>
+        </w:rPr>
+        <w:t>{{ ns.section }}.1 -- DESENHO .DWG</w:t>
+      </w:r>
+    </w:p>
+    <w:p>
+      <w:pPr>
+        <w:tabs>
+          <w:tab w:val="clear" w:pos="0"/>
+          <w:tab w:val="left" w:pos="1134"/>
+        </w:tabs>
+        <w:ind w:left="284" w:firstLine="0"/>
+        <w:rPr>
+          <w:color w:val="auto"/>
+        </w:rPr>
+      </w:pPr>
+      <w:r>
+        <w:rPr>
+          <w:color w:val="auto"/>
+        </w:rPr>
+        <w:t>{{ ns.section }}.2 -- MEMORIAL DESCRITIVO</w:t>
+      </w:r>
+    </w:p>
+    <w:p>
+      <w:pPr>
+        <w:tabs>
+          <w:tab w:val="clear" w:pos="0"/>
+          <w:tab w:val="left" w:pos="1134"/>
+        </w:tabs>
+        <w:ind w:left="284" w:firstLine="0"/>
+        <w:rPr>
+          <w:color w:val="auto"/>
+          <w:lang w:val="en-US"/>
+        </w:rPr>
+      </w:pPr>
+      <w:r>
+        <w:rPr>
+          <w:color w:val="auto"/>
+          <w:lang w:val="en-US"/>
+        </w:rPr>
+        <w:t>{% set ns.section = ns.section + 1 -%}</w:t>
+      </w:r>
+    </w:p>
+    <w:p>
+      <w:pPr>
+        <w:tabs>
+          <w:tab w:val="clear" w:pos="0"/>
+          <w:tab w:val="left" w:pos="1134"/>
+        </w:tabs>
+        <w:ind w:left="284" w:firstLine="0"/>
+        <w:rPr>
+          <w:color w:val="auto"/>
+          <w:lang w:val="en-US"/>
+        </w:rPr>
+      </w:pPr>
+      <w:r>
+        <w:rPr>
+          <w:color w:val="auto"/>
+          <w:lang w:val="en-US"/>
+        </w:rPr>
+        <w:t>{% set ns.page = ns.page + 2 %}</w:t>
+      </w:r>
+    </w:p>
+    <w:p>
+      <w:pPr>
+        <w:tabs>
+          <w:tab w:val="clear" w:pos="0"/>
+          <w:tab w:val="left" w:pos="1134"/>
+        </w:tabs>
+        <w:ind w:left="284" w:firstLine="0"/>
+        <w:rPr>
+          <w:color w:val="auto"/>
+        </w:rPr>
+      </w:pPr>
+      <w:r>
+        <w:rPr>
+          <w:color w:val="auto"/>
+        </w:rPr>
+        <w:t>{{ ns.section }} -- INFORMAÇÕES ADICIONAIS</w:t>
+      </w:r>
+    </w:p>
+    <w:p>
+      <w:pPr>
+        <w:tabs>
+          <w:tab w:val="clear" w:pos="0"/>
+          <w:tab w:val="left" w:pos="1134"/>
+        </w:tabs>
+        <w:ind w:left="284" w:firstLine="0"/>
+        <w:rPr>
+          <w:color w:val="auto"/>
+        </w:rPr>
+      </w:pPr>
+      <w:r>
+        <w:rPr>
+          <w:color w:val="auto"/>
+        </w:rPr>
+        <w:t>{{ ns.section }}.1 -- COMBATE A INCÊNDIO</w:t>
+      </w:r>
+    </w:p>
+    <w:p>
+      <w:pPr>
+        <w:tabs>
+          <w:tab w:val="clear" w:pos="0"/>
+          <w:tab w:val="left" w:pos="1134"/>
+        </w:tabs>
+        <w:ind w:left="284" w:firstLine="0"/>
+        <w:rPr>
+          <w:color w:val="auto"/>
+        </w:rPr>
+      </w:pPr>
+      <w:r>
+        <w:rPr>
+          <w:color w:val="auto"/>
+        </w:rPr>
+        <w:t>{{ ns.section }}.2 -- RESISTÊNCIA A FOGO (TRRF)</w:t>
+      </w:r>
+    </w:p>
+    <w:p>
+      <w:pPr>
+        <w:tabs>
+          <w:tab w:val="clear" w:pos="0"/>
+          <w:tab w:val="left" w:pos="1134"/>
+        </w:tabs>
+        <w:ind w:left="284" w:firstLine="0"/>
+        <w:rPr>
+          <w:color w:val="auto"/>
+        </w:rPr>
+      </w:pPr>
+      <w:r>
+        <w:rPr>
+          <w:color w:val="auto"/>
+        </w:rPr>
+        <w:t>{{ ns.section }}.3 -- DISSIPAÇÕES TÉRMICAS PROVENIENTES DE PAINÉIS</w:t>
+      </w:r>
+    </w:p>
+    <w:p>
+      <w:pPr>
+        <w:tabs>
+          <w:tab w:val="clear" w:pos="0"/>
+          <w:tab w:val="left" w:pos="1134"/>
+        </w:tabs>
+        <w:ind w:left="284" w:firstLine="0"/>
+        <w:rPr>
+          <w:color w:val="auto"/>
+        </w:rPr>
+      </w:pPr>
+      <w:r>
+        <w:rPr>
+          <w:color w:val="auto"/>
+        </w:rPr>
+        <w:t>{{ ns.section }}.4 -- PRESSURIZAÇÃO</w:t>
+      </w:r>
     </w:p>
     <w:p>
       <w:pPr>
@@ -6273,15 +4789,88 @@
           <w:color w:val="auto"/>
         </w:rPr>
       </w:pPr>
-      <w:bookmarkStart w:id="4" w:name="_Toc275424290"/>
-      <w:bookmarkStart w:id="5" w:name="_Toc275847515"/>
-      <w:bookmarkEnd w:id="3"/>
+    </w:p>
+    <w:p>
+      <w:pPr>
+        <w:ind w:firstLine="0"/>
+        <w:rPr>
+          <w:color w:val="auto"/>
+        </w:rPr>
+      </w:pPr>
+    </w:p>
+    <w:p>
+      <w:pPr>
+        <w:ind w:firstLine="0"/>
+        <w:rPr>
+          <w:color w:val="auto"/>
+        </w:rPr>
+      </w:pPr>
+    </w:p>
+    <w:p>
+      <w:pPr>
+        <w:ind w:firstLine="0"/>
+        <w:rPr>
+          <w:color w:val="auto"/>
+        </w:rPr>
+      </w:pPr>
+    </w:p>
+    <w:p>
+      <w:pPr>
+        <w:ind w:firstLine="0"/>
+        <w:rPr>
+          <w:color w:val="auto"/>
+        </w:rPr>
+      </w:pPr>
+    </w:p>
+    <w:p>
+      <w:pPr>
+        <w:ind w:firstLine="0"/>
+        <w:rPr>
+          <w:color w:val="auto"/>
+        </w:rPr>
+      </w:pPr>
+    </w:p>
+    <w:p>
+      <w:pPr>
+        <w:ind w:firstLine="0"/>
+        <w:rPr>
+          <w:color w:val="auto"/>
+        </w:rPr>
+      </w:pPr>
+    </w:p>
+    <w:p>
+      <w:pPr>
+        <w:ind w:firstLine="0"/>
+        <w:rPr>
+          <w:color w:val="auto"/>
+        </w:rPr>
+      </w:pPr>
+    </w:p>
+    <w:p>
+      <w:pPr>
+        <w:ind w:firstLine="0"/>
+        <w:rPr>
+          <w:color w:val="auto"/>
+        </w:rPr>
+      </w:pPr>
       <w:r>
         <w:rPr>
           <w:color w:val="auto"/>
         </w:rPr>
         <w:lastRenderedPageBreak/>
-        <w:t>{% for projeto in projetos -%}</w:t>
+        <w:t xml:space="preserve">{% for projeto in projetos </w:t>
+      </w:r>
+      <w:r>
+        <w:rPr>
+          <w:color w:val="auto"/>
+        </w:rPr>
+        <w:t>-</w:t>
+      </w:r>
+      <w:r>
+        <w:rPr>
+          <w:color w:val="auto"/>
+        </w:rPr>
+        <w:t>%}</w:t>
       </w:r>
     </w:p>
     <w:p>
@@ -6296,37 +4885,19 @@
       </w:pPr>
       <w:r>
         <w:rPr>
-          <w:rFonts w:cs="Times New Roman"/>
-          <w:b/>
-          <w:bCs/>
-          <w:color w:val="auto"/>
-          <w:lang w:val="x-none" w:eastAsia="x-none"/>
-        </w:rPr>
-        <w:t xml:space="preserve">1 – </w:t>
-      </w:r>
-      <w:r>
-        <w:rPr>
-          <w:rFonts w:cs="Times New Roman"/>
-          <w:b/>
-          <w:bCs/>
-          <w:color w:val="auto"/>
-          <w:lang w:eastAsia="x-none"/>
-        </w:rPr>
-        <w:t xml:space="preserve">GENERALIDADES DO SISTEMA </w:t>
-      </w:r>
-      <w:r>
-        <w:rPr>
-          <w:color w:val="auto"/>
-        </w:rPr>
-        <w:t xml:space="preserve">- </w:t>
-      </w:r>
-      <w:r>
-        <w:rPr>
-          <w:b/>
-          <w:bCs/>
-          <w:color w:val="auto"/>
-        </w:rPr>
-        <w:t>{{ projeto.nome }}</w:t>
+          <w:b/>
+          <w:bCs/>
+          <w:color w:val="auto"/>
+        </w:rPr>
+        <w:t>1 – GENERALIDADES DO SISTEMA - {{ projeto.nome</w:t>
+      </w:r>
+      <w:r>
+        <w:rPr>
+          <w:b/>
+          <w:bCs/>
+          <w:color w:val="auto"/>
+        </w:rPr>
+        <w:t xml:space="preserve"> }}</w:t>
       </w:r>
     </w:p>
     <w:p>
@@ -6511,7 +5082,7 @@
         <w:rPr>
           <w:color w:val="auto"/>
         </w:rPr>
-        <w:t>{% if maquina.quantidade &gt; 1 -%}</w:t>
+        <w:t>{% if maquina.tem_backup -%}</w:t>
       </w:r>
     </w:p>
     <w:p>
@@ -6532,7 +5103,7 @@
         <w:rPr>
           <w:color w:val="auto"/>
         </w:rPr>
-        <w:t xml:space="preserve"> Back-up: {{ maquina.quantidade - 1 }} atuante + 1 back-up</w:t>
+        <w:t xml:space="preserve"> Back-up: {{ maquina.quantidade_atuante }} atuante + {{ maquina.quantidade_backup }} back-up{% if maquina.quantidade_backup &gt; 1 %}s{% endif %}</w:t>
       </w:r>
     </w:p>
     <w:p>
@@ -6867,6 +5438,7 @@
         <w:rPr>
           <w:color w:val="auto"/>
         </w:rPr>
+        <w:lastRenderedPageBreak/>
         <w:t>{% if maquina.opcoes_selecionadas -%}</w:t>
       </w:r>
     </w:p>
@@ -7090,6 +5662,7 @@
             <w14:uncheckedState w14:val="2610" w14:font="MS Gothic"/>
           </w14:checkbox>
         </w:sdtPr>
+        <w:sdtEndPr/>
         <w:sdtContent>
           <w:r>
             <w:rPr>
@@ -7126,6 +5699,7 @@
             <w14:uncheckedState w14:val="2610" w14:font="MS Gothic"/>
           </w14:checkbox>
         </w:sdtPr>
+        <w:sdtEndPr/>
         <w:sdtContent>
           <w:r>
             <w:rPr>
@@ -7414,6 +5988,7 @@
         <w:rPr>
           <w:color w:val="auto"/>
         </w:rPr>
+        <w:lastRenderedPageBreak/>
         <w:t>{% if sala.tem_exaustao_trafo %}</w:t>
       </w:r>
     </w:p>
@@ -7441,7 +6016,6 @@
           <w:color w:val="auto"/>
           <w:u w:val="single"/>
         </w:rPr>
-        <w:lastRenderedPageBreak/>
         <w:t>Exaustão Sala de Trafo: ΔT = 10°C</w:t>
       </w:r>
     </w:p>
@@ -7478,6 +6052,7 @@
             <w14:uncheckedState w14:val="2610" w14:font="MS Gothic"/>
           </w14:checkbox>
         </w:sdtPr>
+        <w:sdtEndPr/>
         <w:sdtContent>
           <w:r>
             <w:rPr>
@@ -7514,6 +6089,7 @@
             <w14:uncheckedState w14:val="2610" w14:font="MS Gothic"/>
           </w14:checkbox>
         </w:sdtPr>
+        <w:sdtEndPr/>
         <w:sdtContent>
           <w:r>
             <w:rPr>
@@ -7981,6 +6557,7 @@
         <w:rPr>
           <w:color w:val="auto"/>
         </w:rPr>
+        <w:lastRenderedPageBreak/>
         <w:t xml:space="preserve">  N/A</w:t>
       </w:r>
     </w:p>
@@ -7994,7 +6571,6 @@
         <w:rPr>
           <w:color w:val="auto"/>
         </w:rPr>
-        <w:lastRenderedPageBreak/>
         <w:t>{% endif %}</w:t>
       </w:r>
     </w:p>
@@ -8056,6 +6632,7 @@
             <w14:uncheckedState w14:val="2610" w14:font="MS Gothic"/>
           </w14:checkbox>
         </w:sdtPr>
+        <w:sdtEndPr/>
         <w:sdtContent>
           <w:r>
             <w:rPr>
@@ -8093,6 +6670,7 @@
             <w14:uncheckedState w14:val="2610" w14:font="MS Gothic"/>
           </w14:checkbox>
         </w:sdtPr>
+        <w:sdtEndPr/>
         <w:sdtContent>
           <w:r>
             <w:rPr>
@@ -8130,6 +6708,7 @@
             <w14:uncheckedState w14:val="2610" w14:font="MS Gothic"/>
           </w14:checkbox>
         </w:sdtPr>
+        <w:sdtEndPr/>
         <w:sdtContent>
           <w:r>
             <w:rPr>
@@ -8167,6 +6746,7 @@
             <w14:uncheckedState w14:val="2610" w14:font="MS Gothic"/>
           </w14:checkbox>
         </w:sdtPr>
+        <w:sdtEndPr/>
         <w:sdtContent>
           <w:r>
             <w:rPr>
@@ -8204,6 +6784,7 @@
             <w14:uncheckedState w14:val="2610" w14:font="MS Gothic"/>
           </w14:checkbox>
         </w:sdtPr>
+        <w:sdtEndPr/>
         <w:sdtContent>
           <w:r>
             <w:rPr>
@@ -8241,6 +6822,7 @@
             <w14:uncheckedState w14:val="2610" w14:font="MS Gothic"/>
           </w14:checkbox>
         </w:sdtPr>
+        <w:sdtEndPr/>
         <w:sdtContent>
           <w:r>
             <w:rPr>
@@ -8296,6 +6878,7 @@
             <w14:uncheckedState w14:val="2610" w14:font="MS Gothic"/>
           </w14:checkbox>
         </w:sdtPr>
+        <w:sdtEndPr/>
         <w:sdtContent>
           <w:r>
             <w:rPr>
@@ -8331,6 +6914,7 @@
             <w14:uncheckedState w14:val="2610" w14:font="MS Gothic"/>
           </w14:checkbox>
         </w:sdtPr>
+        <w:sdtEndPr/>
         <w:sdtContent>
           <w:r>
             <w:rPr>
@@ -8602,7 +7186,6 @@
         <w:rPr>
           <w:color w:val="auto"/>
         </w:rPr>
-        <w:lastRenderedPageBreak/>
         <w:t>{{ ns.section-1 }}</w:t>
       </w:r>
       <w:r>
@@ -9010,6 +7593,7 @@
             <w14:uncheckedState w14:val="2610" w14:font="MS Gothic"/>
           </w14:checkbox>
         </w:sdtPr>
+        <w:sdtEndPr/>
         <w:sdtContent>
           <w:r>
             <w:rPr>
@@ -9045,6 +7629,7 @@
             <w14:uncheckedState w14:val="2610" w14:font="MS Gothic"/>
           </w14:checkbox>
         </w:sdtPr>
+        <w:sdtEndPr/>
         <w:sdtContent>
           <w:r>
             <w:rPr>
@@ -9220,6 +7805,7 @@
         <w:rPr>
           <w:color w:val="auto"/>
         </w:rPr>
+        <w:lastRenderedPageBreak/>
         <w:t>{% if maquina.potencia == '1TR' %}800 x 1.573 x 1.018 (L x A x P) mm; 155kg;</w:t>
       </w:r>
     </w:p>
@@ -9234,7 +7820,6 @@
         <w:rPr>
           <w:color w:val="auto"/>
         </w:rPr>
-        <w:lastRenderedPageBreak/>
         <w:t>{% elif maquina.potencia == '2TR' %}800 x 1.973 x 1.092 (L x A x P) mm; 175kg;</w:t>
       </w:r>
     </w:p>
@@ -10126,6 +8711,7 @@
             <w14:uncheckedState w14:val="2610" w14:font="MS Gothic"/>
           </w14:checkbox>
         </w:sdtPr>
+        <w:sdtEndPr/>
         <w:sdtContent>
           <w:r>
             <w:rPr>
@@ -10161,6 +8747,7 @@
             <w14:uncheckedState w14:val="2610" w14:font="MS Gothic"/>
           </w14:checkbox>
         </w:sdtPr>
+        <w:sdtEndPr/>
         <w:sdtContent>
           <w:r>
             <w:rPr>
@@ -10790,6 +9377,7 @@
             <w14:uncheckedState w14:val="2610" w14:font="MS Gothic"/>
           </w14:checkbox>
         </w:sdtPr>
+        <w:sdtEndPr/>
         <w:sdtContent>
           <w:r>
             <w:rPr>
@@ -10825,6 +9413,7 @@
             <w14:uncheckedState w14:val="2610" w14:font="MS Gothic"/>
           </w14:checkbox>
         </w:sdtPr>
+        <w:sdtEndPr/>
         <w:sdtContent>
           <w:r>
             <w:rPr>
@@ -11475,6 +10064,7 @@
             <w14:uncheckedState w14:val="2610" w14:font="MS Gothic"/>
           </w14:checkbox>
         </w:sdtPr>
+        <w:sdtEndPr/>
         <w:sdtContent>
           <w:r>
             <w:rPr>
@@ -11510,6 +10100,7 @@
             <w14:uncheckedState w14:val="2610" w14:font="MS Gothic"/>
           </w14:checkbox>
         </w:sdtPr>
+        <w:sdtEndPr/>
         <w:sdtContent>
           <w:r>
             <w:rPr>
@@ -12357,6 +10948,7 @@
             <w14:uncheckedState w14:val="2610" w14:font="MS Gothic"/>
           </w14:checkbox>
         </w:sdtPr>
+        <w:sdtEndPr/>
         <w:sdtContent>
           <w:r>
             <w:rPr>
@@ -12392,6 +10984,7 @@
             <w14:uncheckedState w14:val="2610" w14:font="MS Gothic"/>
           </w14:checkbox>
         </w:sdtPr>
+        <w:sdtEndPr/>
         <w:sdtContent>
           <w:r>
             <w:rPr>
@@ -13280,6 +11873,7 @@
             <w14:uncheckedState w14:val="2610" w14:font="MS Gothic"/>
           </w14:checkbox>
         </w:sdtPr>
+        <w:sdtEndPr/>
         <w:sdtContent>
           <w:r>
             <w:rPr>
@@ -13315,6 +11909,7 @@
             <w14:uncheckedState w14:val="2610" w14:font="MS Gothic"/>
           </w14:checkbox>
         </w:sdtPr>
+        <w:sdtEndPr/>
         <w:sdtContent>
           <w:r>
             <w:rPr>
@@ -13978,6 +12573,7 @@
             <w14:uncheckedState w14:val="2610" w14:font="MS Gothic"/>
           </w14:checkbox>
         </w:sdtPr>
+        <w:sdtEndPr/>
         <w:sdtContent>
           <w:r>
             <w:rPr>
@@ -14013,6 +12609,7 @@
             <w14:uncheckedState w14:val="2610" w14:font="MS Gothic"/>
           </w14:checkbox>
         </w:sdtPr>
+        <w:sdtEndPr/>
         <w:sdtContent>
           <w:r>
             <w:rPr>
@@ -14508,6 +13105,7 @@
             <w14:uncheckedState w14:val="2610" w14:font="MS Gothic"/>
           </w14:checkbox>
         </w:sdtPr>
+        <w:sdtEndPr/>
         <w:sdtContent>
           <w:r>
             <w:rPr>
@@ -14543,6 +13141,7 @@
             <w14:uncheckedState w14:val="2610" w14:font="MS Gothic"/>
           </w14:checkbox>
         </w:sdtPr>
+        <w:sdtEndPr/>
         <w:sdtContent>
           <w:r>
             <w:rPr>
@@ -15297,6 +13896,7 @@
             <w14:uncheckedState w14:val="2610" w14:font="MS Gothic"/>
           </w14:checkbox>
         </w:sdtPr>
+        <w:sdtEndPr/>
         <w:sdtContent>
           <w:r>
             <w:rPr>
@@ -15332,6 +13932,7 @@
             <w14:uncheckedState w14:val="2610" w14:font="MS Gothic"/>
           </w14:checkbox>
         </w:sdtPr>
+        <w:sdtEndPr/>
         <w:sdtContent>
           <w:r>
             <w:rPr>
@@ -15504,6 +14105,7 @@
             <w14:uncheckedState w14:val="2610" w14:font="MS Gothic"/>
           </w14:checkbox>
         </w:sdtPr>
+        <w:sdtEndPr/>
         <w:sdtContent>
           <w:r>
             <w:rPr>
@@ -15539,6 +14141,7 @@
             <w14:uncheckedState w14:val="2610" w14:font="MS Gothic"/>
           </w14:checkbox>
         </w:sdtPr>
+        <w:sdtEndPr/>
         <w:sdtContent>
           <w:r>
             <w:rPr>
@@ -15999,6 +14602,7 @@
             <w14:uncheckedState w14:val="2610" w14:font="MS Gothic"/>
           </w14:checkbox>
         </w:sdtPr>
+        <w:sdtEndPr/>
         <w:sdtContent>
           <w:r>
             <w:rPr>
@@ -16034,6 +14638,7 @@
             <w14:uncheckedState w14:val="2610" w14:font="MS Gothic"/>
           </w14:checkbox>
         </w:sdtPr>
+        <w:sdtEndPr/>
         <w:sdtContent>
           <w:r>
             <w:rPr>
@@ -16211,6 +14816,7 @@
             <w14:uncheckedState w14:val="2610" w14:font="MS Gothic"/>
           </w14:checkbox>
         </w:sdtPr>
+        <w:sdtEndPr/>
         <w:sdtContent>
           <w:r>
             <w:rPr>
@@ -16246,6 +14852,7 @@
             <w14:uncheckedState w14:val="2610" w14:font="MS Gothic"/>
           </w14:checkbox>
         </w:sdtPr>
+        <w:sdtEndPr/>
         <w:sdtContent>
           <w:r>
             <w:rPr>
@@ -16665,6 +15272,7 @@
             <w14:uncheckedState w14:val="2610" w14:font="MS Gothic"/>
           </w14:checkbox>
         </w:sdtPr>
+        <w:sdtEndPr/>
         <w:sdtContent>
           <w:r>
             <w:rPr>
@@ -16700,6 +15308,7 @@
             <w14:uncheckedState w14:val="2610" w14:font="MS Gothic"/>
           </w14:checkbox>
         </w:sdtPr>
+        <w:sdtEndPr/>
         <w:sdtContent>
           <w:r>
             <w:rPr>
@@ -16889,6 +15498,7 @@
             <w14:uncheckedState w14:val="2610" w14:font="MS Gothic"/>
           </w14:checkbox>
         </w:sdtPr>
+        <w:sdtEndPr/>
         <w:sdtContent>
           <w:r>
             <w:rPr>
@@ -16924,6 +15534,7 @@
             <w14:uncheckedState w14:val="2610" w14:font="MS Gothic"/>
           </w14:checkbox>
         </w:sdtPr>
+        <w:sdtEndPr/>
         <w:sdtContent>
           <w:r>
             <w:rPr>
@@ -17305,6 +15916,7 @@
             <w14:uncheckedState w14:val="2610" w14:font="MS Gothic"/>
           </w14:checkbox>
         </w:sdtPr>
+        <w:sdtEndPr/>
         <w:sdtContent>
           <w:r>
             <w:rPr>
@@ -17340,6 +15952,7 @@
             <w14:uncheckedState w14:val="2610" w14:font="MS Gothic"/>
           </w14:checkbox>
         </w:sdtPr>
+        <w:sdtEndPr/>
         <w:sdtContent>
           <w:r>
             <w:rPr>
@@ -17495,6 +16108,7 @@
             <w14:uncheckedState w14:val="2610" w14:font="MS Gothic"/>
           </w14:checkbox>
         </w:sdtPr>
+        <w:sdtEndPr/>
         <w:sdtContent>
           <w:r>
             <w:rPr>
@@ -17530,6 +16144,7 @@
             <w14:uncheckedState w14:val="2610" w14:font="MS Gothic"/>
           </w14:checkbox>
         </w:sdtPr>
+        <w:sdtEndPr/>
         <w:sdtContent>
           <w:r>
             <w:rPr>
@@ -17909,6 +16524,7 @@
             <w14:uncheckedState w14:val="2610" w14:font="MS Gothic"/>
           </w14:checkbox>
         </w:sdtPr>
+        <w:sdtEndPr/>
         <w:sdtContent>
           <w:r>
             <w:rPr>
@@ -17944,6 +16560,7 @@
             <w14:uncheckedState w14:val="2610" w14:font="MS Gothic"/>
           </w14:checkbox>
         </w:sdtPr>
+        <w:sdtEndPr/>
         <w:sdtContent>
           <w:r>
             <w:rPr>
@@ -18110,6 +16727,7 @@
             <w14:uncheckedState w14:val="2610" w14:font="MS Gothic"/>
           </w14:checkbox>
         </w:sdtPr>
+        <w:sdtEndPr/>
         <w:sdtContent>
           <w:r>
             <w:rPr>
@@ -18145,6 +16763,7 @@
             <w14:uncheckedState w14:val="2610" w14:font="MS Gothic"/>
           </w14:checkbox>
         </w:sdtPr>
+        <w:sdtEndPr/>
         <w:sdtContent>
           <w:r>
             <w:rPr>
@@ -18812,6 +17431,7 @@
             <w14:uncheckedState w14:val="2610" w14:font="MS Gothic"/>
           </w14:checkbox>
         </w:sdtPr>
+        <w:sdtEndPr/>
         <w:sdtContent>
           <w:r>
             <w:rPr>
@@ -18835,6 +17455,7 @@
             <w14:uncheckedState w14:val="2610" w14:font="MS Gothic"/>
           </w14:checkbox>
         </w:sdtPr>
+        <w:sdtEndPr/>
         <w:sdtContent>
           <w:r>
             <w:rPr>
@@ -18858,6 +17479,7 @@
             <w14:uncheckedState w14:val="2610" w14:font="MS Gothic"/>
           </w14:checkbox>
         </w:sdtPr>
+        <w:sdtEndPr/>
         <w:sdtContent>
           <w:r>
             <w:rPr>
@@ -18881,6 +17503,7 @@
             <w14:uncheckedState w14:val="2610" w14:font="MS Gothic"/>
           </w14:checkbox>
         </w:sdtPr>
+        <w:sdtEndPr/>
         <w:sdtContent>
           <w:r>
             <w:rPr>
@@ -18910,6 +17533,7 @@
             <w14:uncheckedState w14:val="2610" w14:font="MS Gothic"/>
           </w14:checkbox>
         </w:sdtPr>
+        <w:sdtEndPr/>
         <w:sdtContent>
           <w:r>
             <w:rPr>
@@ -18933,6 +17557,7 @@
             <w14:uncheckedState w14:val="2610" w14:font="MS Gothic"/>
           </w14:checkbox>
         </w:sdtPr>
+        <w:sdtEndPr/>
         <w:sdtContent>
           <w:r>
             <w:rPr>
@@ -19229,6 +17854,7 @@
             <w14:uncheckedState w14:val="2610" w14:font="MS Gothic"/>
           </w14:checkbox>
         </w:sdtPr>
+        <w:sdtEndPr/>
         <w:sdtContent>
           <w:r>
             <w:rPr>
@@ -19252,6 +17878,7 @@
             <w14:uncheckedState w14:val="2610" w14:font="MS Gothic"/>
           </w14:checkbox>
         </w:sdtPr>
+        <w:sdtEndPr/>
         <w:sdtContent>
           <w:r>
             <w:rPr>
@@ -19275,6 +17902,7 @@
             <w14:uncheckedState w14:val="2610" w14:font="MS Gothic"/>
           </w14:checkbox>
         </w:sdtPr>
+        <w:sdtEndPr/>
         <w:sdtContent>
           <w:r>
             <w:rPr>
@@ -19298,6 +17926,7 @@
             <w14:uncheckedState w14:val="2610" w14:font="MS Gothic"/>
           </w14:checkbox>
         </w:sdtPr>
+        <w:sdtEndPr/>
         <w:sdtContent>
           <w:r>
             <w:rPr>
@@ -19327,6 +17956,7 @@
             <w14:uncheckedState w14:val="2610" w14:font="MS Gothic"/>
           </w14:checkbox>
         </w:sdtPr>
+        <w:sdtEndPr/>
         <w:sdtContent>
           <w:r>
             <w:rPr>
@@ -19350,6 +17980,7 @@
             <w14:uncheckedState w14:val="2610" w14:font="MS Gothic"/>
           </w14:checkbox>
         </w:sdtPr>
+        <w:sdtEndPr/>
         <w:sdtContent>
           <w:r>
             <w:rPr>
@@ -19439,6 +18070,7 @@
             <w14:uncheckedState w14:val="2610" w14:font="MS Gothic"/>
           </w14:checkbox>
         </w:sdtPr>
+        <w:sdtEndPr/>
         <w:sdtContent>
           <w:r>
             <w:rPr>
@@ -19462,6 +18094,7 @@
             <w14:uncheckedState w14:val="2610" w14:font="MS Gothic"/>
           </w14:checkbox>
         </w:sdtPr>
+        <w:sdtEndPr/>
         <w:sdtContent>
           <w:r>
             <w:rPr>
@@ -19499,6 +18132,7 @@
             <w14:uncheckedState w14:val="2610" w14:font="MS Gothic"/>
           </w14:checkbox>
         </w:sdtPr>
+        <w:sdtEndPr/>
         <w:sdtContent>
           <w:r>
             <w:rPr>
@@ -19534,6 +18168,7 @@
             <w14:uncheckedState w14:val="2610" w14:font="MS Gothic"/>
           </w14:checkbox>
         </w:sdtPr>
+        <w:sdtEndPr/>
         <w:sdtContent>
           <w:r>
             <w:rPr>
